--- a/LLDD/word/FE/LLDD-FE-Foundation.docx
+++ b/LLDD/word/FE/LLDD-FE-Foundation.docx
@@ -103,11 +103,15 @@
               <w:keepLines/>
               <w:spacing w:after="0"/>
             </w:pPr>
-            <w:r/>
-            <w:r>
-              <w:rPr>
-                <w:rFonts w:ascii="Arial" w:hAnsi="Arial" w:eastAsia="Arial"/>
-                <w:b w:val="0"/>
+            <w:r>
+              <w:rPr>
+                <w:rFonts w:ascii="Arial" w:hAnsi="Arial" w:eastAsia="Arial"/>
+                <w:sz w:val="18"/>
+              </w:rPr>
+            </w:r>
+            <w:r>
+              <w:rPr>
+                <w:rFonts w:ascii="Arial" w:hAnsi="Arial" w:eastAsia="Arial"/>
                 <w:sz w:val="18"/>
               </w:rPr>
               <w:t>วัตถุประสงค์</w:t>
@@ -124,11 +128,15 @@
               <w:keepLines/>
               <w:spacing w:after="0"/>
             </w:pPr>
-            <w:r/>
-            <w:r>
-              <w:rPr>
-                <w:rFonts w:ascii="Arial" w:hAnsi="Arial" w:eastAsia="Arial"/>
-                <w:b w:val="0"/>
+            <w:r>
+              <w:rPr>
+                <w:rFonts w:ascii="Arial" w:hAnsi="Arial" w:eastAsia="Arial"/>
+                <w:sz w:val="18"/>
+              </w:rPr>
+            </w:r>
+            <w:r>
+              <w:rPr>
+                <w:rFonts w:ascii="Arial" w:hAnsi="Arial" w:eastAsia="Arial"/>
                 <w:sz w:val="18"/>
               </w:rPr>
               <w:t>ใช้เป็นรายละเอียดระดับพัฒนาสำหรับออกแบบ ลงมือพัฒนา ตรวจทาน และทดสอบขอบเขตที่ระบุในฉบับนี้</w:t>
@@ -150,11 +158,15 @@
               <w:keepLines/>
               <w:spacing w:after="0"/>
             </w:pPr>
-            <w:r/>
-            <w:r>
-              <w:rPr>
-                <w:rFonts w:ascii="Arial" w:hAnsi="Arial" w:eastAsia="Arial"/>
-                <w:b w:val="0"/>
+            <w:r>
+              <w:rPr>
+                <w:rFonts w:ascii="Arial" w:hAnsi="Arial" w:eastAsia="Arial"/>
+                <w:sz w:val="18"/>
+              </w:rPr>
+            </w:r>
+            <w:r>
+              <w:rPr>
+                <w:rFonts w:ascii="Arial" w:hAnsi="Arial" w:eastAsia="Arial"/>
                 <w:sz w:val="18"/>
               </w:rPr>
               <w:t>ลำดับการอ่าน</w:t>
@@ -171,11 +183,15 @@
               <w:keepLines/>
               <w:spacing w:after="0"/>
             </w:pPr>
-            <w:r/>
-            <w:r>
-              <w:rPr>
-                <w:rFonts w:ascii="Arial" w:hAnsi="Arial" w:eastAsia="Arial"/>
-                <w:b w:val="0"/>
+            <w:r>
+              <w:rPr>
+                <w:rFonts w:ascii="Arial" w:hAnsi="Arial" w:eastAsia="Arial"/>
+                <w:sz w:val="18"/>
+              </w:rPr>
+            </w:r>
+            <w:r>
+              <w:rPr>
+                <w:rFonts w:ascii="Arial" w:hAnsi="Arial" w:eastAsia="Arial"/>
                 <w:sz w:val="18"/>
               </w:rPr>
               <w:t>เริ่มจาก Overview และ Scope จากนั้นตรวจ Field/Validation, Implementation, Contract, Processing Flow, Acceptance Criteria และ Test Checklist ตามลำดับ</w:t>
@@ -197,11 +213,15 @@
               <w:keepLines/>
               <w:spacing w:after="0"/>
             </w:pPr>
-            <w:r/>
-            <w:r>
-              <w:rPr>
-                <w:rFonts w:ascii="Arial" w:hAnsi="Arial" w:eastAsia="Arial"/>
-                <w:b w:val="0"/>
+            <w:r>
+              <w:rPr>
+                <w:rFonts w:ascii="Arial" w:hAnsi="Arial" w:eastAsia="Arial"/>
+                <w:sz w:val="18"/>
+              </w:rPr>
+            </w:r>
+            <w:r>
+              <w:rPr>
+                <w:rFonts w:ascii="Arial" w:hAnsi="Arial" w:eastAsia="Arial"/>
                 <w:sz w:val="18"/>
               </w:rPr>
               <w:t>ผลลัพธ์ที่คาดหวัง</w:t>
@@ -218,11 +238,15 @@
               <w:keepLines/>
               <w:spacing w:after="0"/>
             </w:pPr>
-            <w:r/>
-            <w:r>
-              <w:rPr>
-                <w:rFonts w:ascii="Arial" w:hAnsi="Arial" w:eastAsia="Arial"/>
-                <w:b w:val="0"/>
+            <w:r>
+              <w:rPr>
+                <w:rFonts w:ascii="Arial" w:hAnsi="Arial" w:eastAsia="Arial"/>
+                <w:sz w:val="18"/>
+              </w:rPr>
+            </w:r>
+            <w:r>
+              <w:rPr>
+                <w:rFonts w:ascii="Arial" w:hAnsi="Arial" w:eastAsia="Arial"/>
                 <w:sz w:val="18"/>
               </w:rPr>
               <w:t>ผู้อ่านสามารถระบุ input, ขั้นตอนประมวลผล, output, เงื่อนไขผิดพลาด และหลักฐานการทดสอบได้จากเนื้อหาในฉบับเดียว</w:t>
@@ -322,11 +346,15 @@
               <w:keepLines/>
               <w:spacing w:after="0"/>
             </w:pPr>
-            <w:r/>
-            <w:r>
-              <w:rPr>
-                <w:rFonts w:ascii="Arial" w:hAnsi="Arial" w:eastAsia="Arial"/>
-                <w:b w:val="0"/>
+            <w:r>
+              <w:rPr>
+                <w:rFonts w:ascii="Arial" w:hAnsi="Arial" w:eastAsia="Arial"/>
+                <w:sz w:val="18"/>
+              </w:rPr>
+            </w:r>
+            <w:r>
+              <w:rPr>
+                <w:rFonts w:ascii="Arial" w:hAnsi="Arial" w:eastAsia="Arial"/>
                 <w:sz w:val="18"/>
               </w:rPr>
               <w:t>Track</w:t>
@@ -343,11 +371,15 @@
               <w:keepLines/>
               <w:spacing w:after="0"/>
             </w:pPr>
-            <w:r/>
-            <w:r>
-              <w:rPr>
-                <w:rFonts w:ascii="Arial" w:hAnsi="Arial" w:eastAsia="Arial"/>
-                <w:b w:val="0"/>
+            <w:r>
+              <w:rPr>
+                <w:rFonts w:ascii="Arial" w:hAnsi="Arial" w:eastAsia="Arial"/>
+                <w:sz w:val="18"/>
+              </w:rPr>
+            </w:r>
+            <w:r>
+              <w:rPr>
+                <w:rFonts w:ascii="Arial" w:hAnsi="Arial" w:eastAsia="Arial"/>
                 <w:sz w:val="18"/>
               </w:rPr>
               <w:t>FE</w:t>
@@ -369,11 +401,15 @@
               <w:keepLines/>
               <w:spacing w:after="0"/>
             </w:pPr>
-            <w:r/>
-            <w:r>
-              <w:rPr>
-                <w:rFonts w:ascii="Arial" w:hAnsi="Arial" w:eastAsia="Arial"/>
-                <w:b w:val="0"/>
+            <w:r>
+              <w:rPr>
+                <w:rFonts w:ascii="Arial" w:hAnsi="Arial" w:eastAsia="Arial"/>
+                <w:sz w:val="18"/>
+              </w:rPr>
+            </w:r>
+            <w:r>
+              <w:rPr>
+                <w:rFonts w:ascii="Arial" w:hAnsi="Arial" w:eastAsia="Arial"/>
                 <w:sz w:val="18"/>
               </w:rPr>
               <w:t>Estimate</w:t>
@@ -390,14 +426,18 @@
               <w:keepLines/>
               <w:spacing w:after="0"/>
             </w:pPr>
-            <w:r/>
-            <w:r>
-              <w:rPr>
-                <w:rFonts w:ascii="Arial" w:hAnsi="Arial" w:eastAsia="Arial"/>
-                <w:b w:val="0"/>
-                <w:sz w:val="18"/>
-              </w:rPr>
-              <w:t>42 ชั่วโมง</w:t>
+            <w:r>
+              <w:rPr>
+                <w:rFonts w:ascii="Arial" w:hAnsi="Arial" w:eastAsia="Arial"/>
+                <w:sz w:val="18"/>
+              </w:rPr>
+            </w:r>
+            <w:r>
+              <w:rPr>
+                <w:rFonts w:ascii="Arial" w:hAnsi="Arial" w:eastAsia="Arial"/>
+                <w:sz w:val="18"/>
+              </w:rPr>
+              <w:t>40 ชั่วโมง</w:t>
             </w:r>
           </w:p>
         </w:tc>
@@ -416,11 +456,15 @@
               <w:keepLines/>
               <w:spacing w:after="0"/>
             </w:pPr>
-            <w:r/>
-            <w:r>
-              <w:rPr>
-                <w:rFonts w:ascii="Arial" w:hAnsi="Arial" w:eastAsia="Arial"/>
-                <w:b w:val="0"/>
+            <w:r>
+              <w:rPr>
+                <w:rFonts w:ascii="Arial" w:hAnsi="Arial" w:eastAsia="Arial"/>
+                <w:sz w:val="18"/>
+              </w:rPr>
+            </w:r>
+            <w:r>
+              <w:rPr>
+                <w:rFonts w:ascii="Arial" w:hAnsi="Arial" w:eastAsia="Arial"/>
                 <w:sz w:val="18"/>
               </w:rPr>
               <w:t>Owner</w:t>
@@ -437,14 +481,18 @@
               <w:keepLines/>
               <w:spacing w:after="0"/>
             </w:pPr>
-            <w:r/>
-            <w:r>
-              <w:rPr>
-                <w:rFonts w:ascii="Arial" w:hAnsi="Arial" w:eastAsia="Arial"/>
-                <w:b w:val="0"/>
-                <w:sz w:val="18"/>
-              </w:rPr>
-              <w:t>Chidchanok &lt;lin&gt; Saengamnat</w:t>
+            <w:r>
+              <w:rPr>
+                <w:rFonts w:ascii="Arial" w:hAnsi="Arial" w:eastAsia="Arial"/>
+                <w:sz w:val="18"/>
+              </w:rPr>
+            </w:r>
+            <w:r>
+              <w:rPr>
+                <w:rFonts w:ascii="Arial" w:hAnsi="Arial" w:eastAsia="Arial"/>
+                <w:sz w:val="18"/>
+              </w:rPr>
+              <w:t>Kittisak &lt;New&gt; Kaeowika</w:t>
             </w:r>
           </w:p>
         </w:tc>
@@ -463,11 +511,15 @@
               <w:keepLines/>
               <w:spacing w:after="0"/>
             </w:pPr>
-            <w:r/>
-            <w:r>
-              <w:rPr>
-                <w:rFonts w:ascii="Arial" w:hAnsi="Arial" w:eastAsia="Arial"/>
-                <w:b w:val="0"/>
+            <w:r>
+              <w:rPr>
+                <w:rFonts w:ascii="Arial" w:hAnsi="Arial" w:eastAsia="Arial"/>
+                <w:sz w:val="18"/>
+              </w:rPr>
+            </w:r>
+            <w:r>
+              <w:rPr>
+                <w:rFonts w:ascii="Arial" w:hAnsi="Arial" w:eastAsia="Arial"/>
                 <w:sz w:val="18"/>
               </w:rPr>
               <w:t>Objective</w:t>
@@ -484,11 +536,15 @@
               <w:keepLines/>
               <w:spacing w:after="0"/>
             </w:pPr>
-            <w:r/>
-            <w:r>
-              <w:rPr>
-                <w:rFonts w:ascii="Arial" w:hAnsi="Arial" w:eastAsia="Arial"/>
-                <w:b w:val="0"/>
+            <w:r>
+              <w:rPr>
+                <w:rFonts w:ascii="Arial" w:hAnsi="Arial" w:eastAsia="Arial"/>
+                <w:sz w:val="18"/>
+              </w:rPr>
+            </w:r>
+            <w:r>
+              <w:rPr>
+                <w:rFonts w:ascii="Arial" w:hAnsi="Arial" w:eastAsia="Arial"/>
                 <w:sz w:val="18"/>
               </w:rPr>
               <w:t>เตรียม foundation ฝั่ง Frontend สำหรับ SBP Mall: routing, API client, constants, shared state, formatters, mock mapping และ shared UI primitives; เอกสารนี้ไม่ใช่หน้าจอ Dashboard</w:t>
@@ -763,11 +819,15 @@
               <w:keepLines/>
               <w:spacing w:after="0"/>
             </w:pPr>
-            <w:r/>
-            <w:r>
-              <w:rPr>
-                <w:rFonts w:ascii="Arial" w:hAnsi="Arial" w:eastAsia="Arial"/>
-                <w:b w:val="0"/>
+            <w:r>
+              <w:rPr>
+                <w:rFonts w:ascii="Arial" w:hAnsi="Arial" w:eastAsia="Arial"/>
+                <w:sz w:val="18"/>
+              </w:rPr>
+            </w:r>
+            <w:r>
+              <w:rPr>
+                <w:rFonts w:ascii="Arial" w:hAnsi="Arial" w:eastAsia="Arial"/>
                 <w:sz w:val="18"/>
               </w:rPr>
               <w:t>routePath</w:t>
@@ -784,11 +844,15 @@
               <w:keepLines/>
               <w:spacing w:after="0"/>
             </w:pPr>
-            <w:r/>
-            <w:r>
-              <w:rPr>
-                <w:rFonts w:ascii="Arial" w:hAnsi="Arial" w:eastAsia="Arial"/>
-                <w:b w:val="0"/>
+            <w:r>
+              <w:rPr>
+                <w:rFonts w:ascii="Arial" w:hAnsi="Arial" w:eastAsia="Arial"/>
+                <w:sz w:val="18"/>
+              </w:rPr>
+            </w:r>
+            <w:r>
+              <w:rPr>
+                <w:rFonts w:ascii="Arial" w:hAnsi="Arial" w:eastAsia="Arial"/>
                 <w:sz w:val="18"/>
               </w:rPr>
               <w:t>string</w:t>
@@ -805,11 +869,15 @@
               <w:keepLines/>
               <w:spacing w:after="0"/>
             </w:pPr>
-            <w:r/>
-            <w:r>
-              <w:rPr>
-                <w:rFonts w:ascii="Arial" w:hAnsi="Arial" w:eastAsia="Arial"/>
-                <w:b w:val="0"/>
+            <w:r>
+              <w:rPr>
+                <w:rFonts w:ascii="Arial" w:hAnsi="Arial" w:eastAsia="Arial"/>
+                <w:sz w:val="18"/>
+              </w:rPr>
+            </w:r>
+            <w:r>
+              <w:rPr>
+                <w:rFonts w:ascii="Arial" w:hAnsi="Arial" w:eastAsia="Arial"/>
                 <w:sz w:val="18"/>
               </w:rPr>
               <w:t>required</w:t>
@@ -826,11 +894,15 @@
               <w:keepLines/>
               <w:spacing w:after="0"/>
             </w:pPr>
-            <w:r/>
-            <w:r>
-              <w:rPr>
-                <w:rFonts w:ascii="Arial" w:hAnsi="Arial" w:eastAsia="Arial"/>
-                <w:b w:val="0"/>
+            <w:r>
+              <w:rPr>
+                <w:rFonts w:ascii="Arial" w:hAnsi="Arial" w:eastAsia="Arial"/>
+                <w:sz w:val="18"/>
+              </w:rPr>
+            </w:r>
+            <w:r>
+              <w:rPr>
+                <w:rFonts w:ascii="Arial" w:hAnsi="Arial" w:eastAsia="Arial"/>
                 <w:sz w:val="18"/>
               </w:rPr>
               <w:t>ต้อง map กับเมนู SBP Mall</w:t>
@@ -852,11 +924,15 @@
               <w:keepLines/>
               <w:spacing w:after="0"/>
             </w:pPr>
-            <w:r/>
-            <w:r>
-              <w:rPr>
-                <w:rFonts w:ascii="Arial" w:hAnsi="Arial" w:eastAsia="Arial"/>
-                <w:b w:val="0"/>
+            <w:r>
+              <w:rPr>
+                <w:rFonts w:ascii="Arial" w:hAnsi="Arial" w:eastAsia="Arial"/>
+                <w:sz w:val="18"/>
+              </w:rPr>
+            </w:r>
+            <w:r>
+              <w:rPr>
+                <w:rFonts w:ascii="Arial" w:hAnsi="Arial" w:eastAsia="Arial"/>
                 <w:sz w:val="18"/>
               </w:rPr>
               <w:t>apiBaseUrl</w:t>
@@ -873,11 +949,15 @@
               <w:keepLines/>
               <w:spacing w:after="0"/>
             </w:pPr>
-            <w:r/>
-            <w:r>
-              <w:rPr>
-                <w:rFonts w:ascii="Arial" w:hAnsi="Arial" w:eastAsia="Arial"/>
-                <w:b w:val="0"/>
+            <w:r>
+              <w:rPr>
+                <w:rFonts w:ascii="Arial" w:hAnsi="Arial" w:eastAsia="Arial"/>
+                <w:sz w:val="18"/>
+              </w:rPr>
+            </w:r>
+            <w:r>
+              <w:rPr>
+                <w:rFonts w:ascii="Arial" w:hAnsi="Arial" w:eastAsia="Arial"/>
                 <w:sz w:val="18"/>
               </w:rPr>
               <w:t>URL</w:t>
@@ -894,11 +974,15 @@
               <w:keepLines/>
               <w:spacing w:after="0"/>
             </w:pPr>
-            <w:r/>
-            <w:r>
-              <w:rPr>
-                <w:rFonts w:ascii="Arial" w:hAnsi="Arial" w:eastAsia="Arial"/>
-                <w:b w:val="0"/>
+            <w:r>
+              <w:rPr>
+                <w:rFonts w:ascii="Arial" w:hAnsi="Arial" w:eastAsia="Arial"/>
+                <w:sz w:val="18"/>
+              </w:rPr>
+            </w:r>
+            <w:r>
+              <w:rPr>
+                <w:rFonts w:ascii="Arial" w:hAnsi="Arial" w:eastAsia="Arial"/>
                 <w:sz w:val="18"/>
               </w:rPr>
               <w:t>required by env</w:t>
@@ -915,11 +999,15 @@
               <w:keepLines/>
               <w:spacing w:after="0"/>
             </w:pPr>
-            <w:r/>
-            <w:r>
-              <w:rPr>
-                <w:rFonts w:ascii="Arial" w:hAnsi="Arial" w:eastAsia="Arial"/>
-                <w:b w:val="0"/>
+            <w:r>
+              <w:rPr>
+                <w:rFonts w:ascii="Arial" w:hAnsi="Arial" w:eastAsia="Arial"/>
+                <w:sz w:val="18"/>
+              </w:rPr>
+            </w:r>
+            <w:r>
+              <w:rPr>
+                <w:rFonts w:ascii="Arial" w:hAnsi="Arial" w:eastAsia="Arial"/>
                 <w:sz w:val="18"/>
               </w:rPr>
               <w:t>ใช้กับทุก API call</w:t>
@@ -941,11 +1029,15 @@
               <w:keepLines/>
               <w:spacing w:after="0"/>
             </w:pPr>
-            <w:r/>
-            <w:r>
-              <w:rPr>
-                <w:rFonts w:ascii="Arial" w:hAnsi="Arial" w:eastAsia="Arial"/>
-                <w:b w:val="0"/>
+            <w:r>
+              <w:rPr>
+                <w:rFonts w:ascii="Arial" w:hAnsi="Arial" w:eastAsia="Arial"/>
+                <w:sz w:val="18"/>
+              </w:rPr>
+            </w:r>
+            <w:r>
+              <w:rPr>
+                <w:rFonts w:ascii="Arial" w:hAnsi="Arial" w:eastAsia="Arial"/>
                 <w:sz w:val="18"/>
               </w:rPr>
               <w:t>statusCode</w:t>
@@ -962,11 +1054,15 @@
               <w:keepLines/>
               <w:spacing w:after="0"/>
             </w:pPr>
-            <w:r/>
-            <w:r>
-              <w:rPr>
-                <w:rFonts w:ascii="Arial" w:hAnsi="Arial" w:eastAsia="Arial"/>
-                <w:b w:val="0"/>
+            <w:r>
+              <w:rPr>
+                <w:rFonts w:ascii="Arial" w:hAnsi="Arial" w:eastAsia="Arial"/>
+                <w:sz w:val="18"/>
+              </w:rPr>
+            </w:r>
+            <w:r>
+              <w:rPr>
+                <w:rFonts w:ascii="Arial" w:hAnsi="Arial" w:eastAsia="Arial"/>
                 <w:sz w:val="18"/>
               </w:rPr>
               <w:t>string</w:t>
@@ -983,11 +1079,15 @@
               <w:keepLines/>
               <w:spacing w:after="0"/>
             </w:pPr>
-            <w:r/>
-            <w:r>
-              <w:rPr>
-                <w:rFonts w:ascii="Arial" w:hAnsi="Arial" w:eastAsia="Arial"/>
-                <w:b w:val="0"/>
+            <w:r>
+              <w:rPr>
+                <w:rFonts w:ascii="Arial" w:hAnsi="Arial" w:eastAsia="Arial"/>
+                <w:sz w:val="18"/>
+              </w:rPr>
+            </w:r>
+            <w:r>
+              <w:rPr>
+                <w:rFonts w:ascii="Arial" w:hAnsi="Arial" w:eastAsia="Arial"/>
                 <w:sz w:val="18"/>
               </w:rPr>
               <w:t>must map to status dictionary</w:t>
@@ -1004,11 +1104,15 @@
               <w:keepLines/>
               <w:spacing w:after="0"/>
             </w:pPr>
-            <w:r/>
-            <w:r>
-              <w:rPr>
-                <w:rFonts w:ascii="Arial" w:hAnsi="Arial" w:eastAsia="Arial"/>
-                <w:b w:val="0"/>
+            <w:r>
+              <w:rPr>
+                <w:rFonts w:ascii="Arial" w:hAnsi="Arial" w:eastAsia="Arial"/>
+                <w:sz w:val="18"/>
+              </w:rPr>
+            </w:r>
+            <w:r>
+              <w:rPr>
+                <w:rFonts w:ascii="Arial" w:hAnsi="Arial" w:eastAsia="Arial"/>
                 <w:sz w:val="18"/>
               </w:rPr>
               <w:t>ใช้ร่วมกับ StatusBadge</w:t>
@@ -1030,11 +1134,15 @@
               <w:keepLines/>
               <w:spacing w:after="0"/>
             </w:pPr>
-            <w:r/>
-            <w:r>
-              <w:rPr>
-                <w:rFonts w:ascii="Arial" w:hAnsi="Arial" w:eastAsia="Arial"/>
-                <w:b w:val="0"/>
+            <w:r>
+              <w:rPr>
+                <w:rFonts w:ascii="Arial" w:hAnsi="Arial" w:eastAsia="Arial"/>
+                <w:sz w:val="18"/>
+              </w:rPr>
+            </w:r>
+            <w:r>
+              <w:rPr>
+                <w:rFonts w:ascii="Arial" w:hAnsi="Arial" w:eastAsia="Arial"/>
                 <w:sz w:val="18"/>
               </w:rPr>
               <w:t>mockData</w:t>
@@ -1051,11 +1159,15 @@
               <w:keepLines/>
               <w:spacing w:after="0"/>
             </w:pPr>
-            <w:r/>
-            <w:r>
-              <w:rPr>
-                <w:rFonts w:ascii="Arial" w:hAnsi="Arial" w:eastAsia="Arial"/>
-                <w:b w:val="0"/>
+            <w:r>
+              <w:rPr>
+                <w:rFonts w:ascii="Arial" w:hAnsi="Arial" w:eastAsia="Arial"/>
+                <w:sz w:val="18"/>
+              </w:rPr>
+            </w:r>
+            <w:r>
+              <w:rPr>
+                <w:rFonts w:ascii="Arial" w:hAnsi="Arial" w:eastAsia="Arial"/>
                 <w:sz w:val="18"/>
               </w:rPr>
               <w:t>JSON</w:t>
@@ -1072,11 +1184,15 @@
               <w:keepLines/>
               <w:spacing w:after="0"/>
             </w:pPr>
-            <w:r/>
-            <w:r>
-              <w:rPr>
-                <w:rFonts w:ascii="Arial" w:hAnsi="Arial" w:eastAsia="Arial"/>
-                <w:b w:val="0"/>
+            <w:r>
+              <w:rPr>
+                <w:rFonts w:ascii="Arial" w:hAnsi="Arial" w:eastAsia="Arial"/>
+                <w:sz w:val="18"/>
+              </w:rPr>
+            </w:r>
+            <w:r>
+              <w:rPr>
+                <w:rFonts w:ascii="Arial" w:hAnsi="Arial" w:eastAsia="Arial"/>
                 <w:sz w:val="18"/>
               </w:rPr>
               <w:t>schema compatible with API response</w:t>
@@ -1093,11 +1209,15 @@
               <w:keepLines/>
               <w:spacing w:after="0"/>
             </w:pPr>
-            <w:r/>
-            <w:r>
-              <w:rPr>
-                <w:rFonts w:ascii="Arial" w:hAnsi="Arial" w:eastAsia="Arial"/>
-                <w:b w:val="0"/>
+            <w:r>
+              <w:rPr>
+                <w:rFonts w:ascii="Arial" w:hAnsi="Arial" w:eastAsia="Arial"/>
+                <w:sz w:val="18"/>
+              </w:rPr>
+            </w:r>
+            <w:r>
+              <w:rPr>
+                <w:rFonts w:ascii="Arial" w:hAnsi="Arial" w:eastAsia="Arial"/>
                 <w:sz w:val="18"/>
               </w:rPr>
               <w:t>ใช้ก่อน BE พร้อม</w:t>
@@ -1192,11 +1312,15 @@
               <w:keepLines/>
               <w:spacing w:after="0"/>
             </w:pPr>
-            <w:r/>
-            <w:r>
-              <w:rPr>
-                <w:rFonts w:ascii="Arial" w:hAnsi="Arial" w:eastAsia="Arial"/>
-                <w:b w:val="0"/>
+            <w:r>
+              <w:rPr>
+                <w:rFonts w:ascii="Arial" w:hAnsi="Arial" w:eastAsia="Arial"/>
+                <w:sz w:val="18"/>
+              </w:rPr>
+            </w:r>
+            <w:r>
+              <w:rPr>
+                <w:rFonts w:ascii="Arial" w:hAnsi="Arial" w:eastAsia="Arial"/>
                 <w:sz w:val="18"/>
               </w:rPr>
               <w:t>Input</w:t>
@@ -1213,11 +1337,15 @@
               <w:keepLines/>
               <w:spacing w:after="0"/>
             </w:pPr>
-            <w:r/>
-            <w:r>
-              <w:rPr>
-                <w:rFonts w:ascii="Arial" w:hAnsi="Arial" w:eastAsia="Arial"/>
-                <w:b w:val="0"/>
+            <w:r>
+              <w:rPr>
+                <w:rFonts w:ascii="Arial" w:hAnsi="Arial" w:eastAsia="Arial"/>
+                <w:sz w:val="18"/>
+              </w:rPr>
+            </w:r>
+            <w:r>
+              <w:rPr>
+                <w:rFonts w:ascii="Arial" w:hAnsi="Arial" w:eastAsia="Arial"/>
                 <w:sz w:val="18"/>
               </w:rPr>
               <w:t>GET /api/v1/document-statuses; GET /api/v1/me/menus</w:t>
@@ -1239,11 +1367,15 @@
               <w:keepLines/>
               <w:spacing w:after="0"/>
             </w:pPr>
-            <w:r/>
-            <w:r>
-              <w:rPr>
-                <w:rFonts w:ascii="Arial" w:hAnsi="Arial" w:eastAsia="Arial"/>
-                <w:b w:val="0"/>
+            <w:r>
+              <w:rPr>
+                <w:rFonts w:ascii="Arial" w:hAnsi="Arial" w:eastAsia="Arial"/>
+                <w:sz w:val="18"/>
+              </w:rPr>
+            </w:r>
+            <w:r>
+              <w:rPr>
+                <w:rFonts w:ascii="Arial" w:hAnsi="Arial" w:eastAsia="Arial"/>
                 <w:sz w:val="18"/>
               </w:rPr>
               <w:t>Progress</w:t>
@@ -1260,11 +1392,15 @@
               <w:keepLines/>
               <w:spacing w:after="0"/>
             </w:pPr>
-            <w:r/>
-            <w:r>
-              <w:rPr>
-                <w:rFonts w:ascii="Arial" w:hAnsi="Arial" w:eastAsia="Arial"/>
-                <w:b w:val="0"/>
+            <w:r>
+              <w:rPr>
+                <w:rFonts w:ascii="Arial" w:hAnsi="Arial" w:eastAsia="Arial"/>
+                <w:sz w:val="18"/>
+              </w:rPr>
+            </w:r>
+            <w:r>
+              <w:rPr>
+                <w:rFonts w:ascii="Arial" w:hAnsi="Arial" w:eastAsia="Arial"/>
                 <w:sz w:val="18"/>
               </w:rPr>
               <w:t>Initialize app config; Register SBP Mall routes; Create shared API client; Prepare constants/formatters</w:t>
@@ -1286,11 +1422,15 @@
               <w:keepLines/>
               <w:spacing w:after="0"/>
             </w:pPr>
-            <w:r/>
-            <w:r>
-              <w:rPr>
-                <w:rFonts w:ascii="Arial" w:hAnsi="Arial" w:eastAsia="Arial"/>
-                <w:b w:val="0"/>
+            <w:r>
+              <w:rPr>
+                <w:rFonts w:ascii="Arial" w:hAnsi="Arial" w:eastAsia="Arial"/>
+                <w:sz w:val="18"/>
+              </w:rPr>
+            </w:r>
+            <w:r>
+              <w:rPr>
+                <w:rFonts w:ascii="Arial" w:hAnsi="Arial" w:eastAsia="Arial"/>
                 <w:sz w:val="18"/>
               </w:rPr>
               <w:t>Output</w:t>
@@ -1307,11 +1447,15 @@
               <w:keepLines/>
               <w:spacing w:after="0"/>
             </w:pPr>
-            <w:r/>
-            <w:r>
-              <w:rPr>
-                <w:rFonts w:ascii="Arial" w:hAnsi="Arial" w:eastAsia="Arial"/>
-                <w:b w:val="0"/>
+            <w:r>
+              <w:rPr>
+                <w:rFonts w:ascii="Arial" w:hAnsi="Arial" w:eastAsia="Arial"/>
+                <w:sz w:val="18"/>
+              </w:rPr>
+            </w:r>
+            <w:r>
+              <w:rPr>
+                <w:rFonts w:ascii="Arial" w:hAnsi="Arial" w:eastAsia="Arial"/>
                 <w:sz w:val="18"/>
               </w:rPr>
               <w:t>Rendered UI state or normalized API response with status/message and audit-ready trace reference.</w:t>
@@ -1452,11 +1596,15 @@
               <w:keepLines/>
               <w:spacing w:after="0"/>
             </w:pPr>
-            <w:r/>
-            <w:r>
-              <w:rPr>
-                <w:rFonts w:ascii="Arial" w:hAnsi="Arial" w:eastAsia="Arial"/>
-                <w:b w:val="0"/>
+            <w:r>
+              <w:rPr>
+                <w:rFonts w:ascii="Arial" w:hAnsi="Arial" w:eastAsia="Arial"/>
+                <w:sz w:val="18"/>
+              </w:rPr>
+            </w:r>
+            <w:r>
+              <w:rPr>
+                <w:rFonts w:ascii="Arial" w:hAnsi="Arial" w:eastAsia="Arial"/>
                 <w:sz w:val="18"/>
               </w:rPr>
               <w:t>C01</w:t>
@@ -1473,11 +1621,15 @@
               <w:keepLines/>
               <w:spacing w:after="0"/>
             </w:pPr>
-            <w:r/>
-            <w:r>
-              <w:rPr>
-                <w:rFonts w:ascii="Arial" w:hAnsi="Arial" w:eastAsia="Arial"/>
-                <w:b w:val="0"/>
+            <w:r>
+              <w:rPr>
+                <w:rFonts w:ascii="Arial" w:hAnsi="Arial" w:eastAsia="Arial"/>
+                <w:sz w:val="18"/>
+              </w:rPr>
+            </w:r>
+            <w:r>
+              <w:rPr>
+                <w:rFonts w:ascii="Arial" w:hAnsi="Arial" w:eastAsia="Arial"/>
                 <w:sz w:val="18"/>
               </w:rPr>
               <w:t>Non-screen technical foundation</w:t>
@@ -1494,11 +1646,15 @@
               <w:keepLines/>
               <w:spacing w:after="0"/>
             </w:pPr>
-            <w:r/>
-            <w:r>
-              <w:rPr>
-                <w:rFonts w:ascii="Arial" w:hAnsi="Arial" w:eastAsia="Arial"/>
-                <w:b w:val="0"/>
+            <w:r>
+              <w:rPr>
+                <w:rFonts w:ascii="Arial" w:hAnsi="Arial" w:eastAsia="Arial"/>
+                <w:sz w:val="18"/>
+              </w:rPr>
+            </w:r>
+            <w:r>
+              <w:rPr>
+                <w:rFonts w:ascii="Arial" w:hAnsi="Arial" w:eastAsia="Arial"/>
                 <w:sz w:val="18"/>
               </w:rPr>
               <w:t>ประกอบ app bootstrap, environment validation, providers และ error boundary โดยไม่สร้าง business screen</w:t>
@@ -1515,11 +1671,15 @@
               <w:keepLines/>
               <w:spacing w:after="0"/>
             </w:pPr>
-            <w:r/>
-            <w:r>
-              <w:rPr>
-                <w:rFonts w:ascii="Arial" w:hAnsi="Arial" w:eastAsia="Arial"/>
-                <w:b w:val="0"/>
+            <w:r>
+              <w:rPr>
+                <w:rFonts w:ascii="Arial" w:hAnsi="Arial" w:eastAsia="Arial"/>
+                <w:sz w:val="18"/>
+              </w:rPr>
+            </w:r>
+            <w:r>
+              <w:rPr>
+                <w:rFonts w:ascii="Arial" w:hAnsi="Arial" w:eastAsia="Arial"/>
                 <w:sz w:val="18"/>
               </w:rPr>
               <w:t>เปิด application shell ได้เมื่อ config ครบ และ fail-fast พร้อมข้อความเมื่อ config ขาด</w:t>
@@ -1541,11 +1701,15 @@
               <w:keepLines/>
               <w:spacing w:after="0"/>
             </w:pPr>
-            <w:r/>
-            <w:r>
-              <w:rPr>
-                <w:rFonts w:ascii="Arial" w:hAnsi="Arial" w:eastAsia="Arial"/>
-                <w:b w:val="0"/>
+            <w:r>
+              <w:rPr>
+                <w:rFonts w:ascii="Arial" w:hAnsi="Arial" w:eastAsia="Arial"/>
+                <w:sz w:val="18"/>
+              </w:rPr>
+            </w:r>
+            <w:r>
+              <w:rPr>
+                <w:rFonts w:ascii="Arial" w:hAnsi="Arial" w:eastAsia="Arial"/>
                 <w:sz w:val="18"/>
               </w:rPr>
               <w:t>C02</w:t>
@@ -1562,11 +1726,15 @@
               <w:keepLines/>
               <w:spacing w:after="0"/>
             </w:pPr>
-            <w:r/>
-            <w:r>
-              <w:rPr>
-                <w:rFonts w:ascii="Arial" w:hAnsi="Arial" w:eastAsia="Arial"/>
-                <w:b w:val="0"/>
+            <w:r>
+              <w:rPr>
+                <w:rFonts w:ascii="Arial" w:hAnsi="Arial" w:eastAsia="Arial"/>
+                <w:sz w:val="18"/>
+              </w:rPr>
+            </w:r>
+            <w:r>
+              <w:rPr>
+                <w:rFonts w:ascii="Arial" w:hAnsi="Arial" w:eastAsia="Arial"/>
                 <w:sz w:val="18"/>
               </w:rPr>
               <w:t>Route/module registry เฉพาะ SBP Mall</w:t>
@@ -1583,11 +1751,15 @@
               <w:keepLines/>
               <w:spacing w:after="0"/>
             </w:pPr>
-            <w:r/>
-            <w:r>
-              <w:rPr>
-                <w:rFonts w:ascii="Arial" w:hAnsi="Arial" w:eastAsia="Arial"/>
-                <w:b w:val="0"/>
+            <w:r>
+              <w:rPr>
+                <w:rFonts w:ascii="Arial" w:hAnsi="Arial" w:eastAsia="Arial"/>
+                <w:sz w:val="18"/>
+              </w:rPr>
+            </w:r>
+            <w:r>
+              <w:rPr>
+                <w:rFonts w:ascii="Arial" w:hAnsi="Arial" w:eastAsia="Arial"/>
                 <w:sz w:val="18"/>
               </w:rPr>
               <w:t>ลงทะเบียน route/module ของ SBP Mall และเชื่อม route guard กับ menuCode จาก API</w:t>
@@ -1604,11 +1776,15 @@
               <w:keepLines/>
               <w:spacing w:after="0"/>
             </w:pPr>
-            <w:r/>
-            <w:r>
-              <w:rPr>
-                <w:rFonts w:ascii="Arial" w:hAnsi="Arial" w:eastAsia="Arial"/>
-                <w:b w:val="0"/>
+            <w:r>
+              <w:rPr>
+                <w:rFonts w:ascii="Arial" w:hAnsi="Arial" w:eastAsia="Arial"/>
+                <w:sz w:val="18"/>
+              </w:rPr>
+            </w:r>
+            <w:r>
+              <w:rPr>
+                <w:rFonts w:ascii="Arial" w:hAnsi="Arial" w:eastAsia="Arial"/>
                 <w:sz w:val="18"/>
               </w:rPr>
               <w:t>ทุก route เข้าได้เฉพาะเมื่อ menu contract อนุญาตและ unknown route ไป not-found</w:t>
@@ -1630,11 +1806,15 @@
               <w:keepLines/>
               <w:spacing w:after="0"/>
             </w:pPr>
-            <w:r/>
-            <w:r>
-              <w:rPr>
-                <w:rFonts w:ascii="Arial" w:hAnsi="Arial" w:eastAsia="Arial"/>
-                <w:b w:val="0"/>
+            <w:r>
+              <w:rPr>
+                <w:rFonts w:ascii="Arial" w:hAnsi="Arial" w:eastAsia="Arial"/>
+                <w:sz w:val="18"/>
+              </w:rPr>
+            </w:r>
+            <w:r>
+              <w:rPr>
+                <w:rFonts w:ascii="Arial" w:hAnsi="Arial" w:eastAsia="Arial"/>
                 <w:sz w:val="18"/>
               </w:rPr>
               <w:t>C03</w:t>
@@ -1651,11 +1831,15 @@
               <w:keepLines/>
               <w:spacing w:after="0"/>
             </w:pPr>
-            <w:r/>
-            <w:r>
-              <w:rPr>
-                <w:rFonts w:ascii="Arial" w:hAnsi="Arial" w:eastAsia="Arial"/>
-                <w:b w:val="0"/>
+            <w:r>
+              <w:rPr>
+                <w:rFonts w:ascii="Arial" w:hAnsi="Arial" w:eastAsia="Arial"/>
+                <w:sz w:val="18"/>
+              </w:rPr>
+            </w:r>
+            <w:r>
+              <w:rPr>
+                <w:rFonts w:ascii="Arial" w:hAnsi="Arial" w:eastAsia="Arial"/>
                 <w:sz w:val="18"/>
               </w:rPr>
               <w:t>API client และ response typing</w:t>
@@ -1672,11 +1856,15 @@
               <w:keepLines/>
               <w:spacing w:after="0"/>
             </w:pPr>
-            <w:r/>
-            <w:r>
-              <w:rPr>
-                <w:rFonts w:ascii="Arial" w:hAnsi="Arial" w:eastAsia="Arial"/>
-                <w:b w:val="0"/>
+            <w:r>
+              <w:rPr>
+                <w:rFonts w:ascii="Arial" w:hAnsi="Arial" w:eastAsia="Arial"/>
+                <w:sz w:val="18"/>
+              </w:rPr>
+            </w:r>
+            <w:r>
+              <w:rPr>
+                <w:rFonts w:ascii="Arial" w:hAnsi="Arial" w:eastAsia="Arial"/>
                 <w:sz w:val="18"/>
               </w:rPr>
               <w:t>จัดโครงสร้าง DTO, API adapter และ query key กลางให้ response typing ตรงกับ contract</w:t>
@@ -1693,11 +1881,15 @@
               <w:keepLines/>
               <w:spacing w:after="0"/>
             </w:pPr>
-            <w:r/>
-            <w:r>
-              <w:rPr>
-                <w:rFonts w:ascii="Arial" w:hAnsi="Arial" w:eastAsia="Arial"/>
-                <w:b w:val="0"/>
+            <w:r>
+              <w:rPr>
+                <w:rFonts w:ascii="Arial" w:hAnsi="Arial" w:eastAsia="Arial"/>
+                <w:sz w:val="18"/>
+              </w:rPr>
+            </w:r>
+            <w:r>
+              <w:rPr>
+                <w:rFonts w:ascii="Arial" w:hAnsi="Arial" w:eastAsia="Arial"/>
                 <w:sz w:val="18"/>
               </w:rPr>
               <w:t>TypeScript build ผ่านและ feature ไม่ cast unknown response แบบ ad hoc</w:t>
@@ -1719,11 +1911,15 @@
               <w:keepLines/>
               <w:spacing w:after="0"/>
             </w:pPr>
-            <w:r/>
-            <w:r>
-              <w:rPr>
-                <w:rFonts w:ascii="Arial" w:hAnsi="Arial" w:eastAsia="Arial"/>
-                <w:b w:val="0"/>
+            <w:r>
+              <w:rPr>
+                <w:rFonts w:ascii="Arial" w:hAnsi="Arial" w:eastAsia="Arial"/>
+                <w:sz w:val="18"/>
+              </w:rPr>
+            </w:r>
+            <w:r>
+              <w:rPr>
+                <w:rFonts w:ascii="Arial" w:hAnsi="Arial" w:eastAsia="Arial"/>
                 <w:sz w:val="18"/>
               </w:rPr>
               <w:t>C04</w:t>
@@ -1740,11 +1936,15 @@
               <w:keepLines/>
               <w:spacing w:after="0"/>
             </w:pPr>
-            <w:r/>
-            <w:r>
-              <w:rPr>
-                <w:rFonts w:ascii="Arial" w:hAnsi="Arial" w:eastAsia="Arial"/>
-                <w:b w:val="0"/>
+            <w:r>
+              <w:rPr>
+                <w:rFonts w:ascii="Arial" w:hAnsi="Arial" w:eastAsia="Arial"/>
+                <w:sz w:val="18"/>
+              </w:rPr>
+            </w:r>
+            <w:r>
+              <w:rPr>
+                <w:rFonts w:ascii="Arial" w:hAnsi="Arial" w:eastAsia="Arial"/>
                 <w:sz w:val="18"/>
               </w:rPr>
               <w:t>Shared constants/menu/status mapping</w:t>
@@ -1761,11 +1961,15 @@
               <w:keepLines/>
               <w:spacing w:after="0"/>
             </w:pPr>
-            <w:r/>
-            <w:r>
-              <w:rPr>
-                <w:rFonts w:ascii="Arial" w:hAnsi="Arial" w:eastAsia="Arial"/>
-                <w:b w:val="0"/>
+            <w:r>
+              <w:rPr>
+                <w:rFonts w:ascii="Arial" w:hAnsi="Arial" w:eastAsia="Arial"/>
+                <w:sz w:val="18"/>
+              </w:rPr>
+            </w:r>
+            <w:r>
+              <w:rPr>
+                <w:rFonts w:ascii="Arial" w:hAnsi="Arial" w:eastAsia="Arial"/>
                 <w:sz w:val="18"/>
               </w:rPr>
               <w:t>รวม status/menu/action constants และ label resolver โดยให้ API dictionary เป็น source of truth</w:t>
@@ -1782,11 +1986,15 @@
               <w:keepLines/>
               <w:spacing w:after="0"/>
             </w:pPr>
-            <w:r/>
-            <w:r>
-              <w:rPr>
-                <w:rFonts w:ascii="Arial" w:hAnsi="Arial" w:eastAsia="Arial"/>
-                <w:b w:val="0"/>
+            <w:r>
+              <w:rPr>
+                <w:rFonts w:ascii="Arial" w:hAnsi="Arial" w:eastAsia="Arial"/>
+                <w:sz w:val="18"/>
+              </w:rPr>
+            </w:r>
+            <w:r>
+              <w:rPr>
+                <w:rFonts w:ascii="Arial" w:hAnsi="Arial" w:eastAsia="Arial"/>
                 <w:sz w:val="18"/>
               </w:rPr>
               <w:t>unknown code แสดง fallback ที่ trace ได้และไม่เพิ่มสถานะเองใน component</w:t>
@@ -1808,11 +2016,15 @@
               <w:keepLines/>
               <w:spacing w:after="0"/>
             </w:pPr>
-            <w:r/>
-            <w:r>
-              <w:rPr>
-                <w:rFonts w:ascii="Arial" w:hAnsi="Arial" w:eastAsia="Arial"/>
-                <w:b w:val="0"/>
+            <w:r>
+              <w:rPr>
+                <w:rFonts w:ascii="Arial" w:hAnsi="Arial" w:eastAsia="Arial"/>
+                <w:sz w:val="18"/>
+              </w:rPr>
+            </w:r>
+            <w:r>
+              <w:rPr>
+                <w:rFonts w:ascii="Arial" w:hAnsi="Arial" w:eastAsia="Arial"/>
                 <w:sz w:val="18"/>
               </w:rPr>
               <w:t>C05</w:t>
@@ -1829,11 +2041,15 @@
               <w:keepLines/>
               <w:spacing w:after="0"/>
             </w:pPr>
-            <w:r/>
-            <w:r>
-              <w:rPr>
-                <w:rFonts w:ascii="Arial" w:hAnsi="Arial" w:eastAsia="Arial"/>
-                <w:b w:val="0"/>
+            <w:r>
+              <w:rPr>
+                <w:rFonts w:ascii="Arial" w:hAnsi="Arial" w:eastAsia="Arial"/>
+                <w:sz w:val="18"/>
+              </w:rPr>
+            </w:r>
+            <w:r>
+              <w:rPr>
+                <w:rFonts w:ascii="Arial" w:hAnsi="Arial" w:eastAsia="Arial"/>
                 <w:sz w:val="18"/>
               </w:rPr>
               <w:t>Mock data mapping</w:t>
@@ -1850,11 +2066,15 @@
               <w:keepLines/>
               <w:spacing w:after="0"/>
             </w:pPr>
-            <w:r/>
-            <w:r>
-              <w:rPr>
-                <w:rFonts w:ascii="Arial" w:hAnsi="Arial" w:eastAsia="Arial"/>
-                <w:b w:val="0"/>
+            <w:r>
+              <w:rPr>
+                <w:rFonts w:ascii="Arial" w:hAnsi="Arial" w:eastAsia="Arial"/>
+                <w:sz w:val="18"/>
+              </w:rPr>
+            </w:r>
+            <w:r>
+              <w:rPr>
+                <w:rFonts w:ascii="Arial" w:hAnsi="Arial" w:eastAsia="Arial"/>
                 <w:sz w:val="18"/>
               </w:rPr>
               <w:t>สร้าง fixture/mock ให้ใช้ schema เดียวกับ response จริง รวม success, empty และ error</w:t>
@@ -1871,11 +2091,15 @@
               <w:keepLines/>
               <w:spacing w:after="0"/>
             </w:pPr>
-            <w:r/>
-            <w:r>
-              <w:rPr>
-                <w:rFonts w:ascii="Arial" w:hAnsi="Arial" w:eastAsia="Arial"/>
-                <w:b w:val="0"/>
+            <w:r>
+              <w:rPr>
+                <w:rFonts w:ascii="Arial" w:hAnsi="Arial" w:eastAsia="Arial"/>
+                <w:sz w:val="18"/>
+              </w:rPr>
+            </w:r>
+            <w:r>
+              <w:rPr>
+                <w:rFonts w:ascii="Arial" w:hAnsi="Arial" w:eastAsia="Arial"/>
                 <w:sz w:val="18"/>
               </w:rPr>
               <w:t>สลับ mock/real adapter ได้โดยไม่แก้ component props หรือ table mapping</w:t>
@@ -1897,11 +2121,15 @@
               <w:keepLines/>
               <w:spacing w:after="0"/>
             </w:pPr>
-            <w:r/>
-            <w:r>
-              <w:rPr>
-                <w:rFonts w:ascii="Arial" w:hAnsi="Arial" w:eastAsia="Arial"/>
-                <w:b w:val="0"/>
+            <w:r>
+              <w:rPr>
+                <w:rFonts w:ascii="Arial" w:hAnsi="Arial" w:eastAsia="Arial"/>
+                <w:sz w:val="18"/>
+              </w:rPr>
+            </w:r>
+            <w:r>
+              <w:rPr>
+                <w:rFonts w:ascii="Arial" w:hAnsi="Arial" w:eastAsia="Arial"/>
                 <w:sz w:val="18"/>
               </w:rPr>
               <w:t>C06</w:t>
@@ -1918,11 +2146,15 @@
               <w:keepLines/>
               <w:spacing w:after="0"/>
             </w:pPr>
-            <w:r/>
-            <w:r>
-              <w:rPr>
-                <w:rFonts w:ascii="Arial" w:hAnsi="Arial" w:eastAsia="Arial"/>
-                <w:b w:val="0"/>
+            <w:r>
+              <w:rPr>
+                <w:rFonts w:ascii="Arial" w:hAnsi="Arial" w:eastAsia="Arial"/>
+                <w:sz w:val="18"/>
+              </w:rPr>
+            </w:r>
+            <w:r>
+              <w:rPr>
+                <w:rFonts w:ascii="Arial" w:hAnsi="Arial" w:eastAsia="Arial"/>
                 <w:sz w:val="18"/>
               </w:rPr>
               <w:t>CSS/tokens สำหรับ table/form/modal/responsive</w:t>
@@ -1939,11 +2171,15 @@
               <w:keepLines/>
               <w:spacing w:after="0"/>
             </w:pPr>
-            <w:r/>
-            <w:r>
-              <w:rPr>
-                <w:rFonts w:ascii="Arial" w:hAnsi="Arial" w:eastAsia="Arial"/>
-                <w:b w:val="0"/>
+            <w:r>
+              <w:rPr>
+                <w:rFonts w:ascii="Arial" w:hAnsi="Arial" w:eastAsia="Arial"/>
+                <w:sz w:val="18"/>
+              </w:rPr>
+            </w:r>
+            <w:r>
+              <w:rPr>
+                <w:rFonts w:ascii="Arial" w:hAnsi="Arial" w:eastAsia="Arial"/>
                 <w:sz w:val="18"/>
               </w:rPr>
               <w:t>กำหนด token และ shared UI สำหรับ table, form, modal, badge และ responsive breakpoints</w:t>
@@ -1960,11 +2196,15 @@
               <w:keepLines/>
               <w:spacing w:after="0"/>
             </w:pPr>
-            <w:r/>
-            <w:r>
-              <w:rPr>
-                <w:rFonts w:ascii="Arial" w:hAnsi="Arial" w:eastAsia="Arial"/>
-                <w:b w:val="0"/>
+            <w:r>
+              <w:rPr>
+                <w:rFonts w:ascii="Arial" w:hAnsi="Arial" w:eastAsia="Arial"/>
+                <w:sz w:val="18"/>
+              </w:rPr>
+            </w:r>
+            <w:r>
+              <w:rPr>
+                <w:rFonts w:ascii="Arial" w:hAnsi="Arial" w:eastAsia="Arial"/>
                 <w:sz w:val="18"/>
               </w:rPr>
               <w:t>shared component ใช้งานได้บน desktop/tablet/mobile โดยข้อความและ control ไม่ล้น</w:t>
@@ -2082,11 +2322,15 @@
               <w:keepLines/>
               <w:spacing w:after="0"/>
             </w:pPr>
-            <w:r/>
-            <w:r>
-              <w:rPr>
-                <w:rFonts w:ascii="Arial" w:hAnsi="Arial" w:eastAsia="Arial"/>
-                <w:b w:val="0"/>
+            <w:r>
+              <w:rPr>
+                <w:rFonts w:ascii="Arial" w:hAnsi="Arial" w:eastAsia="Arial"/>
+                <w:sz w:val="18"/>
+              </w:rPr>
+            </w:r>
+            <w:r>
+              <w:rPr>
+                <w:rFonts w:ascii="Arial" w:hAnsi="Arial" w:eastAsia="Arial"/>
                 <w:sz w:val="18"/>
               </w:rPr>
               <w:t>GET /api/v1/document-statuses</w:t>
@@ -2103,11 +2347,15 @@
               <w:keepLines/>
               <w:spacing w:after="0"/>
             </w:pPr>
-            <w:r/>
-            <w:r>
-              <w:rPr>
-                <w:rFonts w:ascii="Arial" w:hAnsi="Arial" w:eastAsia="Arial"/>
-                <w:b w:val="0"/>
+            <w:r>
+              <w:rPr>
+                <w:rFonts w:ascii="Arial" w:hAnsi="Arial" w:eastAsia="Arial"/>
+                <w:sz w:val="18"/>
+              </w:rPr>
+            </w:r>
+            <w:r>
+              <w:rPr>
+                <w:rFonts w:ascii="Arial" w:hAnsi="Arial" w:eastAsia="Arial"/>
                 <w:sz w:val="18"/>
               </w:rPr>
               <w:t>โหลดสถานะเอกสารสำหรับ dropdown/badge</w:t>
@@ -2124,11 +2372,15 @@
               <w:keepLines/>
               <w:spacing w:after="0"/>
             </w:pPr>
-            <w:r/>
-            <w:r>
-              <w:rPr>
-                <w:rFonts w:ascii="Arial" w:hAnsi="Arial" w:eastAsia="Arial"/>
-                <w:b w:val="0"/>
+            <w:r>
+              <w:rPr>
+                <w:rFonts w:ascii="Arial" w:hAnsi="Arial" w:eastAsia="Arial"/>
+                <w:sz w:val="18"/>
+              </w:rPr>
+            </w:r>
+            <w:r>
+              <w:rPr>
+                <w:rFonts w:ascii="Arial" w:hAnsi="Arial" w:eastAsia="Arial"/>
                 <w:sz w:val="18"/>
               </w:rPr>
               <w:t>Register module route (bootstrap)</w:t>
@@ -2150,11 +2402,15 @@
               <w:keepLines/>
               <w:spacing w:after="0"/>
             </w:pPr>
-            <w:r/>
-            <w:r>
-              <w:rPr>
-                <w:rFonts w:ascii="Arial" w:hAnsi="Arial" w:eastAsia="Arial"/>
-                <w:b w:val="0"/>
+            <w:r>
+              <w:rPr>
+                <w:rFonts w:ascii="Arial" w:hAnsi="Arial" w:eastAsia="Arial"/>
+                <w:sz w:val="18"/>
+              </w:rPr>
+            </w:r>
+            <w:r>
+              <w:rPr>
+                <w:rFonts w:ascii="Arial" w:hAnsi="Arial" w:eastAsia="Arial"/>
                 <w:sz w:val="18"/>
               </w:rPr>
               <w:t>GET /api/v1/me/menus</w:t>
@@ -2171,11 +2427,15 @@
               <w:keepLines/>
               <w:spacing w:after="0"/>
             </w:pPr>
-            <w:r/>
-            <w:r>
-              <w:rPr>
-                <w:rFonts w:ascii="Arial" w:hAnsi="Arial" w:eastAsia="Arial"/>
-                <w:b w:val="0"/>
+            <w:r>
+              <w:rPr>
+                <w:rFonts w:ascii="Arial" w:hAnsi="Arial" w:eastAsia="Arial"/>
+                <w:sz w:val="18"/>
+              </w:rPr>
+            </w:r>
+            <w:r>
+              <w:rPr>
+                <w:rFonts w:ascii="Arial" w:hAnsi="Arial" w:eastAsia="Arial"/>
                 <w:sz w:val="18"/>
               </w:rPr>
               <w:t>โหลดเมนูสำหรับสร้าง sidebar/route guard</w:t>
@@ -2192,11 +2452,15 @@
               <w:keepLines/>
               <w:spacing w:after="0"/>
             </w:pPr>
-            <w:r/>
-            <w:r>
-              <w:rPr>
-                <w:rFonts w:ascii="Arial" w:hAnsi="Arial" w:eastAsia="Arial"/>
-                <w:b w:val="0"/>
+            <w:r>
+              <w:rPr>
+                <w:rFonts w:ascii="Arial" w:hAnsi="Arial" w:eastAsia="Arial"/>
+                <w:sz w:val="18"/>
+              </w:rPr>
+            </w:r>
+            <w:r>
+              <w:rPr>
+                <w:rFonts w:ascii="Arial" w:hAnsi="Arial" w:eastAsia="Arial"/>
                 <w:sz w:val="18"/>
               </w:rPr>
               <w:t>Call API (React Query hook)</w:t>
@@ -2337,11 +2601,15 @@
               <w:keepLines/>
               <w:spacing w:after="0"/>
             </w:pPr>
-            <w:r/>
-            <w:r>
-              <w:rPr>
-                <w:rFonts w:ascii="Arial" w:hAnsi="Arial" w:eastAsia="Arial"/>
-                <w:b w:val="0"/>
+            <w:r>
+              <w:rPr>
+                <w:rFonts w:ascii="Arial" w:hAnsi="Arial" w:eastAsia="Arial"/>
+                <w:sz w:val="18"/>
+              </w:rPr>
+            </w:r>
+            <w:r>
+              <w:rPr>
+                <w:rFonts w:ascii="Arial" w:hAnsi="Arial" w:eastAsia="Arial"/>
                 <w:sz w:val="18"/>
               </w:rPr>
               <w:t>Register module route</w:t>
@@ -2358,11 +2626,15 @@
               <w:keepLines/>
               <w:spacing w:after="0"/>
             </w:pPr>
-            <w:r/>
-            <w:r>
-              <w:rPr>
-                <w:rFonts w:ascii="Arial" w:hAnsi="Arial" w:eastAsia="Arial"/>
-                <w:b w:val="0"/>
+            <w:r>
+              <w:rPr>
+                <w:rFonts w:ascii="Arial" w:hAnsi="Arial" w:eastAsia="Arial"/>
+                <w:sz w:val="18"/>
+              </w:rPr>
+            </w:r>
+            <w:r>
+              <w:rPr>
+                <w:rFonts w:ascii="Arial" w:hAnsi="Arial" w:eastAsia="Arial"/>
                 <w:sz w:val="18"/>
               </w:rPr>
               <w:t>bootstrap</w:t>
@@ -2379,11 +2651,15 @@
               <w:keepLines/>
               <w:spacing w:after="0"/>
             </w:pPr>
-            <w:r/>
-            <w:r>
-              <w:rPr>
-                <w:rFonts w:ascii="Arial" w:hAnsi="Arial" w:eastAsia="Arial"/>
-                <w:b w:val="0"/>
+            <w:r>
+              <w:rPr>
+                <w:rFonts w:ascii="Arial" w:hAnsi="Arial" w:eastAsia="Arial"/>
+                <w:sz w:val="18"/>
+              </w:rPr>
+            </w:r>
+            <w:r>
+              <w:rPr>
+                <w:rFonts w:ascii="Arial" w:hAnsi="Arial" w:eastAsia="Arial"/>
                 <w:sz w:val="18"/>
               </w:rPr>
               <w:t>client router</w:t>
@@ -2400,11 +2676,15 @@
               <w:keepLines/>
               <w:spacing w:after="0"/>
             </w:pPr>
-            <w:r/>
-            <w:r>
-              <w:rPr>
-                <w:rFonts w:ascii="Arial" w:hAnsi="Arial" w:eastAsia="Arial"/>
-                <w:b w:val="0"/>
+            <w:r>
+              <w:rPr>
+                <w:rFonts w:ascii="Arial" w:hAnsi="Arial" w:eastAsia="Arial"/>
+                <w:sz w:val="18"/>
+              </w:rPr>
+            </w:r>
+            <w:r>
+              <w:rPr>
+                <w:rFonts w:ascii="Arial" w:hAnsi="Arial" w:eastAsia="Arial"/>
                 <w:sz w:val="18"/>
               </w:rPr>
               <w:t>route guard รู้จักหน้า SBP Mall</w:t>
@@ -2426,11 +2706,15 @@
               <w:keepLines/>
               <w:spacing w:after="0"/>
             </w:pPr>
-            <w:r/>
-            <w:r>
-              <w:rPr>
-                <w:rFonts w:ascii="Arial" w:hAnsi="Arial" w:eastAsia="Arial"/>
-                <w:b w:val="0"/>
+            <w:r>
+              <w:rPr>
+                <w:rFonts w:ascii="Arial" w:hAnsi="Arial" w:eastAsia="Arial"/>
+                <w:sz w:val="18"/>
+              </w:rPr>
+            </w:r>
+            <w:r>
+              <w:rPr>
+                <w:rFonts w:ascii="Arial" w:hAnsi="Arial" w:eastAsia="Arial"/>
                 <w:sz w:val="18"/>
               </w:rPr>
               <w:t>Call API</w:t>
@@ -2447,11 +2731,15 @@
               <w:keepLines/>
               <w:spacing w:after="0"/>
             </w:pPr>
-            <w:r/>
-            <w:r>
-              <w:rPr>
-                <w:rFonts w:ascii="Arial" w:hAnsi="Arial" w:eastAsia="Arial"/>
-                <w:b w:val="0"/>
+            <w:r>
+              <w:rPr>
+                <w:rFonts w:ascii="Arial" w:hAnsi="Arial" w:eastAsia="Arial"/>
+                <w:sz w:val="18"/>
+              </w:rPr>
+            </w:r>
+            <w:r>
+              <w:rPr>
+                <w:rFonts w:ascii="Arial" w:hAnsi="Arial" w:eastAsia="Arial"/>
                 <w:sz w:val="18"/>
               </w:rPr>
               <w:t>React Query hook</w:t>
@@ -2468,11 +2756,15 @@
               <w:keepLines/>
               <w:spacing w:after="0"/>
             </w:pPr>
-            <w:r/>
-            <w:r>
-              <w:rPr>
-                <w:rFonts w:ascii="Arial" w:hAnsi="Arial" w:eastAsia="Arial"/>
-                <w:b w:val="0"/>
+            <w:r>
+              <w:rPr>
+                <w:rFonts w:ascii="Arial" w:hAnsi="Arial" w:eastAsia="Arial"/>
+                <w:sz w:val="18"/>
+              </w:rPr>
+            </w:r>
+            <w:r>
+              <w:rPr>
+                <w:rFonts w:ascii="Arial" w:hAnsi="Arial" w:eastAsia="Arial"/>
                 <w:sz w:val="18"/>
               </w:rPr>
               <w:t>shared API client</w:t>
@@ -2489,11 +2781,15 @@
               <w:keepLines/>
               <w:spacing w:after="0"/>
             </w:pPr>
-            <w:r/>
-            <w:r>
-              <w:rPr>
-                <w:rFonts w:ascii="Arial" w:hAnsi="Arial" w:eastAsia="Arial"/>
-                <w:b w:val="0"/>
+            <w:r>
+              <w:rPr>
+                <w:rFonts w:ascii="Arial" w:hAnsi="Arial" w:eastAsia="Arial"/>
+                <w:sz w:val="18"/>
+              </w:rPr>
+            </w:r>
+            <w:r>
+              <w:rPr>
+                <w:rFonts w:ascii="Arial" w:hAnsi="Arial" w:eastAsia="Arial"/>
                 <w:sz w:val="18"/>
               </w:rPr>
               <w:t>standard loading/error handling</w:t>
@@ -2611,11 +2907,15 @@
               <w:keepLines/>
               <w:spacing w:after="0"/>
             </w:pPr>
-            <w:r/>
-            <w:r>
-              <w:rPr>
-                <w:rFonts w:ascii="Arial" w:hAnsi="Arial" w:eastAsia="Arial"/>
-                <w:b w:val="0"/>
+            <w:r>
+              <w:rPr>
+                <w:rFonts w:ascii="Arial" w:hAnsi="Arial" w:eastAsia="Arial"/>
+                <w:sz w:val="18"/>
+              </w:rPr>
+            </w:r>
+            <w:r>
+              <w:rPr>
+                <w:rFonts w:ascii="Arial" w:hAnsi="Arial" w:eastAsia="Arial"/>
                 <w:sz w:val="18"/>
               </w:rPr>
               <w:t>FE-01</w:t>
@@ -2632,11 +2932,15 @@
               <w:keepLines/>
               <w:spacing w:after="0"/>
             </w:pPr>
-            <w:r/>
-            <w:r>
-              <w:rPr>
-                <w:rFonts w:ascii="Arial" w:hAnsi="Arial" w:eastAsia="Arial"/>
-                <w:b w:val="0"/>
+            <w:r>
+              <w:rPr>
+                <w:rFonts w:ascii="Arial" w:hAnsi="Arial" w:eastAsia="Arial"/>
+                <w:sz w:val="18"/>
+              </w:rPr>
+            </w:r>
+            <w:r>
+              <w:rPr>
+                <w:rFonts w:ascii="Arial" w:hAnsi="Arial" w:eastAsia="Arial"/>
                 <w:sz w:val="18"/>
               </w:rPr>
               <w:t>route registration</w:t>
@@ -2653,11 +2957,15 @@
               <w:keepLines/>
               <w:spacing w:after="0"/>
             </w:pPr>
-            <w:r/>
-            <w:r>
-              <w:rPr>
-                <w:rFonts w:ascii="Arial" w:hAnsi="Arial" w:eastAsia="Arial"/>
-                <w:b w:val="0"/>
+            <w:r>
+              <w:rPr>
+                <w:rFonts w:ascii="Arial" w:hAnsi="Arial" w:eastAsia="Arial"/>
+                <w:sz w:val="18"/>
+              </w:rPr>
+            </w:r>
+            <w:r>
+              <w:rPr>
+                <w:rFonts w:ascii="Arial" w:hAnsi="Arial" w:eastAsia="Arial"/>
                 <w:sz w:val="18"/>
               </w:rPr>
               <w:t>ไม่มี screenshot หรือ dashboard behavior ในเอกสารนี้</w:t>
@@ -2679,11 +2987,15 @@
               <w:keepLines/>
               <w:spacing w:after="0"/>
             </w:pPr>
-            <w:r/>
-            <w:r>
-              <w:rPr>
-                <w:rFonts w:ascii="Arial" w:hAnsi="Arial" w:eastAsia="Arial"/>
-                <w:b w:val="0"/>
+            <w:r>
+              <w:rPr>
+                <w:rFonts w:ascii="Arial" w:hAnsi="Arial" w:eastAsia="Arial"/>
+                <w:sz w:val="18"/>
+              </w:rPr>
+            </w:r>
+            <w:r>
+              <w:rPr>
+                <w:rFonts w:ascii="Arial" w:hAnsi="Arial" w:eastAsia="Arial"/>
                 <w:sz w:val="18"/>
               </w:rPr>
               <w:t>FE-02</w:t>
@@ -2700,11 +3012,15 @@
               <w:keepLines/>
               <w:spacing w:after="0"/>
             </w:pPr>
-            <w:r/>
-            <w:r>
-              <w:rPr>
-                <w:rFonts w:ascii="Arial" w:hAnsi="Arial" w:eastAsia="Arial"/>
-                <w:b w:val="0"/>
+            <w:r>
+              <w:rPr>
+                <w:rFonts w:ascii="Arial" w:hAnsi="Arial" w:eastAsia="Arial"/>
+                <w:sz w:val="18"/>
+              </w:rPr>
+            </w:r>
+            <w:r>
+              <w:rPr>
+                <w:rFonts w:ascii="Arial" w:hAnsi="Arial" w:eastAsia="Arial"/>
                 <w:sz w:val="18"/>
               </w:rPr>
               <w:t>API base missing</w:t>
@@ -2721,11 +3037,15 @@
               <w:keepLines/>
               <w:spacing w:after="0"/>
             </w:pPr>
-            <w:r/>
-            <w:r>
-              <w:rPr>
-                <w:rFonts w:ascii="Arial" w:hAnsi="Arial" w:eastAsia="Arial"/>
-                <w:b w:val="0"/>
+            <w:r>
+              <w:rPr>
+                <w:rFonts w:ascii="Arial" w:hAnsi="Arial" w:eastAsia="Arial"/>
+                <w:sz w:val="18"/>
+              </w:rPr>
+            </w:r>
+            <w:r>
+              <w:rPr>
+                <w:rFonts w:ascii="Arial" w:hAnsi="Arial" w:eastAsia="Arial"/>
                 <w:sz w:val="18"/>
               </w:rPr>
               <w:t>ทุก route ถูก register ผ่าน module registry</w:t>
@@ -2747,11 +3067,15 @@
               <w:keepLines/>
               <w:spacing w:after="0"/>
             </w:pPr>
-            <w:r/>
-            <w:r>
-              <w:rPr>
-                <w:rFonts w:ascii="Arial" w:hAnsi="Arial" w:eastAsia="Arial"/>
-                <w:b w:val="0"/>
+            <w:r>
+              <w:rPr>
+                <w:rFonts w:ascii="Arial" w:hAnsi="Arial" w:eastAsia="Arial"/>
+                <w:sz w:val="18"/>
+              </w:rPr>
+            </w:r>
+            <w:r>
+              <w:rPr>
+                <w:rFonts w:ascii="Arial" w:hAnsi="Arial" w:eastAsia="Arial"/>
                 <w:sz w:val="18"/>
               </w:rPr>
               <w:t>FE-03</w:t>
@@ -2768,11 +3092,15 @@
               <w:keepLines/>
               <w:spacing w:after="0"/>
             </w:pPr>
-            <w:r/>
-            <w:r>
-              <w:rPr>
-                <w:rFonts w:ascii="Arial" w:hAnsi="Arial" w:eastAsia="Arial"/>
-                <w:b w:val="0"/>
+            <w:r>
+              <w:rPr>
+                <w:rFonts w:ascii="Arial" w:hAnsi="Arial" w:eastAsia="Arial"/>
+                <w:sz w:val="18"/>
+              </w:rPr>
+            </w:r>
+            <w:r>
+              <w:rPr>
+                <w:rFonts w:ascii="Arial" w:hAnsi="Arial" w:eastAsia="Arial"/>
                 <w:sz w:val="18"/>
               </w:rPr>
               <w:t>status unknown</w:t>
@@ -2789,11 +3117,15 @@
               <w:keepLines/>
               <w:spacing w:after="0"/>
             </w:pPr>
-            <w:r/>
-            <w:r>
-              <w:rPr>
-                <w:rFonts w:ascii="Arial" w:hAnsi="Arial" w:eastAsia="Arial"/>
-                <w:b w:val="0"/>
+            <w:r>
+              <w:rPr>
+                <w:rFonts w:ascii="Arial" w:hAnsi="Arial" w:eastAsia="Arial"/>
+                <w:sz w:val="18"/>
+              </w:rPr>
+            </w:r>
+            <w:r>
+              <w:rPr>
+                <w:rFonts w:ascii="Arial" w:hAnsi="Arial" w:eastAsia="Arial"/>
                 <w:sz w:val="18"/>
               </w:rPr>
               <w:t>API error shape ใช้ร่วมกัน</w:t>
@@ -2815,11 +3147,15 @@
               <w:keepLines/>
               <w:spacing w:after="0"/>
             </w:pPr>
-            <w:r/>
-            <w:r>
-              <w:rPr>
-                <w:rFonts w:ascii="Arial" w:hAnsi="Arial" w:eastAsia="Arial"/>
-                <w:b w:val="0"/>
+            <w:r>
+              <w:rPr>
+                <w:rFonts w:ascii="Arial" w:hAnsi="Arial" w:eastAsia="Arial"/>
+                <w:sz w:val="18"/>
+              </w:rPr>
+            </w:r>
+            <w:r>
+              <w:rPr>
+                <w:rFonts w:ascii="Arial" w:hAnsi="Arial" w:eastAsia="Arial"/>
                 <w:sz w:val="18"/>
               </w:rPr>
               <w:t>FE-04</w:t>
@@ -2836,11 +3172,15 @@
               <w:keepLines/>
               <w:spacing w:after="0"/>
             </w:pPr>
-            <w:r/>
-            <w:r>
-              <w:rPr>
-                <w:rFonts w:ascii="Arial" w:hAnsi="Arial" w:eastAsia="Arial"/>
-                <w:b w:val="0"/>
+            <w:r>
+              <w:rPr>
+                <w:rFonts w:ascii="Arial" w:hAnsi="Arial" w:eastAsia="Arial"/>
+                <w:sz w:val="18"/>
+              </w:rPr>
+            </w:r>
+            <w:r>
+              <w:rPr>
+                <w:rFonts w:ascii="Arial" w:hAnsi="Arial" w:eastAsia="Arial"/>
                 <w:sz w:val="18"/>
               </w:rPr>
               <w:t>mock response compatible</w:t>
@@ -2857,11 +3197,15 @@
               <w:keepLines/>
               <w:spacing w:after="0"/>
             </w:pPr>
-            <w:r/>
-            <w:r>
-              <w:rPr>
-                <w:rFonts w:ascii="Arial" w:hAnsi="Arial" w:eastAsia="Arial"/>
-                <w:b w:val="0"/>
+            <w:r>
+              <w:rPr>
+                <w:rFonts w:ascii="Arial" w:hAnsi="Arial" w:eastAsia="Arial"/>
+                <w:sz w:val="18"/>
+              </w:rPr>
+            </w:r>
+            <w:r>
+              <w:rPr>
+                <w:rFonts w:ascii="Arial" w:hAnsi="Arial" w:eastAsia="Arial"/>
                 <w:sz w:val="18"/>
               </w:rPr>
               <w:t>ไม่มี dependency กับ Login/Auth ใหม่</w:t>
@@ -2883,11 +3227,15 @@
               <w:keepLines/>
               <w:spacing w:after="0"/>
             </w:pPr>
-            <w:r/>
-            <w:r>
-              <w:rPr>
-                <w:rFonts w:ascii="Arial" w:hAnsi="Arial" w:eastAsia="Arial"/>
-                <w:b w:val="0"/>
+            <w:r>
+              <w:rPr>
+                <w:rFonts w:ascii="Arial" w:hAnsi="Arial" w:eastAsia="Arial"/>
+                <w:sz w:val="18"/>
+              </w:rPr>
+            </w:r>
+            <w:r>
+              <w:rPr>
+                <w:rFonts w:ascii="Arial" w:hAnsi="Arial" w:eastAsia="Arial"/>
                 <w:sz w:val="18"/>
               </w:rPr>
               <w:t>FE-05</w:t>
@@ -2904,11 +3252,15 @@
               <w:keepLines/>
               <w:spacing w:after="0"/>
             </w:pPr>
-            <w:r/>
-            <w:r>
-              <w:rPr>
-                <w:rFonts w:ascii="Arial" w:hAnsi="Arial" w:eastAsia="Arial"/>
-                <w:b w:val="0"/>
+            <w:r>
+              <w:rPr>
+                <w:rFonts w:ascii="Arial" w:hAnsi="Arial" w:eastAsia="Arial"/>
+                <w:sz w:val="18"/>
+              </w:rPr>
+            </w:r>
+            <w:r>
+              <w:rPr>
+                <w:rFonts w:ascii="Arial" w:hAnsi="Arial" w:eastAsia="Arial"/>
                 <w:sz w:val="18"/>
               </w:rPr>
               <w:t>shared formatter output</w:t>
@@ -2925,11 +3277,15 @@
               <w:keepLines/>
               <w:spacing w:after="0"/>
             </w:pPr>
-            <w:r/>
-            <w:r>
-              <w:rPr>
-                <w:rFonts w:ascii="Arial" w:hAnsi="Arial" w:eastAsia="Arial"/>
-                <w:b w:val="0"/>
+            <w:r>
+              <w:rPr>
+                <w:rFonts w:ascii="Arial" w:hAnsi="Arial" w:eastAsia="Arial"/>
+                <w:sz w:val="18"/>
+              </w:rPr>
+            </w:r>
+            <w:r>
+              <w:rPr>
+                <w:rFonts w:ascii="Arial" w:hAnsi="Arial" w:eastAsia="Arial"/>
                 <w:sz w:val="18"/>
               </w:rPr>
               <w:t>CSS responsive base พร้อม</w:t>
@@ -3070,11 +3426,15 @@
               <w:keepLines/>
               <w:spacing w:after="0"/>
             </w:pPr>
-            <w:r/>
-            <w:r>
-              <w:rPr>
-                <w:rFonts w:ascii="Arial" w:hAnsi="Arial" w:eastAsia="Arial"/>
-                <w:b w:val="0"/>
+            <w:r>
+              <w:rPr>
+                <w:rFonts w:ascii="Arial" w:hAnsi="Arial" w:eastAsia="Arial"/>
+                <w:sz w:val="18"/>
+              </w:rPr>
+            </w:r>
+            <w:r>
+              <w:rPr>
+                <w:rFonts w:ascii="Arial" w:hAnsi="Arial" w:eastAsia="Arial"/>
                 <w:sz w:val="18"/>
               </w:rPr>
               <w:t>Register module route</w:t>
@@ -3091,11 +3451,15 @@
               <w:keepLines/>
               <w:spacing w:after="0"/>
             </w:pPr>
-            <w:r/>
-            <w:r>
-              <w:rPr>
-                <w:rFonts w:ascii="Arial" w:hAnsi="Arial" w:eastAsia="Arial"/>
-                <w:b w:val="0"/>
+            <w:r>
+              <w:rPr>
+                <w:rFonts w:ascii="Arial" w:hAnsi="Arial" w:eastAsia="Arial"/>
+                <w:sz w:val="18"/>
+              </w:rPr>
+            </w:r>
+            <w:r>
+              <w:rPr>
+                <w:rFonts w:ascii="Arial" w:hAnsi="Arial" w:eastAsia="Arial"/>
                 <w:sz w:val="18"/>
               </w:rPr>
               <w:t>bootstrap</w:t>
@@ -3112,11 +3476,15 @@
               <w:keepLines/>
               <w:spacing w:after="0"/>
             </w:pPr>
-            <w:r/>
-            <w:r>
-              <w:rPr>
-                <w:rFonts w:ascii="Arial" w:hAnsi="Arial" w:eastAsia="Arial"/>
-                <w:b w:val="0"/>
+            <w:r>
+              <w:rPr>
+                <w:rFonts w:ascii="Arial" w:hAnsi="Arial" w:eastAsia="Arial"/>
+                <w:sz w:val="18"/>
+              </w:rPr>
+            </w:r>
+            <w:r>
+              <w:rPr>
+                <w:rFonts w:ascii="Arial" w:hAnsi="Arial" w:eastAsia="Arial"/>
                 <w:sz w:val="18"/>
               </w:rPr>
               <w:t>client router</w:t>
@@ -3133,11 +3501,15 @@
               <w:keepLines/>
               <w:spacing w:after="0"/>
             </w:pPr>
-            <w:r/>
-            <w:r>
-              <w:rPr>
-                <w:rFonts w:ascii="Arial" w:hAnsi="Arial" w:eastAsia="Arial"/>
-                <w:b w:val="0"/>
+            <w:r>
+              <w:rPr>
+                <w:rFonts w:ascii="Arial" w:hAnsi="Arial" w:eastAsia="Arial"/>
+                <w:sz w:val="18"/>
+              </w:rPr>
+            </w:r>
+            <w:r>
+              <w:rPr>
+                <w:rFonts w:ascii="Arial" w:hAnsi="Arial" w:eastAsia="Arial"/>
                 <w:sz w:val="18"/>
               </w:rPr>
               <w:t>route guard รู้จักหน้า SBP Mall</w:t>
@@ -3159,11 +3531,15 @@
               <w:keepLines/>
               <w:spacing w:after="0"/>
             </w:pPr>
-            <w:r/>
-            <w:r>
-              <w:rPr>
-                <w:rFonts w:ascii="Arial" w:hAnsi="Arial" w:eastAsia="Arial"/>
-                <w:b w:val="0"/>
+            <w:r>
+              <w:rPr>
+                <w:rFonts w:ascii="Arial" w:hAnsi="Arial" w:eastAsia="Arial"/>
+                <w:sz w:val="18"/>
+              </w:rPr>
+            </w:r>
+            <w:r>
+              <w:rPr>
+                <w:rFonts w:ascii="Arial" w:hAnsi="Arial" w:eastAsia="Arial"/>
                 <w:sz w:val="18"/>
               </w:rPr>
               <w:t>Call API</w:t>
@@ -3180,11 +3556,15 @@
               <w:keepLines/>
               <w:spacing w:after="0"/>
             </w:pPr>
-            <w:r/>
-            <w:r>
-              <w:rPr>
-                <w:rFonts w:ascii="Arial" w:hAnsi="Arial" w:eastAsia="Arial"/>
-                <w:b w:val="0"/>
+            <w:r>
+              <w:rPr>
+                <w:rFonts w:ascii="Arial" w:hAnsi="Arial" w:eastAsia="Arial"/>
+                <w:sz w:val="18"/>
+              </w:rPr>
+            </w:r>
+            <w:r>
+              <w:rPr>
+                <w:rFonts w:ascii="Arial" w:hAnsi="Arial" w:eastAsia="Arial"/>
                 <w:sz w:val="18"/>
               </w:rPr>
               <w:t>React Query hook</w:t>
@@ -3201,11 +3581,15 @@
               <w:keepLines/>
               <w:spacing w:after="0"/>
             </w:pPr>
-            <w:r/>
-            <w:r>
-              <w:rPr>
-                <w:rFonts w:ascii="Arial" w:hAnsi="Arial" w:eastAsia="Arial"/>
-                <w:b w:val="0"/>
+            <w:r>
+              <w:rPr>
+                <w:rFonts w:ascii="Arial" w:hAnsi="Arial" w:eastAsia="Arial"/>
+                <w:sz w:val="18"/>
+              </w:rPr>
+            </w:r>
+            <w:r>
+              <w:rPr>
+                <w:rFonts w:ascii="Arial" w:hAnsi="Arial" w:eastAsia="Arial"/>
                 <w:sz w:val="18"/>
               </w:rPr>
               <w:t>shared API client</w:t>
@@ -3222,11 +3606,15 @@
               <w:keepLines/>
               <w:spacing w:after="0"/>
             </w:pPr>
-            <w:r/>
-            <w:r>
-              <w:rPr>
-                <w:rFonts w:ascii="Arial" w:hAnsi="Arial" w:eastAsia="Arial"/>
-                <w:b w:val="0"/>
+            <w:r>
+              <w:rPr>
+                <w:rFonts w:ascii="Arial" w:hAnsi="Arial" w:eastAsia="Arial"/>
+                <w:sz w:val="18"/>
+              </w:rPr>
+            </w:r>
+            <w:r>
+              <w:rPr>
+                <w:rFonts w:ascii="Arial" w:hAnsi="Arial" w:eastAsia="Arial"/>
                 <w:sz w:val="18"/>
               </w:rPr>
               <w:t>standard loading/error handling</w:t>
@@ -3461,11 +3849,15 @@
               <w:keepLines/>
               <w:spacing w:after="0"/>
             </w:pPr>
-            <w:r/>
-            <w:r>
-              <w:rPr>
-                <w:rFonts w:ascii="Arial" w:hAnsi="Arial" w:eastAsia="Arial"/>
-                <w:b w:val="0"/>
+            <w:r>
+              <w:rPr>
+                <w:rFonts w:ascii="Arial" w:hAnsi="Arial" w:eastAsia="Arial"/>
+                <w:sz w:val="18"/>
+              </w:rPr>
+            </w:r>
+            <w:r>
+              <w:rPr>
+                <w:rFonts w:ascii="Arial" w:hAnsi="Arial" w:eastAsia="Arial"/>
                 <w:sz w:val="18"/>
               </w:rPr>
               <w:t>-</w:t>
@@ -3482,11 +3874,15 @@
               <w:keepLines/>
               <w:spacing w:after="0"/>
             </w:pPr>
-            <w:r/>
-            <w:r>
-              <w:rPr>
-                <w:rFonts w:ascii="Arial" w:hAnsi="Arial" w:eastAsia="Arial"/>
-                <w:b w:val="0"/>
+            <w:r>
+              <w:rPr>
+                <w:rFonts w:ascii="Arial" w:hAnsi="Arial" w:eastAsia="Arial"/>
+                <w:sz w:val="18"/>
+              </w:rPr>
+            </w:r>
+            <w:r>
+              <w:rPr>
+                <w:rFonts w:ascii="Arial" w:hAnsi="Arial" w:eastAsia="Arial"/>
                 <w:sz w:val="18"/>
               </w:rPr>
               <w:t>none</w:t>
@@ -3503,11 +3899,15 @@
               <w:keepLines/>
               <w:spacing w:after="0"/>
             </w:pPr>
-            <w:r/>
-            <w:r>
-              <w:rPr>
-                <w:rFonts w:ascii="Arial" w:hAnsi="Arial" w:eastAsia="Arial"/>
-                <w:b w:val="0"/>
+            <w:r>
+              <w:rPr>
+                <w:rFonts w:ascii="Arial" w:hAnsi="Arial" w:eastAsia="Arial"/>
+                <w:sz w:val="18"/>
+              </w:rPr>
+            </w:r>
+            <w:r>
+              <w:rPr>
+                <w:rFonts w:ascii="Arial" w:hAnsi="Arial" w:eastAsia="Arial"/>
                 <w:sz w:val="18"/>
               </w:rPr>
               <w:t>No</w:t>
@@ -3524,11 +3924,15 @@
               <w:keepLines/>
               <w:spacing w:after="0"/>
             </w:pPr>
-            <w:r/>
-            <w:r>
-              <w:rPr>
-                <w:rFonts w:ascii="Arial" w:hAnsi="Arial" w:eastAsia="Arial"/>
-                <w:b w:val="0"/>
+            <w:r>
+              <w:rPr>
+                <w:rFonts w:ascii="Arial" w:hAnsi="Arial" w:eastAsia="Arial"/>
+                <w:sz w:val="18"/>
+              </w:rPr>
+            </w:r>
+            <w:r>
+              <w:rPr>
+                <w:rFonts w:ascii="Arial" w:hAnsi="Arial" w:eastAsia="Arial"/>
                 <w:sz w:val="18"/>
               </w:rPr>
               <w:t>No fields</w:t>
@@ -3747,11 +4151,15 @@
               <w:keepLines/>
               <w:spacing w:after="0"/>
             </w:pPr>
-            <w:r/>
-            <w:r>
-              <w:rPr>
-                <w:rFonts w:ascii="Arial" w:hAnsi="Arial" w:eastAsia="Arial"/>
-                <w:b w:val="0"/>
+            <w:r>
+              <w:rPr>
+                <w:rFonts w:ascii="Arial" w:hAnsi="Arial" w:eastAsia="Arial"/>
+                <w:sz w:val="18"/>
+              </w:rPr>
+            </w:r>
+            <w:r>
+              <w:rPr>
+                <w:rFonts w:ascii="Arial" w:hAnsi="Arial" w:eastAsia="Arial"/>
                 <w:sz w:val="18"/>
               </w:rPr>
               <w:t>items</w:t>
@@ -3768,11 +4176,15 @@
               <w:keepLines/>
               <w:spacing w:after="0"/>
             </w:pPr>
-            <w:r/>
-            <w:r>
-              <w:rPr>
-                <w:rFonts w:ascii="Arial" w:hAnsi="Arial" w:eastAsia="Arial"/>
-                <w:b w:val="0"/>
+            <w:r>
+              <w:rPr>
+                <w:rFonts w:ascii="Arial" w:hAnsi="Arial" w:eastAsia="Arial"/>
+                <w:sz w:val="18"/>
+              </w:rPr>
+            </w:r>
+            <w:r>
+              <w:rPr>
+                <w:rFonts w:ascii="Arial" w:hAnsi="Arial" w:eastAsia="Arial"/>
                 <w:sz w:val="18"/>
               </w:rPr>
               <w:t>array&lt;object&gt;</w:t>
@@ -3789,11 +4201,15 @@
               <w:keepLines/>
               <w:spacing w:after="0"/>
             </w:pPr>
-            <w:r/>
-            <w:r>
-              <w:rPr>
-                <w:rFonts w:ascii="Arial" w:hAnsi="Arial" w:eastAsia="Arial"/>
-                <w:b w:val="0"/>
+            <w:r>
+              <w:rPr>
+                <w:rFonts w:ascii="Arial" w:hAnsi="Arial" w:eastAsia="Arial"/>
+                <w:sz w:val="18"/>
+              </w:rPr>
+            </w:r>
+            <w:r>
+              <w:rPr>
+                <w:rFonts w:ascii="Arial" w:hAnsi="Arial" w:eastAsia="Arial"/>
                 <w:sz w:val="18"/>
               </w:rPr>
               <w:t>Yes</w:t>
@@ -3810,11 +4226,15 @@
               <w:keepLines/>
               <w:spacing w:after="0"/>
             </w:pPr>
-            <w:r/>
-            <w:r>
-              <w:rPr>
-                <w:rFonts w:ascii="Arial" w:hAnsi="Arial" w:eastAsia="Arial"/>
-                <w:b w:val="0"/>
+            <w:r>
+              <w:rPr>
+                <w:rFonts w:ascii="Arial" w:hAnsi="Arial" w:eastAsia="Arial"/>
+                <w:sz w:val="18"/>
+              </w:rPr>
+            </w:r>
+            <w:r>
+              <w:rPr>
+                <w:rFonts w:ascii="Arial" w:hAnsi="Arial" w:eastAsia="Arial"/>
                 <w:sz w:val="18"/>
               </w:rPr>
               <w:t>JSON array; element type shown in Type column</w:t>
@@ -3836,11 +4256,15 @@
               <w:keepLines/>
               <w:spacing w:after="0"/>
             </w:pPr>
-            <w:r/>
-            <w:r>
-              <w:rPr>
-                <w:rFonts w:ascii="Arial" w:hAnsi="Arial" w:eastAsia="Arial"/>
-                <w:b w:val="0"/>
+            <w:r>
+              <w:rPr>
+                <w:rFonts w:ascii="Arial" w:hAnsi="Arial" w:eastAsia="Arial"/>
+                <w:sz w:val="18"/>
+              </w:rPr>
+            </w:r>
+            <w:r>
+              <w:rPr>
+                <w:rFonts w:ascii="Arial" w:hAnsi="Arial" w:eastAsia="Arial"/>
                 <w:sz w:val="18"/>
               </w:rPr>
               <w:t>items[].code</w:t>
@@ -3857,11 +4281,15 @@
               <w:keepLines/>
               <w:spacing w:after="0"/>
             </w:pPr>
-            <w:r/>
-            <w:r>
-              <w:rPr>
-                <w:rFonts w:ascii="Arial" w:hAnsi="Arial" w:eastAsia="Arial"/>
-                <w:b w:val="0"/>
+            <w:r>
+              <w:rPr>
+                <w:rFonts w:ascii="Arial" w:hAnsi="Arial" w:eastAsia="Arial"/>
+                <w:sz w:val="18"/>
+              </w:rPr>
+            </w:r>
+            <w:r>
+              <w:rPr>
+                <w:rFonts w:ascii="Arial" w:hAnsi="Arial" w:eastAsia="Arial"/>
                 <w:sz w:val="18"/>
               </w:rPr>
               <w:t>string</w:t>
@@ -3878,11 +4306,15 @@
               <w:keepLines/>
               <w:spacing w:after="0"/>
             </w:pPr>
-            <w:r/>
-            <w:r>
-              <w:rPr>
-                <w:rFonts w:ascii="Arial" w:hAnsi="Arial" w:eastAsia="Arial"/>
-                <w:b w:val="0"/>
+            <w:r>
+              <w:rPr>
+                <w:rFonts w:ascii="Arial" w:hAnsi="Arial" w:eastAsia="Arial"/>
+                <w:sz w:val="18"/>
+              </w:rPr>
+            </w:r>
+            <w:r>
+              <w:rPr>
+                <w:rFonts w:ascii="Arial" w:hAnsi="Arial" w:eastAsia="Arial"/>
                 <w:sz w:val="18"/>
               </w:rPr>
               <w:t>Yes</w:t>
@@ -3899,11 +4331,15 @@
               <w:keepLines/>
               <w:spacing w:after="0"/>
             </w:pPr>
-            <w:r/>
-            <w:r>
-              <w:rPr>
-                <w:rFonts w:ascii="Arial" w:hAnsi="Arial" w:eastAsia="Arial"/>
-                <w:b w:val="0"/>
+            <w:r>
+              <w:rPr>
+                <w:rFonts w:ascii="Arial" w:hAnsi="Arial" w:eastAsia="Arial"/>
+                <w:sz w:val="18"/>
+              </w:rPr>
+            </w:r>
+            <w:r>
+              <w:rPr>
+                <w:rFonts w:ascii="Arial" w:hAnsi="Arial" w:eastAsia="Arial"/>
                 <w:sz w:val="18"/>
               </w:rPr>
               <w:t>UTF-8; use value domain described by endpoint purpose</w:t>
@@ -3925,11 +4361,15 @@
               <w:keepLines/>
               <w:spacing w:after="0"/>
             </w:pPr>
-            <w:r/>
-            <w:r>
-              <w:rPr>
-                <w:rFonts w:ascii="Arial" w:hAnsi="Arial" w:eastAsia="Arial"/>
-                <w:b w:val="0"/>
+            <w:r>
+              <w:rPr>
+                <w:rFonts w:ascii="Arial" w:hAnsi="Arial" w:eastAsia="Arial"/>
+                <w:sz w:val="18"/>
+              </w:rPr>
+            </w:r>
+            <w:r>
+              <w:rPr>
+                <w:rFonts w:ascii="Arial" w:hAnsi="Arial" w:eastAsia="Arial"/>
                 <w:sz w:val="18"/>
               </w:rPr>
               <w:t>items[].label</w:t>
@@ -3946,11 +4386,15 @@
               <w:keepLines/>
               <w:spacing w:after="0"/>
             </w:pPr>
-            <w:r/>
-            <w:r>
-              <w:rPr>
-                <w:rFonts w:ascii="Arial" w:hAnsi="Arial" w:eastAsia="Arial"/>
-                <w:b w:val="0"/>
+            <w:r>
+              <w:rPr>
+                <w:rFonts w:ascii="Arial" w:hAnsi="Arial" w:eastAsia="Arial"/>
+                <w:sz w:val="18"/>
+              </w:rPr>
+            </w:r>
+            <w:r>
+              <w:rPr>
+                <w:rFonts w:ascii="Arial" w:hAnsi="Arial" w:eastAsia="Arial"/>
                 <w:sz w:val="18"/>
               </w:rPr>
               <w:t>string</w:t>
@@ -3967,11 +4411,15 @@
               <w:keepLines/>
               <w:spacing w:after="0"/>
             </w:pPr>
-            <w:r/>
-            <w:r>
-              <w:rPr>
-                <w:rFonts w:ascii="Arial" w:hAnsi="Arial" w:eastAsia="Arial"/>
-                <w:b w:val="0"/>
+            <w:r>
+              <w:rPr>
+                <w:rFonts w:ascii="Arial" w:hAnsi="Arial" w:eastAsia="Arial"/>
+                <w:sz w:val="18"/>
+              </w:rPr>
+            </w:r>
+            <w:r>
+              <w:rPr>
+                <w:rFonts w:ascii="Arial" w:hAnsi="Arial" w:eastAsia="Arial"/>
                 <w:sz w:val="18"/>
               </w:rPr>
               <w:t>Yes</w:t>
@@ -3988,11 +4436,15 @@
               <w:keepLines/>
               <w:spacing w:after="0"/>
             </w:pPr>
-            <w:r/>
-            <w:r>
-              <w:rPr>
-                <w:rFonts w:ascii="Arial" w:hAnsi="Arial" w:eastAsia="Arial"/>
-                <w:b w:val="0"/>
+            <w:r>
+              <w:rPr>
+                <w:rFonts w:ascii="Arial" w:hAnsi="Arial" w:eastAsia="Arial"/>
+                <w:sz w:val="18"/>
+              </w:rPr>
+            </w:r>
+            <w:r>
+              <w:rPr>
+                <w:rFonts w:ascii="Arial" w:hAnsi="Arial" w:eastAsia="Arial"/>
                 <w:sz w:val="18"/>
               </w:rPr>
               <w:t>UTF-8; use value domain described by endpoint purpose</w:t>
@@ -4216,11 +4668,15 @@
               <w:keepLines/>
               <w:spacing w:after="0"/>
             </w:pPr>
-            <w:r/>
-            <w:r>
-              <w:rPr>
-                <w:rFonts w:ascii="Arial" w:hAnsi="Arial" w:eastAsia="Arial"/>
-                <w:b w:val="0"/>
+            <w:r>
+              <w:rPr>
+                <w:rFonts w:ascii="Arial" w:hAnsi="Arial" w:eastAsia="Arial"/>
+                <w:sz w:val="18"/>
+              </w:rPr>
+            </w:r>
+            <w:r>
+              <w:rPr>
+                <w:rFonts w:ascii="Arial" w:hAnsi="Arial" w:eastAsia="Arial"/>
                 <w:sz w:val="18"/>
               </w:rPr>
               <w:t>-</w:t>
@@ -4237,11 +4693,15 @@
               <w:keepLines/>
               <w:spacing w:after="0"/>
             </w:pPr>
-            <w:r/>
-            <w:r>
-              <w:rPr>
-                <w:rFonts w:ascii="Arial" w:hAnsi="Arial" w:eastAsia="Arial"/>
-                <w:b w:val="0"/>
+            <w:r>
+              <w:rPr>
+                <w:rFonts w:ascii="Arial" w:hAnsi="Arial" w:eastAsia="Arial"/>
+                <w:sz w:val="18"/>
+              </w:rPr>
+            </w:r>
+            <w:r>
+              <w:rPr>
+                <w:rFonts w:ascii="Arial" w:hAnsi="Arial" w:eastAsia="Arial"/>
                 <w:sz w:val="18"/>
               </w:rPr>
               <w:t>none</w:t>
@@ -4258,11 +4718,15 @@
               <w:keepLines/>
               <w:spacing w:after="0"/>
             </w:pPr>
-            <w:r/>
-            <w:r>
-              <w:rPr>
-                <w:rFonts w:ascii="Arial" w:hAnsi="Arial" w:eastAsia="Arial"/>
-                <w:b w:val="0"/>
+            <w:r>
+              <w:rPr>
+                <w:rFonts w:ascii="Arial" w:hAnsi="Arial" w:eastAsia="Arial"/>
+                <w:sz w:val="18"/>
+              </w:rPr>
+            </w:r>
+            <w:r>
+              <w:rPr>
+                <w:rFonts w:ascii="Arial" w:hAnsi="Arial" w:eastAsia="Arial"/>
                 <w:sz w:val="18"/>
               </w:rPr>
               <w:t>No</w:t>
@@ -4279,11 +4743,15 @@
               <w:keepLines/>
               <w:spacing w:after="0"/>
             </w:pPr>
-            <w:r/>
-            <w:r>
-              <w:rPr>
-                <w:rFonts w:ascii="Arial" w:hAnsi="Arial" w:eastAsia="Arial"/>
-                <w:b w:val="0"/>
+            <w:r>
+              <w:rPr>
+                <w:rFonts w:ascii="Arial" w:hAnsi="Arial" w:eastAsia="Arial"/>
+                <w:sz w:val="18"/>
+              </w:rPr>
+            </w:r>
+            <w:r>
+              <w:rPr>
+                <w:rFonts w:ascii="Arial" w:hAnsi="Arial" w:eastAsia="Arial"/>
                 <w:sz w:val="18"/>
               </w:rPr>
               <w:t>No fields</w:t>
@@ -4502,11 +4970,15 @@
               <w:keepLines/>
               <w:spacing w:after="0"/>
             </w:pPr>
-            <w:r/>
-            <w:r>
-              <w:rPr>
-                <w:rFonts w:ascii="Arial" w:hAnsi="Arial" w:eastAsia="Arial"/>
-                <w:b w:val="0"/>
+            <w:r>
+              <w:rPr>
+                <w:rFonts w:ascii="Arial" w:hAnsi="Arial" w:eastAsia="Arial"/>
+                <w:sz w:val="18"/>
+              </w:rPr>
+            </w:r>
+            <w:r>
+              <w:rPr>
+                <w:rFonts w:ascii="Arial" w:hAnsi="Arial" w:eastAsia="Arial"/>
                 <w:sz w:val="18"/>
               </w:rPr>
               <w:t>menus</w:t>
@@ -4523,11 +4995,15 @@
               <w:keepLines/>
               <w:spacing w:after="0"/>
             </w:pPr>
-            <w:r/>
-            <w:r>
-              <w:rPr>
-                <w:rFonts w:ascii="Arial" w:hAnsi="Arial" w:eastAsia="Arial"/>
-                <w:b w:val="0"/>
+            <w:r>
+              <w:rPr>
+                <w:rFonts w:ascii="Arial" w:hAnsi="Arial" w:eastAsia="Arial"/>
+                <w:sz w:val="18"/>
+              </w:rPr>
+            </w:r>
+            <w:r>
+              <w:rPr>
+                <w:rFonts w:ascii="Arial" w:hAnsi="Arial" w:eastAsia="Arial"/>
                 <w:sz w:val="18"/>
               </w:rPr>
               <w:t>array&lt;object&gt;</w:t>
@@ -4544,11 +5020,15 @@
               <w:keepLines/>
               <w:spacing w:after="0"/>
             </w:pPr>
-            <w:r/>
-            <w:r>
-              <w:rPr>
-                <w:rFonts w:ascii="Arial" w:hAnsi="Arial" w:eastAsia="Arial"/>
-                <w:b w:val="0"/>
+            <w:r>
+              <w:rPr>
+                <w:rFonts w:ascii="Arial" w:hAnsi="Arial" w:eastAsia="Arial"/>
+                <w:sz w:val="18"/>
+              </w:rPr>
+            </w:r>
+            <w:r>
+              <w:rPr>
+                <w:rFonts w:ascii="Arial" w:hAnsi="Arial" w:eastAsia="Arial"/>
                 <w:sz w:val="18"/>
               </w:rPr>
               <w:t>Yes</w:t>
@@ -4565,11 +5045,15 @@
               <w:keepLines/>
               <w:spacing w:after="0"/>
             </w:pPr>
-            <w:r/>
-            <w:r>
-              <w:rPr>
-                <w:rFonts w:ascii="Arial" w:hAnsi="Arial" w:eastAsia="Arial"/>
-                <w:b w:val="0"/>
+            <w:r>
+              <w:rPr>
+                <w:rFonts w:ascii="Arial" w:hAnsi="Arial" w:eastAsia="Arial"/>
+                <w:sz w:val="18"/>
+              </w:rPr>
+            </w:r>
+            <w:r>
+              <w:rPr>
+                <w:rFonts w:ascii="Arial" w:hAnsi="Arial" w:eastAsia="Arial"/>
                 <w:sz w:val="18"/>
               </w:rPr>
               <w:t>JSON array; element type shown in Type column</w:t>
@@ -4591,11 +5075,15 @@
               <w:keepLines/>
               <w:spacing w:after="0"/>
             </w:pPr>
-            <w:r/>
-            <w:r>
-              <w:rPr>
-                <w:rFonts w:ascii="Arial" w:hAnsi="Arial" w:eastAsia="Arial"/>
-                <w:b w:val="0"/>
+            <w:r>
+              <w:rPr>
+                <w:rFonts w:ascii="Arial" w:hAnsi="Arial" w:eastAsia="Arial"/>
+                <w:sz w:val="18"/>
+              </w:rPr>
+            </w:r>
+            <w:r>
+              <w:rPr>
+                <w:rFonts w:ascii="Arial" w:hAnsi="Arial" w:eastAsia="Arial"/>
                 <w:sz w:val="18"/>
               </w:rPr>
               <w:t>menus[].menuCode</w:t>
@@ -4612,11 +5100,15 @@
               <w:keepLines/>
               <w:spacing w:after="0"/>
             </w:pPr>
-            <w:r/>
-            <w:r>
-              <w:rPr>
-                <w:rFonts w:ascii="Arial" w:hAnsi="Arial" w:eastAsia="Arial"/>
-                <w:b w:val="0"/>
+            <w:r>
+              <w:rPr>
+                <w:rFonts w:ascii="Arial" w:hAnsi="Arial" w:eastAsia="Arial"/>
+                <w:sz w:val="18"/>
+              </w:rPr>
+            </w:r>
+            <w:r>
+              <w:rPr>
+                <w:rFonts w:ascii="Arial" w:hAnsi="Arial" w:eastAsia="Arial"/>
                 <w:sz w:val="18"/>
               </w:rPr>
               <w:t>string</w:t>
@@ -4633,11 +5125,15 @@
               <w:keepLines/>
               <w:spacing w:after="0"/>
             </w:pPr>
-            <w:r/>
-            <w:r>
-              <w:rPr>
-                <w:rFonts w:ascii="Arial" w:hAnsi="Arial" w:eastAsia="Arial"/>
-                <w:b w:val="0"/>
+            <w:r>
+              <w:rPr>
+                <w:rFonts w:ascii="Arial" w:hAnsi="Arial" w:eastAsia="Arial"/>
+                <w:sz w:val="18"/>
+              </w:rPr>
+            </w:r>
+            <w:r>
+              <w:rPr>
+                <w:rFonts w:ascii="Arial" w:hAnsi="Arial" w:eastAsia="Arial"/>
                 <w:sz w:val="18"/>
               </w:rPr>
               <w:t>Yes</w:t>
@@ -4654,11 +5150,15 @@
               <w:keepLines/>
               <w:spacing w:after="0"/>
             </w:pPr>
-            <w:r/>
-            <w:r>
-              <w:rPr>
-                <w:rFonts w:ascii="Arial" w:hAnsi="Arial" w:eastAsia="Arial"/>
-                <w:b w:val="0"/>
+            <w:r>
+              <w:rPr>
+                <w:rFonts w:ascii="Arial" w:hAnsi="Arial" w:eastAsia="Arial"/>
+                <w:sz w:val="18"/>
+              </w:rPr>
+            </w:r>
+            <w:r>
+              <w:rPr>
+                <w:rFonts w:ascii="Arial" w:hAnsi="Arial" w:eastAsia="Arial"/>
                 <w:sz w:val="18"/>
               </w:rPr>
               <w:t>UTF-8; use value domain described by endpoint purpose</w:t>
@@ -4680,11 +5180,15 @@
               <w:keepLines/>
               <w:spacing w:after="0"/>
             </w:pPr>
-            <w:r/>
-            <w:r>
-              <w:rPr>
-                <w:rFonts w:ascii="Arial" w:hAnsi="Arial" w:eastAsia="Arial"/>
-                <w:b w:val="0"/>
+            <w:r>
+              <w:rPr>
+                <w:rFonts w:ascii="Arial" w:hAnsi="Arial" w:eastAsia="Arial"/>
+                <w:sz w:val="18"/>
+              </w:rPr>
+            </w:r>
+            <w:r>
+              <w:rPr>
+                <w:rFonts w:ascii="Arial" w:hAnsi="Arial" w:eastAsia="Arial"/>
                 <w:sz w:val="18"/>
               </w:rPr>
               <w:t>menus[].route</w:t>
@@ -4701,11 +5205,15 @@
               <w:keepLines/>
               <w:spacing w:after="0"/>
             </w:pPr>
-            <w:r/>
-            <w:r>
-              <w:rPr>
-                <w:rFonts w:ascii="Arial" w:hAnsi="Arial" w:eastAsia="Arial"/>
-                <w:b w:val="0"/>
+            <w:r>
+              <w:rPr>
+                <w:rFonts w:ascii="Arial" w:hAnsi="Arial" w:eastAsia="Arial"/>
+                <w:sz w:val="18"/>
+              </w:rPr>
+            </w:r>
+            <w:r>
+              <w:rPr>
+                <w:rFonts w:ascii="Arial" w:hAnsi="Arial" w:eastAsia="Arial"/>
                 <w:sz w:val="18"/>
               </w:rPr>
               <w:t>string</w:t>
@@ -4722,11 +5230,15 @@
               <w:keepLines/>
               <w:spacing w:after="0"/>
             </w:pPr>
-            <w:r/>
-            <w:r>
-              <w:rPr>
-                <w:rFonts w:ascii="Arial" w:hAnsi="Arial" w:eastAsia="Arial"/>
-                <w:b w:val="0"/>
+            <w:r>
+              <w:rPr>
+                <w:rFonts w:ascii="Arial" w:hAnsi="Arial" w:eastAsia="Arial"/>
+                <w:sz w:val="18"/>
+              </w:rPr>
+            </w:r>
+            <w:r>
+              <w:rPr>
+                <w:rFonts w:ascii="Arial" w:hAnsi="Arial" w:eastAsia="Arial"/>
                 <w:sz w:val="18"/>
               </w:rPr>
               <w:t>Yes</w:t>
@@ -4743,11 +5255,15 @@
               <w:keepLines/>
               <w:spacing w:after="0"/>
             </w:pPr>
-            <w:r/>
-            <w:r>
-              <w:rPr>
-                <w:rFonts w:ascii="Arial" w:hAnsi="Arial" w:eastAsia="Arial"/>
-                <w:b w:val="0"/>
+            <w:r>
+              <w:rPr>
+                <w:rFonts w:ascii="Arial" w:hAnsi="Arial" w:eastAsia="Arial"/>
+                <w:sz w:val="18"/>
+              </w:rPr>
+            </w:r>
+            <w:r>
+              <w:rPr>
+                <w:rFonts w:ascii="Arial" w:hAnsi="Arial" w:eastAsia="Arial"/>
                 <w:sz w:val="18"/>
               </w:rPr>
               <w:t>UTF-8; use value domain described by endpoint purpose</w:t>
@@ -4757,6 +5273,980 @@
       </w:tr>
     </w:tbl>
     <w:p/>
+    <w:p>
+      <w:pPr>
+        <w:pStyle w:val="Heading1"/>
+        <w:keepNext/>
+        <w:keepLines/>
+        <w:pageBreakBefore w:val="0"/>
+      </w:pPr>
+      <w:r>
+        <w:t>8. Skeleton Code (โครงโค้ดตั้งต้นของหน้าจอนี้)</w:t>
+      </w:r>
+    </w:p>
+    <w:p>
+      <w:pPr>
+        <w:keepNext w:val="0"/>
+      </w:pPr>
+      <w:r>
+        <w:t xml:space="preserve">โค้ดชุดนี้อิง convention ของ portal เดิม </w:t>
+      </w:r>
+      <w:r>
+        <w:rPr>
+          <w:rFonts w:ascii="Courier New" w:hAnsi="Courier New"/>
+        </w:rPr>
+        <w:t>srm-sps-spsap-web-frontend</w:t>
+      </w:r>
+      <w:r>
+        <w:t xml:space="preserve"> (build target </w:t>
+      </w:r>
+      <w:r>
+        <w:rPr>
+          <w:rFonts w:ascii="Courier New" w:hAnsi="Courier New"/>
+        </w:rPr>
+        <w:t>sbpm</w:t>
+      </w:r>
+      <w:r>
+        <w:t xml:space="preserve">): Next.js App Router + </w:t>
+      </w:r>
+      <w:r>
+        <w:rPr>
+          <w:rFonts w:ascii="Courier New" w:hAnsi="Courier New"/>
+        </w:rPr>
+        <w:t>'use client'</w:t>
+      </w:r>
+      <w:r>
+        <w:t xml:space="preserve">, PrimeReact ที่ห่อไว้แล้วใน </w:t>
+      </w:r>
+      <w:r>
+        <w:rPr>
+          <w:rFonts w:ascii="Courier New" w:hAnsi="Courier New"/>
+        </w:rPr>
+        <w:t>@/components/Form</w:t>
+      </w:r>
+      <w:r>
+        <w:t xml:space="preserve"> และ </w:t>
+      </w:r>
+      <w:r>
+        <w:rPr>
+          <w:rFonts w:ascii="Courier New" w:hAnsi="Courier New"/>
+        </w:rPr>
+        <w:t>@/components/Table</w:t>
+      </w:r>
+      <w:r>
+        <w:t xml:space="preserve">, react-hook-form + yup, Zustand </w:t>
+      </w:r>
+      <w:r>
+        <w:rPr>
+          <w:rFonts w:ascii="Courier New" w:hAnsi="Courier New"/>
+        </w:rPr>
+        <w:t>permissionStore</w:t>
+      </w:r>
+      <w:r>
+        <w:t xml:space="preserve">, axios instance กลาง </w:t>
+      </w:r>
+      <w:r>
+        <w:rPr>
+          <w:rFonts w:ascii="Courier New" w:hAnsi="Courier New"/>
+        </w:rPr>
+        <w:t>@/lib/apiClient</w:t>
+      </w:r>
+      <w:r>
+        <w:t xml:space="preserve"> และ react-query 5 — </w:t>
+      </w:r>
+      <w:r>
+        <w:rPr>
+          <w:b/>
+        </w:rPr>
+        <w:t>โปรเจกต์ไม่มี chart library</w:t>
+      </w:r>
+      <w:r>
+        <w:t xml:space="preserve"> จึงไม่มีโค้ดกราฟในเอกสารนี้ คัดลอกไปตั้งต้นได้ทันที แล้วเติมจุดที่กำกับ </w:t>
+      </w:r>
+      <w:r>
+        <w:rPr>
+          <w:rFonts w:ascii="Courier New" w:hAnsi="Courier New"/>
+        </w:rPr>
+        <w:t>TODO:</w:t>
+      </w:r>
+    </w:p>
+    <w:p>
+      <w:pPr>
+        <w:pStyle w:val="Heading3"/>
+        <w:keepNext/>
+        <w:keepLines/>
+        <w:pageBreakBefore w:val="0"/>
+      </w:pPr>
+      <w:r>
+        <w:t>8.1 ผังไฟล์ที่ต้องสร้าง</w:t>
+      </w:r>
+    </w:p>
+    <w:p>
+      <w:pPr>
+        <w:keepNext w:val="0"/>
+      </w:pPr>
+      <w:r>
+        <w:t>โครงไฟล์อิง portal เดิม (</w:t>
+      </w:r>
+      <w:r>
+        <w:rPr>
+          <w:rFonts w:ascii="Courier New" w:hAnsi="Courier New"/>
+        </w:rPr>
+        <w:t>srm-sps-spsap-web-frontend</w:t>
+      </w:r>
+      <w:r>
+        <w:t xml:space="preserve">, target </w:t>
+      </w:r>
+      <w:r>
+        <w:rPr>
+          <w:rFonts w:ascii="Courier New" w:hAnsi="Courier New"/>
+        </w:rPr>
+        <w:t>sbpm</w:t>
+      </w:r>
+      <w:r>
+        <w:t xml:space="preserve">) — โมดูล SBPGI อยู่ใต้ </w:t>
+      </w:r>
+      <w:r>
+        <w:rPr>
+          <w:rFonts w:ascii="Courier New" w:hAnsi="Courier New"/>
+        </w:rPr>
+        <w:t>src/app/(main)/sbpgi/*</w:t>
+      </w:r>
+      <w:r>
+        <w:t xml:space="preserve"> และ import ผ่าน alias </w:t>
+      </w:r>
+      <w:r>
+        <w:rPr>
+          <w:rFonts w:ascii="Courier New" w:hAnsi="Courier New"/>
+        </w:rPr>
+        <w:t>@/*</w:t>
+      </w:r>
+      <w:r>
+        <w:t xml:space="preserve"> ทุกจุด</w:t>
+      </w:r>
+    </w:p>
+    <w:tbl>
+      <w:tblPr>
+        <w:tblStyle w:val="TableGrid"/>
+        <w:tblW w:type="auto" w:w="0"/>
+        <w:jc w:val="center"/>
+        <w:tblLook w:firstColumn="1" w:firstRow="1" w:lastColumn="0" w:lastRow="0" w:noHBand="0" w:noVBand="1" w:val="04A0"/>
+      </w:tblPr>
+      <w:tblGrid>
+        <w:gridCol w:w="5040"/>
+        <w:gridCol w:w="5040"/>
+      </w:tblGrid>
+      <w:tr>
+        <w:trPr>
+          <w:cantSplit/>
+        </w:trPr>
+        <w:tc>
+          <w:tcPr>
+            <w:tcW w:type="dxa" w:w="5040"/>
+            <w:vAlign w:val="center"/>
+            <w:shd w:fill="E8EEF5"/>
+          </w:tcPr>
+          <w:p>
+            <w:pPr>
+              <w:keepLines/>
+              <w:spacing w:after="0"/>
+            </w:pPr>
+            <w:r/>
+            <w:r>
+              <w:rPr>
+                <w:rFonts w:ascii="Arial" w:hAnsi="Arial" w:eastAsia="Arial"/>
+                <w:b/>
+                <w:sz w:val="18"/>
+              </w:rPr>
+              <w:t>Path ไฟล์</w:t>
+            </w:r>
+          </w:p>
+        </w:tc>
+        <w:tc>
+          <w:tcPr>
+            <w:tcW w:type="dxa" w:w="5040"/>
+            <w:vAlign w:val="center"/>
+            <w:shd w:fill="E8EEF5"/>
+          </w:tcPr>
+          <w:p>
+            <w:pPr>
+              <w:keepLines/>
+              <w:spacing w:after="0"/>
+            </w:pPr>
+            <w:r/>
+            <w:r>
+              <w:rPr>
+                <w:rFonts w:ascii="Arial" w:hAnsi="Arial" w:eastAsia="Arial"/>
+                <w:b/>
+                <w:sz w:val="18"/>
+              </w:rPr>
+              <w:t>หน้าที่</w:t>
+            </w:r>
+          </w:p>
+        </w:tc>
+      </w:tr>
+      <w:tr>
+        <w:trPr>
+          <w:cantSplit/>
+        </w:trPr>
+        <w:tc>
+          <w:tcPr>
+            <w:tcW w:type="dxa" w:w="5040"/>
+            <w:vAlign w:val="center"/>
+          </w:tcPr>
+          <w:p>
+            <w:pPr>
+              <w:keepLines/>
+              <w:spacing w:after="0"/>
+            </w:pPr>
+            <w:r>
+              <w:rPr>
+                <w:rFonts w:ascii="Arial" w:hAnsi="Arial" w:eastAsia="Arial"/>
+                <w:sz w:val="18"/>
+              </w:rPr>
+            </w:r>
+            <w:r>
+              <w:rPr>
+                <w:rFonts w:ascii="Arial" w:hAnsi="Arial" w:eastAsia="Arial"/>
+                <w:sz w:val="18"/>
+              </w:rPr>
+              <w:t>src/app/(main)/sbpgi/layout.tsx</w:t>
+            </w:r>
+          </w:p>
+        </w:tc>
+        <w:tc>
+          <w:tcPr>
+            <w:tcW w:type="dxa" w:w="5040"/>
+            <w:vAlign w:val="center"/>
+          </w:tcPr>
+          <w:p>
+            <w:pPr>
+              <w:keepLines/>
+              <w:spacing w:after="0"/>
+            </w:pPr>
+            <w:r>
+              <w:rPr>
+                <w:rFonts w:ascii="Arial" w:hAnsi="Arial" w:eastAsia="Arial"/>
+                <w:sz w:val="18"/>
+              </w:rPr>
+            </w:r>
+            <w:r>
+              <w:rPr>
+                <w:rFonts w:ascii="Arial" w:hAnsi="Arial" w:eastAsia="Arial"/>
+                <w:sz w:val="18"/>
+              </w:rPr>
+              <w:t>layout ของโมดูล + prefetch lookup (ไม่สร้าง QueryClient ใหม่)</w:t>
+            </w:r>
+          </w:p>
+        </w:tc>
+      </w:tr>
+      <w:tr>
+        <w:trPr>
+          <w:cantSplit/>
+        </w:trPr>
+        <w:tc>
+          <w:tcPr>
+            <w:tcW w:type="dxa" w:w="5040"/>
+            <w:vAlign w:val="center"/>
+          </w:tcPr>
+          <w:p>
+            <w:pPr>
+              <w:keepLines/>
+              <w:spacing w:after="0"/>
+            </w:pPr>
+            <w:r>
+              <w:rPr>
+                <w:rFonts w:ascii="Arial" w:hAnsi="Arial" w:eastAsia="Arial"/>
+                <w:sz w:val="18"/>
+              </w:rPr>
+            </w:r>
+            <w:r>
+              <w:rPr>
+                <w:rFonts w:ascii="Arial" w:hAnsi="Arial" w:eastAsia="Arial"/>
+                <w:sz w:val="18"/>
+              </w:rPr>
+              <w:t>src/constants/sbpgi/routes.ts</w:t>
+            </w:r>
+          </w:p>
+        </w:tc>
+        <w:tc>
+          <w:tcPr>
+            <w:tcW w:type="dxa" w:w="5040"/>
+            <w:vAlign w:val="center"/>
+          </w:tcPr>
+          <w:p>
+            <w:pPr>
+              <w:keepLines/>
+              <w:spacing w:after="0"/>
+            </w:pPr>
+            <w:r>
+              <w:rPr>
+                <w:rFonts w:ascii="Arial" w:hAnsi="Arial" w:eastAsia="Arial"/>
+                <w:sz w:val="18"/>
+              </w:rPr>
+            </w:r>
+            <w:r>
+              <w:rPr>
+                <w:rFonts w:ascii="Arial" w:hAnsi="Arial" w:eastAsia="Arial"/>
+                <w:sz w:val="18"/>
+              </w:rPr>
+              <w:t>route registry ของโมดูล (ใช้ร่วมกับ url ที่มาจาก GET /menus)</w:t>
+            </w:r>
+          </w:p>
+        </w:tc>
+      </w:tr>
+      <w:tr>
+        <w:trPr>
+          <w:cantSplit/>
+        </w:trPr>
+        <w:tc>
+          <w:tcPr>
+            <w:tcW w:type="dxa" w:w="5040"/>
+            <w:vAlign w:val="center"/>
+          </w:tcPr>
+          <w:p>
+            <w:pPr>
+              <w:keepLines/>
+              <w:spacing w:after="0"/>
+            </w:pPr>
+            <w:r>
+              <w:rPr>
+                <w:rFonts w:ascii="Arial" w:hAnsi="Arial" w:eastAsia="Arial"/>
+                <w:sz w:val="18"/>
+              </w:rPr>
+            </w:r>
+            <w:r>
+              <w:rPr>
+                <w:rFonts w:ascii="Arial" w:hAnsi="Arial" w:eastAsia="Arial"/>
+                <w:sz w:val="18"/>
+              </w:rPr>
+              <w:t>src/services/sbpgi/lookup.service.ts</w:t>
+            </w:r>
+          </w:p>
+        </w:tc>
+        <w:tc>
+          <w:tcPr>
+            <w:tcW w:type="dxa" w:w="5040"/>
+            <w:vAlign w:val="center"/>
+          </w:tcPr>
+          <w:p>
+            <w:pPr>
+              <w:keepLines/>
+              <w:spacing w:after="0"/>
+            </w:pPr>
+            <w:r>
+              <w:rPr>
+                <w:rFonts w:ascii="Arial" w:hAnsi="Arial" w:eastAsia="Arial"/>
+                <w:sz w:val="18"/>
+              </w:rPr>
+            </w:r>
+            <w:r>
+              <w:rPr>
+                <w:rFonts w:ascii="Arial" w:hAnsi="Arial" w:eastAsia="Arial"/>
+                <w:sz w:val="18"/>
+              </w:rPr>
+              <w:t>service — เรียก BFF ผ่าน apiClient (GET)</w:t>
+            </w:r>
+          </w:p>
+        </w:tc>
+      </w:tr>
+      <w:tr>
+        <w:trPr>
+          <w:cantSplit/>
+        </w:trPr>
+        <w:tc>
+          <w:tcPr>
+            <w:tcW w:type="dxa" w:w="5040"/>
+            <w:vAlign w:val="center"/>
+          </w:tcPr>
+          <w:p>
+            <w:pPr>
+              <w:keepLines/>
+              <w:spacing w:after="0"/>
+            </w:pPr>
+            <w:r>
+              <w:rPr>
+                <w:rFonts w:ascii="Arial" w:hAnsi="Arial" w:eastAsia="Arial"/>
+                <w:sz w:val="18"/>
+              </w:rPr>
+            </w:r>
+            <w:r>
+              <w:rPr>
+                <w:rFonts w:ascii="Arial" w:hAnsi="Arial" w:eastAsia="Arial"/>
+                <w:sz w:val="18"/>
+              </w:rPr>
+              <w:t>src/hooks/sbpgi/lookup.query.ts</w:t>
+            </w:r>
+          </w:p>
+        </w:tc>
+        <w:tc>
+          <w:tcPr>
+            <w:tcW w:type="dxa" w:w="5040"/>
+            <w:vAlign w:val="center"/>
+          </w:tcPr>
+          <w:p>
+            <w:pPr>
+              <w:keepLines/>
+              <w:spacing w:after="0"/>
+            </w:pPr>
+            <w:r>
+              <w:rPr>
+                <w:rFonts w:ascii="Arial" w:hAnsi="Arial" w:eastAsia="Arial"/>
+                <w:sz w:val="18"/>
+              </w:rPr>
+            </w:r>
+            <w:r>
+              <w:rPr>
+                <w:rFonts w:ascii="Arial" w:hAnsi="Arial" w:eastAsia="Arial"/>
+                <w:sz w:val="18"/>
+              </w:rPr>
+              <w:t>hook — query key factory + useQuery/useMutation + invalidate</w:t>
+            </w:r>
+          </w:p>
+        </w:tc>
+      </w:tr>
+      <w:tr>
+        <w:trPr>
+          <w:cantSplit/>
+        </w:trPr>
+        <w:tc>
+          <w:tcPr>
+            <w:tcW w:type="dxa" w:w="5040"/>
+            <w:vAlign w:val="center"/>
+          </w:tcPr>
+          <w:p>
+            <w:pPr>
+              <w:keepLines/>
+              <w:spacing w:after="0"/>
+            </w:pPr>
+            <w:r>
+              <w:rPr>
+                <w:rFonts w:ascii="Arial" w:hAnsi="Arial" w:eastAsia="Arial"/>
+                <w:sz w:val="18"/>
+              </w:rPr>
+            </w:r>
+            <w:r>
+              <w:rPr>
+                <w:rFonts w:ascii="Arial" w:hAnsi="Arial" w:eastAsia="Arial"/>
+                <w:sz w:val="18"/>
+              </w:rPr>
+              <w:t>src/types/sbpgi/lookup.ts</w:t>
+            </w:r>
+          </w:p>
+        </w:tc>
+        <w:tc>
+          <w:tcPr>
+            <w:tcW w:type="dxa" w:w="5040"/>
+            <w:vAlign w:val="center"/>
+          </w:tcPr>
+          <w:p>
+            <w:pPr>
+              <w:keepLines/>
+              <w:spacing w:after="0"/>
+            </w:pPr>
+            <w:r>
+              <w:rPr>
+                <w:rFonts w:ascii="Arial" w:hAnsi="Arial" w:eastAsia="Arial"/>
+                <w:sz w:val="18"/>
+              </w:rPr>
+            </w:r>
+            <w:r>
+              <w:rPr>
+                <w:rFonts w:ascii="Arial" w:hAnsi="Arial" w:eastAsia="Arial"/>
+                <w:sz w:val="18"/>
+              </w:rPr>
+              <w:t>types — request/response ตาม API contract ของเอกสารนี้</w:t>
+            </w:r>
+          </w:p>
+        </w:tc>
+      </w:tr>
+    </w:tbl>
+    <w:p/>
+    <w:p>
+      <w:pPr>
+        <w:pStyle w:val="Heading3"/>
+        <w:keepNext/>
+        <w:keepLines/>
+        <w:pageBreakBefore w:val="0"/>
+      </w:pPr>
+      <w:r>
+        <w:t>8.2 layout.tsx + route registry ของโมดูล SBPGI</w:t>
+      </w:r>
+    </w:p>
+    <w:p>
+      <w:pPr>
+        <w:keepLines w:val="0"/>
+        <w:ind w:left="288"/>
+      </w:pPr>
+      <w:r>
+        <w:rPr>
+          <w:rFonts w:ascii="Courier New" w:hAnsi="Courier New"/>
+          <w:sz w:val="16"/>
+        </w:rPr>
+        <w:t>'use client';</w:t>
+        <w:br/>
+        <w:t>// src/app/(main)/sbpgi/layout.tsx — โครง layout ของโมดูล SBPGI</w:t>
+        <w:br/>
+        <w:t>// (main)/layout.tsx เดิมมี AppHeader / AppSider / LottieLoader / QueryClientProvider อยู่แล้ว</w:t>
+        <w:br/>
+        <w:t>// โมดูลนี้จึง "ห้าม" สร้าง QueryClient ใหม่ และ "ห้าม" สร้าง axios instance ของตัวเอง</w:t>
+        <w:br/>
+        <w:br/>
+        <w:t>import { ReactNode } from 'react';</w:t>
+        <w:br/>
+        <w:t>import { useDocumentStatusesQuery } from '@/hooks/sbpgi/lookup.query';</w:t>
+        <w:br/>
+        <w:br/>
+        <w:t>/** route registry ของโมดูล — ใช้ประกอบลิงก์ภายใน ส่วนเมนู/สิทธิ์ยังมาจาก GET /menus เท่านั้น */</w:t>
+        <w:br/>
+        <w:t>export const SBPGI_ROUTES = {</w:t>
+        <w:br/>
+        <w:t xml:space="preserve">  waiting: '/sbpgi/documents/waiting',</w:t>
+        <w:br/>
+        <w:t xml:space="preserve">  related: '/sbpgi/documents/related',</w:t>
+        <w:br/>
+        <w:t xml:space="preserve">  create: '/sbpgi/documents/create',</w:t>
+        <w:br/>
+        <w:t xml:space="preserve">  detail: (docNo: string) =&gt; `/sbpgi/documents/${encodeURIComponent(docNo)}`,</w:t>
+        <w:br/>
+        <w:t xml:space="preserve">  report: '/sbpgi/reports/status-summary',</w:t>
+        <w:br/>
+        <w:t>} as const;</w:t>
+        <w:br/>
+        <w:br/>
+        <w:t>export default function SbpgiLayout({ children }: { children: ReactNode }) {</w:t>
+        <w:br/>
+        <w:t xml:space="preserve">  // prefetch lookup ที่ทุกหน้าในโมดูลใช้ร่วมกัน (master -&gt; staleTime ยาว)</w:t>
+        <w:br/>
+        <w:t xml:space="preserve">  useDocumentStatusesQuery();</w:t>
+        <w:br/>
+        <w:br/>
+        <w:t xml:space="preserve">  // TODO: ใส่ ErrorBoundary ของโมดูล และ empty state เมื่อ permission ยังโหลดไม่เสร็จ</w:t>
+        <w:br/>
+        <w:t xml:space="preserve">  return &lt;div className="sbpgi-module"&gt;{children}&lt;/div&gt;;</w:t>
+        <w:br/>
+        <w:t>}</w:t>
+      </w:r>
+    </w:p>
+    <w:p>
+      <w:pPr>
+        <w:pStyle w:val="Heading3"/>
+        <w:keepNext/>
+        <w:keepLines/>
+        <w:pageBreakBefore w:val="0"/>
+      </w:pPr>
+      <w:r>
+        <w:t>8.3 service — `src/services/sbpgi/lookup.service.ts`</w:t>
+      </w:r>
+    </w:p>
+    <w:p>
+      <w:pPr>
+        <w:keepNext w:val="0"/>
+      </w:pPr>
+      <w:r>
+        <w:t xml:space="preserve">⚠️ </w:t>
+      </w:r>
+      <w:r>
+        <w:rPr>
+          <w:rFonts w:ascii="Courier New" w:hAnsi="Courier New"/>
+        </w:rPr>
+        <w:t>src/services/sbpgi/lookup.service.ts</w:t>
+      </w:r>
+      <w:r>
+        <w:t xml:space="preserve"> เป็น </w:t>
+      </w:r>
+      <w:r>
+        <w:rPr>
+          <w:b/>
+        </w:rPr>
+        <w:t>ไฟล์ร่วมของโมดูล SBPGI</w:t>
+      </w:r>
+      <w:r>
+        <w:t xml:space="preserve"> (เอกสาร FE หลายฉบับที่ใช้ domain </w:t>
+      </w:r>
+      <w:r>
+        <w:rPr>
+          <w:rFonts w:ascii="Courier New" w:hAnsi="Courier New"/>
+        </w:rPr>
+        <w:t>lookup</w:t>
+      </w:r>
+      <w:r>
+        <w:t xml:space="preserve"> ประกาศไฟล์นี้เหมือนกัน) — เวลา implement ให้ </w:t>
+      </w:r>
+      <w:r>
+        <w:rPr>
+          <w:b/>
+        </w:rPr>
+        <w:t>merge เพิ่ม</w:t>
+      </w:r>
+      <w:r>
+        <w:t xml:space="preserve"> เข้าไฟล์เดิม ห้ามเขียนทับทั้งไฟล์ มิฉะนั้น type/function ของเอกสารฉบับก่อนหน้าจะหายไปเงียบ ๆ</w:t>
+      </w:r>
+    </w:p>
+    <w:p>
+      <w:pPr>
+        <w:keepLines w:val="0"/>
+        <w:ind w:left="288"/>
+      </w:pPr>
+      <w:r>
+        <w:rPr>
+          <w:rFonts w:ascii="Courier New" w:hAnsi="Courier New"/>
+          <w:sz w:val="16"/>
+        </w:rPr>
+        <w:t>// src/services/sbpgi/lookup.service.ts</w:t>
+        <w:br/>
+        <w:t>// apiClient = axios instance กลาง (baseURL = bffUrl ซึ่งรวม /api/v1 แล้ว, withCredentials, refresh-token interceptor, global loading)</w:t>
+        <w:br/>
+        <w:t>// ห้ามสร้าง axios instance ใหม่ และห้าม set Authorization header เอง — session อยู่ใน httpOnly cookie ของ BFF</w:t>
+        <w:br/>
+        <w:br/>
+        <w:t>import apiClient from '@/lib/apiClient';</w:t>
+        <w:br/>
+        <w:t>import type { ApiResponse } from '@/types/sbpgi/common';</w:t>
+        <w:br/>
+        <w:t>import type * as T from '@/types/sbpgi/lookup';</w:t>
+        <w:br/>
+        <w:br/>
+        <w:t>/** GET /api/v1/document-statuses — โหลดสถานะเอกสารสำหรับ dropdown/badge */</w:t>
+        <w:br/>
+        <w:t>export async function getDocumentStatuses(): Promise&lt;T.DocumentStatusesResponse&gt; {</w:t>
+        <w:br/>
+        <w:t xml:space="preserve">  const { data } = await apiClient.get&lt;ApiResponse&lt;T.DocumentStatusesResponse&gt;&gt;('/document-statuses');</w:t>
+        <w:br/>
+        <w:t xml:space="preserve">  return data.data;</w:t>
+        <w:br/>
+        <w:t>}</w:t>
+        <w:br/>
+        <w:br/>
+        <w:t>/** GET /api/v1/me/menus — โหลดเมนูสำหรับสร้าง sidebar/route guard */</w:t>
+        <w:br/>
+        <w:t>export async function getMeMenus(): Promise&lt;T.MeMenusResponse&gt; {</w:t>
+        <w:br/>
+        <w:t xml:space="preserve">  const { data } = await apiClient.get&lt;ApiResponse&lt;T.MeMenusResponse&gt;&gt;('/me/menus');</w:t>
+        <w:br/>
+        <w:t xml:space="preserve">  return data.data;</w:t>
+        <w:br/>
+        <w:t>}</w:t>
+        <w:br/>
+        <w:br/>
+        <w:t>// TODO: ยืนยันกับทีม BFF ว่า unwrap envelope { success, data } ที่ชั้นไหน (BFF หรือ FE)</w:t>
+      </w:r>
+    </w:p>
+    <w:p>
+      <w:pPr>
+        <w:pStyle w:val="Heading3"/>
+        <w:keepNext/>
+        <w:keepLines/>
+        <w:pageBreakBefore w:val="0"/>
+      </w:pPr>
+      <w:r>
+        <w:t>8.4 types — `src/types/sbpgi/lookup.ts`</w:t>
+      </w:r>
+    </w:p>
+    <w:p>
+      <w:pPr>
+        <w:keepNext w:val="0"/>
+      </w:pPr>
+      <w:r>
+        <w:t xml:space="preserve">⚠️ </w:t>
+      </w:r>
+      <w:r>
+        <w:rPr>
+          <w:rFonts w:ascii="Courier New" w:hAnsi="Courier New"/>
+        </w:rPr>
+        <w:t>src/types/sbpgi/lookup.ts</w:t>
+      </w:r>
+      <w:r>
+        <w:t xml:space="preserve"> เป็น </w:t>
+      </w:r>
+      <w:r>
+        <w:rPr>
+          <w:b/>
+        </w:rPr>
+        <w:t>ไฟล์ร่วมของโมดูล SBPGI</w:t>
+      </w:r>
+      <w:r>
+        <w:t xml:space="preserve"> (เอกสาร FE หลายฉบับที่ใช้ domain </w:t>
+      </w:r>
+      <w:r>
+        <w:rPr>
+          <w:rFonts w:ascii="Courier New" w:hAnsi="Courier New"/>
+        </w:rPr>
+        <w:t>lookup</w:t>
+      </w:r>
+      <w:r>
+        <w:t xml:space="preserve"> ประกาศไฟล์นี้เหมือนกัน) — เวลา implement ให้ </w:t>
+      </w:r>
+      <w:r>
+        <w:rPr>
+          <w:b/>
+        </w:rPr>
+        <w:t>merge เพิ่ม</w:t>
+      </w:r>
+      <w:r>
+        <w:t xml:space="preserve"> เข้าไฟล์เดิม ห้ามเขียนทับทั้งไฟล์ มิฉะนั้น type/function ของเอกสารฉบับก่อนหน้าจะหายไปเงียบ ๆ</w:t>
+      </w:r>
+    </w:p>
+    <w:p>
+      <w:pPr>
+        <w:keepLines w:val="0"/>
+        <w:ind w:left="288"/>
+      </w:pPr>
+      <w:r>
+        <w:rPr>
+          <w:rFonts w:ascii="Courier New" w:hAnsi="Courier New"/>
+          <w:sz w:val="16"/>
+        </w:rPr>
+        <w:t>// src/types/sbpgi/lookup.ts — ตรงกับตาราง API ในเอกสารนี้</w:t>
+        <w:br/>
+        <w:t>// วันที่/เดือนใน payload เป็น ค.ศ. (ISO) เสมอ — แปลงเป็น พ.ศ. เฉพาะตอน display</w:t>
+        <w:br/>
+        <w:br/>
+        <w:t>/** GET /api/v1/document-statuses — 1 แถวในตาราง */</w:t>
+        <w:br/>
+        <w:t>export interface DocumentStatusesItem {</w:t>
+        <w:br/>
+        <w:t xml:space="preserve">  code: string;</w:t>
+        <w:br/>
+        <w:t xml:space="preserve">  label: string;</w:t>
+        <w:br/>
+        <w:t>}</w:t>
+        <w:br/>
+        <w:t>export interface DocumentStatusesResponse { items: DocumentStatusesItem[]; }</w:t>
+        <w:br/>
+        <w:br/>
+        <w:t>/** GET /api/v1/me/menus — response */</w:t>
+        <w:br/>
+        <w:t>export interface MeMenusResponse {</w:t>
+        <w:br/>
+        <w:t xml:space="preserve">  menus: {</w:t>
+        <w:br/>
+        <w:t xml:space="preserve">    menuCode: string;</w:t>
+        <w:br/>
+        <w:t xml:space="preserve">    route: string;</w:t>
+        <w:br/>
+        <w:t xml:space="preserve">  }[];</w:t>
+        <w:br/>
+        <w:t>}</w:t>
+        <w:br/>
+        <w:br/>
+        <w:t>// TODO: ใส่ nullable / required ให้ตรงกับ contract ฉบับล่าสุดของ BE</w:t>
+      </w:r>
+    </w:p>
+    <w:p>
+      <w:pPr>
+        <w:pStyle w:val="Heading3"/>
+        <w:keepNext/>
+        <w:keepLines/>
+        <w:pageBreakBefore w:val="0"/>
+      </w:pPr>
+      <w:r>
+        <w:t>8.5 react-query keys + hooks — `src/hooks/sbpgi/lookup.query.ts`</w:t>
+      </w:r>
+    </w:p>
+    <w:p>
+      <w:pPr>
+        <w:keepNext w:val="0"/>
+      </w:pPr>
+      <w:r>
+        <w:t xml:space="preserve">⚠️ </w:t>
+      </w:r>
+      <w:r>
+        <w:rPr>
+          <w:rFonts w:ascii="Courier New" w:hAnsi="Courier New"/>
+        </w:rPr>
+        <w:t>src/hooks/sbpgi/lookup.query.ts</w:t>
+      </w:r>
+      <w:r>
+        <w:t xml:space="preserve"> เป็น </w:t>
+      </w:r>
+      <w:r>
+        <w:rPr>
+          <w:b/>
+        </w:rPr>
+        <w:t>ไฟล์ร่วมของโมดูล SBPGI</w:t>
+      </w:r>
+      <w:r>
+        <w:t xml:space="preserve"> (เอกสาร FE หลายฉบับที่ใช้ domain </w:t>
+      </w:r>
+      <w:r>
+        <w:rPr>
+          <w:rFonts w:ascii="Courier New" w:hAnsi="Courier New"/>
+        </w:rPr>
+        <w:t>lookup</w:t>
+      </w:r>
+      <w:r>
+        <w:t xml:space="preserve"> ประกาศไฟล์นี้เหมือนกัน) — เวลา implement ให้ </w:t>
+      </w:r>
+      <w:r>
+        <w:rPr>
+          <w:b/>
+        </w:rPr>
+        <w:t>merge เพิ่ม</w:t>
+      </w:r>
+      <w:r>
+        <w:t xml:space="preserve"> เข้าไฟล์เดิม ห้ามเขียนทับทั้งไฟล์ มิฉะนั้น type/function ของเอกสารฉบับก่อนหน้าจะหายไปเงียบ ๆ</w:t>
+      </w:r>
+    </w:p>
+    <w:p>
+      <w:pPr>
+        <w:keepLines w:val="0"/>
+        <w:ind w:left="288"/>
+      </w:pPr>
+      <w:r>
+        <w:rPr>
+          <w:rFonts w:ascii="Courier New" w:hAnsi="Courier New"/>
+          <w:sz w:val="16"/>
+        </w:rPr>
+        <w:t>// src/hooks/sbpgi/lookup.query.ts</w:t>
+        <w:br/>
+        <w:t>import { useQuery } from '@tanstack/react-query';</w:t>
+        <w:br/>
+        <w:t>import * as api from '@/services/sbpgi/lookup.service';</w:t>
+        <w:br/>
+        <w:t>import type * as T from '@/types/sbpgi/lookup';</w:t>
+        <w:br/>
+        <w:br/>
+        <w:t>export const lookupKeys = {</w:t>
+        <w:br/>
+        <w:t xml:space="preserve">  all: ['sbpgi', 'lookup'] as const,</w:t>
+        <w:br/>
+        <w:t xml:space="preserve">  documentStatuses: () =&gt; [...lookupKeys.all, 'documentStatuses'] as const,</w:t>
+        <w:br/>
+        <w:t xml:space="preserve">  meMenus: () =&gt; [...lookupKeys.all, 'meMenus'] as const,</w:t>
+        <w:br/>
+        <w:t>};</w:t>
+        <w:br/>
+        <w:br/>
+        <w:t>export function useDocumentStatusesQuery() {</w:t>
+        <w:br/>
+        <w:t xml:space="preserve">  return useQuery({</w:t>
+        <w:br/>
+        <w:t xml:space="preserve">    queryKey: lookupKeys.documentStatuses(),</w:t>
+        <w:br/>
+        <w:t xml:space="preserve">    queryFn: () =&gt; api.getDocumentStatuses(),</w:t>
+        <w:br/>
+        <w:t xml:space="preserve">    staleTime: 30_000, // TODO: ปรับตามความถี่ของข้อมูลหน้านี้</w:t>
+        <w:br/>
+        <w:t xml:space="preserve">  });</w:t>
+        <w:br/>
+        <w:t>}</w:t>
+        <w:br/>
+        <w:br/>
+        <w:t>export function useMeMenusQuery() {</w:t>
+        <w:br/>
+        <w:t xml:space="preserve">  return useQuery({</w:t>
+        <w:br/>
+        <w:t xml:space="preserve">    queryKey: lookupKeys.meMenus(),</w:t>
+        <w:br/>
+        <w:t xml:space="preserve">    queryFn: () =&gt; api.getMeMenus(),</w:t>
+        <w:br/>
+        <w:t xml:space="preserve">    staleTime: 30_000, // TODO: ปรับตามความถี่ของข้อมูลหน้านี้</w:t>
+        <w:br/>
+        <w:t xml:space="preserve">  });</w:t>
+        <w:br/>
+        <w:t>}</w:t>
+      </w:r>
+    </w:p>
+    <w:p>
+      <w:pPr>
+        <w:pStyle w:val="ListBullet"/>
+        <w:keepLines/>
+      </w:pPr>
+      <w:r>
+        <w:t xml:space="preserve">ทุกหน้าเช็คสิทธิ์ด้วย </w:t>
+      </w:r>
+      <w:r>
+        <w:rPr>
+          <w:rFonts w:ascii="Courier New" w:hAnsi="Courier New"/>
+        </w:rPr>
+        <w:t>permissionStore.hasPermission(url, 'canView'|'canManage'|'canExport'|'canOther')</w:t>
+      </w:r>
+      <w:r>
+        <w:t xml:space="preserve"> แล้ว render </w:t>
+      </w:r>
+      <w:r>
+        <w:rPr>
+          <w:rFonts w:ascii="Courier New" w:hAnsi="Courier New"/>
+        </w:rPr>
+        <w:t>&lt;AccessDenied /&gt;</w:t>
+      </w:r>
+      <w:r>
+        <w:t xml:space="preserve"> เมื่อไม่มีสิทธิ์</w:t>
+      </w:r>
+    </w:p>
+    <w:p>
+      <w:pPr>
+        <w:pStyle w:val="ListBullet"/>
+        <w:keepLines/>
+      </w:pPr>
+      <w:r>
+        <w:t xml:space="preserve">เมนู/สิทธิ์มาจาก </w:t>
+      </w:r>
+      <w:r>
+        <w:rPr>
+          <w:rFonts w:ascii="Courier New" w:hAnsi="Courier New"/>
+        </w:rPr>
+        <w:t>GET /menus</w:t>
+      </w:r>
+      <w:r>
+        <w:t xml:space="preserve"> และ </w:t>
+      </w:r>
+      <w:r>
+        <w:rPr>
+          <w:rFonts w:ascii="Courier New" w:hAnsi="Courier New"/>
+        </w:rPr>
+        <w:t>GET /groups/current-user/permissions</w:t>
+      </w:r>
+      <w:r>
+        <w:t xml:space="preserve"> — ห้าม hardcode role หรือรายการเมนูใน FE</w:t>
+      </w:r>
+    </w:p>
+    <w:p>
+      <w:pPr>
+        <w:pStyle w:val="ListBullet"/>
+        <w:keepLines/>
+      </w:pPr>
+      <w:r>
+        <w:t>session อยู่ใน httpOnly cookie ของ BFF (</w:t>
+      </w:r>
+      <w:r>
+        <w:rPr>
+          <w:rFonts w:ascii="Courier New" w:hAnsi="Courier New"/>
+        </w:rPr>
+        <w:t>withCredentials: true</w:t>
+      </w:r>
+      <w:r>
+        <w:t>) — FE ไม่เก็บและไม่แนบ token เอง</w:t>
+      </w:r>
+    </w:p>
+    <w:p>
+      <w:pPr>
+        <w:pStyle w:val="ListBullet"/>
+        <w:keepLines/>
+      </w:pPr>
+      <w:r>
+        <w:t>payload ใช้วันที่ ค.ศ. เสมอ; แปลงเป็น พ.ศ. เฉพาะตอนแสดงผลผ่าน formatter กลางจุดเดียว</w:t>
+      </w:r>
+    </w:p>
+    <w:p>
+      <w:pPr>
+        <w:pStyle w:val="ListBullet"/>
+        <w:keepLines/>
+      </w:pPr>
+      <w:r>
+        <w:t xml:space="preserve">ข้อความ error แสดงจาก </w:t>
+      </w:r>
+      <w:r>
+        <w:rPr>
+          <w:rFonts w:ascii="Courier New" w:hAnsi="Courier New"/>
+        </w:rPr>
+        <w:t>error.message</w:t>
+      </w:r>
+      <w:r>
+        <w:t xml:space="preserve"> ของ BE ตรง ๆ (ห้าม paraphrase) — fallback ใช้เฉพาะกรณี network error</w:t>
+      </w:r>
+    </w:p>
     <w:p>
       <w:pPr>
         <w:pStyle w:val="Heading1"/>
@@ -4842,11 +6332,15 @@
               <w:keepLines/>
               <w:spacing w:after="0"/>
             </w:pPr>
-            <w:r/>
-            <w:r>
-              <w:rPr>
-                <w:rFonts w:ascii="Arial" w:hAnsi="Arial" w:eastAsia="Arial"/>
-                <w:b w:val="0"/>
+            <w:r>
+              <w:rPr>
+                <w:rFonts w:ascii="Arial" w:hAnsi="Arial" w:eastAsia="Arial"/>
+                <w:sz w:val="18"/>
+              </w:rPr>
+            </w:r>
+            <w:r>
+              <w:rPr>
+                <w:rFonts w:ascii="Arial" w:hAnsi="Arial" w:eastAsia="Arial"/>
                 <w:sz w:val="18"/>
               </w:rPr>
               <w:t>1</w:t>
@@ -4863,11 +6357,15 @@
               <w:keepLines/>
               <w:spacing w:after="0"/>
             </w:pPr>
-            <w:r/>
-            <w:r>
-              <w:rPr>
-                <w:rFonts w:ascii="Arial" w:hAnsi="Arial" w:eastAsia="Arial"/>
-                <w:b w:val="0"/>
+            <w:r>
+              <w:rPr>
+                <w:rFonts w:ascii="Arial" w:hAnsi="Arial" w:eastAsia="Arial"/>
+                <w:sz w:val="18"/>
+              </w:rPr>
+            </w:r>
+            <w:r>
+              <w:rPr>
+                <w:rFonts w:ascii="Arial" w:hAnsi="Arial" w:eastAsia="Arial"/>
                 <w:sz w:val="18"/>
               </w:rPr>
               <w:t>Initialize app config</w:t>
@@ -4889,11 +6387,15 @@
               <w:keepLines/>
               <w:spacing w:after="0"/>
             </w:pPr>
-            <w:r/>
-            <w:r>
-              <w:rPr>
-                <w:rFonts w:ascii="Arial" w:hAnsi="Arial" w:eastAsia="Arial"/>
-                <w:b w:val="0"/>
+            <w:r>
+              <w:rPr>
+                <w:rFonts w:ascii="Arial" w:hAnsi="Arial" w:eastAsia="Arial"/>
+                <w:sz w:val="18"/>
+              </w:rPr>
+            </w:r>
+            <w:r>
+              <w:rPr>
+                <w:rFonts w:ascii="Arial" w:hAnsi="Arial" w:eastAsia="Arial"/>
                 <w:sz w:val="18"/>
               </w:rPr>
               <w:t>2</w:t>
@@ -4910,11 +6412,15 @@
               <w:keepLines/>
               <w:spacing w:after="0"/>
             </w:pPr>
-            <w:r/>
-            <w:r>
-              <w:rPr>
-                <w:rFonts w:ascii="Arial" w:hAnsi="Arial" w:eastAsia="Arial"/>
-                <w:b w:val="0"/>
+            <w:r>
+              <w:rPr>
+                <w:rFonts w:ascii="Arial" w:hAnsi="Arial" w:eastAsia="Arial"/>
+                <w:sz w:val="18"/>
+              </w:rPr>
+            </w:r>
+            <w:r>
+              <w:rPr>
+                <w:rFonts w:ascii="Arial" w:hAnsi="Arial" w:eastAsia="Arial"/>
                 <w:sz w:val="18"/>
               </w:rPr>
               <w:t>Register SBP Mall routes</w:t>
@@ -4936,11 +6442,15 @@
               <w:keepLines/>
               <w:spacing w:after="0"/>
             </w:pPr>
-            <w:r/>
-            <w:r>
-              <w:rPr>
-                <w:rFonts w:ascii="Arial" w:hAnsi="Arial" w:eastAsia="Arial"/>
-                <w:b w:val="0"/>
+            <w:r>
+              <w:rPr>
+                <w:rFonts w:ascii="Arial" w:hAnsi="Arial" w:eastAsia="Arial"/>
+                <w:sz w:val="18"/>
+              </w:rPr>
+            </w:r>
+            <w:r>
+              <w:rPr>
+                <w:rFonts w:ascii="Arial" w:hAnsi="Arial" w:eastAsia="Arial"/>
                 <w:sz w:val="18"/>
               </w:rPr>
               <w:t>3</w:t>
@@ -4957,11 +6467,15 @@
               <w:keepLines/>
               <w:spacing w:after="0"/>
             </w:pPr>
-            <w:r/>
-            <w:r>
-              <w:rPr>
-                <w:rFonts w:ascii="Arial" w:hAnsi="Arial" w:eastAsia="Arial"/>
-                <w:b w:val="0"/>
+            <w:r>
+              <w:rPr>
+                <w:rFonts w:ascii="Arial" w:hAnsi="Arial" w:eastAsia="Arial"/>
+                <w:sz w:val="18"/>
+              </w:rPr>
+            </w:r>
+            <w:r>
+              <w:rPr>
+                <w:rFonts w:ascii="Arial" w:hAnsi="Arial" w:eastAsia="Arial"/>
                 <w:sz w:val="18"/>
               </w:rPr>
               <w:t>Create shared API client</w:t>
@@ -4983,11 +6497,15 @@
               <w:keepLines/>
               <w:spacing w:after="0"/>
             </w:pPr>
-            <w:r/>
-            <w:r>
-              <w:rPr>
-                <w:rFonts w:ascii="Arial" w:hAnsi="Arial" w:eastAsia="Arial"/>
-                <w:b w:val="0"/>
+            <w:r>
+              <w:rPr>
+                <w:rFonts w:ascii="Arial" w:hAnsi="Arial" w:eastAsia="Arial"/>
+                <w:sz w:val="18"/>
+              </w:rPr>
+            </w:r>
+            <w:r>
+              <w:rPr>
+                <w:rFonts w:ascii="Arial" w:hAnsi="Arial" w:eastAsia="Arial"/>
                 <w:sz w:val="18"/>
               </w:rPr>
               <w:t>4</w:t>
@@ -5004,11 +6522,15 @@
               <w:keepLines/>
               <w:spacing w:after="0"/>
             </w:pPr>
-            <w:r/>
-            <w:r>
-              <w:rPr>
-                <w:rFonts w:ascii="Arial" w:hAnsi="Arial" w:eastAsia="Arial"/>
-                <w:b w:val="0"/>
+            <w:r>
+              <w:rPr>
+                <w:rFonts w:ascii="Arial" w:hAnsi="Arial" w:eastAsia="Arial"/>
+                <w:sz w:val="18"/>
+              </w:rPr>
+            </w:r>
+            <w:r>
+              <w:rPr>
+                <w:rFonts w:ascii="Arial" w:hAnsi="Arial" w:eastAsia="Arial"/>
                 <w:sz w:val="18"/>
               </w:rPr>
               <w:t>Prepare constants/formatters</w:t>
@@ -5030,11 +6552,15 @@
               <w:keepLines/>
               <w:spacing w:after="0"/>
             </w:pPr>
-            <w:r/>
-            <w:r>
-              <w:rPr>
-                <w:rFonts w:ascii="Arial" w:hAnsi="Arial" w:eastAsia="Arial"/>
-                <w:b w:val="0"/>
+            <w:r>
+              <w:rPr>
+                <w:rFonts w:ascii="Arial" w:hAnsi="Arial" w:eastAsia="Arial"/>
+                <w:sz w:val="18"/>
+              </w:rPr>
+            </w:r>
+            <w:r>
+              <w:rPr>
+                <w:rFonts w:ascii="Arial" w:hAnsi="Arial" w:eastAsia="Arial"/>
                 <w:sz w:val="18"/>
               </w:rPr>
               <w:t>5</w:t>
@@ -5051,11 +6577,15 @@
               <w:keepLines/>
               <w:spacing w:after="0"/>
             </w:pPr>
-            <w:r/>
-            <w:r>
-              <w:rPr>
-                <w:rFonts w:ascii="Arial" w:hAnsi="Arial" w:eastAsia="Arial"/>
-                <w:b w:val="0"/>
+            <w:r>
+              <w:rPr>
+                <w:rFonts w:ascii="Arial" w:hAnsi="Arial" w:eastAsia="Arial"/>
+                <w:sz w:val="18"/>
+              </w:rPr>
+            </w:r>
+            <w:r>
+              <w:rPr>
+                <w:rFonts w:ascii="Arial" w:hAnsi="Arial" w:eastAsia="Arial"/>
                 <w:sz w:val="18"/>
               </w:rPr>
               <w:t>Wire shared UI primitives</w:t>
@@ -5206,11 +6736,15 @@
               <w:keepLines/>
               <w:spacing w:after="0"/>
             </w:pPr>
-            <w:r/>
-            <w:r>
-              <w:rPr>
-                <w:rFonts w:ascii="Arial" w:hAnsi="Arial" w:eastAsia="Arial"/>
-                <w:b w:val="0"/>
+            <w:r>
+              <w:rPr>
+                <w:rFonts w:ascii="Arial" w:hAnsi="Arial" w:eastAsia="Arial"/>
+                <w:sz w:val="18"/>
+              </w:rPr>
+            </w:r>
+            <w:r>
+              <w:rPr>
+                <w:rFonts w:ascii="Arial" w:hAnsi="Arial" w:eastAsia="Arial"/>
                 <w:sz w:val="18"/>
               </w:rPr>
               <w:t>1</w:t>
@@ -5227,11 +6761,15 @@
               <w:keepLines/>
               <w:spacing w:after="0"/>
             </w:pPr>
-            <w:r/>
-            <w:r>
-              <w:rPr>
-                <w:rFonts w:ascii="Arial" w:hAnsi="Arial" w:eastAsia="Arial"/>
-                <w:b w:val="0"/>
+            <w:r>
+              <w:rPr>
+                <w:rFonts w:ascii="Arial" w:hAnsi="Arial" w:eastAsia="Arial"/>
+                <w:sz w:val="18"/>
+              </w:rPr>
+            </w:r>
+            <w:r>
+              <w:rPr>
+                <w:rFonts w:ascii="Arial" w:hAnsi="Arial" w:eastAsia="Arial"/>
                 <w:sz w:val="18"/>
               </w:rPr>
               <w:t>route registration</w:t>
@@ -5253,11 +6791,15 @@
               <w:keepLines/>
               <w:spacing w:after="0"/>
             </w:pPr>
-            <w:r/>
-            <w:r>
-              <w:rPr>
-                <w:rFonts w:ascii="Arial" w:hAnsi="Arial" w:eastAsia="Arial"/>
-                <w:b w:val="0"/>
+            <w:r>
+              <w:rPr>
+                <w:rFonts w:ascii="Arial" w:hAnsi="Arial" w:eastAsia="Arial"/>
+                <w:sz w:val="18"/>
+              </w:rPr>
+            </w:r>
+            <w:r>
+              <w:rPr>
+                <w:rFonts w:ascii="Arial" w:hAnsi="Arial" w:eastAsia="Arial"/>
                 <w:sz w:val="18"/>
               </w:rPr>
               <w:t>2</w:t>
@@ -5274,11 +6816,15 @@
               <w:keepLines/>
               <w:spacing w:after="0"/>
             </w:pPr>
-            <w:r/>
-            <w:r>
-              <w:rPr>
-                <w:rFonts w:ascii="Arial" w:hAnsi="Arial" w:eastAsia="Arial"/>
-                <w:b w:val="0"/>
+            <w:r>
+              <w:rPr>
+                <w:rFonts w:ascii="Arial" w:hAnsi="Arial" w:eastAsia="Arial"/>
+                <w:sz w:val="18"/>
+              </w:rPr>
+            </w:r>
+            <w:r>
+              <w:rPr>
+                <w:rFonts w:ascii="Arial" w:hAnsi="Arial" w:eastAsia="Arial"/>
                 <w:sz w:val="18"/>
               </w:rPr>
               <w:t>API base missing</w:t>
@@ -5300,11 +6846,15 @@
               <w:keepLines/>
               <w:spacing w:after="0"/>
             </w:pPr>
-            <w:r/>
-            <w:r>
-              <w:rPr>
-                <w:rFonts w:ascii="Arial" w:hAnsi="Arial" w:eastAsia="Arial"/>
-                <w:b w:val="0"/>
+            <w:r>
+              <w:rPr>
+                <w:rFonts w:ascii="Arial" w:hAnsi="Arial" w:eastAsia="Arial"/>
+                <w:sz w:val="18"/>
+              </w:rPr>
+            </w:r>
+            <w:r>
+              <w:rPr>
+                <w:rFonts w:ascii="Arial" w:hAnsi="Arial" w:eastAsia="Arial"/>
                 <w:sz w:val="18"/>
               </w:rPr>
               <w:t>3</w:t>
@@ -5321,11 +6871,15 @@
               <w:keepLines/>
               <w:spacing w:after="0"/>
             </w:pPr>
-            <w:r/>
-            <w:r>
-              <w:rPr>
-                <w:rFonts w:ascii="Arial" w:hAnsi="Arial" w:eastAsia="Arial"/>
-                <w:b w:val="0"/>
+            <w:r>
+              <w:rPr>
+                <w:rFonts w:ascii="Arial" w:hAnsi="Arial" w:eastAsia="Arial"/>
+                <w:sz w:val="18"/>
+              </w:rPr>
+            </w:r>
+            <w:r>
+              <w:rPr>
+                <w:rFonts w:ascii="Arial" w:hAnsi="Arial" w:eastAsia="Arial"/>
                 <w:sz w:val="18"/>
               </w:rPr>
               <w:t>status unknown</w:t>
@@ -5347,11 +6901,15 @@
               <w:keepLines/>
               <w:spacing w:after="0"/>
             </w:pPr>
-            <w:r/>
-            <w:r>
-              <w:rPr>
-                <w:rFonts w:ascii="Arial" w:hAnsi="Arial" w:eastAsia="Arial"/>
-                <w:b w:val="0"/>
+            <w:r>
+              <w:rPr>
+                <w:rFonts w:ascii="Arial" w:hAnsi="Arial" w:eastAsia="Arial"/>
+                <w:sz w:val="18"/>
+              </w:rPr>
+            </w:r>
+            <w:r>
+              <w:rPr>
+                <w:rFonts w:ascii="Arial" w:hAnsi="Arial" w:eastAsia="Arial"/>
                 <w:sz w:val="18"/>
               </w:rPr>
               <w:t>4</w:t>
@@ -5368,11 +6926,15 @@
               <w:keepLines/>
               <w:spacing w:after="0"/>
             </w:pPr>
-            <w:r/>
-            <w:r>
-              <w:rPr>
-                <w:rFonts w:ascii="Arial" w:hAnsi="Arial" w:eastAsia="Arial"/>
-                <w:b w:val="0"/>
+            <w:r>
+              <w:rPr>
+                <w:rFonts w:ascii="Arial" w:hAnsi="Arial" w:eastAsia="Arial"/>
+                <w:sz w:val="18"/>
+              </w:rPr>
+            </w:r>
+            <w:r>
+              <w:rPr>
+                <w:rFonts w:ascii="Arial" w:hAnsi="Arial" w:eastAsia="Arial"/>
                 <w:sz w:val="18"/>
               </w:rPr>
               <w:t>mock response compatible</w:t>
@@ -5394,11 +6956,15 @@
               <w:keepLines/>
               <w:spacing w:after="0"/>
             </w:pPr>
-            <w:r/>
-            <w:r>
-              <w:rPr>
-                <w:rFonts w:ascii="Arial" w:hAnsi="Arial" w:eastAsia="Arial"/>
-                <w:b w:val="0"/>
+            <w:r>
+              <w:rPr>
+                <w:rFonts w:ascii="Arial" w:hAnsi="Arial" w:eastAsia="Arial"/>
+                <w:sz w:val="18"/>
+              </w:rPr>
+            </w:r>
+            <w:r>
+              <w:rPr>
+                <w:rFonts w:ascii="Arial" w:hAnsi="Arial" w:eastAsia="Arial"/>
                 <w:sz w:val="18"/>
               </w:rPr>
               <w:t>5</w:t>
@@ -5415,11 +6981,15 @@
               <w:keepLines/>
               <w:spacing w:after="0"/>
             </w:pPr>
-            <w:r/>
-            <w:r>
-              <w:rPr>
-                <w:rFonts w:ascii="Arial" w:hAnsi="Arial" w:eastAsia="Arial"/>
-                <w:b w:val="0"/>
+            <w:r>
+              <w:rPr>
+                <w:rFonts w:ascii="Arial" w:hAnsi="Arial" w:eastAsia="Arial"/>
+                <w:sz w:val="18"/>
+              </w:rPr>
+            </w:r>
+            <w:r>
+              <w:rPr>
+                <w:rFonts w:ascii="Arial" w:hAnsi="Arial" w:eastAsia="Arial"/>
                 <w:sz w:val="18"/>
               </w:rPr>
               <w:t>shared formatter output</w:t>
@@ -5977,12 +7547,13 @@
       <w:outlineLvl w:val="3"/>
     </w:pPr>
     <w:rPr>
-      <w:rFonts w:asciiTheme="majorHAnsi" w:eastAsiaTheme="majorEastAsia" w:hAnsiTheme="majorHAnsi" w:cstheme="majorBidi"/>
+      <w:rFonts w:asciiTheme="majorHAnsi" w:eastAsiaTheme="majorEastAsia" w:hAnsiTheme="majorHAnsi" w:cstheme="majorBidi" w:ascii="Arial" w:hAnsi="Arial" w:eastAsia="Arial"/>
       <w:b/>
       <w:bCs/>
       <w:i/>
       <w:iCs/>
-      <w:color w:val="4F81BD" w:themeColor="accent1"/>
+      <w:color w:val="2E74B5"/>
+      <w:sz w:val="20"/>
     </w:rPr>
   </w:style>
   <w:style w:type="paragraph" w:styleId="Heading5">

--- a/LLDD/word/FE/LLDD-FE-Foundation.docx
+++ b/LLDD/word/FE/LLDD-FE-Foundation.docx
@@ -437,7 +437,7 @@
                 <w:rFonts w:ascii="Arial" w:hAnsi="Arial" w:eastAsia="Arial"/>
                 <w:sz w:val="18"/>
               </w:rPr>
-              <w:t>40 ชั่วโมง</w:t>
+              <w:t>28 ชั่วโมง</w:t>
             </w:r>
           </w:p>
         </w:tc>
@@ -492,7 +492,7 @@
                 <w:rFonts w:ascii="Arial" w:hAnsi="Arial" w:eastAsia="Arial"/>
                 <w:sz w:val="18"/>
               </w:rPr>
-              <w:t>Kittisak &lt;New&gt; Kaeowika</w:t>
+              <w:t>Chidchanok &lt;lin&gt; Saengamnat</w:t>
             </w:r>
           </w:p>
         </w:tc>
@@ -1348,7 +1348,7 @@
                 <w:rFonts w:ascii="Arial" w:hAnsi="Arial" w:eastAsia="Arial"/>
                 <w:sz w:val="18"/>
               </w:rPr>
-              <w:t>GET /api/v1/document-statuses; GET /api/v1/me/menus</w:t>
+              <w:t>GET /api/v1/document-statuses</w:t>
             </w:r>
           </w:p>
         </w:tc>
@@ -2384,86 +2384,6 @@
                 <w:sz w:val="18"/>
               </w:rPr>
               <w:t>Register module route (bootstrap)</w:t>
-            </w:r>
-          </w:p>
-        </w:tc>
-      </w:tr>
-      <w:tr>
-        <w:trPr>
-          <w:cantSplit/>
-        </w:trPr>
-        <w:tc>
-          <w:tcPr>
-            <w:tcW w:type="dxa" w:w="3360"/>
-            <w:vAlign w:val="center"/>
-          </w:tcPr>
-          <w:p>
-            <w:pPr>
-              <w:keepLines/>
-              <w:spacing w:after="0"/>
-            </w:pPr>
-            <w:r>
-              <w:rPr>
-                <w:rFonts w:ascii="Arial" w:hAnsi="Arial" w:eastAsia="Arial"/>
-                <w:sz w:val="18"/>
-              </w:rPr>
-            </w:r>
-            <w:r>
-              <w:rPr>
-                <w:rFonts w:ascii="Arial" w:hAnsi="Arial" w:eastAsia="Arial"/>
-                <w:sz w:val="18"/>
-              </w:rPr>
-              <w:t>GET /api/v1/me/menus</w:t>
-            </w:r>
-          </w:p>
-        </w:tc>
-        <w:tc>
-          <w:tcPr>
-            <w:tcW w:type="dxa" w:w="3360"/>
-            <w:vAlign w:val="center"/>
-          </w:tcPr>
-          <w:p>
-            <w:pPr>
-              <w:keepLines/>
-              <w:spacing w:after="0"/>
-            </w:pPr>
-            <w:r>
-              <w:rPr>
-                <w:rFonts w:ascii="Arial" w:hAnsi="Arial" w:eastAsia="Arial"/>
-                <w:sz w:val="18"/>
-              </w:rPr>
-            </w:r>
-            <w:r>
-              <w:rPr>
-                <w:rFonts w:ascii="Arial" w:hAnsi="Arial" w:eastAsia="Arial"/>
-                <w:sz w:val="18"/>
-              </w:rPr>
-              <w:t>โหลดเมนูสำหรับสร้าง sidebar/route guard</w:t>
-            </w:r>
-          </w:p>
-        </w:tc>
-        <w:tc>
-          <w:tcPr>
-            <w:tcW w:type="dxa" w:w="3360"/>
-            <w:vAlign w:val="center"/>
-          </w:tcPr>
-          <w:p>
-            <w:pPr>
-              <w:keepLines/>
-              <w:spacing w:after="0"/>
-            </w:pPr>
-            <w:r>
-              <w:rPr>
-                <w:rFonts w:ascii="Arial" w:hAnsi="Arial" w:eastAsia="Arial"/>
-                <w:sz w:val="18"/>
-              </w:rPr>
-            </w:r>
-            <w:r>
-              <w:rPr>
-                <w:rFonts w:ascii="Arial" w:hAnsi="Arial" w:eastAsia="Arial"/>
-                <w:sz w:val="18"/>
-              </w:rPr>
-              <w:t>Call API (React Query hook)</w:t>
             </w:r>
           </w:p>
         </w:tc>
@@ -4373,825 +4293,6 @@
                 <w:sz w:val="18"/>
               </w:rPr>
               <w:t>items[].label</w:t>
-            </w:r>
-          </w:p>
-        </w:tc>
-        <w:tc>
-          <w:tcPr>
-            <w:tcW w:type="dxa" w:w="2520"/>
-            <w:vAlign w:val="center"/>
-          </w:tcPr>
-          <w:p>
-            <w:pPr>
-              <w:keepLines/>
-              <w:spacing w:after="0"/>
-            </w:pPr>
-            <w:r>
-              <w:rPr>
-                <w:rFonts w:ascii="Arial" w:hAnsi="Arial" w:eastAsia="Arial"/>
-                <w:sz w:val="18"/>
-              </w:rPr>
-            </w:r>
-            <w:r>
-              <w:rPr>
-                <w:rFonts w:ascii="Arial" w:hAnsi="Arial" w:eastAsia="Arial"/>
-                <w:sz w:val="18"/>
-              </w:rPr>
-              <w:t>string</w:t>
-            </w:r>
-          </w:p>
-        </w:tc>
-        <w:tc>
-          <w:tcPr>
-            <w:tcW w:type="dxa" w:w="2520"/>
-            <w:vAlign w:val="center"/>
-          </w:tcPr>
-          <w:p>
-            <w:pPr>
-              <w:keepLines/>
-              <w:spacing w:after="0"/>
-            </w:pPr>
-            <w:r>
-              <w:rPr>
-                <w:rFonts w:ascii="Arial" w:hAnsi="Arial" w:eastAsia="Arial"/>
-                <w:sz w:val="18"/>
-              </w:rPr>
-            </w:r>
-            <w:r>
-              <w:rPr>
-                <w:rFonts w:ascii="Arial" w:hAnsi="Arial" w:eastAsia="Arial"/>
-                <w:sz w:val="18"/>
-              </w:rPr>
-              <w:t>Yes</w:t>
-            </w:r>
-          </w:p>
-        </w:tc>
-        <w:tc>
-          <w:tcPr>
-            <w:tcW w:type="dxa" w:w="2520"/>
-            <w:vAlign w:val="center"/>
-          </w:tcPr>
-          <w:p>
-            <w:pPr>
-              <w:keepLines/>
-              <w:spacing w:after="0"/>
-            </w:pPr>
-            <w:r>
-              <w:rPr>
-                <w:rFonts w:ascii="Arial" w:hAnsi="Arial" w:eastAsia="Arial"/>
-                <w:sz w:val="18"/>
-              </w:rPr>
-            </w:r>
-            <w:r>
-              <w:rPr>
-                <w:rFonts w:ascii="Arial" w:hAnsi="Arial" w:eastAsia="Arial"/>
-                <w:sz w:val="18"/>
-              </w:rPr>
-              <w:t>UTF-8; use value domain described by endpoint purpose</w:t>
-            </w:r>
-          </w:p>
-        </w:tc>
-      </w:tr>
-    </w:tbl>
-    <w:p/>
-    <w:p>
-      <w:pPr>
-        <w:pStyle w:val="Heading2"/>
-        <w:keepNext/>
-        <w:keepLines/>
-        <w:pageBreakBefore w:val="0"/>
-      </w:pPr>
-      <w:r>
-        <w:t>GET /api/v1/me/menus</w:t>
-      </w:r>
-    </w:p>
-    <w:p>
-      <w:pPr>
-        <w:keepNext w:val="0"/>
-      </w:pPr>
-      <w:r>
-        <w:t>โหลดเมนูสำหรับสร้าง sidebar/route guard</w:t>
-      </w:r>
-    </w:p>
-    <w:tbl>
-      <w:tblPr>
-        <w:tblStyle w:val="TableGrid"/>
-        <w:tblW w:type="auto" w:w="0"/>
-        <w:jc w:val="center"/>
-        <w:tblLook w:firstColumn="1" w:firstRow="1" w:lastColumn="0" w:lastRow="0" w:noHBand="0" w:noVBand="1" w:val="04A0"/>
-      </w:tblPr>
-      <w:tblGrid>
-        <w:gridCol w:w="10080"/>
-      </w:tblGrid>
-      <w:tr>
-        <w:trPr>
-          <w:cantSplit/>
-        </w:trPr>
-        <w:tc>
-          <w:tcPr>
-            <w:tcW w:type="dxa" w:w="10080"/>
-            <w:vAlign w:val="center"/>
-            <w:shd w:fill="DDEBFF"/>
-          </w:tcPr>
-          <w:p>
-            <w:pPr>
-              <w:keepLines/>
-              <w:spacing w:after="0"/>
-            </w:pPr>
-            <w:r/>
-            <w:r>
-              <w:rPr>
-                <w:rFonts w:ascii="Arial" w:hAnsi="Arial" w:eastAsia="Arial"/>
-                <w:b/>
-                <w:sz w:val="18"/>
-              </w:rPr>
-              <w:t>Query Params</w:t>
-            </w:r>
-          </w:p>
-        </w:tc>
-      </w:tr>
-      <w:tr>
-        <w:trPr>
-          <w:cantSplit/>
-        </w:trPr>
-        <w:tc>
-          <w:tcPr>
-            <w:tcW w:type="dxa" w:w="10080"/>
-            <w:shd w:fill="F7FAFE"/>
-          </w:tcPr>
-          <w:p>
-            <w:pPr>
-              <w:keepLines/>
-              <w:spacing w:after="0"/>
-            </w:pPr>
-            <w:r/>
-            <w:r>
-              <w:rPr>
-                <w:rFonts w:ascii="Courier New" w:hAnsi="Courier New" w:eastAsia="Courier New"/>
-                <w:sz w:val="16"/>
-              </w:rPr>
-              <w:t>{}</w:t>
-            </w:r>
-          </w:p>
-        </w:tc>
-      </w:tr>
-    </w:tbl>
-    <w:p/>
-    <w:p>
-      <w:pPr>
-        <w:pStyle w:val="Heading3"/>
-        <w:keepNext/>
-        <w:keepLines/>
-        <w:pageBreakBefore w:val="0"/>
-      </w:pPr>
-      <w:r>
-        <w:t>Request Field Schema</w:t>
-      </w:r>
-    </w:p>
-    <w:tbl>
-      <w:tblPr>
-        <w:tblStyle w:val="TableGrid"/>
-        <w:tblW w:type="auto" w:w="0"/>
-        <w:jc w:val="center"/>
-        <w:tblLook w:firstColumn="1" w:firstRow="1" w:lastColumn="0" w:lastRow="0" w:noHBand="0" w:noVBand="1" w:val="04A0"/>
-      </w:tblPr>
-      <w:tblGrid>
-        <w:gridCol w:w="2520"/>
-        <w:gridCol w:w="2520"/>
-        <w:gridCol w:w="2520"/>
-        <w:gridCol w:w="2520"/>
-      </w:tblGrid>
-      <w:tr>
-        <w:trPr>
-          <w:cantSplit/>
-        </w:trPr>
-        <w:tc>
-          <w:tcPr>
-            <w:tcW w:type="dxa" w:w="2520"/>
-            <w:vAlign w:val="center"/>
-            <w:shd w:fill="E8EEF5"/>
-          </w:tcPr>
-          <w:p>
-            <w:pPr>
-              <w:keepLines/>
-              <w:spacing w:after="0"/>
-            </w:pPr>
-            <w:r/>
-            <w:r>
-              <w:rPr>
-                <w:rFonts w:ascii="Arial" w:hAnsi="Arial" w:eastAsia="Arial"/>
-                <w:b/>
-                <w:sz w:val="18"/>
-              </w:rPr>
-              <w:t>Field</w:t>
-            </w:r>
-          </w:p>
-        </w:tc>
-        <w:tc>
-          <w:tcPr>
-            <w:tcW w:type="dxa" w:w="2520"/>
-            <w:vAlign w:val="center"/>
-            <w:shd w:fill="E8EEF5"/>
-          </w:tcPr>
-          <w:p>
-            <w:pPr>
-              <w:keepLines/>
-              <w:spacing w:after="0"/>
-            </w:pPr>
-            <w:r/>
-            <w:r>
-              <w:rPr>
-                <w:rFonts w:ascii="Arial" w:hAnsi="Arial" w:eastAsia="Arial"/>
-                <w:b/>
-                <w:sz w:val="18"/>
-              </w:rPr>
-              <w:t>Type</w:t>
-            </w:r>
-          </w:p>
-        </w:tc>
-        <w:tc>
-          <w:tcPr>
-            <w:tcW w:type="dxa" w:w="2520"/>
-            <w:vAlign w:val="center"/>
-            <w:shd w:fill="E8EEF5"/>
-          </w:tcPr>
-          <w:p>
-            <w:pPr>
-              <w:keepLines/>
-              <w:spacing w:after="0"/>
-            </w:pPr>
-            <w:r/>
-            <w:r>
-              <w:rPr>
-                <w:rFonts w:ascii="Arial" w:hAnsi="Arial" w:eastAsia="Arial"/>
-                <w:b/>
-                <w:sz w:val="18"/>
-              </w:rPr>
-              <w:t>Required</w:t>
-            </w:r>
-          </w:p>
-        </w:tc>
-        <w:tc>
-          <w:tcPr>
-            <w:tcW w:type="dxa" w:w="2520"/>
-            <w:vAlign w:val="center"/>
-            <w:shd w:fill="E8EEF5"/>
-          </w:tcPr>
-          <w:p>
-            <w:pPr>
-              <w:keepLines/>
-              <w:spacing w:after="0"/>
-            </w:pPr>
-            <w:r/>
-            <w:r>
-              <w:rPr>
-                <w:rFonts w:ascii="Arial" w:hAnsi="Arial" w:eastAsia="Arial"/>
-                <w:b/>
-                <w:sz w:val="18"/>
-              </w:rPr>
-              <w:t>Constraint / Meaning</w:t>
-            </w:r>
-          </w:p>
-        </w:tc>
-      </w:tr>
-      <w:tr>
-        <w:trPr>
-          <w:cantSplit/>
-        </w:trPr>
-        <w:tc>
-          <w:tcPr>
-            <w:tcW w:type="dxa" w:w="2520"/>
-            <w:vAlign w:val="center"/>
-          </w:tcPr>
-          <w:p>
-            <w:pPr>
-              <w:keepLines/>
-              <w:spacing w:after="0"/>
-            </w:pPr>
-            <w:r>
-              <w:rPr>
-                <w:rFonts w:ascii="Arial" w:hAnsi="Arial" w:eastAsia="Arial"/>
-                <w:sz w:val="18"/>
-              </w:rPr>
-            </w:r>
-            <w:r>
-              <w:rPr>
-                <w:rFonts w:ascii="Arial" w:hAnsi="Arial" w:eastAsia="Arial"/>
-                <w:sz w:val="18"/>
-              </w:rPr>
-              <w:t>-</w:t>
-            </w:r>
-          </w:p>
-        </w:tc>
-        <w:tc>
-          <w:tcPr>
-            <w:tcW w:type="dxa" w:w="2520"/>
-            <w:vAlign w:val="center"/>
-          </w:tcPr>
-          <w:p>
-            <w:pPr>
-              <w:keepLines/>
-              <w:spacing w:after="0"/>
-            </w:pPr>
-            <w:r>
-              <w:rPr>
-                <w:rFonts w:ascii="Arial" w:hAnsi="Arial" w:eastAsia="Arial"/>
-                <w:sz w:val="18"/>
-              </w:rPr>
-            </w:r>
-            <w:r>
-              <w:rPr>
-                <w:rFonts w:ascii="Arial" w:hAnsi="Arial" w:eastAsia="Arial"/>
-                <w:sz w:val="18"/>
-              </w:rPr>
-              <w:t>none</w:t>
-            </w:r>
-          </w:p>
-        </w:tc>
-        <w:tc>
-          <w:tcPr>
-            <w:tcW w:type="dxa" w:w="2520"/>
-            <w:vAlign w:val="center"/>
-          </w:tcPr>
-          <w:p>
-            <w:pPr>
-              <w:keepLines/>
-              <w:spacing w:after="0"/>
-            </w:pPr>
-            <w:r>
-              <w:rPr>
-                <w:rFonts w:ascii="Arial" w:hAnsi="Arial" w:eastAsia="Arial"/>
-                <w:sz w:val="18"/>
-              </w:rPr>
-            </w:r>
-            <w:r>
-              <w:rPr>
-                <w:rFonts w:ascii="Arial" w:hAnsi="Arial" w:eastAsia="Arial"/>
-                <w:sz w:val="18"/>
-              </w:rPr>
-              <w:t>No</w:t>
-            </w:r>
-          </w:p>
-        </w:tc>
-        <w:tc>
-          <w:tcPr>
-            <w:tcW w:type="dxa" w:w="2520"/>
-            <w:vAlign w:val="center"/>
-          </w:tcPr>
-          <w:p>
-            <w:pPr>
-              <w:keepLines/>
-              <w:spacing w:after="0"/>
-            </w:pPr>
-            <w:r>
-              <w:rPr>
-                <w:rFonts w:ascii="Arial" w:hAnsi="Arial" w:eastAsia="Arial"/>
-                <w:sz w:val="18"/>
-              </w:rPr>
-            </w:r>
-            <w:r>
-              <w:rPr>
-                <w:rFonts w:ascii="Arial" w:hAnsi="Arial" w:eastAsia="Arial"/>
-                <w:sz w:val="18"/>
-              </w:rPr>
-              <w:t>No fields</w:t>
-            </w:r>
-          </w:p>
-        </w:tc>
-      </w:tr>
-    </w:tbl>
-    <w:p/>
-    <w:tbl>
-      <w:tblPr>
-        <w:tblStyle w:val="TableGrid"/>
-        <w:tblW w:type="auto" w:w="0"/>
-        <w:jc w:val="center"/>
-        <w:tblLook w:firstColumn="1" w:firstRow="1" w:lastColumn="0" w:lastRow="0" w:noHBand="0" w:noVBand="1" w:val="04A0"/>
-      </w:tblPr>
-      <w:tblGrid>
-        <w:gridCol w:w="10080"/>
-      </w:tblGrid>
-      <w:tr>
-        <w:trPr>
-          <w:cantSplit/>
-        </w:trPr>
-        <w:tc>
-          <w:tcPr>
-            <w:tcW w:type="dxa" w:w="10080"/>
-            <w:vAlign w:val="center"/>
-            <w:shd w:fill="DDEBFF"/>
-          </w:tcPr>
-          <w:p>
-            <w:pPr>
-              <w:keepLines/>
-              <w:spacing w:after="0"/>
-            </w:pPr>
-            <w:r/>
-            <w:r>
-              <w:rPr>
-                <w:rFonts w:ascii="Arial" w:hAnsi="Arial" w:eastAsia="Arial"/>
-                <w:b/>
-                <w:sz w:val="18"/>
-              </w:rPr>
-              <w:t>Response</w:t>
-            </w:r>
-          </w:p>
-        </w:tc>
-      </w:tr>
-      <w:tr>
-        <w:trPr>
-          <w:cantSplit/>
-        </w:trPr>
-        <w:tc>
-          <w:tcPr>
-            <w:tcW w:type="dxa" w:w="10080"/>
-            <w:shd w:fill="F7FAFE"/>
-          </w:tcPr>
-          <w:p>
-            <w:pPr>
-              <w:keepLines/>
-              <w:spacing w:after="0"/>
-            </w:pPr>
-            <w:r/>
-            <w:r>
-              <w:rPr>
-                <w:rFonts w:ascii="Courier New" w:hAnsi="Courier New" w:eastAsia="Courier New"/>
-                <w:sz w:val="16"/>
-              </w:rPr>
-              <w:t>{</w:t>
-              <w:br/>
-              <w:t xml:space="preserve">  "menus": [</w:t>
-              <w:br/>
-              <w:t xml:space="preserve">    {</w:t>
-              <w:br/>
-              <w:t xml:space="preserve">      "menuCode": "k2-overview",</w:t>
-              <w:br/>
-              <w:t xml:space="preserve">      "route": "/"</w:t>
-              <w:br/>
-              <w:t xml:space="preserve">    }</w:t>
-              <w:br/>
-              <w:t xml:space="preserve">  ]</w:t>
-              <w:br/>
-              <w:t>}</w:t>
-            </w:r>
-          </w:p>
-        </w:tc>
-      </w:tr>
-    </w:tbl>
-    <w:p/>
-    <w:p>
-      <w:pPr>
-        <w:pStyle w:val="Heading3"/>
-        <w:keepNext/>
-        <w:keepLines/>
-        <w:pageBreakBefore w:val="0"/>
-      </w:pPr>
-      <w:r>
-        <w:t>Response Field Schema</w:t>
-      </w:r>
-    </w:p>
-    <w:tbl>
-      <w:tblPr>
-        <w:tblStyle w:val="TableGrid"/>
-        <w:tblW w:type="auto" w:w="0"/>
-        <w:jc w:val="center"/>
-        <w:tblLook w:firstColumn="1" w:firstRow="1" w:lastColumn="0" w:lastRow="0" w:noHBand="0" w:noVBand="1" w:val="04A0"/>
-      </w:tblPr>
-      <w:tblGrid>
-        <w:gridCol w:w="2520"/>
-        <w:gridCol w:w="2520"/>
-        <w:gridCol w:w="2520"/>
-        <w:gridCol w:w="2520"/>
-      </w:tblGrid>
-      <w:tr>
-        <w:trPr>
-          <w:cantSplit/>
-        </w:trPr>
-        <w:tc>
-          <w:tcPr>
-            <w:tcW w:type="dxa" w:w="2520"/>
-            <w:vAlign w:val="center"/>
-            <w:shd w:fill="E8EEF5"/>
-          </w:tcPr>
-          <w:p>
-            <w:pPr>
-              <w:keepLines/>
-              <w:spacing w:after="0"/>
-            </w:pPr>
-            <w:r/>
-            <w:r>
-              <w:rPr>
-                <w:rFonts w:ascii="Arial" w:hAnsi="Arial" w:eastAsia="Arial"/>
-                <w:b/>
-                <w:sz w:val="18"/>
-              </w:rPr>
-              <w:t>Field</w:t>
-            </w:r>
-          </w:p>
-        </w:tc>
-        <w:tc>
-          <w:tcPr>
-            <w:tcW w:type="dxa" w:w="2520"/>
-            <w:vAlign w:val="center"/>
-            <w:shd w:fill="E8EEF5"/>
-          </w:tcPr>
-          <w:p>
-            <w:pPr>
-              <w:keepLines/>
-              <w:spacing w:after="0"/>
-            </w:pPr>
-            <w:r/>
-            <w:r>
-              <w:rPr>
-                <w:rFonts w:ascii="Arial" w:hAnsi="Arial" w:eastAsia="Arial"/>
-                <w:b/>
-                <w:sz w:val="18"/>
-              </w:rPr>
-              <w:t>Type</w:t>
-            </w:r>
-          </w:p>
-        </w:tc>
-        <w:tc>
-          <w:tcPr>
-            <w:tcW w:type="dxa" w:w="2520"/>
-            <w:vAlign w:val="center"/>
-            <w:shd w:fill="E8EEF5"/>
-          </w:tcPr>
-          <w:p>
-            <w:pPr>
-              <w:keepLines/>
-              <w:spacing w:after="0"/>
-            </w:pPr>
-            <w:r/>
-            <w:r>
-              <w:rPr>
-                <w:rFonts w:ascii="Arial" w:hAnsi="Arial" w:eastAsia="Arial"/>
-                <w:b/>
-                <w:sz w:val="18"/>
-              </w:rPr>
-              <w:t>Required</w:t>
-            </w:r>
-          </w:p>
-        </w:tc>
-        <w:tc>
-          <w:tcPr>
-            <w:tcW w:type="dxa" w:w="2520"/>
-            <w:vAlign w:val="center"/>
-            <w:shd w:fill="E8EEF5"/>
-          </w:tcPr>
-          <w:p>
-            <w:pPr>
-              <w:keepLines/>
-              <w:spacing w:after="0"/>
-            </w:pPr>
-            <w:r/>
-            <w:r>
-              <w:rPr>
-                <w:rFonts w:ascii="Arial" w:hAnsi="Arial" w:eastAsia="Arial"/>
-                <w:b/>
-                <w:sz w:val="18"/>
-              </w:rPr>
-              <w:t>Constraint / Meaning</w:t>
-            </w:r>
-          </w:p>
-        </w:tc>
-      </w:tr>
-      <w:tr>
-        <w:trPr>
-          <w:cantSplit/>
-        </w:trPr>
-        <w:tc>
-          <w:tcPr>
-            <w:tcW w:type="dxa" w:w="2520"/>
-            <w:vAlign w:val="center"/>
-          </w:tcPr>
-          <w:p>
-            <w:pPr>
-              <w:keepLines/>
-              <w:spacing w:after="0"/>
-            </w:pPr>
-            <w:r>
-              <w:rPr>
-                <w:rFonts w:ascii="Arial" w:hAnsi="Arial" w:eastAsia="Arial"/>
-                <w:sz w:val="18"/>
-              </w:rPr>
-            </w:r>
-            <w:r>
-              <w:rPr>
-                <w:rFonts w:ascii="Arial" w:hAnsi="Arial" w:eastAsia="Arial"/>
-                <w:sz w:val="18"/>
-              </w:rPr>
-              <w:t>menus</w:t>
-            </w:r>
-          </w:p>
-        </w:tc>
-        <w:tc>
-          <w:tcPr>
-            <w:tcW w:type="dxa" w:w="2520"/>
-            <w:vAlign w:val="center"/>
-          </w:tcPr>
-          <w:p>
-            <w:pPr>
-              <w:keepLines/>
-              <w:spacing w:after="0"/>
-            </w:pPr>
-            <w:r>
-              <w:rPr>
-                <w:rFonts w:ascii="Arial" w:hAnsi="Arial" w:eastAsia="Arial"/>
-                <w:sz w:val="18"/>
-              </w:rPr>
-            </w:r>
-            <w:r>
-              <w:rPr>
-                <w:rFonts w:ascii="Arial" w:hAnsi="Arial" w:eastAsia="Arial"/>
-                <w:sz w:val="18"/>
-              </w:rPr>
-              <w:t>array&lt;object&gt;</w:t>
-            </w:r>
-          </w:p>
-        </w:tc>
-        <w:tc>
-          <w:tcPr>
-            <w:tcW w:type="dxa" w:w="2520"/>
-            <w:vAlign w:val="center"/>
-          </w:tcPr>
-          <w:p>
-            <w:pPr>
-              <w:keepLines/>
-              <w:spacing w:after="0"/>
-            </w:pPr>
-            <w:r>
-              <w:rPr>
-                <w:rFonts w:ascii="Arial" w:hAnsi="Arial" w:eastAsia="Arial"/>
-                <w:sz w:val="18"/>
-              </w:rPr>
-            </w:r>
-            <w:r>
-              <w:rPr>
-                <w:rFonts w:ascii="Arial" w:hAnsi="Arial" w:eastAsia="Arial"/>
-                <w:sz w:val="18"/>
-              </w:rPr>
-              <w:t>Yes</w:t>
-            </w:r>
-          </w:p>
-        </w:tc>
-        <w:tc>
-          <w:tcPr>
-            <w:tcW w:type="dxa" w:w="2520"/>
-            <w:vAlign w:val="center"/>
-          </w:tcPr>
-          <w:p>
-            <w:pPr>
-              <w:keepLines/>
-              <w:spacing w:after="0"/>
-            </w:pPr>
-            <w:r>
-              <w:rPr>
-                <w:rFonts w:ascii="Arial" w:hAnsi="Arial" w:eastAsia="Arial"/>
-                <w:sz w:val="18"/>
-              </w:rPr>
-            </w:r>
-            <w:r>
-              <w:rPr>
-                <w:rFonts w:ascii="Arial" w:hAnsi="Arial" w:eastAsia="Arial"/>
-                <w:sz w:val="18"/>
-              </w:rPr>
-              <w:t>JSON array; element type shown in Type column</w:t>
-            </w:r>
-          </w:p>
-        </w:tc>
-      </w:tr>
-      <w:tr>
-        <w:trPr>
-          <w:cantSplit/>
-        </w:trPr>
-        <w:tc>
-          <w:tcPr>
-            <w:tcW w:type="dxa" w:w="2520"/>
-            <w:vAlign w:val="center"/>
-          </w:tcPr>
-          <w:p>
-            <w:pPr>
-              <w:keepLines/>
-              <w:spacing w:after="0"/>
-            </w:pPr>
-            <w:r>
-              <w:rPr>
-                <w:rFonts w:ascii="Arial" w:hAnsi="Arial" w:eastAsia="Arial"/>
-                <w:sz w:val="18"/>
-              </w:rPr>
-            </w:r>
-            <w:r>
-              <w:rPr>
-                <w:rFonts w:ascii="Arial" w:hAnsi="Arial" w:eastAsia="Arial"/>
-                <w:sz w:val="18"/>
-              </w:rPr>
-              <w:t>menus[].menuCode</w:t>
-            </w:r>
-          </w:p>
-        </w:tc>
-        <w:tc>
-          <w:tcPr>
-            <w:tcW w:type="dxa" w:w="2520"/>
-            <w:vAlign w:val="center"/>
-          </w:tcPr>
-          <w:p>
-            <w:pPr>
-              <w:keepLines/>
-              <w:spacing w:after="0"/>
-            </w:pPr>
-            <w:r>
-              <w:rPr>
-                <w:rFonts w:ascii="Arial" w:hAnsi="Arial" w:eastAsia="Arial"/>
-                <w:sz w:val="18"/>
-              </w:rPr>
-            </w:r>
-            <w:r>
-              <w:rPr>
-                <w:rFonts w:ascii="Arial" w:hAnsi="Arial" w:eastAsia="Arial"/>
-                <w:sz w:val="18"/>
-              </w:rPr>
-              <w:t>string</w:t>
-            </w:r>
-          </w:p>
-        </w:tc>
-        <w:tc>
-          <w:tcPr>
-            <w:tcW w:type="dxa" w:w="2520"/>
-            <w:vAlign w:val="center"/>
-          </w:tcPr>
-          <w:p>
-            <w:pPr>
-              <w:keepLines/>
-              <w:spacing w:after="0"/>
-            </w:pPr>
-            <w:r>
-              <w:rPr>
-                <w:rFonts w:ascii="Arial" w:hAnsi="Arial" w:eastAsia="Arial"/>
-                <w:sz w:val="18"/>
-              </w:rPr>
-            </w:r>
-            <w:r>
-              <w:rPr>
-                <w:rFonts w:ascii="Arial" w:hAnsi="Arial" w:eastAsia="Arial"/>
-                <w:sz w:val="18"/>
-              </w:rPr>
-              <w:t>Yes</w:t>
-            </w:r>
-          </w:p>
-        </w:tc>
-        <w:tc>
-          <w:tcPr>
-            <w:tcW w:type="dxa" w:w="2520"/>
-            <w:vAlign w:val="center"/>
-          </w:tcPr>
-          <w:p>
-            <w:pPr>
-              <w:keepLines/>
-              <w:spacing w:after="0"/>
-            </w:pPr>
-            <w:r>
-              <w:rPr>
-                <w:rFonts w:ascii="Arial" w:hAnsi="Arial" w:eastAsia="Arial"/>
-                <w:sz w:val="18"/>
-              </w:rPr>
-            </w:r>
-            <w:r>
-              <w:rPr>
-                <w:rFonts w:ascii="Arial" w:hAnsi="Arial" w:eastAsia="Arial"/>
-                <w:sz w:val="18"/>
-              </w:rPr>
-              <w:t>UTF-8; use value domain described by endpoint purpose</w:t>
-            </w:r>
-          </w:p>
-        </w:tc>
-      </w:tr>
-      <w:tr>
-        <w:trPr>
-          <w:cantSplit/>
-        </w:trPr>
-        <w:tc>
-          <w:tcPr>
-            <w:tcW w:type="dxa" w:w="2520"/>
-            <w:vAlign w:val="center"/>
-          </w:tcPr>
-          <w:p>
-            <w:pPr>
-              <w:keepLines/>
-              <w:spacing w:after="0"/>
-            </w:pPr>
-            <w:r>
-              <w:rPr>
-                <w:rFonts w:ascii="Arial" w:hAnsi="Arial" w:eastAsia="Arial"/>
-                <w:sz w:val="18"/>
-              </w:rPr>
-            </w:r>
-            <w:r>
-              <w:rPr>
-                <w:rFonts w:ascii="Arial" w:hAnsi="Arial" w:eastAsia="Arial"/>
-                <w:sz w:val="18"/>
-              </w:rPr>
-              <w:t>menus[].route</w:t>
             </w:r>
           </w:p>
         </w:tc>
@@ -5918,17 +5019,6 @@
         <w:t>}</w:t>
         <w:br/>
         <w:br/>
-        <w:t>/** GET /api/v1/me/menus — โหลดเมนูสำหรับสร้าง sidebar/route guard */</w:t>
-        <w:br/>
-        <w:t>export async function getMeMenus(): Promise&lt;T.MeMenusResponse&gt; {</w:t>
-        <w:br/>
-        <w:t xml:space="preserve">  const { data } = await apiClient.get&lt;ApiResponse&lt;T.MeMenusResponse&gt;&gt;('/me/menus');</w:t>
-        <w:br/>
-        <w:t xml:space="preserve">  return data.data;</w:t>
-        <w:br/>
-        <w:t>}</w:t>
-        <w:br/>
-        <w:br/>
         <w:t>// TODO: ยืนยันกับทีม BFF ว่า unwrap envelope { success, data } ที่ชั้นไหน (BFF หรือ FE)</w:t>
       </w:r>
     </w:p>
@@ -5999,7 +5089,7 @@
         </w:rPr>
         <w:t>// src/types/sbpgi/lookup.ts — ตรงกับตาราง API ในเอกสารนี้</w:t>
         <w:br/>
-        <w:t>// วันที่/เดือนใน payload เป็น ค.ศ. (ISO) เสมอ — แปลงเป็น พ.ศ. เฉพาะตอน display</w:t>
+        <w:t>// วันที่/เดือนเป็น ค.ศ. ทั้ง payload (ISO) และ display — ไม่แปลงเป็น พ.ศ. (มติ 2026-08-06)</w:t>
         <w:br/>
         <w:br/>
         <w:t>/** GET /api/v1/document-statuses — 1 แถวในตาราง */</w:t>
@@ -6013,21 +5103,6 @@
         <w:t>}</w:t>
         <w:br/>
         <w:t>export interface DocumentStatusesResponse { items: DocumentStatusesItem[]; }</w:t>
-        <w:br/>
-        <w:br/>
-        <w:t>/** GET /api/v1/me/menus — response */</w:t>
-        <w:br/>
-        <w:t>export interface MeMenusResponse {</w:t>
-        <w:br/>
-        <w:t xml:space="preserve">  menus: {</w:t>
-        <w:br/>
-        <w:t xml:space="preserve">    menuCode: string;</w:t>
-        <w:br/>
-        <w:t xml:space="preserve">    route: string;</w:t>
-        <w:br/>
-        <w:t xml:space="preserve">  }[];</w:t>
-        <w:br/>
-        <w:t>}</w:t>
         <w:br/>
         <w:br/>
         <w:t>// TODO: ใส่ nullable / required ให้ตรงกับ contract ฉบับล่าสุดของ BE</w:t>
@@ -6113,8 +5188,6 @@
         <w:br/>
         <w:t xml:space="preserve">  documentStatuses: () =&gt; [...lookupKeys.all, 'documentStatuses'] as const,</w:t>
         <w:br/>
-        <w:t xml:space="preserve">  meMenus: () =&gt; [...lookupKeys.all, 'meMenus'] as const,</w:t>
-        <w:br/>
         <w:t>};</w:t>
         <w:br/>
         <w:br/>
@@ -6125,21 +5198,6 @@
         <w:t xml:space="preserve">    queryKey: lookupKeys.documentStatuses(),</w:t>
         <w:br/>
         <w:t xml:space="preserve">    queryFn: () =&gt; api.getDocumentStatuses(),</w:t>
-        <w:br/>
-        <w:t xml:space="preserve">    staleTime: 30_000, // TODO: ปรับตามความถี่ของข้อมูลหน้านี้</w:t>
-        <w:br/>
-        <w:t xml:space="preserve">  });</w:t>
-        <w:br/>
-        <w:t>}</w:t>
-        <w:br/>
-        <w:br/>
-        <w:t>export function useMeMenusQuery() {</w:t>
-        <w:br/>
-        <w:t xml:space="preserve">  return useQuery({</w:t>
-        <w:br/>
-        <w:t xml:space="preserve">    queryKey: lookupKeys.meMenus(),</w:t>
-        <w:br/>
-        <w:t xml:space="preserve">    queryFn: () =&gt; api.getMeMenus(),</w:t>
         <w:br/>
         <w:t xml:space="preserve">    staleTime: 30_000, // TODO: ปรับตามความถี่ของข้อมูลหน้านี้</w:t>
         <w:br/>
@@ -6226,7 +5284,7 @@
         <w:keepLines/>
       </w:pPr>
       <w:r>
-        <w:t>payload ใช้วันที่ ค.ศ. เสมอ; แปลงเป็น พ.ศ. เฉพาะตอนแสดงผลผ่าน formatter กลางจุดเดียว</w:t>
+        <w:t>payload และการแสดงผลใช้วันที่ ค.ศ. เสมอ ผ่าน formatter กลางจุดเดียว — ไม่แปลงเป็น พ.ศ. (มติ 2026-08-06)</w:t>
       </w:r>
     </w:p>
     <w:p>

--- a/LLDD/word/FE/LLDD-FE-Foundation.docx
+++ b/LLDD/word/FE/LLDD-FE-Foundation.docx
@@ -5,7 +5,7 @@
     <w:p>
       <w:r>
         <w:rPr>
-          <w:rFonts w:ascii="Arial" w:hAnsi="Arial" w:eastAsia="Arial"/>
+          <w:rFonts w:ascii="Arial" w:hAnsi="Arial" w:eastAsia="Arial" w:cs="Tahoma"/>
           <w:b/>
           <w:color w:val="0B2545"/>
           <w:sz w:val="40"/>
@@ -58,7 +58,7 @@
             <w:r/>
             <w:r>
               <w:rPr>
-                <w:rFonts w:ascii="Arial" w:hAnsi="Arial" w:eastAsia="Arial"/>
+                <w:rFonts w:ascii="Arial" w:hAnsi="Arial" w:eastAsia="Arial" w:cs="Tahoma"/>
                 <w:b/>
                 <w:sz w:val="18"/>
               </w:rPr>
@@ -80,7 +80,7 @@
             <w:r/>
             <w:r>
               <w:rPr>
-                <w:rFonts w:ascii="Arial" w:hAnsi="Arial" w:eastAsia="Arial"/>
+                <w:rFonts w:ascii="Arial" w:hAnsi="Arial" w:eastAsia="Arial" w:cs="Tahoma"/>
                 <w:b/>
                 <w:sz w:val="18"/>
               </w:rPr>
@@ -105,13 +105,13 @@
             </w:pPr>
             <w:r>
               <w:rPr>
-                <w:rFonts w:ascii="Arial" w:hAnsi="Arial" w:eastAsia="Arial"/>
-                <w:sz w:val="18"/>
-              </w:rPr>
-            </w:r>
-            <w:r>
-              <w:rPr>
-                <w:rFonts w:ascii="Arial" w:hAnsi="Arial" w:eastAsia="Arial"/>
+                <w:rFonts w:ascii="Arial" w:hAnsi="Arial" w:eastAsia="Arial" w:cs="Tahoma"/>
+                <w:sz w:val="18"/>
+              </w:rPr>
+            </w:r>
+            <w:r>
+              <w:rPr>
+                <w:rFonts w:ascii="Arial" w:hAnsi="Arial" w:eastAsia="Arial" w:cs="Tahoma"/>
                 <w:sz w:val="18"/>
               </w:rPr>
               <w:t>วัตถุประสงค์</w:t>
@@ -130,13 +130,13 @@
             </w:pPr>
             <w:r>
               <w:rPr>
-                <w:rFonts w:ascii="Arial" w:hAnsi="Arial" w:eastAsia="Arial"/>
-                <w:sz w:val="18"/>
-              </w:rPr>
-            </w:r>
-            <w:r>
-              <w:rPr>
-                <w:rFonts w:ascii="Arial" w:hAnsi="Arial" w:eastAsia="Arial"/>
+                <w:rFonts w:ascii="Arial" w:hAnsi="Arial" w:eastAsia="Arial" w:cs="Tahoma"/>
+                <w:sz w:val="18"/>
+              </w:rPr>
+            </w:r>
+            <w:r>
+              <w:rPr>
+                <w:rFonts w:ascii="Arial" w:hAnsi="Arial" w:eastAsia="Arial" w:cs="Tahoma"/>
                 <w:sz w:val="18"/>
               </w:rPr>
               <w:t>ใช้เป็นรายละเอียดระดับพัฒนาสำหรับออกแบบ ลงมือพัฒนา ตรวจทาน และทดสอบขอบเขตที่ระบุในฉบับนี้</w:t>
@@ -160,13 +160,13 @@
             </w:pPr>
             <w:r>
               <w:rPr>
-                <w:rFonts w:ascii="Arial" w:hAnsi="Arial" w:eastAsia="Arial"/>
-                <w:sz w:val="18"/>
-              </w:rPr>
-            </w:r>
-            <w:r>
-              <w:rPr>
-                <w:rFonts w:ascii="Arial" w:hAnsi="Arial" w:eastAsia="Arial"/>
+                <w:rFonts w:ascii="Arial" w:hAnsi="Arial" w:eastAsia="Arial" w:cs="Tahoma"/>
+                <w:sz w:val="18"/>
+              </w:rPr>
+            </w:r>
+            <w:r>
+              <w:rPr>
+                <w:rFonts w:ascii="Arial" w:hAnsi="Arial" w:eastAsia="Arial" w:cs="Tahoma"/>
                 <w:sz w:val="18"/>
               </w:rPr>
               <w:t>ลำดับการอ่าน</w:t>
@@ -185,13 +185,13 @@
             </w:pPr>
             <w:r>
               <w:rPr>
-                <w:rFonts w:ascii="Arial" w:hAnsi="Arial" w:eastAsia="Arial"/>
-                <w:sz w:val="18"/>
-              </w:rPr>
-            </w:r>
-            <w:r>
-              <w:rPr>
-                <w:rFonts w:ascii="Arial" w:hAnsi="Arial" w:eastAsia="Arial"/>
+                <w:rFonts w:ascii="Arial" w:hAnsi="Arial" w:eastAsia="Arial" w:cs="Tahoma"/>
+                <w:sz w:val="18"/>
+              </w:rPr>
+            </w:r>
+            <w:r>
+              <w:rPr>
+                <w:rFonts w:ascii="Arial" w:hAnsi="Arial" w:eastAsia="Arial" w:cs="Tahoma"/>
                 <w:sz w:val="18"/>
               </w:rPr>
               <w:t>เริ่มจาก Overview และ Scope จากนั้นตรวจ Field/Validation, Implementation, Contract, Processing Flow, Acceptance Criteria และ Test Checklist ตามลำดับ</w:t>
@@ -215,13 +215,13 @@
             </w:pPr>
             <w:r>
               <w:rPr>
-                <w:rFonts w:ascii="Arial" w:hAnsi="Arial" w:eastAsia="Arial"/>
-                <w:sz w:val="18"/>
-              </w:rPr>
-            </w:r>
-            <w:r>
-              <w:rPr>
-                <w:rFonts w:ascii="Arial" w:hAnsi="Arial" w:eastAsia="Arial"/>
+                <w:rFonts w:ascii="Arial" w:hAnsi="Arial" w:eastAsia="Arial" w:cs="Tahoma"/>
+                <w:sz w:val="18"/>
+              </w:rPr>
+            </w:r>
+            <w:r>
+              <w:rPr>
+                <w:rFonts w:ascii="Arial" w:hAnsi="Arial" w:eastAsia="Arial" w:cs="Tahoma"/>
                 <w:sz w:val="18"/>
               </w:rPr>
               <w:t>ผลลัพธ์ที่คาดหวัง</w:t>
@@ -240,13 +240,13 @@
             </w:pPr>
             <w:r>
               <w:rPr>
-                <w:rFonts w:ascii="Arial" w:hAnsi="Arial" w:eastAsia="Arial"/>
-                <w:sz w:val="18"/>
-              </w:rPr>
-            </w:r>
-            <w:r>
-              <w:rPr>
-                <w:rFonts w:ascii="Arial" w:hAnsi="Arial" w:eastAsia="Arial"/>
+                <w:rFonts w:ascii="Arial" w:hAnsi="Arial" w:eastAsia="Arial" w:cs="Tahoma"/>
+                <w:sz w:val="18"/>
+              </w:rPr>
+            </w:r>
+            <w:r>
+              <w:rPr>
+                <w:rFonts w:ascii="Arial" w:hAnsi="Arial" w:eastAsia="Arial" w:cs="Tahoma"/>
                 <w:sz w:val="18"/>
               </w:rPr>
               <w:t>ผู้อ่านสามารถระบุ input, ขั้นตอนประมวลผล, output, เงื่อนไขผิดพลาด และหลักฐานการทดสอบได้จากเนื้อหาในฉบับเดียว</w:t>
@@ -301,7 +301,7 @@
             <w:r/>
             <w:r>
               <w:rPr>
-                <w:rFonts w:ascii="Arial" w:hAnsi="Arial" w:eastAsia="Arial"/>
+                <w:rFonts w:ascii="Arial" w:hAnsi="Arial" w:eastAsia="Arial" w:cs="Tahoma"/>
                 <w:b/>
                 <w:sz w:val="18"/>
               </w:rPr>
@@ -323,7 +323,7 @@
             <w:r/>
             <w:r>
               <w:rPr>
-                <w:rFonts w:ascii="Arial" w:hAnsi="Arial" w:eastAsia="Arial"/>
+                <w:rFonts w:ascii="Arial" w:hAnsi="Arial" w:eastAsia="Arial" w:cs="Tahoma"/>
                 <w:b/>
                 <w:sz w:val="18"/>
               </w:rPr>
@@ -348,13 +348,13 @@
             </w:pPr>
             <w:r>
               <w:rPr>
-                <w:rFonts w:ascii="Arial" w:hAnsi="Arial" w:eastAsia="Arial"/>
-                <w:sz w:val="18"/>
-              </w:rPr>
-            </w:r>
-            <w:r>
-              <w:rPr>
-                <w:rFonts w:ascii="Arial" w:hAnsi="Arial" w:eastAsia="Arial"/>
+                <w:rFonts w:ascii="Arial" w:hAnsi="Arial" w:eastAsia="Arial" w:cs="Tahoma"/>
+                <w:sz w:val="18"/>
+              </w:rPr>
+            </w:r>
+            <w:r>
+              <w:rPr>
+                <w:rFonts w:ascii="Arial" w:hAnsi="Arial" w:eastAsia="Arial" w:cs="Tahoma"/>
                 <w:sz w:val="18"/>
               </w:rPr>
               <w:t>Track</w:t>
@@ -373,13 +373,13 @@
             </w:pPr>
             <w:r>
               <w:rPr>
-                <w:rFonts w:ascii="Arial" w:hAnsi="Arial" w:eastAsia="Arial"/>
-                <w:sz w:val="18"/>
-              </w:rPr>
-            </w:r>
-            <w:r>
-              <w:rPr>
-                <w:rFonts w:ascii="Arial" w:hAnsi="Arial" w:eastAsia="Arial"/>
+                <w:rFonts w:ascii="Arial" w:hAnsi="Arial" w:eastAsia="Arial" w:cs="Tahoma"/>
+                <w:sz w:val="18"/>
+              </w:rPr>
+            </w:r>
+            <w:r>
+              <w:rPr>
+                <w:rFonts w:ascii="Arial" w:hAnsi="Arial" w:eastAsia="Arial" w:cs="Tahoma"/>
                 <w:sz w:val="18"/>
               </w:rPr>
               <w:t>FE</w:t>
@@ -403,13 +403,13 @@
             </w:pPr>
             <w:r>
               <w:rPr>
-                <w:rFonts w:ascii="Arial" w:hAnsi="Arial" w:eastAsia="Arial"/>
-                <w:sz w:val="18"/>
-              </w:rPr>
-            </w:r>
-            <w:r>
-              <w:rPr>
-                <w:rFonts w:ascii="Arial" w:hAnsi="Arial" w:eastAsia="Arial"/>
+                <w:rFonts w:ascii="Arial" w:hAnsi="Arial" w:eastAsia="Arial" w:cs="Tahoma"/>
+                <w:sz w:val="18"/>
+              </w:rPr>
+            </w:r>
+            <w:r>
+              <w:rPr>
+                <w:rFonts w:ascii="Arial" w:hAnsi="Arial" w:eastAsia="Arial" w:cs="Tahoma"/>
                 <w:sz w:val="18"/>
               </w:rPr>
               <w:t>Estimate</w:t>
@@ -428,16 +428,24 @@
             </w:pPr>
             <w:r>
               <w:rPr>
-                <w:rFonts w:ascii="Arial" w:hAnsi="Arial" w:eastAsia="Arial"/>
-                <w:sz w:val="18"/>
-              </w:rPr>
-            </w:r>
-            <w:r>
-              <w:rPr>
-                <w:rFonts w:ascii="Arial" w:hAnsi="Arial" w:eastAsia="Arial"/>
-                <w:sz w:val="18"/>
-              </w:rPr>
-              <w:t>28 ชั่วโมง</w:t>
+                <w:rFonts w:ascii="Arial" w:hAnsi="Arial" w:eastAsia="Arial" w:cs="Tahoma"/>
+                <w:sz w:val="18"/>
+              </w:rPr>
+            </w:r>
+            <w:r>
+              <w:rPr>
+                <w:rFonts w:ascii="Arial" w:hAnsi="Arial" w:eastAsia="Arial" w:cs="Tahoma"/>
+                <w:b/>
+                <w:sz w:val="18"/>
+              </w:rPr>
+              <w:t>35 ชั่วโมง</w:t>
+            </w:r>
+            <w:r>
+              <w:rPr>
+                <w:rFonts w:ascii="Arial" w:hAnsi="Arial" w:eastAsia="Arial" w:cs="Tahoma"/>
+                <w:sz w:val="18"/>
+              </w:rPr>
+              <w:t xml:space="preserve"> = implementation 28 + unit test 7 (25%)</w:t>
             </w:r>
           </w:p>
         </w:tc>
@@ -458,13 +466,13 @@
             </w:pPr>
             <w:r>
               <w:rPr>
-                <w:rFonts w:ascii="Arial" w:hAnsi="Arial" w:eastAsia="Arial"/>
-                <w:sz w:val="18"/>
-              </w:rPr>
-            </w:r>
-            <w:r>
-              <w:rPr>
-                <w:rFonts w:ascii="Arial" w:hAnsi="Arial" w:eastAsia="Arial"/>
+                <w:rFonts w:ascii="Arial" w:hAnsi="Arial" w:eastAsia="Arial" w:cs="Tahoma"/>
+                <w:sz w:val="18"/>
+              </w:rPr>
+            </w:r>
+            <w:r>
+              <w:rPr>
+                <w:rFonts w:ascii="Arial" w:hAnsi="Arial" w:eastAsia="Arial" w:cs="Tahoma"/>
                 <w:sz w:val="18"/>
               </w:rPr>
               <w:t>Owner</w:t>
@@ -483,13 +491,13 @@
             </w:pPr>
             <w:r>
               <w:rPr>
-                <w:rFonts w:ascii="Arial" w:hAnsi="Arial" w:eastAsia="Arial"/>
-                <w:sz w:val="18"/>
-              </w:rPr>
-            </w:r>
-            <w:r>
-              <w:rPr>
-                <w:rFonts w:ascii="Arial" w:hAnsi="Arial" w:eastAsia="Arial"/>
+                <w:rFonts w:ascii="Arial" w:hAnsi="Arial" w:eastAsia="Arial" w:cs="Tahoma"/>
+                <w:sz w:val="18"/>
+              </w:rPr>
+            </w:r>
+            <w:r>
+              <w:rPr>
+                <w:rFonts w:ascii="Arial" w:hAnsi="Arial" w:eastAsia="Arial" w:cs="Tahoma"/>
                 <w:sz w:val="18"/>
               </w:rPr>
               <w:t>Chidchanok &lt;lin&gt; Saengamnat</w:t>
@@ -513,16 +521,16 @@
             </w:pPr>
             <w:r>
               <w:rPr>
-                <w:rFonts w:ascii="Arial" w:hAnsi="Arial" w:eastAsia="Arial"/>
-                <w:sz w:val="18"/>
-              </w:rPr>
-            </w:r>
-            <w:r>
-              <w:rPr>
-                <w:rFonts w:ascii="Arial" w:hAnsi="Arial" w:eastAsia="Arial"/>
-                <w:sz w:val="18"/>
-              </w:rPr>
-              <w:t>Objective</w:t>
+                <w:rFonts w:ascii="Arial" w:hAnsi="Arial" w:eastAsia="Arial" w:cs="Tahoma"/>
+                <w:sz w:val="18"/>
+              </w:rPr>
+            </w:r>
+            <w:r>
+              <w:rPr>
+                <w:rFonts w:ascii="Arial" w:hAnsi="Arial" w:eastAsia="Arial" w:cs="Tahoma"/>
+                <w:sz w:val="18"/>
+              </w:rPr>
+              <w:t>Target repository</w:t>
             </w:r>
           </w:p>
         </w:tc>
@@ -538,13 +546,103 @@
             </w:pPr>
             <w:r>
               <w:rPr>
-                <w:rFonts w:ascii="Arial" w:hAnsi="Arial" w:eastAsia="Arial"/>
-                <w:sz w:val="18"/>
-              </w:rPr>
-            </w:r>
-            <w:r>
-              <w:rPr>
-                <w:rFonts w:ascii="Arial" w:hAnsi="Arial" w:eastAsia="Arial"/>
+                <w:rFonts w:ascii="Arial" w:hAnsi="Arial" w:eastAsia="Arial" w:cs="Tahoma"/>
+                <w:sz w:val="18"/>
+              </w:rPr>
+            </w:r>
+            <w:r>
+              <w:rPr>
+                <w:rFonts w:ascii="Courier New" w:hAnsi="Courier New" w:eastAsia="Courier New" w:cs="Tahoma"/>
+                <w:sz w:val="18"/>
+              </w:rPr>
+              <w:t>SBP/srm-sps-spsap-web-frontend</w:t>
+            </w:r>
+            <w:r>
+              <w:rPr>
+                <w:rFonts w:ascii="Arial" w:hAnsi="Arial" w:eastAsia="Arial" w:cs="Tahoma"/>
+                <w:sz w:val="18"/>
+              </w:rPr>
+              <w:t xml:space="preserve"> (sbp-portal · Next.js · </w:t>
+            </w:r>
+            <w:r>
+              <w:rPr>
+                <w:rFonts w:ascii="Courier New" w:hAnsi="Courier New" w:eastAsia="Courier New" w:cs="Tahoma"/>
+                <w:sz w:val="18"/>
+              </w:rPr>
+              <w:t>NEXT_PUBLIC_APP_TARGET=sbpm</w:t>
+            </w:r>
+            <w:r>
+              <w:rPr>
+                <w:rFonts w:ascii="Arial" w:hAnsi="Arial" w:eastAsia="Arial" w:cs="Tahoma"/>
+                <w:sz w:val="18"/>
+              </w:rPr>
+              <w:t xml:space="preserve">) — เรียก API ผ่าน </w:t>
+            </w:r>
+            <w:r>
+              <w:rPr>
+                <w:rFonts w:ascii="Courier New" w:hAnsi="Courier New" w:eastAsia="Courier New" w:cs="Tahoma"/>
+                <w:sz w:val="18"/>
+              </w:rPr>
+              <w:t>SBP/srm-sps-spsap-sbp-bff</w:t>
+            </w:r>
+            <w:r>
+              <w:rPr>
+                <w:rFonts w:ascii="Arial" w:hAnsi="Arial" w:eastAsia="Arial" w:cs="Tahoma"/>
+                <w:sz w:val="18"/>
+              </w:rPr>
+              <w:t xml:space="preserve"> เท่านั้น ห้ามยิง store-backend ตรง</w:t>
+            </w:r>
+          </w:p>
+        </w:tc>
+      </w:tr>
+      <w:tr>
+        <w:trPr>
+          <w:cantSplit/>
+        </w:trPr>
+        <w:tc>
+          <w:tcPr>
+            <w:tcW w:type="dxa" w:w="5040"/>
+            <w:vAlign w:val="center"/>
+          </w:tcPr>
+          <w:p>
+            <w:pPr>
+              <w:keepLines/>
+              <w:spacing w:after="0"/>
+            </w:pPr>
+            <w:r>
+              <w:rPr>
+                <w:rFonts w:ascii="Arial" w:hAnsi="Arial" w:eastAsia="Arial" w:cs="Tahoma"/>
+                <w:sz w:val="18"/>
+              </w:rPr>
+            </w:r>
+            <w:r>
+              <w:rPr>
+                <w:rFonts w:ascii="Arial" w:hAnsi="Arial" w:eastAsia="Arial" w:cs="Tahoma"/>
+                <w:sz w:val="18"/>
+              </w:rPr>
+              <w:t>Objective</w:t>
+            </w:r>
+          </w:p>
+        </w:tc>
+        <w:tc>
+          <w:tcPr>
+            <w:tcW w:type="dxa" w:w="5040"/>
+            <w:vAlign w:val="center"/>
+          </w:tcPr>
+          <w:p>
+            <w:pPr>
+              <w:keepLines/>
+              <w:spacing w:after="0"/>
+            </w:pPr>
+            <w:r>
+              <w:rPr>
+                <w:rFonts w:ascii="Arial" w:hAnsi="Arial" w:eastAsia="Arial" w:cs="Tahoma"/>
+                <w:sz w:val="18"/>
+              </w:rPr>
+            </w:r>
+            <w:r>
+              <w:rPr>
+                <w:rFonts w:ascii="Arial" w:hAnsi="Arial" w:eastAsia="Arial" w:cs="Tahoma"/>
                 <w:sz w:val="18"/>
               </w:rPr>
               <w:t>เตรียม foundation ฝั่ง Frontend สำหรับ SBP Mall: routing, API client, constants, shared state, formatters, mock mapping และ shared UI primitives; เอกสารนี้ไม่ใช่หน้าจอ Dashboard</w:t>
@@ -622,6 +720,25 @@
       </w:pPr>
       <w:r>
         <w:t>CSS/tokens สำหรับ table/form/modal/responsive</w:t>
+      </w:r>
+    </w:p>
+    <w:p>
+      <w:pPr>
+        <w:pStyle w:val="Heading1"/>
+        <w:keepNext/>
+        <w:keepLines/>
+        <w:pageBreakBefore w:val="0"/>
+      </w:pPr>
+      <w:r>
+        <w:t>3. Screenshot Reference</w:t>
+      </w:r>
+    </w:p>
+    <w:p>
+      <w:pPr>
+        <w:keepNext w:val="0"/>
+      </w:pPr>
+      <w:r>
+        <w:t>ไม่มีภาพหน้าจอสำหรับหัวข้อนี้ — เป็นเอกสารฝั่ง Backend/Batch ที่ไม่มี UI (ภาพหน้าจอทั้งหมดอยู่ในเอกสารชุด FE)</w:t>
       </w:r>
     </w:p>
     <w:p>
@@ -730,7 +847,7 @@
             <w:r/>
             <w:r>
               <w:rPr>
-                <w:rFonts w:ascii="Arial" w:hAnsi="Arial" w:eastAsia="Arial"/>
+                <w:rFonts w:ascii="Arial" w:hAnsi="Arial" w:eastAsia="Arial" w:cs="Tahoma"/>
                 <w:b/>
                 <w:sz w:val="18"/>
               </w:rPr>
@@ -752,7 +869,7 @@
             <w:r/>
             <w:r>
               <w:rPr>
-                <w:rFonts w:ascii="Arial" w:hAnsi="Arial" w:eastAsia="Arial"/>
+                <w:rFonts w:ascii="Arial" w:hAnsi="Arial" w:eastAsia="Arial" w:cs="Tahoma"/>
                 <w:b/>
                 <w:sz w:val="18"/>
               </w:rPr>
@@ -774,7 +891,7 @@
             <w:r/>
             <w:r>
               <w:rPr>
-                <w:rFonts w:ascii="Arial" w:hAnsi="Arial" w:eastAsia="Arial"/>
+                <w:rFonts w:ascii="Arial" w:hAnsi="Arial" w:eastAsia="Arial" w:cs="Tahoma"/>
                 <w:b/>
                 <w:sz w:val="18"/>
               </w:rPr>
@@ -796,7 +913,7 @@
             <w:r/>
             <w:r>
               <w:rPr>
-                <w:rFonts w:ascii="Arial" w:hAnsi="Arial" w:eastAsia="Arial"/>
+                <w:rFonts w:ascii="Arial" w:hAnsi="Arial" w:eastAsia="Arial" w:cs="Tahoma"/>
                 <w:b/>
                 <w:sz w:val="18"/>
               </w:rPr>
@@ -821,13 +938,13 @@
             </w:pPr>
             <w:r>
               <w:rPr>
-                <w:rFonts w:ascii="Arial" w:hAnsi="Arial" w:eastAsia="Arial"/>
-                <w:sz w:val="18"/>
-              </w:rPr>
-            </w:r>
-            <w:r>
-              <w:rPr>
-                <w:rFonts w:ascii="Arial" w:hAnsi="Arial" w:eastAsia="Arial"/>
+                <w:rFonts w:ascii="Arial" w:hAnsi="Arial" w:eastAsia="Arial" w:cs="Tahoma"/>
+                <w:sz w:val="18"/>
+              </w:rPr>
+            </w:r>
+            <w:r>
+              <w:rPr>
+                <w:rFonts w:ascii="Arial" w:hAnsi="Arial" w:eastAsia="Arial" w:cs="Tahoma"/>
                 <w:sz w:val="18"/>
               </w:rPr>
               <w:t>routePath</w:t>
@@ -846,13 +963,13 @@
             </w:pPr>
             <w:r>
               <w:rPr>
-                <w:rFonts w:ascii="Arial" w:hAnsi="Arial" w:eastAsia="Arial"/>
-                <w:sz w:val="18"/>
-              </w:rPr>
-            </w:r>
-            <w:r>
-              <w:rPr>
-                <w:rFonts w:ascii="Arial" w:hAnsi="Arial" w:eastAsia="Arial"/>
+                <w:rFonts w:ascii="Arial" w:hAnsi="Arial" w:eastAsia="Arial" w:cs="Tahoma"/>
+                <w:sz w:val="18"/>
+              </w:rPr>
+            </w:r>
+            <w:r>
+              <w:rPr>
+                <w:rFonts w:ascii="Arial" w:hAnsi="Arial" w:eastAsia="Arial" w:cs="Tahoma"/>
                 <w:sz w:val="18"/>
               </w:rPr>
               <w:t>string</w:t>
@@ -871,13 +988,13 @@
             </w:pPr>
             <w:r>
               <w:rPr>
-                <w:rFonts w:ascii="Arial" w:hAnsi="Arial" w:eastAsia="Arial"/>
-                <w:sz w:val="18"/>
-              </w:rPr>
-            </w:r>
-            <w:r>
-              <w:rPr>
-                <w:rFonts w:ascii="Arial" w:hAnsi="Arial" w:eastAsia="Arial"/>
+                <w:rFonts w:ascii="Arial" w:hAnsi="Arial" w:eastAsia="Arial" w:cs="Tahoma"/>
+                <w:sz w:val="18"/>
+              </w:rPr>
+            </w:r>
+            <w:r>
+              <w:rPr>
+                <w:rFonts w:ascii="Arial" w:hAnsi="Arial" w:eastAsia="Arial" w:cs="Tahoma"/>
                 <w:sz w:val="18"/>
               </w:rPr>
               <w:t>required</w:t>
@@ -896,13 +1013,13 @@
             </w:pPr>
             <w:r>
               <w:rPr>
-                <w:rFonts w:ascii="Arial" w:hAnsi="Arial" w:eastAsia="Arial"/>
-                <w:sz w:val="18"/>
-              </w:rPr>
-            </w:r>
-            <w:r>
-              <w:rPr>
-                <w:rFonts w:ascii="Arial" w:hAnsi="Arial" w:eastAsia="Arial"/>
+                <w:rFonts w:ascii="Arial" w:hAnsi="Arial" w:eastAsia="Arial" w:cs="Tahoma"/>
+                <w:sz w:val="18"/>
+              </w:rPr>
+            </w:r>
+            <w:r>
+              <w:rPr>
+                <w:rFonts w:ascii="Arial" w:hAnsi="Arial" w:eastAsia="Arial" w:cs="Tahoma"/>
                 <w:sz w:val="18"/>
               </w:rPr>
               <w:t>ต้อง map กับเมนู SBP Mall</w:t>
@@ -926,13 +1043,13 @@
             </w:pPr>
             <w:r>
               <w:rPr>
-                <w:rFonts w:ascii="Arial" w:hAnsi="Arial" w:eastAsia="Arial"/>
-                <w:sz w:val="18"/>
-              </w:rPr>
-            </w:r>
-            <w:r>
-              <w:rPr>
-                <w:rFonts w:ascii="Arial" w:hAnsi="Arial" w:eastAsia="Arial"/>
+                <w:rFonts w:ascii="Arial" w:hAnsi="Arial" w:eastAsia="Arial" w:cs="Tahoma"/>
+                <w:sz w:val="18"/>
+              </w:rPr>
+            </w:r>
+            <w:r>
+              <w:rPr>
+                <w:rFonts w:ascii="Arial" w:hAnsi="Arial" w:eastAsia="Arial" w:cs="Tahoma"/>
                 <w:sz w:val="18"/>
               </w:rPr>
               <w:t>apiBaseUrl</w:t>
@@ -951,13 +1068,13 @@
             </w:pPr>
             <w:r>
               <w:rPr>
-                <w:rFonts w:ascii="Arial" w:hAnsi="Arial" w:eastAsia="Arial"/>
-                <w:sz w:val="18"/>
-              </w:rPr>
-            </w:r>
-            <w:r>
-              <w:rPr>
-                <w:rFonts w:ascii="Arial" w:hAnsi="Arial" w:eastAsia="Arial"/>
+                <w:rFonts w:ascii="Arial" w:hAnsi="Arial" w:eastAsia="Arial" w:cs="Tahoma"/>
+                <w:sz w:val="18"/>
+              </w:rPr>
+            </w:r>
+            <w:r>
+              <w:rPr>
+                <w:rFonts w:ascii="Arial" w:hAnsi="Arial" w:eastAsia="Arial" w:cs="Tahoma"/>
                 <w:sz w:val="18"/>
               </w:rPr>
               <w:t>URL</w:t>
@@ -976,13 +1093,13 @@
             </w:pPr>
             <w:r>
               <w:rPr>
-                <w:rFonts w:ascii="Arial" w:hAnsi="Arial" w:eastAsia="Arial"/>
-                <w:sz w:val="18"/>
-              </w:rPr>
-            </w:r>
-            <w:r>
-              <w:rPr>
-                <w:rFonts w:ascii="Arial" w:hAnsi="Arial" w:eastAsia="Arial"/>
+                <w:rFonts w:ascii="Arial" w:hAnsi="Arial" w:eastAsia="Arial" w:cs="Tahoma"/>
+                <w:sz w:val="18"/>
+              </w:rPr>
+            </w:r>
+            <w:r>
+              <w:rPr>
+                <w:rFonts w:ascii="Arial" w:hAnsi="Arial" w:eastAsia="Arial" w:cs="Tahoma"/>
                 <w:sz w:val="18"/>
               </w:rPr>
               <w:t>required by env</w:t>
@@ -1001,13 +1118,13 @@
             </w:pPr>
             <w:r>
               <w:rPr>
-                <w:rFonts w:ascii="Arial" w:hAnsi="Arial" w:eastAsia="Arial"/>
-                <w:sz w:val="18"/>
-              </w:rPr>
-            </w:r>
-            <w:r>
-              <w:rPr>
-                <w:rFonts w:ascii="Arial" w:hAnsi="Arial" w:eastAsia="Arial"/>
+                <w:rFonts w:ascii="Arial" w:hAnsi="Arial" w:eastAsia="Arial" w:cs="Tahoma"/>
+                <w:sz w:val="18"/>
+              </w:rPr>
+            </w:r>
+            <w:r>
+              <w:rPr>
+                <w:rFonts w:ascii="Arial" w:hAnsi="Arial" w:eastAsia="Arial" w:cs="Tahoma"/>
                 <w:sz w:val="18"/>
               </w:rPr>
               <w:t>ใช้กับทุก API call</w:t>
@@ -1031,13 +1148,13 @@
             </w:pPr>
             <w:r>
               <w:rPr>
-                <w:rFonts w:ascii="Arial" w:hAnsi="Arial" w:eastAsia="Arial"/>
-                <w:sz w:val="18"/>
-              </w:rPr>
-            </w:r>
-            <w:r>
-              <w:rPr>
-                <w:rFonts w:ascii="Arial" w:hAnsi="Arial" w:eastAsia="Arial"/>
+                <w:rFonts w:ascii="Arial" w:hAnsi="Arial" w:eastAsia="Arial" w:cs="Tahoma"/>
+                <w:sz w:val="18"/>
+              </w:rPr>
+            </w:r>
+            <w:r>
+              <w:rPr>
+                <w:rFonts w:ascii="Arial" w:hAnsi="Arial" w:eastAsia="Arial" w:cs="Tahoma"/>
                 <w:sz w:val="18"/>
               </w:rPr>
               <w:t>statusCode</w:t>
@@ -1056,13 +1173,13 @@
             </w:pPr>
             <w:r>
               <w:rPr>
-                <w:rFonts w:ascii="Arial" w:hAnsi="Arial" w:eastAsia="Arial"/>
-                <w:sz w:val="18"/>
-              </w:rPr>
-            </w:r>
-            <w:r>
-              <w:rPr>
-                <w:rFonts w:ascii="Arial" w:hAnsi="Arial" w:eastAsia="Arial"/>
+                <w:rFonts w:ascii="Arial" w:hAnsi="Arial" w:eastAsia="Arial" w:cs="Tahoma"/>
+                <w:sz w:val="18"/>
+              </w:rPr>
+            </w:r>
+            <w:r>
+              <w:rPr>
+                <w:rFonts w:ascii="Arial" w:hAnsi="Arial" w:eastAsia="Arial" w:cs="Tahoma"/>
                 <w:sz w:val="18"/>
               </w:rPr>
               <w:t>string</w:t>
@@ -1081,13 +1198,13 @@
             </w:pPr>
             <w:r>
               <w:rPr>
-                <w:rFonts w:ascii="Arial" w:hAnsi="Arial" w:eastAsia="Arial"/>
-                <w:sz w:val="18"/>
-              </w:rPr>
-            </w:r>
-            <w:r>
-              <w:rPr>
-                <w:rFonts w:ascii="Arial" w:hAnsi="Arial" w:eastAsia="Arial"/>
+                <w:rFonts w:ascii="Arial" w:hAnsi="Arial" w:eastAsia="Arial" w:cs="Tahoma"/>
+                <w:sz w:val="18"/>
+              </w:rPr>
+            </w:r>
+            <w:r>
+              <w:rPr>
+                <w:rFonts w:ascii="Arial" w:hAnsi="Arial" w:eastAsia="Arial" w:cs="Tahoma"/>
                 <w:sz w:val="18"/>
               </w:rPr>
               <w:t>must map to status dictionary</w:t>
@@ -1106,13 +1223,13 @@
             </w:pPr>
             <w:r>
               <w:rPr>
-                <w:rFonts w:ascii="Arial" w:hAnsi="Arial" w:eastAsia="Arial"/>
-                <w:sz w:val="18"/>
-              </w:rPr>
-            </w:r>
-            <w:r>
-              <w:rPr>
-                <w:rFonts w:ascii="Arial" w:hAnsi="Arial" w:eastAsia="Arial"/>
+                <w:rFonts w:ascii="Arial" w:hAnsi="Arial" w:eastAsia="Arial" w:cs="Tahoma"/>
+                <w:sz w:val="18"/>
+              </w:rPr>
+            </w:r>
+            <w:r>
+              <w:rPr>
+                <w:rFonts w:ascii="Arial" w:hAnsi="Arial" w:eastAsia="Arial" w:cs="Tahoma"/>
                 <w:sz w:val="18"/>
               </w:rPr>
               <w:t>ใช้ร่วมกับ StatusBadge</w:t>
@@ -1136,13 +1253,13 @@
             </w:pPr>
             <w:r>
               <w:rPr>
-                <w:rFonts w:ascii="Arial" w:hAnsi="Arial" w:eastAsia="Arial"/>
-                <w:sz w:val="18"/>
-              </w:rPr>
-            </w:r>
-            <w:r>
-              <w:rPr>
-                <w:rFonts w:ascii="Arial" w:hAnsi="Arial" w:eastAsia="Arial"/>
+                <w:rFonts w:ascii="Arial" w:hAnsi="Arial" w:eastAsia="Arial" w:cs="Tahoma"/>
+                <w:sz w:val="18"/>
+              </w:rPr>
+            </w:r>
+            <w:r>
+              <w:rPr>
+                <w:rFonts w:ascii="Arial" w:hAnsi="Arial" w:eastAsia="Arial" w:cs="Tahoma"/>
                 <w:sz w:val="18"/>
               </w:rPr>
               <w:t>mockData</w:t>
@@ -1161,13 +1278,13 @@
             </w:pPr>
             <w:r>
               <w:rPr>
-                <w:rFonts w:ascii="Arial" w:hAnsi="Arial" w:eastAsia="Arial"/>
-                <w:sz w:val="18"/>
-              </w:rPr>
-            </w:r>
-            <w:r>
-              <w:rPr>
-                <w:rFonts w:ascii="Arial" w:hAnsi="Arial" w:eastAsia="Arial"/>
+                <w:rFonts w:ascii="Arial" w:hAnsi="Arial" w:eastAsia="Arial" w:cs="Tahoma"/>
+                <w:sz w:val="18"/>
+              </w:rPr>
+            </w:r>
+            <w:r>
+              <w:rPr>
+                <w:rFonts w:ascii="Arial" w:hAnsi="Arial" w:eastAsia="Arial" w:cs="Tahoma"/>
                 <w:sz w:val="18"/>
               </w:rPr>
               <w:t>JSON</w:t>
@@ -1186,13 +1303,13 @@
             </w:pPr>
             <w:r>
               <w:rPr>
-                <w:rFonts w:ascii="Arial" w:hAnsi="Arial" w:eastAsia="Arial"/>
-                <w:sz w:val="18"/>
-              </w:rPr>
-            </w:r>
-            <w:r>
-              <w:rPr>
-                <w:rFonts w:ascii="Arial" w:hAnsi="Arial" w:eastAsia="Arial"/>
+                <w:rFonts w:ascii="Arial" w:hAnsi="Arial" w:eastAsia="Arial" w:cs="Tahoma"/>
+                <w:sz w:val="18"/>
+              </w:rPr>
+            </w:r>
+            <w:r>
+              <w:rPr>
+                <w:rFonts w:ascii="Arial" w:hAnsi="Arial" w:eastAsia="Arial" w:cs="Tahoma"/>
                 <w:sz w:val="18"/>
               </w:rPr>
               <w:t>schema compatible with API response</w:t>
@@ -1211,13 +1328,13 @@
             </w:pPr>
             <w:r>
               <w:rPr>
-                <w:rFonts w:ascii="Arial" w:hAnsi="Arial" w:eastAsia="Arial"/>
-                <w:sz w:val="18"/>
-              </w:rPr>
-            </w:r>
-            <w:r>
-              <w:rPr>
-                <w:rFonts w:ascii="Arial" w:hAnsi="Arial" w:eastAsia="Arial"/>
+                <w:rFonts w:ascii="Arial" w:hAnsi="Arial" w:eastAsia="Arial" w:cs="Tahoma"/>
+                <w:sz w:val="18"/>
+              </w:rPr>
+            </w:r>
+            <w:r>
+              <w:rPr>
+                <w:rFonts w:ascii="Arial" w:hAnsi="Arial" w:eastAsia="Arial" w:cs="Tahoma"/>
                 <w:sz w:val="18"/>
               </w:rPr>
               <w:t>ใช้ก่อน BE พร้อม</w:t>
@@ -1229,13 +1346,13 @@
     <w:p/>
     <w:p>
       <w:pPr>
-        <w:pStyle w:val="Heading1"/>
+        <w:pStyle w:val="Heading2"/>
         <w:keepNext/>
         <w:keepLines/>
         <w:pageBreakBefore w:val="0"/>
       </w:pPr>
       <w:r>
-        <w:t>5.1 Input / Progress / Output Contract</w:t>
+        <w:t>5.9 Input / Progress / Output Contract</w:t>
       </w:r>
     </w:p>
     <w:tbl>
@@ -1267,7 +1384,7 @@
             <w:r/>
             <w:r>
               <w:rPr>
-                <w:rFonts w:ascii="Arial" w:hAnsi="Arial" w:eastAsia="Arial"/>
+                <w:rFonts w:ascii="Arial" w:hAnsi="Arial" w:eastAsia="Arial" w:cs="Tahoma"/>
                 <w:b/>
                 <w:sz w:val="18"/>
               </w:rPr>
@@ -1289,7 +1406,7 @@
             <w:r/>
             <w:r>
               <w:rPr>
-                <w:rFonts w:ascii="Arial" w:hAnsi="Arial" w:eastAsia="Arial"/>
+                <w:rFonts w:ascii="Arial" w:hAnsi="Arial" w:eastAsia="Arial" w:cs="Tahoma"/>
                 <w:b/>
                 <w:sz w:val="18"/>
               </w:rPr>
@@ -1314,13 +1431,13 @@
             </w:pPr>
             <w:r>
               <w:rPr>
-                <w:rFonts w:ascii="Arial" w:hAnsi="Arial" w:eastAsia="Arial"/>
-                <w:sz w:val="18"/>
-              </w:rPr>
-            </w:r>
-            <w:r>
-              <w:rPr>
-                <w:rFonts w:ascii="Arial" w:hAnsi="Arial" w:eastAsia="Arial"/>
+                <w:rFonts w:ascii="Arial" w:hAnsi="Arial" w:eastAsia="Arial" w:cs="Tahoma"/>
+                <w:sz w:val="18"/>
+              </w:rPr>
+            </w:r>
+            <w:r>
+              <w:rPr>
+                <w:rFonts w:ascii="Arial" w:hAnsi="Arial" w:eastAsia="Arial" w:cs="Tahoma"/>
                 <w:sz w:val="18"/>
               </w:rPr>
               <w:t>Input</w:t>
@@ -1339,13 +1456,13 @@
             </w:pPr>
             <w:r>
               <w:rPr>
-                <w:rFonts w:ascii="Arial" w:hAnsi="Arial" w:eastAsia="Arial"/>
-                <w:sz w:val="18"/>
-              </w:rPr>
-            </w:r>
-            <w:r>
-              <w:rPr>
-                <w:rFonts w:ascii="Arial" w:hAnsi="Arial" w:eastAsia="Arial"/>
+                <w:rFonts w:ascii="Arial" w:hAnsi="Arial" w:eastAsia="Arial" w:cs="Tahoma"/>
+                <w:sz w:val="18"/>
+              </w:rPr>
+            </w:r>
+            <w:r>
+              <w:rPr>
+                <w:rFonts w:ascii="Arial" w:hAnsi="Arial" w:eastAsia="Arial" w:cs="Tahoma"/>
                 <w:sz w:val="18"/>
               </w:rPr>
               <w:t>GET /api/v1/document-statuses</w:t>
@@ -1369,13 +1486,13 @@
             </w:pPr>
             <w:r>
               <w:rPr>
-                <w:rFonts w:ascii="Arial" w:hAnsi="Arial" w:eastAsia="Arial"/>
-                <w:sz w:val="18"/>
-              </w:rPr>
-            </w:r>
-            <w:r>
-              <w:rPr>
-                <w:rFonts w:ascii="Arial" w:hAnsi="Arial" w:eastAsia="Arial"/>
+                <w:rFonts w:ascii="Arial" w:hAnsi="Arial" w:eastAsia="Arial" w:cs="Tahoma"/>
+                <w:sz w:val="18"/>
+              </w:rPr>
+            </w:r>
+            <w:r>
+              <w:rPr>
+                <w:rFonts w:ascii="Arial" w:hAnsi="Arial" w:eastAsia="Arial" w:cs="Tahoma"/>
                 <w:sz w:val="18"/>
               </w:rPr>
               <w:t>Progress</w:t>
@@ -1394,13 +1511,13 @@
             </w:pPr>
             <w:r>
               <w:rPr>
-                <w:rFonts w:ascii="Arial" w:hAnsi="Arial" w:eastAsia="Arial"/>
-                <w:sz w:val="18"/>
-              </w:rPr>
-            </w:r>
-            <w:r>
-              <w:rPr>
-                <w:rFonts w:ascii="Arial" w:hAnsi="Arial" w:eastAsia="Arial"/>
+                <w:rFonts w:ascii="Arial" w:hAnsi="Arial" w:eastAsia="Arial" w:cs="Tahoma"/>
+                <w:sz w:val="18"/>
+              </w:rPr>
+            </w:r>
+            <w:r>
+              <w:rPr>
+                <w:rFonts w:ascii="Arial" w:hAnsi="Arial" w:eastAsia="Arial" w:cs="Tahoma"/>
                 <w:sz w:val="18"/>
               </w:rPr>
               <w:t>Initialize app config; Register SBP Mall routes; Create shared API client; Prepare constants/formatters</w:t>
@@ -1424,13 +1541,13 @@
             </w:pPr>
             <w:r>
               <w:rPr>
-                <w:rFonts w:ascii="Arial" w:hAnsi="Arial" w:eastAsia="Arial"/>
-                <w:sz w:val="18"/>
-              </w:rPr>
-            </w:r>
-            <w:r>
-              <w:rPr>
-                <w:rFonts w:ascii="Arial" w:hAnsi="Arial" w:eastAsia="Arial"/>
+                <w:rFonts w:ascii="Arial" w:hAnsi="Arial" w:eastAsia="Arial" w:cs="Tahoma"/>
+                <w:sz w:val="18"/>
+              </w:rPr>
+            </w:r>
+            <w:r>
+              <w:rPr>
+                <w:rFonts w:ascii="Arial" w:hAnsi="Arial" w:eastAsia="Arial" w:cs="Tahoma"/>
                 <w:sz w:val="18"/>
               </w:rPr>
               <w:t>Output</w:t>
@@ -1449,13 +1566,13 @@
             </w:pPr>
             <w:r>
               <w:rPr>
-                <w:rFonts w:ascii="Arial" w:hAnsi="Arial" w:eastAsia="Arial"/>
-                <w:sz w:val="18"/>
-              </w:rPr>
-            </w:r>
-            <w:r>
-              <w:rPr>
-                <w:rFonts w:ascii="Arial" w:hAnsi="Arial" w:eastAsia="Arial"/>
+                <w:rFonts w:ascii="Arial" w:hAnsi="Arial" w:eastAsia="Arial" w:cs="Tahoma"/>
+                <w:sz w:val="18"/>
+              </w:rPr>
+            </w:r>
+            <w:r>
+              <w:rPr>
+                <w:rFonts w:ascii="Arial" w:hAnsi="Arial" w:eastAsia="Arial" w:cs="Tahoma"/>
                 <w:sz w:val="18"/>
               </w:rPr>
               <w:t>Rendered UI state or normalized API response with status/message and audit-ready trace reference.</w:t>
@@ -1507,7 +1624,7 @@
             <w:r/>
             <w:r>
               <w:rPr>
-                <w:rFonts w:ascii="Arial" w:hAnsi="Arial" w:eastAsia="Arial"/>
+                <w:rFonts w:ascii="Arial" w:hAnsi="Arial" w:eastAsia="Arial" w:cs="Tahoma"/>
                 <w:b/>
                 <w:sz w:val="18"/>
               </w:rPr>
@@ -1529,7 +1646,7 @@
             <w:r/>
             <w:r>
               <w:rPr>
-                <w:rFonts w:ascii="Arial" w:hAnsi="Arial" w:eastAsia="Arial"/>
+                <w:rFonts w:ascii="Arial" w:hAnsi="Arial" w:eastAsia="Arial" w:cs="Tahoma"/>
                 <w:b/>
                 <w:sz w:val="18"/>
               </w:rPr>
@@ -1551,7 +1668,7 @@
             <w:r/>
             <w:r>
               <w:rPr>
-                <w:rFonts w:ascii="Arial" w:hAnsi="Arial" w:eastAsia="Arial"/>
+                <w:rFonts w:ascii="Arial" w:hAnsi="Arial" w:eastAsia="Arial" w:cs="Tahoma"/>
                 <w:b/>
                 <w:sz w:val="18"/>
               </w:rPr>
@@ -1573,7 +1690,7 @@
             <w:r/>
             <w:r>
               <w:rPr>
-                <w:rFonts w:ascii="Arial" w:hAnsi="Arial" w:eastAsia="Arial"/>
+                <w:rFonts w:ascii="Arial" w:hAnsi="Arial" w:eastAsia="Arial" w:cs="Tahoma"/>
                 <w:b/>
                 <w:sz w:val="18"/>
               </w:rPr>
@@ -1598,13 +1715,13 @@
             </w:pPr>
             <w:r>
               <w:rPr>
-                <w:rFonts w:ascii="Arial" w:hAnsi="Arial" w:eastAsia="Arial"/>
-                <w:sz w:val="18"/>
-              </w:rPr>
-            </w:r>
-            <w:r>
-              <w:rPr>
-                <w:rFonts w:ascii="Arial" w:hAnsi="Arial" w:eastAsia="Arial"/>
+                <w:rFonts w:ascii="Arial" w:hAnsi="Arial" w:eastAsia="Arial" w:cs="Tahoma"/>
+                <w:sz w:val="18"/>
+              </w:rPr>
+            </w:r>
+            <w:r>
+              <w:rPr>
+                <w:rFonts w:ascii="Arial" w:hAnsi="Arial" w:eastAsia="Arial" w:cs="Tahoma"/>
                 <w:sz w:val="18"/>
               </w:rPr>
               <w:t>C01</w:t>
@@ -1623,13 +1740,13 @@
             </w:pPr>
             <w:r>
               <w:rPr>
-                <w:rFonts w:ascii="Arial" w:hAnsi="Arial" w:eastAsia="Arial"/>
-                <w:sz w:val="18"/>
-              </w:rPr>
-            </w:r>
-            <w:r>
-              <w:rPr>
-                <w:rFonts w:ascii="Arial" w:hAnsi="Arial" w:eastAsia="Arial"/>
+                <w:rFonts w:ascii="Arial" w:hAnsi="Arial" w:eastAsia="Arial" w:cs="Tahoma"/>
+                <w:sz w:val="18"/>
+              </w:rPr>
+            </w:r>
+            <w:r>
+              <w:rPr>
+                <w:rFonts w:ascii="Arial" w:hAnsi="Arial" w:eastAsia="Arial" w:cs="Tahoma"/>
                 <w:sz w:val="18"/>
               </w:rPr>
               <w:t>Non-screen technical foundation</w:t>
@@ -1648,13 +1765,13 @@
             </w:pPr>
             <w:r>
               <w:rPr>
-                <w:rFonts w:ascii="Arial" w:hAnsi="Arial" w:eastAsia="Arial"/>
-                <w:sz w:val="18"/>
-              </w:rPr>
-            </w:r>
-            <w:r>
-              <w:rPr>
-                <w:rFonts w:ascii="Arial" w:hAnsi="Arial" w:eastAsia="Arial"/>
+                <w:rFonts w:ascii="Arial" w:hAnsi="Arial" w:eastAsia="Arial" w:cs="Tahoma"/>
+                <w:sz w:val="18"/>
+              </w:rPr>
+            </w:r>
+            <w:r>
+              <w:rPr>
+                <w:rFonts w:ascii="Arial" w:hAnsi="Arial" w:eastAsia="Arial" w:cs="Tahoma"/>
                 <w:sz w:val="18"/>
               </w:rPr>
               <w:t>ประกอบ app bootstrap, environment validation, providers และ error boundary โดยไม่สร้าง business screen</w:t>
@@ -1673,13 +1790,13 @@
             </w:pPr>
             <w:r>
               <w:rPr>
-                <w:rFonts w:ascii="Arial" w:hAnsi="Arial" w:eastAsia="Arial"/>
-                <w:sz w:val="18"/>
-              </w:rPr>
-            </w:r>
-            <w:r>
-              <w:rPr>
-                <w:rFonts w:ascii="Arial" w:hAnsi="Arial" w:eastAsia="Arial"/>
+                <w:rFonts w:ascii="Arial" w:hAnsi="Arial" w:eastAsia="Arial" w:cs="Tahoma"/>
+                <w:sz w:val="18"/>
+              </w:rPr>
+            </w:r>
+            <w:r>
+              <w:rPr>
+                <w:rFonts w:ascii="Arial" w:hAnsi="Arial" w:eastAsia="Arial" w:cs="Tahoma"/>
                 <w:sz w:val="18"/>
               </w:rPr>
               <w:t>เปิด application shell ได้เมื่อ config ครบ และ fail-fast พร้อมข้อความเมื่อ config ขาด</w:t>
@@ -1703,13 +1820,13 @@
             </w:pPr>
             <w:r>
               <w:rPr>
-                <w:rFonts w:ascii="Arial" w:hAnsi="Arial" w:eastAsia="Arial"/>
-                <w:sz w:val="18"/>
-              </w:rPr>
-            </w:r>
-            <w:r>
-              <w:rPr>
-                <w:rFonts w:ascii="Arial" w:hAnsi="Arial" w:eastAsia="Arial"/>
+                <w:rFonts w:ascii="Arial" w:hAnsi="Arial" w:eastAsia="Arial" w:cs="Tahoma"/>
+                <w:sz w:val="18"/>
+              </w:rPr>
+            </w:r>
+            <w:r>
+              <w:rPr>
+                <w:rFonts w:ascii="Arial" w:hAnsi="Arial" w:eastAsia="Arial" w:cs="Tahoma"/>
                 <w:sz w:val="18"/>
               </w:rPr>
               <w:t>C02</w:t>
@@ -1728,13 +1845,13 @@
             </w:pPr>
             <w:r>
               <w:rPr>
-                <w:rFonts w:ascii="Arial" w:hAnsi="Arial" w:eastAsia="Arial"/>
-                <w:sz w:val="18"/>
-              </w:rPr>
-            </w:r>
-            <w:r>
-              <w:rPr>
-                <w:rFonts w:ascii="Arial" w:hAnsi="Arial" w:eastAsia="Arial"/>
+                <w:rFonts w:ascii="Arial" w:hAnsi="Arial" w:eastAsia="Arial" w:cs="Tahoma"/>
+                <w:sz w:val="18"/>
+              </w:rPr>
+            </w:r>
+            <w:r>
+              <w:rPr>
+                <w:rFonts w:ascii="Arial" w:hAnsi="Arial" w:eastAsia="Arial" w:cs="Tahoma"/>
                 <w:sz w:val="18"/>
               </w:rPr>
               <w:t>Route/module registry เฉพาะ SBP Mall</w:t>
@@ -1753,13 +1870,13 @@
             </w:pPr>
             <w:r>
               <w:rPr>
-                <w:rFonts w:ascii="Arial" w:hAnsi="Arial" w:eastAsia="Arial"/>
-                <w:sz w:val="18"/>
-              </w:rPr>
-            </w:r>
-            <w:r>
-              <w:rPr>
-                <w:rFonts w:ascii="Arial" w:hAnsi="Arial" w:eastAsia="Arial"/>
+                <w:rFonts w:ascii="Arial" w:hAnsi="Arial" w:eastAsia="Arial" w:cs="Tahoma"/>
+                <w:sz w:val="18"/>
+              </w:rPr>
+            </w:r>
+            <w:r>
+              <w:rPr>
+                <w:rFonts w:ascii="Arial" w:hAnsi="Arial" w:eastAsia="Arial" w:cs="Tahoma"/>
                 <w:sz w:val="18"/>
               </w:rPr>
               <w:t>ลงทะเบียน route/module ของ SBP Mall และเชื่อม route guard กับ menuCode จาก API</w:t>
@@ -1778,13 +1895,13 @@
             </w:pPr>
             <w:r>
               <w:rPr>
-                <w:rFonts w:ascii="Arial" w:hAnsi="Arial" w:eastAsia="Arial"/>
-                <w:sz w:val="18"/>
-              </w:rPr>
-            </w:r>
-            <w:r>
-              <w:rPr>
-                <w:rFonts w:ascii="Arial" w:hAnsi="Arial" w:eastAsia="Arial"/>
+                <w:rFonts w:ascii="Arial" w:hAnsi="Arial" w:eastAsia="Arial" w:cs="Tahoma"/>
+                <w:sz w:val="18"/>
+              </w:rPr>
+            </w:r>
+            <w:r>
+              <w:rPr>
+                <w:rFonts w:ascii="Arial" w:hAnsi="Arial" w:eastAsia="Arial" w:cs="Tahoma"/>
                 <w:sz w:val="18"/>
               </w:rPr>
               <w:t>ทุก route เข้าได้เฉพาะเมื่อ menu contract อนุญาตและ unknown route ไป not-found</w:t>
@@ -1808,13 +1925,13 @@
             </w:pPr>
             <w:r>
               <w:rPr>
-                <w:rFonts w:ascii="Arial" w:hAnsi="Arial" w:eastAsia="Arial"/>
-                <w:sz w:val="18"/>
-              </w:rPr>
-            </w:r>
-            <w:r>
-              <w:rPr>
-                <w:rFonts w:ascii="Arial" w:hAnsi="Arial" w:eastAsia="Arial"/>
+                <w:rFonts w:ascii="Arial" w:hAnsi="Arial" w:eastAsia="Arial" w:cs="Tahoma"/>
+                <w:sz w:val="18"/>
+              </w:rPr>
+            </w:r>
+            <w:r>
+              <w:rPr>
+                <w:rFonts w:ascii="Arial" w:hAnsi="Arial" w:eastAsia="Arial" w:cs="Tahoma"/>
                 <w:sz w:val="18"/>
               </w:rPr>
               <w:t>C03</w:t>
@@ -1833,13 +1950,13 @@
             </w:pPr>
             <w:r>
               <w:rPr>
-                <w:rFonts w:ascii="Arial" w:hAnsi="Arial" w:eastAsia="Arial"/>
-                <w:sz w:val="18"/>
-              </w:rPr>
-            </w:r>
-            <w:r>
-              <w:rPr>
-                <w:rFonts w:ascii="Arial" w:hAnsi="Arial" w:eastAsia="Arial"/>
+                <w:rFonts w:ascii="Arial" w:hAnsi="Arial" w:eastAsia="Arial" w:cs="Tahoma"/>
+                <w:sz w:val="18"/>
+              </w:rPr>
+            </w:r>
+            <w:r>
+              <w:rPr>
+                <w:rFonts w:ascii="Arial" w:hAnsi="Arial" w:eastAsia="Arial" w:cs="Tahoma"/>
                 <w:sz w:val="18"/>
               </w:rPr>
               <w:t>API client และ response typing</w:t>
@@ -1858,13 +1975,13 @@
             </w:pPr>
             <w:r>
               <w:rPr>
-                <w:rFonts w:ascii="Arial" w:hAnsi="Arial" w:eastAsia="Arial"/>
-                <w:sz w:val="18"/>
-              </w:rPr>
-            </w:r>
-            <w:r>
-              <w:rPr>
-                <w:rFonts w:ascii="Arial" w:hAnsi="Arial" w:eastAsia="Arial"/>
+                <w:rFonts w:ascii="Arial" w:hAnsi="Arial" w:eastAsia="Arial" w:cs="Tahoma"/>
+                <w:sz w:val="18"/>
+              </w:rPr>
+            </w:r>
+            <w:r>
+              <w:rPr>
+                <w:rFonts w:ascii="Arial" w:hAnsi="Arial" w:eastAsia="Arial" w:cs="Tahoma"/>
                 <w:sz w:val="18"/>
               </w:rPr>
               <w:t>จัดโครงสร้าง DTO, API adapter และ query key กลางให้ response typing ตรงกับ contract</w:t>
@@ -1883,13 +2000,13 @@
             </w:pPr>
             <w:r>
               <w:rPr>
-                <w:rFonts w:ascii="Arial" w:hAnsi="Arial" w:eastAsia="Arial"/>
-                <w:sz w:val="18"/>
-              </w:rPr>
-            </w:r>
-            <w:r>
-              <w:rPr>
-                <w:rFonts w:ascii="Arial" w:hAnsi="Arial" w:eastAsia="Arial"/>
+                <w:rFonts w:ascii="Arial" w:hAnsi="Arial" w:eastAsia="Arial" w:cs="Tahoma"/>
+                <w:sz w:val="18"/>
+              </w:rPr>
+            </w:r>
+            <w:r>
+              <w:rPr>
+                <w:rFonts w:ascii="Arial" w:hAnsi="Arial" w:eastAsia="Arial" w:cs="Tahoma"/>
                 <w:sz w:val="18"/>
               </w:rPr>
               <w:t>TypeScript build ผ่านและ feature ไม่ cast unknown response แบบ ad hoc</w:t>
@@ -1913,13 +2030,13 @@
             </w:pPr>
             <w:r>
               <w:rPr>
-                <w:rFonts w:ascii="Arial" w:hAnsi="Arial" w:eastAsia="Arial"/>
-                <w:sz w:val="18"/>
-              </w:rPr>
-            </w:r>
-            <w:r>
-              <w:rPr>
-                <w:rFonts w:ascii="Arial" w:hAnsi="Arial" w:eastAsia="Arial"/>
+                <w:rFonts w:ascii="Arial" w:hAnsi="Arial" w:eastAsia="Arial" w:cs="Tahoma"/>
+                <w:sz w:val="18"/>
+              </w:rPr>
+            </w:r>
+            <w:r>
+              <w:rPr>
+                <w:rFonts w:ascii="Arial" w:hAnsi="Arial" w:eastAsia="Arial" w:cs="Tahoma"/>
                 <w:sz w:val="18"/>
               </w:rPr>
               <w:t>C04</w:t>
@@ -1938,13 +2055,13 @@
             </w:pPr>
             <w:r>
               <w:rPr>
-                <w:rFonts w:ascii="Arial" w:hAnsi="Arial" w:eastAsia="Arial"/>
-                <w:sz w:val="18"/>
-              </w:rPr>
-            </w:r>
-            <w:r>
-              <w:rPr>
-                <w:rFonts w:ascii="Arial" w:hAnsi="Arial" w:eastAsia="Arial"/>
+                <w:rFonts w:ascii="Arial" w:hAnsi="Arial" w:eastAsia="Arial" w:cs="Tahoma"/>
+                <w:sz w:val="18"/>
+              </w:rPr>
+            </w:r>
+            <w:r>
+              <w:rPr>
+                <w:rFonts w:ascii="Arial" w:hAnsi="Arial" w:eastAsia="Arial" w:cs="Tahoma"/>
                 <w:sz w:val="18"/>
               </w:rPr>
               <w:t>Shared constants/menu/status mapping</w:t>
@@ -1963,13 +2080,13 @@
             </w:pPr>
             <w:r>
               <w:rPr>
-                <w:rFonts w:ascii="Arial" w:hAnsi="Arial" w:eastAsia="Arial"/>
-                <w:sz w:val="18"/>
-              </w:rPr>
-            </w:r>
-            <w:r>
-              <w:rPr>
-                <w:rFonts w:ascii="Arial" w:hAnsi="Arial" w:eastAsia="Arial"/>
+                <w:rFonts w:ascii="Arial" w:hAnsi="Arial" w:eastAsia="Arial" w:cs="Tahoma"/>
+                <w:sz w:val="18"/>
+              </w:rPr>
+            </w:r>
+            <w:r>
+              <w:rPr>
+                <w:rFonts w:ascii="Arial" w:hAnsi="Arial" w:eastAsia="Arial" w:cs="Tahoma"/>
                 <w:sz w:val="18"/>
               </w:rPr>
               <w:t>รวม status/menu/action constants และ label resolver โดยให้ API dictionary เป็น source of truth</w:t>
@@ -1988,13 +2105,13 @@
             </w:pPr>
             <w:r>
               <w:rPr>
-                <w:rFonts w:ascii="Arial" w:hAnsi="Arial" w:eastAsia="Arial"/>
-                <w:sz w:val="18"/>
-              </w:rPr>
-            </w:r>
-            <w:r>
-              <w:rPr>
-                <w:rFonts w:ascii="Arial" w:hAnsi="Arial" w:eastAsia="Arial"/>
+                <w:rFonts w:ascii="Arial" w:hAnsi="Arial" w:eastAsia="Arial" w:cs="Tahoma"/>
+                <w:sz w:val="18"/>
+              </w:rPr>
+            </w:r>
+            <w:r>
+              <w:rPr>
+                <w:rFonts w:ascii="Arial" w:hAnsi="Arial" w:eastAsia="Arial" w:cs="Tahoma"/>
                 <w:sz w:val="18"/>
               </w:rPr>
               <w:t>unknown code แสดง fallback ที่ trace ได้และไม่เพิ่มสถานะเองใน component</w:t>
@@ -2018,13 +2135,13 @@
             </w:pPr>
             <w:r>
               <w:rPr>
-                <w:rFonts w:ascii="Arial" w:hAnsi="Arial" w:eastAsia="Arial"/>
-                <w:sz w:val="18"/>
-              </w:rPr>
-            </w:r>
-            <w:r>
-              <w:rPr>
-                <w:rFonts w:ascii="Arial" w:hAnsi="Arial" w:eastAsia="Arial"/>
+                <w:rFonts w:ascii="Arial" w:hAnsi="Arial" w:eastAsia="Arial" w:cs="Tahoma"/>
+                <w:sz w:val="18"/>
+              </w:rPr>
+            </w:r>
+            <w:r>
+              <w:rPr>
+                <w:rFonts w:ascii="Arial" w:hAnsi="Arial" w:eastAsia="Arial" w:cs="Tahoma"/>
                 <w:sz w:val="18"/>
               </w:rPr>
               <w:t>C05</w:t>
@@ -2043,13 +2160,13 @@
             </w:pPr>
             <w:r>
               <w:rPr>
-                <w:rFonts w:ascii="Arial" w:hAnsi="Arial" w:eastAsia="Arial"/>
-                <w:sz w:val="18"/>
-              </w:rPr>
-            </w:r>
-            <w:r>
-              <w:rPr>
-                <w:rFonts w:ascii="Arial" w:hAnsi="Arial" w:eastAsia="Arial"/>
+                <w:rFonts w:ascii="Arial" w:hAnsi="Arial" w:eastAsia="Arial" w:cs="Tahoma"/>
+                <w:sz w:val="18"/>
+              </w:rPr>
+            </w:r>
+            <w:r>
+              <w:rPr>
+                <w:rFonts w:ascii="Arial" w:hAnsi="Arial" w:eastAsia="Arial" w:cs="Tahoma"/>
                 <w:sz w:val="18"/>
               </w:rPr>
               <w:t>Mock data mapping</w:t>
@@ -2068,13 +2185,13 @@
             </w:pPr>
             <w:r>
               <w:rPr>
-                <w:rFonts w:ascii="Arial" w:hAnsi="Arial" w:eastAsia="Arial"/>
-                <w:sz w:val="18"/>
-              </w:rPr>
-            </w:r>
-            <w:r>
-              <w:rPr>
-                <w:rFonts w:ascii="Arial" w:hAnsi="Arial" w:eastAsia="Arial"/>
+                <w:rFonts w:ascii="Arial" w:hAnsi="Arial" w:eastAsia="Arial" w:cs="Tahoma"/>
+                <w:sz w:val="18"/>
+              </w:rPr>
+            </w:r>
+            <w:r>
+              <w:rPr>
+                <w:rFonts w:ascii="Arial" w:hAnsi="Arial" w:eastAsia="Arial" w:cs="Tahoma"/>
                 <w:sz w:val="18"/>
               </w:rPr>
               <w:t>สร้าง fixture/mock ให้ใช้ schema เดียวกับ response จริง รวม success, empty และ error</w:t>
@@ -2093,13 +2210,13 @@
             </w:pPr>
             <w:r>
               <w:rPr>
-                <w:rFonts w:ascii="Arial" w:hAnsi="Arial" w:eastAsia="Arial"/>
-                <w:sz w:val="18"/>
-              </w:rPr>
-            </w:r>
-            <w:r>
-              <w:rPr>
-                <w:rFonts w:ascii="Arial" w:hAnsi="Arial" w:eastAsia="Arial"/>
+                <w:rFonts w:ascii="Arial" w:hAnsi="Arial" w:eastAsia="Arial" w:cs="Tahoma"/>
+                <w:sz w:val="18"/>
+              </w:rPr>
+            </w:r>
+            <w:r>
+              <w:rPr>
+                <w:rFonts w:ascii="Arial" w:hAnsi="Arial" w:eastAsia="Arial" w:cs="Tahoma"/>
                 <w:sz w:val="18"/>
               </w:rPr>
               <w:t>สลับ mock/real adapter ได้โดยไม่แก้ component props หรือ table mapping</w:t>
@@ -2123,13 +2240,13 @@
             </w:pPr>
             <w:r>
               <w:rPr>
-                <w:rFonts w:ascii="Arial" w:hAnsi="Arial" w:eastAsia="Arial"/>
-                <w:sz w:val="18"/>
-              </w:rPr>
-            </w:r>
-            <w:r>
-              <w:rPr>
-                <w:rFonts w:ascii="Arial" w:hAnsi="Arial" w:eastAsia="Arial"/>
+                <w:rFonts w:ascii="Arial" w:hAnsi="Arial" w:eastAsia="Arial" w:cs="Tahoma"/>
+                <w:sz w:val="18"/>
+              </w:rPr>
+            </w:r>
+            <w:r>
+              <w:rPr>
+                <w:rFonts w:ascii="Arial" w:hAnsi="Arial" w:eastAsia="Arial" w:cs="Tahoma"/>
                 <w:sz w:val="18"/>
               </w:rPr>
               <w:t>C06</w:t>
@@ -2148,13 +2265,13 @@
             </w:pPr>
             <w:r>
               <w:rPr>
-                <w:rFonts w:ascii="Arial" w:hAnsi="Arial" w:eastAsia="Arial"/>
-                <w:sz w:val="18"/>
-              </w:rPr>
-            </w:r>
-            <w:r>
-              <w:rPr>
-                <w:rFonts w:ascii="Arial" w:hAnsi="Arial" w:eastAsia="Arial"/>
+                <w:rFonts w:ascii="Arial" w:hAnsi="Arial" w:eastAsia="Arial" w:cs="Tahoma"/>
+                <w:sz w:val="18"/>
+              </w:rPr>
+            </w:r>
+            <w:r>
+              <w:rPr>
+                <w:rFonts w:ascii="Arial" w:hAnsi="Arial" w:eastAsia="Arial" w:cs="Tahoma"/>
                 <w:sz w:val="18"/>
               </w:rPr>
               <w:t>CSS/tokens สำหรับ table/form/modal/responsive</w:t>
@@ -2173,13 +2290,13 @@
             </w:pPr>
             <w:r>
               <w:rPr>
-                <w:rFonts w:ascii="Arial" w:hAnsi="Arial" w:eastAsia="Arial"/>
-                <w:sz w:val="18"/>
-              </w:rPr>
-            </w:r>
-            <w:r>
-              <w:rPr>
-                <w:rFonts w:ascii="Arial" w:hAnsi="Arial" w:eastAsia="Arial"/>
+                <w:rFonts w:ascii="Arial" w:hAnsi="Arial" w:eastAsia="Arial" w:cs="Tahoma"/>
+                <w:sz w:val="18"/>
+              </w:rPr>
+            </w:r>
+            <w:r>
+              <w:rPr>
+                <w:rFonts w:ascii="Arial" w:hAnsi="Arial" w:eastAsia="Arial" w:cs="Tahoma"/>
                 <w:sz w:val="18"/>
               </w:rPr>
               <w:t>กำหนด token และ shared UI สำหรับ table, form, modal, badge และ responsive breakpoints</w:t>
@@ -2198,13 +2315,13 @@
             </w:pPr>
             <w:r>
               <w:rPr>
-                <w:rFonts w:ascii="Arial" w:hAnsi="Arial" w:eastAsia="Arial"/>
-                <w:sz w:val="18"/>
-              </w:rPr>
-            </w:r>
-            <w:r>
-              <w:rPr>
-                <w:rFonts w:ascii="Arial" w:hAnsi="Arial" w:eastAsia="Arial"/>
+                <w:rFonts w:ascii="Arial" w:hAnsi="Arial" w:eastAsia="Arial" w:cs="Tahoma"/>
+                <w:sz w:val="18"/>
+              </w:rPr>
+            </w:r>
+            <w:r>
+              <w:rPr>
+                <w:rFonts w:ascii="Arial" w:hAnsi="Arial" w:eastAsia="Arial" w:cs="Tahoma"/>
                 <w:sz w:val="18"/>
               </w:rPr>
               <w:t>shared component ใช้งานได้บน desktop/tablet/mobile โดยข้อความและ control ไม่ล้น</w:t>
@@ -2255,7 +2372,7 @@
             <w:r/>
             <w:r>
               <w:rPr>
-                <w:rFonts w:ascii="Arial" w:hAnsi="Arial" w:eastAsia="Arial"/>
+                <w:rFonts w:ascii="Arial" w:hAnsi="Arial" w:eastAsia="Arial" w:cs="Tahoma"/>
                 <w:b/>
                 <w:sz w:val="18"/>
               </w:rPr>
@@ -2277,7 +2394,7 @@
             <w:r/>
             <w:r>
               <w:rPr>
-                <w:rFonts w:ascii="Arial" w:hAnsi="Arial" w:eastAsia="Arial"/>
+                <w:rFonts w:ascii="Arial" w:hAnsi="Arial" w:eastAsia="Arial" w:cs="Tahoma"/>
                 <w:b/>
                 <w:sz w:val="18"/>
               </w:rPr>
@@ -2299,7 +2416,7 @@
             <w:r/>
             <w:r>
               <w:rPr>
-                <w:rFonts w:ascii="Arial" w:hAnsi="Arial" w:eastAsia="Arial"/>
+                <w:rFonts w:ascii="Arial" w:hAnsi="Arial" w:eastAsia="Arial" w:cs="Tahoma"/>
                 <w:b/>
                 <w:sz w:val="18"/>
               </w:rPr>
@@ -2324,13 +2441,13 @@
             </w:pPr>
             <w:r>
               <w:rPr>
-                <w:rFonts w:ascii="Arial" w:hAnsi="Arial" w:eastAsia="Arial"/>
-                <w:sz w:val="18"/>
-              </w:rPr>
-            </w:r>
-            <w:r>
-              <w:rPr>
-                <w:rFonts w:ascii="Arial" w:hAnsi="Arial" w:eastAsia="Arial"/>
+                <w:rFonts w:ascii="Arial" w:hAnsi="Arial" w:eastAsia="Arial" w:cs="Tahoma"/>
+                <w:sz w:val="18"/>
+              </w:rPr>
+            </w:r>
+            <w:r>
+              <w:rPr>
+                <w:rFonts w:ascii="Arial" w:hAnsi="Arial" w:eastAsia="Arial" w:cs="Tahoma"/>
                 <w:sz w:val="18"/>
               </w:rPr>
               <w:t>GET /api/v1/document-statuses</w:t>
@@ -2349,13 +2466,13 @@
             </w:pPr>
             <w:r>
               <w:rPr>
-                <w:rFonts w:ascii="Arial" w:hAnsi="Arial" w:eastAsia="Arial"/>
-                <w:sz w:val="18"/>
-              </w:rPr>
-            </w:r>
-            <w:r>
-              <w:rPr>
-                <w:rFonts w:ascii="Arial" w:hAnsi="Arial" w:eastAsia="Arial"/>
+                <w:rFonts w:ascii="Arial" w:hAnsi="Arial" w:eastAsia="Arial" w:cs="Tahoma"/>
+                <w:sz w:val="18"/>
+              </w:rPr>
+            </w:r>
+            <w:r>
+              <w:rPr>
+                <w:rFonts w:ascii="Arial" w:hAnsi="Arial" w:eastAsia="Arial" w:cs="Tahoma"/>
                 <w:sz w:val="18"/>
               </w:rPr>
               <w:t>โหลดสถานะเอกสารสำหรับ dropdown/badge</w:t>
@@ -2374,13 +2491,13 @@
             </w:pPr>
             <w:r>
               <w:rPr>
-                <w:rFonts w:ascii="Arial" w:hAnsi="Arial" w:eastAsia="Arial"/>
-                <w:sz w:val="18"/>
-              </w:rPr>
-            </w:r>
-            <w:r>
-              <w:rPr>
-                <w:rFonts w:ascii="Arial" w:hAnsi="Arial" w:eastAsia="Arial"/>
+                <w:rFonts w:ascii="Arial" w:hAnsi="Arial" w:eastAsia="Arial" w:cs="Tahoma"/>
+                <w:sz w:val="18"/>
+              </w:rPr>
+            </w:r>
+            <w:r>
+              <w:rPr>
+                <w:rFonts w:ascii="Arial" w:hAnsi="Arial" w:eastAsia="Arial" w:cs="Tahoma"/>
                 <w:sz w:val="18"/>
               </w:rPr>
               <w:t>Register module route (bootstrap)</w:t>
@@ -2432,7 +2549,7 @@
             <w:r/>
             <w:r>
               <w:rPr>
-                <w:rFonts w:ascii="Arial" w:hAnsi="Arial" w:eastAsia="Arial"/>
+                <w:rFonts w:ascii="Arial" w:hAnsi="Arial" w:eastAsia="Arial" w:cs="Tahoma"/>
                 <w:b/>
                 <w:sz w:val="18"/>
               </w:rPr>
@@ -2454,7 +2571,7 @@
             <w:r/>
             <w:r>
               <w:rPr>
-                <w:rFonts w:ascii="Arial" w:hAnsi="Arial" w:eastAsia="Arial"/>
+                <w:rFonts w:ascii="Arial" w:hAnsi="Arial" w:eastAsia="Arial" w:cs="Tahoma"/>
                 <w:b/>
                 <w:sz w:val="18"/>
               </w:rPr>
@@ -2476,7 +2593,7 @@
             <w:r/>
             <w:r>
               <w:rPr>
-                <w:rFonts w:ascii="Arial" w:hAnsi="Arial" w:eastAsia="Arial"/>
+                <w:rFonts w:ascii="Arial" w:hAnsi="Arial" w:eastAsia="Arial" w:cs="Tahoma"/>
                 <w:b/>
                 <w:sz w:val="18"/>
               </w:rPr>
@@ -2498,7 +2615,7 @@
             <w:r/>
             <w:r>
               <w:rPr>
-                <w:rFonts w:ascii="Arial" w:hAnsi="Arial" w:eastAsia="Arial"/>
+                <w:rFonts w:ascii="Arial" w:hAnsi="Arial" w:eastAsia="Arial" w:cs="Tahoma"/>
                 <w:b/>
                 <w:sz w:val="18"/>
               </w:rPr>
@@ -2523,13 +2640,13 @@
             </w:pPr>
             <w:r>
               <w:rPr>
-                <w:rFonts w:ascii="Arial" w:hAnsi="Arial" w:eastAsia="Arial"/>
-                <w:sz w:val="18"/>
-              </w:rPr>
-            </w:r>
-            <w:r>
-              <w:rPr>
-                <w:rFonts w:ascii="Arial" w:hAnsi="Arial" w:eastAsia="Arial"/>
+                <w:rFonts w:ascii="Arial" w:hAnsi="Arial" w:eastAsia="Arial" w:cs="Tahoma"/>
+                <w:sz w:val="18"/>
+              </w:rPr>
+            </w:r>
+            <w:r>
+              <w:rPr>
+                <w:rFonts w:ascii="Arial" w:hAnsi="Arial" w:eastAsia="Arial" w:cs="Tahoma"/>
                 <w:sz w:val="18"/>
               </w:rPr>
               <w:t>Register module route</w:t>
@@ -2548,13 +2665,13 @@
             </w:pPr>
             <w:r>
               <w:rPr>
-                <w:rFonts w:ascii="Arial" w:hAnsi="Arial" w:eastAsia="Arial"/>
-                <w:sz w:val="18"/>
-              </w:rPr>
-            </w:r>
-            <w:r>
-              <w:rPr>
-                <w:rFonts w:ascii="Arial" w:hAnsi="Arial" w:eastAsia="Arial"/>
+                <w:rFonts w:ascii="Arial" w:hAnsi="Arial" w:eastAsia="Arial" w:cs="Tahoma"/>
+                <w:sz w:val="18"/>
+              </w:rPr>
+            </w:r>
+            <w:r>
+              <w:rPr>
+                <w:rFonts w:ascii="Arial" w:hAnsi="Arial" w:eastAsia="Arial" w:cs="Tahoma"/>
                 <w:sz w:val="18"/>
               </w:rPr>
               <w:t>bootstrap</w:t>
@@ -2573,13 +2690,13 @@
             </w:pPr>
             <w:r>
               <w:rPr>
-                <w:rFonts w:ascii="Arial" w:hAnsi="Arial" w:eastAsia="Arial"/>
-                <w:sz w:val="18"/>
-              </w:rPr>
-            </w:r>
-            <w:r>
-              <w:rPr>
-                <w:rFonts w:ascii="Arial" w:hAnsi="Arial" w:eastAsia="Arial"/>
+                <w:rFonts w:ascii="Arial" w:hAnsi="Arial" w:eastAsia="Arial" w:cs="Tahoma"/>
+                <w:sz w:val="18"/>
+              </w:rPr>
+            </w:r>
+            <w:r>
+              <w:rPr>
+                <w:rFonts w:ascii="Arial" w:hAnsi="Arial" w:eastAsia="Arial" w:cs="Tahoma"/>
                 <w:sz w:val="18"/>
               </w:rPr>
               <w:t>client router</w:t>
@@ -2598,13 +2715,13 @@
             </w:pPr>
             <w:r>
               <w:rPr>
-                <w:rFonts w:ascii="Arial" w:hAnsi="Arial" w:eastAsia="Arial"/>
-                <w:sz w:val="18"/>
-              </w:rPr>
-            </w:r>
-            <w:r>
-              <w:rPr>
-                <w:rFonts w:ascii="Arial" w:hAnsi="Arial" w:eastAsia="Arial"/>
+                <w:rFonts w:ascii="Arial" w:hAnsi="Arial" w:eastAsia="Arial" w:cs="Tahoma"/>
+                <w:sz w:val="18"/>
+              </w:rPr>
+            </w:r>
+            <w:r>
+              <w:rPr>
+                <w:rFonts w:ascii="Arial" w:hAnsi="Arial" w:eastAsia="Arial" w:cs="Tahoma"/>
                 <w:sz w:val="18"/>
               </w:rPr>
               <w:t>route guard รู้จักหน้า SBP Mall</w:t>
@@ -2628,13 +2745,13 @@
             </w:pPr>
             <w:r>
               <w:rPr>
-                <w:rFonts w:ascii="Arial" w:hAnsi="Arial" w:eastAsia="Arial"/>
-                <w:sz w:val="18"/>
-              </w:rPr>
-            </w:r>
-            <w:r>
-              <w:rPr>
-                <w:rFonts w:ascii="Arial" w:hAnsi="Arial" w:eastAsia="Arial"/>
+                <w:rFonts w:ascii="Arial" w:hAnsi="Arial" w:eastAsia="Arial" w:cs="Tahoma"/>
+                <w:sz w:val="18"/>
+              </w:rPr>
+            </w:r>
+            <w:r>
+              <w:rPr>
+                <w:rFonts w:ascii="Arial" w:hAnsi="Arial" w:eastAsia="Arial" w:cs="Tahoma"/>
                 <w:sz w:val="18"/>
               </w:rPr>
               <w:t>Call API</w:t>
@@ -2653,13 +2770,13 @@
             </w:pPr>
             <w:r>
               <w:rPr>
-                <w:rFonts w:ascii="Arial" w:hAnsi="Arial" w:eastAsia="Arial"/>
-                <w:sz w:val="18"/>
-              </w:rPr>
-            </w:r>
-            <w:r>
-              <w:rPr>
-                <w:rFonts w:ascii="Arial" w:hAnsi="Arial" w:eastAsia="Arial"/>
+                <w:rFonts w:ascii="Arial" w:hAnsi="Arial" w:eastAsia="Arial" w:cs="Tahoma"/>
+                <w:sz w:val="18"/>
+              </w:rPr>
+            </w:r>
+            <w:r>
+              <w:rPr>
+                <w:rFonts w:ascii="Arial" w:hAnsi="Arial" w:eastAsia="Arial" w:cs="Tahoma"/>
                 <w:sz w:val="18"/>
               </w:rPr>
               <w:t>React Query hook</w:t>
@@ -2678,13 +2795,13 @@
             </w:pPr>
             <w:r>
               <w:rPr>
-                <w:rFonts w:ascii="Arial" w:hAnsi="Arial" w:eastAsia="Arial"/>
-                <w:sz w:val="18"/>
-              </w:rPr>
-            </w:r>
-            <w:r>
-              <w:rPr>
-                <w:rFonts w:ascii="Arial" w:hAnsi="Arial" w:eastAsia="Arial"/>
+                <w:rFonts w:ascii="Arial" w:hAnsi="Arial" w:eastAsia="Arial" w:cs="Tahoma"/>
+                <w:sz w:val="18"/>
+              </w:rPr>
+            </w:r>
+            <w:r>
+              <w:rPr>
+                <w:rFonts w:ascii="Arial" w:hAnsi="Arial" w:eastAsia="Arial" w:cs="Tahoma"/>
                 <w:sz w:val="18"/>
               </w:rPr>
               <w:t>shared API client</w:t>
@@ -2703,13 +2820,13 @@
             </w:pPr>
             <w:r>
               <w:rPr>
-                <w:rFonts w:ascii="Arial" w:hAnsi="Arial" w:eastAsia="Arial"/>
-                <w:sz w:val="18"/>
-              </w:rPr>
-            </w:r>
-            <w:r>
-              <w:rPr>
-                <w:rFonts w:ascii="Arial" w:hAnsi="Arial" w:eastAsia="Arial"/>
+                <w:rFonts w:ascii="Arial" w:hAnsi="Arial" w:eastAsia="Arial" w:cs="Tahoma"/>
+                <w:sz w:val="18"/>
+              </w:rPr>
+            </w:r>
+            <w:r>
+              <w:rPr>
+                <w:rFonts w:ascii="Arial" w:hAnsi="Arial" w:eastAsia="Arial" w:cs="Tahoma"/>
                 <w:sz w:val="18"/>
               </w:rPr>
               <w:t>standard loading/error handling</w:t>
@@ -2760,7 +2877,7 @@
             <w:r/>
             <w:r>
               <w:rPr>
-                <w:rFonts w:ascii="Arial" w:hAnsi="Arial" w:eastAsia="Arial"/>
+                <w:rFonts w:ascii="Arial" w:hAnsi="Arial" w:eastAsia="Arial" w:cs="Tahoma"/>
                 <w:b/>
                 <w:sz w:val="18"/>
               </w:rPr>
@@ -2782,7 +2899,7 @@
             <w:r/>
             <w:r>
               <w:rPr>
-                <w:rFonts w:ascii="Arial" w:hAnsi="Arial" w:eastAsia="Arial"/>
+                <w:rFonts w:ascii="Arial" w:hAnsi="Arial" w:eastAsia="Arial" w:cs="Tahoma"/>
                 <w:b/>
                 <w:sz w:val="18"/>
               </w:rPr>
@@ -2804,7 +2921,7 @@
             <w:r/>
             <w:r>
               <w:rPr>
-                <w:rFonts w:ascii="Arial" w:hAnsi="Arial" w:eastAsia="Arial"/>
+                <w:rFonts w:ascii="Arial" w:hAnsi="Arial" w:eastAsia="Arial" w:cs="Tahoma"/>
                 <w:b/>
                 <w:sz w:val="18"/>
               </w:rPr>
@@ -2829,13 +2946,13 @@
             </w:pPr>
             <w:r>
               <w:rPr>
-                <w:rFonts w:ascii="Arial" w:hAnsi="Arial" w:eastAsia="Arial"/>
-                <w:sz w:val="18"/>
-              </w:rPr>
-            </w:r>
-            <w:r>
-              <w:rPr>
-                <w:rFonts w:ascii="Arial" w:hAnsi="Arial" w:eastAsia="Arial"/>
+                <w:rFonts w:ascii="Arial" w:hAnsi="Arial" w:eastAsia="Arial" w:cs="Tahoma"/>
+                <w:sz w:val="18"/>
+              </w:rPr>
+            </w:r>
+            <w:r>
+              <w:rPr>
+                <w:rFonts w:ascii="Arial" w:hAnsi="Arial" w:eastAsia="Arial" w:cs="Tahoma"/>
                 <w:sz w:val="18"/>
               </w:rPr>
               <w:t>FE-01</w:t>
@@ -2854,13 +2971,13 @@
             </w:pPr>
             <w:r>
               <w:rPr>
-                <w:rFonts w:ascii="Arial" w:hAnsi="Arial" w:eastAsia="Arial"/>
-                <w:sz w:val="18"/>
-              </w:rPr>
-            </w:r>
-            <w:r>
-              <w:rPr>
-                <w:rFonts w:ascii="Arial" w:hAnsi="Arial" w:eastAsia="Arial"/>
+                <w:rFonts w:ascii="Arial" w:hAnsi="Arial" w:eastAsia="Arial" w:cs="Tahoma"/>
+                <w:sz w:val="18"/>
+              </w:rPr>
+            </w:r>
+            <w:r>
+              <w:rPr>
+                <w:rFonts w:ascii="Arial" w:hAnsi="Arial" w:eastAsia="Arial" w:cs="Tahoma"/>
                 <w:sz w:val="18"/>
               </w:rPr>
               <w:t>route registration</w:t>
@@ -2879,13 +2996,13 @@
             </w:pPr>
             <w:r>
               <w:rPr>
-                <w:rFonts w:ascii="Arial" w:hAnsi="Arial" w:eastAsia="Arial"/>
-                <w:sz w:val="18"/>
-              </w:rPr>
-            </w:r>
-            <w:r>
-              <w:rPr>
-                <w:rFonts w:ascii="Arial" w:hAnsi="Arial" w:eastAsia="Arial"/>
+                <w:rFonts w:ascii="Arial" w:hAnsi="Arial" w:eastAsia="Arial" w:cs="Tahoma"/>
+                <w:sz w:val="18"/>
+              </w:rPr>
+            </w:r>
+            <w:r>
+              <w:rPr>
+                <w:rFonts w:ascii="Arial" w:hAnsi="Arial" w:eastAsia="Arial" w:cs="Tahoma"/>
                 <w:sz w:val="18"/>
               </w:rPr>
               <w:t>ไม่มี screenshot หรือ dashboard behavior ในเอกสารนี้</w:t>
@@ -2909,13 +3026,13 @@
             </w:pPr>
             <w:r>
               <w:rPr>
-                <w:rFonts w:ascii="Arial" w:hAnsi="Arial" w:eastAsia="Arial"/>
-                <w:sz w:val="18"/>
-              </w:rPr>
-            </w:r>
-            <w:r>
-              <w:rPr>
-                <w:rFonts w:ascii="Arial" w:hAnsi="Arial" w:eastAsia="Arial"/>
+                <w:rFonts w:ascii="Arial" w:hAnsi="Arial" w:eastAsia="Arial" w:cs="Tahoma"/>
+                <w:sz w:val="18"/>
+              </w:rPr>
+            </w:r>
+            <w:r>
+              <w:rPr>
+                <w:rFonts w:ascii="Arial" w:hAnsi="Arial" w:eastAsia="Arial" w:cs="Tahoma"/>
                 <w:sz w:val="18"/>
               </w:rPr>
               <w:t>FE-02</w:t>
@@ -2934,13 +3051,13 @@
             </w:pPr>
             <w:r>
               <w:rPr>
-                <w:rFonts w:ascii="Arial" w:hAnsi="Arial" w:eastAsia="Arial"/>
-                <w:sz w:val="18"/>
-              </w:rPr>
-            </w:r>
-            <w:r>
-              <w:rPr>
-                <w:rFonts w:ascii="Arial" w:hAnsi="Arial" w:eastAsia="Arial"/>
+                <w:rFonts w:ascii="Arial" w:hAnsi="Arial" w:eastAsia="Arial" w:cs="Tahoma"/>
+                <w:sz w:val="18"/>
+              </w:rPr>
+            </w:r>
+            <w:r>
+              <w:rPr>
+                <w:rFonts w:ascii="Arial" w:hAnsi="Arial" w:eastAsia="Arial" w:cs="Tahoma"/>
                 <w:sz w:val="18"/>
               </w:rPr>
               <w:t>API base missing</w:t>
@@ -2959,13 +3076,13 @@
             </w:pPr>
             <w:r>
               <w:rPr>
-                <w:rFonts w:ascii="Arial" w:hAnsi="Arial" w:eastAsia="Arial"/>
-                <w:sz w:val="18"/>
-              </w:rPr>
-            </w:r>
-            <w:r>
-              <w:rPr>
-                <w:rFonts w:ascii="Arial" w:hAnsi="Arial" w:eastAsia="Arial"/>
+                <w:rFonts w:ascii="Arial" w:hAnsi="Arial" w:eastAsia="Arial" w:cs="Tahoma"/>
+                <w:sz w:val="18"/>
+              </w:rPr>
+            </w:r>
+            <w:r>
+              <w:rPr>
+                <w:rFonts w:ascii="Arial" w:hAnsi="Arial" w:eastAsia="Arial" w:cs="Tahoma"/>
                 <w:sz w:val="18"/>
               </w:rPr>
               <w:t>ทุก route ถูก register ผ่าน module registry</w:t>
@@ -2989,13 +3106,13 @@
             </w:pPr>
             <w:r>
               <w:rPr>
-                <w:rFonts w:ascii="Arial" w:hAnsi="Arial" w:eastAsia="Arial"/>
-                <w:sz w:val="18"/>
-              </w:rPr>
-            </w:r>
-            <w:r>
-              <w:rPr>
-                <w:rFonts w:ascii="Arial" w:hAnsi="Arial" w:eastAsia="Arial"/>
+                <w:rFonts w:ascii="Arial" w:hAnsi="Arial" w:eastAsia="Arial" w:cs="Tahoma"/>
+                <w:sz w:val="18"/>
+              </w:rPr>
+            </w:r>
+            <w:r>
+              <w:rPr>
+                <w:rFonts w:ascii="Arial" w:hAnsi="Arial" w:eastAsia="Arial" w:cs="Tahoma"/>
                 <w:sz w:val="18"/>
               </w:rPr>
               <w:t>FE-03</w:t>
@@ -3014,13 +3131,13 @@
             </w:pPr>
             <w:r>
               <w:rPr>
-                <w:rFonts w:ascii="Arial" w:hAnsi="Arial" w:eastAsia="Arial"/>
-                <w:sz w:val="18"/>
-              </w:rPr>
-            </w:r>
-            <w:r>
-              <w:rPr>
-                <w:rFonts w:ascii="Arial" w:hAnsi="Arial" w:eastAsia="Arial"/>
+                <w:rFonts w:ascii="Arial" w:hAnsi="Arial" w:eastAsia="Arial" w:cs="Tahoma"/>
+                <w:sz w:val="18"/>
+              </w:rPr>
+            </w:r>
+            <w:r>
+              <w:rPr>
+                <w:rFonts w:ascii="Arial" w:hAnsi="Arial" w:eastAsia="Arial" w:cs="Tahoma"/>
                 <w:sz w:val="18"/>
               </w:rPr>
               <w:t>status unknown</w:t>
@@ -3039,13 +3156,13 @@
             </w:pPr>
             <w:r>
               <w:rPr>
-                <w:rFonts w:ascii="Arial" w:hAnsi="Arial" w:eastAsia="Arial"/>
-                <w:sz w:val="18"/>
-              </w:rPr>
-            </w:r>
-            <w:r>
-              <w:rPr>
-                <w:rFonts w:ascii="Arial" w:hAnsi="Arial" w:eastAsia="Arial"/>
+                <w:rFonts w:ascii="Arial" w:hAnsi="Arial" w:eastAsia="Arial" w:cs="Tahoma"/>
+                <w:sz w:val="18"/>
+              </w:rPr>
+            </w:r>
+            <w:r>
+              <w:rPr>
+                <w:rFonts w:ascii="Arial" w:hAnsi="Arial" w:eastAsia="Arial" w:cs="Tahoma"/>
                 <w:sz w:val="18"/>
               </w:rPr>
               <w:t>API error shape ใช้ร่วมกัน</w:t>
@@ -3069,13 +3186,13 @@
             </w:pPr>
             <w:r>
               <w:rPr>
-                <w:rFonts w:ascii="Arial" w:hAnsi="Arial" w:eastAsia="Arial"/>
-                <w:sz w:val="18"/>
-              </w:rPr>
-            </w:r>
-            <w:r>
-              <w:rPr>
-                <w:rFonts w:ascii="Arial" w:hAnsi="Arial" w:eastAsia="Arial"/>
+                <w:rFonts w:ascii="Arial" w:hAnsi="Arial" w:eastAsia="Arial" w:cs="Tahoma"/>
+                <w:sz w:val="18"/>
+              </w:rPr>
+            </w:r>
+            <w:r>
+              <w:rPr>
+                <w:rFonts w:ascii="Arial" w:hAnsi="Arial" w:eastAsia="Arial" w:cs="Tahoma"/>
                 <w:sz w:val="18"/>
               </w:rPr>
               <w:t>FE-04</w:t>
@@ -3094,13 +3211,13 @@
             </w:pPr>
             <w:r>
               <w:rPr>
-                <w:rFonts w:ascii="Arial" w:hAnsi="Arial" w:eastAsia="Arial"/>
-                <w:sz w:val="18"/>
-              </w:rPr>
-            </w:r>
-            <w:r>
-              <w:rPr>
-                <w:rFonts w:ascii="Arial" w:hAnsi="Arial" w:eastAsia="Arial"/>
+                <w:rFonts w:ascii="Arial" w:hAnsi="Arial" w:eastAsia="Arial" w:cs="Tahoma"/>
+                <w:sz w:val="18"/>
+              </w:rPr>
+            </w:r>
+            <w:r>
+              <w:rPr>
+                <w:rFonts w:ascii="Arial" w:hAnsi="Arial" w:eastAsia="Arial" w:cs="Tahoma"/>
                 <w:sz w:val="18"/>
               </w:rPr>
               <w:t>mock response compatible</w:t>
@@ -3119,13 +3236,13 @@
             </w:pPr>
             <w:r>
               <w:rPr>
-                <w:rFonts w:ascii="Arial" w:hAnsi="Arial" w:eastAsia="Arial"/>
-                <w:sz w:val="18"/>
-              </w:rPr>
-            </w:r>
-            <w:r>
-              <w:rPr>
-                <w:rFonts w:ascii="Arial" w:hAnsi="Arial" w:eastAsia="Arial"/>
+                <w:rFonts w:ascii="Arial" w:hAnsi="Arial" w:eastAsia="Arial" w:cs="Tahoma"/>
+                <w:sz w:val="18"/>
+              </w:rPr>
+            </w:r>
+            <w:r>
+              <w:rPr>
+                <w:rFonts w:ascii="Arial" w:hAnsi="Arial" w:eastAsia="Arial" w:cs="Tahoma"/>
                 <w:sz w:val="18"/>
               </w:rPr>
               <w:t>ไม่มี dependency กับ Login/Auth ใหม่</w:t>
@@ -3149,13 +3266,13 @@
             </w:pPr>
             <w:r>
               <w:rPr>
-                <w:rFonts w:ascii="Arial" w:hAnsi="Arial" w:eastAsia="Arial"/>
-                <w:sz w:val="18"/>
-              </w:rPr>
-            </w:r>
-            <w:r>
-              <w:rPr>
-                <w:rFonts w:ascii="Arial" w:hAnsi="Arial" w:eastAsia="Arial"/>
+                <w:rFonts w:ascii="Arial" w:hAnsi="Arial" w:eastAsia="Arial" w:cs="Tahoma"/>
+                <w:sz w:val="18"/>
+              </w:rPr>
+            </w:r>
+            <w:r>
+              <w:rPr>
+                <w:rFonts w:ascii="Arial" w:hAnsi="Arial" w:eastAsia="Arial" w:cs="Tahoma"/>
                 <w:sz w:val="18"/>
               </w:rPr>
               <w:t>FE-05</w:t>
@@ -3174,13 +3291,13 @@
             </w:pPr>
             <w:r>
               <w:rPr>
-                <w:rFonts w:ascii="Arial" w:hAnsi="Arial" w:eastAsia="Arial"/>
-                <w:sz w:val="18"/>
-              </w:rPr>
-            </w:r>
-            <w:r>
-              <w:rPr>
-                <w:rFonts w:ascii="Arial" w:hAnsi="Arial" w:eastAsia="Arial"/>
+                <w:rFonts w:ascii="Arial" w:hAnsi="Arial" w:eastAsia="Arial" w:cs="Tahoma"/>
+                <w:sz w:val="18"/>
+              </w:rPr>
+            </w:r>
+            <w:r>
+              <w:rPr>
+                <w:rFonts w:ascii="Arial" w:hAnsi="Arial" w:eastAsia="Arial" w:cs="Tahoma"/>
                 <w:sz w:val="18"/>
               </w:rPr>
               <w:t>shared formatter output</w:t>
@@ -3199,13 +3316,13 @@
             </w:pPr>
             <w:r>
               <w:rPr>
-                <w:rFonts w:ascii="Arial" w:hAnsi="Arial" w:eastAsia="Arial"/>
-                <w:sz w:val="18"/>
-              </w:rPr>
-            </w:r>
-            <w:r>
-              <w:rPr>
-                <w:rFonts w:ascii="Arial" w:hAnsi="Arial" w:eastAsia="Arial"/>
+                <w:rFonts w:ascii="Arial" w:hAnsi="Arial" w:eastAsia="Arial" w:cs="Tahoma"/>
+                <w:sz w:val="18"/>
+              </w:rPr>
+            </w:r>
+            <w:r>
+              <w:rPr>
+                <w:rFonts w:ascii="Arial" w:hAnsi="Arial" w:eastAsia="Arial" w:cs="Tahoma"/>
                 <w:sz w:val="18"/>
               </w:rPr>
               <w:t>CSS responsive base พร้อม</w:t>
@@ -3257,7 +3374,7 @@
             <w:r/>
             <w:r>
               <w:rPr>
-                <w:rFonts w:ascii="Arial" w:hAnsi="Arial" w:eastAsia="Arial"/>
+                <w:rFonts w:ascii="Arial" w:hAnsi="Arial" w:eastAsia="Arial" w:cs="Tahoma"/>
                 <w:b/>
                 <w:sz w:val="18"/>
               </w:rPr>
@@ -3279,7 +3396,7 @@
             <w:r/>
             <w:r>
               <w:rPr>
-                <w:rFonts w:ascii="Arial" w:hAnsi="Arial" w:eastAsia="Arial"/>
+                <w:rFonts w:ascii="Arial" w:hAnsi="Arial" w:eastAsia="Arial" w:cs="Tahoma"/>
                 <w:b/>
                 <w:sz w:val="18"/>
               </w:rPr>
@@ -3301,7 +3418,7 @@
             <w:r/>
             <w:r>
               <w:rPr>
-                <w:rFonts w:ascii="Arial" w:hAnsi="Arial" w:eastAsia="Arial"/>
+                <w:rFonts w:ascii="Arial" w:hAnsi="Arial" w:eastAsia="Arial" w:cs="Tahoma"/>
                 <w:b/>
                 <w:sz w:val="18"/>
               </w:rPr>
@@ -3323,7 +3440,7 @@
             <w:r/>
             <w:r>
               <w:rPr>
-                <w:rFonts w:ascii="Arial" w:hAnsi="Arial" w:eastAsia="Arial"/>
+                <w:rFonts w:ascii="Arial" w:hAnsi="Arial" w:eastAsia="Arial" w:cs="Tahoma"/>
                 <w:b/>
                 <w:sz w:val="18"/>
               </w:rPr>
@@ -3348,13 +3465,13 @@
             </w:pPr>
             <w:r>
               <w:rPr>
-                <w:rFonts w:ascii="Arial" w:hAnsi="Arial" w:eastAsia="Arial"/>
-                <w:sz w:val="18"/>
-              </w:rPr>
-            </w:r>
-            <w:r>
-              <w:rPr>
-                <w:rFonts w:ascii="Arial" w:hAnsi="Arial" w:eastAsia="Arial"/>
+                <w:rFonts w:ascii="Arial" w:hAnsi="Arial" w:eastAsia="Arial" w:cs="Tahoma"/>
+                <w:sz w:val="18"/>
+              </w:rPr>
+            </w:r>
+            <w:r>
+              <w:rPr>
+                <w:rFonts w:ascii="Arial" w:hAnsi="Arial" w:eastAsia="Arial" w:cs="Tahoma"/>
                 <w:sz w:val="18"/>
               </w:rPr>
               <w:t>Register module route</w:t>
@@ -3373,13 +3490,13 @@
             </w:pPr>
             <w:r>
               <w:rPr>
-                <w:rFonts w:ascii="Arial" w:hAnsi="Arial" w:eastAsia="Arial"/>
-                <w:sz w:val="18"/>
-              </w:rPr>
-            </w:r>
-            <w:r>
-              <w:rPr>
-                <w:rFonts w:ascii="Arial" w:hAnsi="Arial" w:eastAsia="Arial"/>
+                <w:rFonts w:ascii="Arial" w:hAnsi="Arial" w:eastAsia="Arial" w:cs="Tahoma"/>
+                <w:sz w:val="18"/>
+              </w:rPr>
+            </w:r>
+            <w:r>
+              <w:rPr>
+                <w:rFonts w:ascii="Arial" w:hAnsi="Arial" w:eastAsia="Arial" w:cs="Tahoma"/>
                 <w:sz w:val="18"/>
               </w:rPr>
               <w:t>bootstrap</w:t>
@@ -3398,13 +3515,13 @@
             </w:pPr>
             <w:r>
               <w:rPr>
-                <w:rFonts w:ascii="Arial" w:hAnsi="Arial" w:eastAsia="Arial"/>
-                <w:sz w:val="18"/>
-              </w:rPr>
-            </w:r>
-            <w:r>
-              <w:rPr>
-                <w:rFonts w:ascii="Arial" w:hAnsi="Arial" w:eastAsia="Arial"/>
+                <w:rFonts w:ascii="Arial" w:hAnsi="Arial" w:eastAsia="Arial" w:cs="Tahoma"/>
+                <w:sz w:val="18"/>
+              </w:rPr>
+            </w:r>
+            <w:r>
+              <w:rPr>
+                <w:rFonts w:ascii="Arial" w:hAnsi="Arial" w:eastAsia="Arial" w:cs="Tahoma"/>
                 <w:sz w:val="18"/>
               </w:rPr>
               <w:t>client router</w:t>
@@ -3423,13 +3540,13 @@
             </w:pPr>
             <w:r>
               <w:rPr>
-                <w:rFonts w:ascii="Arial" w:hAnsi="Arial" w:eastAsia="Arial"/>
-                <w:sz w:val="18"/>
-              </w:rPr>
-            </w:r>
-            <w:r>
-              <w:rPr>
-                <w:rFonts w:ascii="Arial" w:hAnsi="Arial" w:eastAsia="Arial"/>
+                <w:rFonts w:ascii="Arial" w:hAnsi="Arial" w:eastAsia="Arial" w:cs="Tahoma"/>
+                <w:sz w:val="18"/>
+              </w:rPr>
+            </w:r>
+            <w:r>
+              <w:rPr>
+                <w:rFonts w:ascii="Arial" w:hAnsi="Arial" w:eastAsia="Arial" w:cs="Tahoma"/>
                 <w:sz w:val="18"/>
               </w:rPr>
               <w:t>route guard รู้จักหน้า SBP Mall</w:t>
@@ -3453,13 +3570,13 @@
             </w:pPr>
             <w:r>
               <w:rPr>
-                <w:rFonts w:ascii="Arial" w:hAnsi="Arial" w:eastAsia="Arial"/>
-                <w:sz w:val="18"/>
-              </w:rPr>
-            </w:r>
-            <w:r>
-              <w:rPr>
-                <w:rFonts w:ascii="Arial" w:hAnsi="Arial" w:eastAsia="Arial"/>
+                <w:rFonts w:ascii="Arial" w:hAnsi="Arial" w:eastAsia="Arial" w:cs="Tahoma"/>
+                <w:sz w:val="18"/>
+              </w:rPr>
+            </w:r>
+            <w:r>
+              <w:rPr>
+                <w:rFonts w:ascii="Arial" w:hAnsi="Arial" w:eastAsia="Arial" w:cs="Tahoma"/>
                 <w:sz w:val="18"/>
               </w:rPr>
               <w:t>Call API</w:t>
@@ -3478,13 +3595,13 @@
             </w:pPr>
             <w:r>
               <w:rPr>
-                <w:rFonts w:ascii="Arial" w:hAnsi="Arial" w:eastAsia="Arial"/>
-                <w:sz w:val="18"/>
-              </w:rPr>
-            </w:r>
-            <w:r>
-              <w:rPr>
-                <w:rFonts w:ascii="Arial" w:hAnsi="Arial" w:eastAsia="Arial"/>
+                <w:rFonts w:ascii="Arial" w:hAnsi="Arial" w:eastAsia="Arial" w:cs="Tahoma"/>
+                <w:sz w:val="18"/>
+              </w:rPr>
+            </w:r>
+            <w:r>
+              <w:rPr>
+                <w:rFonts w:ascii="Arial" w:hAnsi="Arial" w:eastAsia="Arial" w:cs="Tahoma"/>
                 <w:sz w:val="18"/>
               </w:rPr>
               <w:t>React Query hook</w:t>
@@ -3503,13 +3620,13 @@
             </w:pPr>
             <w:r>
               <w:rPr>
-                <w:rFonts w:ascii="Arial" w:hAnsi="Arial" w:eastAsia="Arial"/>
-                <w:sz w:val="18"/>
-              </w:rPr>
-            </w:r>
-            <w:r>
-              <w:rPr>
-                <w:rFonts w:ascii="Arial" w:hAnsi="Arial" w:eastAsia="Arial"/>
+                <w:rFonts w:ascii="Arial" w:hAnsi="Arial" w:eastAsia="Arial" w:cs="Tahoma"/>
+                <w:sz w:val="18"/>
+              </w:rPr>
+            </w:r>
+            <w:r>
+              <w:rPr>
+                <w:rFonts w:ascii="Arial" w:hAnsi="Arial" w:eastAsia="Arial" w:cs="Tahoma"/>
                 <w:sz w:val="18"/>
               </w:rPr>
               <w:t>shared API client</w:t>
@@ -3528,13 +3645,13 @@
             </w:pPr>
             <w:r>
               <w:rPr>
-                <w:rFonts w:ascii="Arial" w:hAnsi="Arial" w:eastAsia="Arial"/>
-                <w:sz w:val="18"/>
-              </w:rPr>
-            </w:r>
-            <w:r>
-              <w:rPr>
-                <w:rFonts w:ascii="Arial" w:hAnsi="Arial" w:eastAsia="Arial"/>
+                <w:rFonts w:ascii="Arial" w:hAnsi="Arial" w:eastAsia="Arial" w:cs="Tahoma"/>
+                <w:sz w:val="18"/>
+              </w:rPr>
+            </w:r>
+            <w:r>
+              <w:rPr>
+                <w:rFonts w:ascii="Arial" w:hAnsi="Arial" w:eastAsia="Arial" w:cs="Tahoma"/>
                 <w:sz w:val="18"/>
               </w:rPr>
               <w:t>standard loading/error handling</w:t>
@@ -3602,7 +3719,7 @@
             <w:r/>
             <w:r>
               <w:rPr>
-                <w:rFonts w:ascii="Arial" w:hAnsi="Arial" w:eastAsia="Arial"/>
+                <w:rFonts w:ascii="Arial" w:hAnsi="Arial" w:eastAsia="Arial" w:cs="Tahoma"/>
                 <w:b/>
                 <w:sz w:val="18"/>
               </w:rPr>
@@ -3628,7 +3745,7 @@
             <w:r/>
             <w:r>
               <w:rPr>
-                <w:rFonts w:ascii="Courier New" w:hAnsi="Courier New" w:eastAsia="Courier New"/>
+                <w:rFonts w:ascii="Courier New" w:hAnsi="Courier New" w:eastAsia="Courier New" w:cs="Tahoma"/>
                 <w:sz w:val="16"/>
               </w:rPr>
               <w:t>{}</w:t>
@@ -3680,7 +3797,7 @@
             <w:r/>
             <w:r>
               <w:rPr>
-                <w:rFonts w:ascii="Arial" w:hAnsi="Arial" w:eastAsia="Arial"/>
+                <w:rFonts w:ascii="Arial" w:hAnsi="Arial" w:eastAsia="Arial" w:cs="Tahoma"/>
                 <w:b/>
                 <w:sz w:val="18"/>
               </w:rPr>
@@ -3702,7 +3819,7 @@
             <w:r/>
             <w:r>
               <w:rPr>
-                <w:rFonts w:ascii="Arial" w:hAnsi="Arial" w:eastAsia="Arial"/>
+                <w:rFonts w:ascii="Arial" w:hAnsi="Arial" w:eastAsia="Arial" w:cs="Tahoma"/>
                 <w:b/>
                 <w:sz w:val="18"/>
               </w:rPr>
@@ -3724,7 +3841,7 @@
             <w:r/>
             <w:r>
               <w:rPr>
-                <w:rFonts w:ascii="Arial" w:hAnsi="Arial" w:eastAsia="Arial"/>
+                <w:rFonts w:ascii="Arial" w:hAnsi="Arial" w:eastAsia="Arial" w:cs="Tahoma"/>
                 <w:b/>
                 <w:sz w:val="18"/>
               </w:rPr>
@@ -3746,7 +3863,7 @@
             <w:r/>
             <w:r>
               <w:rPr>
-                <w:rFonts w:ascii="Arial" w:hAnsi="Arial" w:eastAsia="Arial"/>
+                <w:rFonts w:ascii="Arial" w:hAnsi="Arial" w:eastAsia="Arial" w:cs="Tahoma"/>
                 <w:b/>
                 <w:sz w:val="18"/>
               </w:rPr>
@@ -3771,13 +3888,13 @@
             </w:pPr>
             <w:r>
               <w:rPr>
-                <w:rFonts w:ascii="Arial" w:hAnsi="Arial" w:eastAsia="Arial"/>
-                <w:sz w:val="18"/>
-              </w:rPr>
-            </w:r>
-            <w:r>
-              <w:rPr>
-                <w:rFonts w:ascii="Arial" w:hAnsi="Arial" w:eastAsia="Arial"/>
+                <w:rFonts w:ascii="Arial" w:hAnsi="Arial" w:eastAsia="Arial" w:cs="Tahoma"/>
+                <w:sz w:val="18"/>
+              </w:rPr>
+            </w:r>
+            <w:r>
+              <w:rPr>
+                <w:rFonts w:ascii="Arial" w:hAnsi="Arial" w:eastAsia="Arial" w:cs="Tahoma"/>
                 <w:sz w:val="18"/>
               </w:rPr>
               <w:t>-</w:t>
@@ -3796,13 +3913,13 @@
             </w:pPr>
             <w:r>
               <w:rPr>
-                <w:rFonts w:ascii="Arial" w:hAnsi="Arial" w:eastAsia="Arial"/>
-                <w:sz w:val="18"/>
-              </w:rPr>
-            </w:r>
-            <w:r>
-              <w:rPr>
-                <w:rFonts w:ascii="Arial" w:hAnsi="Arial" w:eastAsia="Arial"/>
+                <w:rFonts w:ascii="Arial" w:hAnsi="Arial" w:eastAsia="Arial" w:cs="Tahoma"/>
+                <w:sz w:val="18"/>
+              </w:rPr>
+            </w:r>
+            <w:r>
+              <w:rPr>
+                <w:rFonts w:ascii="Arial" w:hAnsi="Arial" w:eastAsia="Arial" w:cs="Tahoma"/>
                 <w:sz w:val="18"/>
               </w:rPr>
               <w:t>none</w:t>
@@ -3821,13 +3938,13 @@
             </w:pPr>
             <w:r>
               <w:rPr>
-                <w:rFonts w:ascii="Arial" w:hAnsi="Arial" w:eastAsia="Arial"/>
-                <w:sz w:val="18"/>
-              </w:rPr>
-            </w:r>
-            <w:r>
-              <w:rPr>
-                <w:rFonts w:ascii="Arial" w:hAnsi="Arial" w:eastAsia="Arial"/>
+                <w:rFonts w:ascii="Arial" w:hAnsi="Arial" w:eastAsia="Arial" w:cs="Tahoma"/>
+                <w:sz w:val="18"/>
+              </w:rPr>
+            </w:r>
+            <w:r>
+              <w:rPr>
+                <w:rFonts w:ascii="Arial" w:hAnsi="Arial" w:eastAsia="Arial" w:cs="Tahoma"/>
                 <w:sz w:val="18"/>
               </w:rPr>
               <w:t>No</w:t>
@@ -3846,13 +3963,13 @@
             </w:pPr>
             <w:r>
               <w:rPr>
-                <w:rFonts w:ascii="Arial" w:hAnsi="Arial" w:eastAsia="Arial"/>
-                <w:sz w:val="18"/>
-              </w:rPr>
-            </w:r>
-            <w:r>
-              <w:rPr>
-                <w:rFonts w:ascii="Arial" w:hAnsi="Arial" w:eastAsia="Arial"/>
+                <w:rFonts w:ascii="Arial" w:hAnsi="Arial" w:eastAsia="Arial" w:cs="Tahoma"/>
+                <w:sz w:val="18"/>
+              </w:rPr>
+            </w:r>
+            <w:r>
+              <w:rPr>
+                <w:rFonts w:ascii="Arial" w:hAnsi="Arial" w:eastAsia="Arial" w:cs="Tahoma"/>
                 <w:sz w:val="18"/>
               </w:rPr>
               <w:t>No fields</w:t>
@@ -3890,7 +4007,7 @@
             <w:r/>
             <w:r>
               <w:rPr>
-                <w:rFonts w:ascii="Arial" w:hAnsi="Arial" w:eastAsia="Arial"/>
+                <w:rFonts w:ascii="Arial" w:hAnsi="Arial" w:eastAsia="Arial" w:cs="Tahoma"/>
                 <w:b/>
                 <w:sz w:val="18"/>
               </w:rPr>
@@ -3916,7 +4033,7 @@
             <w:r/>
             <w:r>
               <w:rPr>
-                <w:rFonts w:ascii="Courier New" w:hAnsi="Courier New" w:eastAsia="Courier New"/>
+                <w:rFonts w:ascii="Courier New" w:hAnsi="Courier New" w:eastAsia="Courier New" w:cs="Tahoma"/>
                 <w:sz w:val="16"/>
               </w:rPr>
               <w:t>{</w:t>
@@ -3982,7 +4099,7 @@
             <w:r/>
             <w:r>
               <w:rPr>
-                <w:rFonts w:ascii="Arial" w:hAnsi="Arial" w:eastAsia="Arial"/>
+                <w:rFonts w:ascii="Arial" w:hAnsi="Arial" w:eastAsia="Arial" w:cs="Tahoma"/>
                 <w:b/>
                 <w:sz w:val="18"/>
               </w:rPr>
@@ -4004,7 +4121,7 @@
             <w:r/>
             <w:r>
               <w:rPr>
-                <w:rFonts w:ascii="Arial" w:hAnsi="Arial" w:eastAsia="Arial"/>
+                <w:rFonts w:ascii="Arial" w:hAnsi="Arial" w:eastAsia="Arial" w:cs="Tahoma"/>
                 <w:b/>
                 <w:sz w:val="18"/>
               </w:rPr>
@@ -4026,7 +4143,7 @@
             <w:r/>
             <w:r>
               <w:rPr>
-                <w:rFonts w:ascii="Arial" w:hAnsi="Arial" w:eastAsia="Arial"/>
+                <w:rFonts w:ascii="Arial" w:hAnsi="Arial" w:eastAsia="Arial" w:cs="Tahoma"/>
                 <w:b/>
                 <w:sz w:val="18"/>
               </w:rPr>
@@ -4048,7 +4165,7 @@
             <w:r/>
             <w:r>
               <w:rPr>
-                <w:rFonts w:ascii="Arial" w:hAnsi="Arial" w:eastAsia="Arial"/>
+                <w:rFonts w:ascii="Arial" w:hAnsi="Arial" w:eastAsia="Arial" w:cs="Tahoma"/>
                 <w:b/>
                 <w:sz w:val="18"/>
               </w:rPr>
@@ -4073,13 +4190,13 @@
             </w:pPr>
             <w:r>
               <w:rPr>
-                <w:rFonts w:ascii="Arial" w:hAnsi="Arial" w:eastAsia="Arial"/>
-                <w:sz w:val="18"/>
-              </w:rPr>
-            </w:r>
-            <w:r>
-              <w:rPr>
-                <w:rFonts w:ascii="Arial" w:hAnsi="Arial" w:eastAsia="Arial"/>
+                <w:rFonts w:ascii="Arial" w:hAnsi="Arial" w:eastAsia="Arial" w:cs="Tahoma"/>
+                <w:sz w:val="18"/>
+              </w:rPr>
+            </w:r>
+            <w:r>
+              <w:rPr>
+                <w:rFonts w:ascii="Arial" w:hAnsi="Arial" w:eastAsia="Arial" w:cs="Tahoma"/>
                 <w:sz w:val="18"/>
               </w:rPr>
               <w:t>items</w:t>
@@ -4098,13 +4215,13 @@
             </w:pPr>
             <w:r>
               <w:rPr>
-                <w:rFonts w:ascii="Arial" w:hAnsi="Arial" w:eastAsia="Arial"/>
-                <w:sz w:val="18"/>
-              </w:rPr>
-            </w:r>
-            <w:r>
-              <w:rPr>
-                <w:rFonts w:ascii="Arial" w:hAnsi="Arial" w:eastAsia="Arial"/>
+                <w:rFonts w:ascii="Arial" w:hAnsi="Arial" w:eastAsia="Arial" w:cs="Tahoma"/>
+                <w:sz w:val="18"/>
+              </w:rPr>
+            </w:r>
+            <w:r>
+              <w:rPr>
+                <w:rFonts w:ascii="Arial" w:hAnsi="Arial" w:eastAsia="Arial" w:cs="Tahoma"/>
                 <w:sz w:val="18"/>
               </w:rPr>
               <w:t>array&lt;object&gt;</w:t>
@@ -4123,13 +4240,13 @@
             </w:pPr>
             <w:r>
               <w:rPr>
-                <w:rFonts w:ascii="Arial" w:hAnsi="Arial" w:eastAsia="Arial"/>
-                <w:sz w:val="18"/>
-              </w:rPr>
-            </w:r>
-            <w:r>
-              <w:rPr>
-                <w:rFonts w:ascii="Arial" w:hAnsi="Arial" w:eastAsia="Arial"/>
+                <w:rFonts w:ascii="Arial" w:hAnsi="Arial" w:eastAsia="Arial" w:cs="Tahoma"/>
+                <w:sz w:val="18"/>
+              </w:rPr>
+            </w:r>
+            <w:r>
+              <w:rPr>
+                <w:rFonts w:ascii="Arial" w:hAnsi="Arial" w:eastAsia="Arial" w:cs="Tahoma"/>
                 <w:sz w:val="18"/>
               </w:rPr>
               <w:t>Yes</w:t>
@@ -4148,13 +4265,13 @@
             </w:pPr>
             <w:r>
               <w:rPr>
-                <w:rFonts w:ascii="Arial" w:hAnsi="Arial" w:eastAsia="Arial"/>
-                <w:sz w:val="18"/>
-              </w:rPr>
-            </w:r>
-            <w:r>
-              <w:rPr>
-                <w:rFonts w:ascii="Arial" w:hAnsi="Arial" w:eastAsia="Arial"/>
+                <w:rFonts w:ascii="Arial" w:hAnsi="Arial" w:eastAsia="Arial" w:cs="Tahoma"/>
+                <w:sz w:val="18"/>
+              </w:rPr>
+            </w:r>
+            <w:r>
+              <w:rPr>
+                <w:rFonts w:ascii="Arial" w:hAnsi="Arial" w:eastAsia="Arial" w:cs="Tahoma"/>
                 <w:sz w:val="18"/>
               </w:rPr>
               <w:t>JSON array; element type shown in Type column</w:t>
@@ -4178,13 +4295,13 @@
             </w:pPr>
             <w:r>
               <w:rPr>
-                <w:rFonts w:ascii="Arial" w:hAnsi="Arial" w:eastAsia="Arial"/>
-                <w:sz w:val="18"/>
-              </w:rPr>
-            </w:r>
-            <w:r>
-              <w:rPr>
-                <w:rFonts w:ascii="Arial" w:hAnsi="Arial" w:eastAsia="Arial"/>
+                <w:rFonts w:ascii="Arial" w:hAnsi="Arial" w:eastAsia="Arial" w:cs="Tahoma"/>
+                <w:sz w:val="18"/>
+              </w:rPr>
+            </w:r>
+            <w:r>
+              <w:rPr>
+                <w:rFonts w:ascii="Arial" w:hAnsi="Arial" w:eastAsia="Arial" w:cs="Tahoma"/>
                 <w:sz w:val="18"/>
               </w:rPr>
               <w:t>items[].code</w:t>
@@ -4203,13 +4320,13 @@
             </w:pPr>
             <w:r>
               <w:rPr>
-                <w:rFonts w:ascii="Arial" w:hAnsi="Arial" w:eastAsia="Arial"/>
-                <w:sz w:val="18"/>
-              </w:rPr>
-            </w:r>
-            <w:r>
-              <w:rPr>
-                <w:rFonts w:ascii="Arial" w:hAnsi="Arial" w:eastAsia="Arial"/>
+                <w:rFonts w:ascii="Arial" w:hAnsi="Arial" w:eastAsia="Arial" w:cs="Tahoma"/>
+                <w:sz w:val="18"/>
+              </w:rPr>
+            </w:r>
+            <w:r>
+              <w:rPr>
+                <w:rFonts w:ascii="Arial" w:hAnsi="Arial" w:eastAsia="Arial" w:cs="Tahoma"/>
                 <w:sz w:val="18"/>
               </w:rPr>
               <w:t>string</w:t>
@@ -4228,13 +4345,13 @@
             </w:pPr>
             <w:r>
               <w:rPr>
-                <w:rFonts w:ascii="Arial" w:hAnsi="Arial" w:eastAsia="Arial"/>
-                <w:sz w:val="18"/>
-              </w:rPr>
-            </w:r>
-            <w:r>
-              <w:rPr>
-                <w:rFonts w:ascii="Arial" w:hAnsi="Arial" w:eastAsia="Arial"/>
+                <w:rFonts w:ascii="Arial" w:hAnsi="Arial" w:eastAsia="Arial" w:cs="Tahoma"/>
+                <w:sz w:val="18"/>
+              </w:rPr>
+            </w:r>
+            <w:r>
+              <w:rPr>
+                <w:rFonts w:ascii="Arial" w:hAnsi="Arial" w:eastAsia="Arial" w:cs="Tahoma"/>
                 <w:sz w:val="18"/>
               </w:rPr>
               <w:t>Yes</w:t>
@@ -4253,13 +4370,13 @@
             </w:pPr>
             <w:r>
               <w:rPr>
-                <w:rFonts w:ascii="Arial" w:hAnsi="Arial" w:eastAsia="Arial"/>
-                <w:sz w:val="18"/>
-              </w:rPr>
-            </w:r>
-            <w:r>
-              <w:rPr>
-                <w:rFonts w:ascii="Arial" w:hAnsi="Arial" w:eastAsia="Arial"/>
+                <w:rFonts w:ascii="Arial" w:hAnsi="Arial" w:eastAsia="Arial" w:cs="Tahoma"/>
+                <w:sz w:val="18"/>
+              </w:rPr>
+            </w:r>
+            <w:r>
+              <w:rPr>
+                <w:rFonts w:ascii="Arial" w:hAnsi="Arial" w:eastAsia="Arial" w:cs="Tahoma"/>
                 <w:sz w:val="18"/>
               </w:rPr>
               <w:t>UTF-8; use value domain described by endpoint purpose</w:t>
@@ -4283,13 +4400,13 @@
             </w:pPr>
             <w:r>
               <w:rPr>
-                <w:rFonts w:ascii="Arial" w:hAnsi="Arial" w:eastAsia="Arial"/>
-                <w:sz w:val="18"/>
-              </w:rPr>
-            </w:r>
-            <w:r>
-              <w:rPr>
-                <w:rFonts w:ascii="Arial" w:hAnsi="Arial" w:eastAsia="Arial"/>
+                <w:rFonts w:ascii="Arial" w:hAnsi="Arial" w:eastAsia="Arial" w:cs="Tahoma"/>
+                <w:sz w:val="18"/>
+              </w:rPr>
+            </w:r>
+            <w:r>
+              <w:rPr>
+                <w:rFonts w:ascii="Arial" w:hAnsi="Arial" w:eastAsia="Arial" w:cs="Tahoma"/>
                 <w:sz w:val="18"/>
               </w:rPr>
               <w:t>items[].label</w:t>
@@ -4308,13 +4425,13 @@
             </w:pPr>
             <w:r>
               <w:rPr>
-                <w:rFonts w:ascii="Arial" w:hAnsi="Arial" w:eastAsia="Arial"/>
-                <w:sz w:val="18"/>
-              </w:rPr>
-            </w:r>
-            <w:r>
-              <w:rPr>
-                <w:rFonts w:ascii="Arial" w:hAnsi="Arial" w:eastAsia="Arial"/>
+                <w:rFonts w:ascii="Arial" w:hAnsi="Arial" w:eastAsia="Arial" w:cs="Tahoma"/>
+                <w:sz w:val="18"/>
+              </w:rPr>
+            </w:r>
+            <w:r>
+              <w:rPr>
+                <w:rFonts w:ascii="Arial" w:hAnsi="Arial" w:eastAsia="Arial" w:cs="Tahoma"/>
                 <w:sz w:val="18"/>
               </w:rPr>
               <w:t>string</w:t>
@@ -4333,13 +4450,13 @@
             </w:pPr>
             <w:r>
               <w:rPr>
-                <w:rFonts w:ascii="Arial" w:hAnsi="Arial" w:eastAsia="Arial"/>
-                <w:sz w:val="18"/>
-              </w:rPr>
-            </w:r>
-            <w:r>
-              <w:rPr>
-                <w:rFonts w:ascii="Arial" w:hAnsi="Arial" w:eastAsia="Arial"/>
+                <w:rFonts w:ascii="Arial" w:hAnsi="Arial" w:eastAsia="Arial" w:cs="Tahoma"/>
+                <w:sz w:val="18"/>
+              </w:rPr>
+            </w:r>
+            <w:r>
+              <w:rPr>
+                <w:rFonts w:ascii="Arial" w:hAnsi="Arial" w:eastAsia="Arial" w:cs="Tahoma"/>
                 <w:sz w:val="18"/>
               </w:rPr>
               <w:t>Yes</w:t>
@@ -4358,13 +4475,13 @@
             </w:pPr>
             <w:r>
               <w:rPr>
-                <w:rFonts w:ascii="Arial" w:hAnsi="Arial" w:eastAsia="Arial"/>
-                <w:sz w:val="18"/>
-              </w:rPr>
-            </w:r>
-            <w:r>
-              <w:rPr>
-                <w:rFonts w:ascii="Arial" w:hAnsi="Arial" w:eastAsia="Arial"/>
+                <w:rFonts w:ascii="Arial" w:hAnsi="Arial" w:eastAsia="Arial" w:cs="Tahoma"/>
+                <w:sz w:val="18"/>
+              </w:rPr>
+            </w:r>
+            <w:r>
+              <w:rPr>
+                <w:rFonts w:ascii="Arial" w:hAnsi="Arial" w:eastAsia="Arial" w:cs="Tahoma"/>
                 <w:sz w:val="18"/>
               </w:rPr>
               <w:t>UTF-8; use value domain described by endpoint purpose</w:t>
@@ -4394,7 +4511,7 @@
       </w:r>
       <w:r>
         <w:rPr>
-          <w:rFonts w:ascii="Courier New" w:hAnsi="Courier New"/>
+          <w:rFonts w:ascii="Courier New" w:hAnsi="Courier New" w:eastAsia="Courier New" w:cs="Tahoma"/>
         </w:rPr>
         <w:t>srm-sps-spsap-web-frontend</w:t>
       </w:r>
@@ -4403,7 +4520,7 @@
       </w:r>
       <w:r>
         <w:rPr>
-          <w:rFonts w:ascii="Courier New" w:hAnsi="Courier New"/>
+          <w:rFonts w:ascii="Courier New" w:hAnsi="Courier New" w:eastAsia="Courier New" w:cs="Tahoma"/>
         </w:rPr>
         <w:t>sbpm</w:t>
       </w:r>
@@ -4412,7 +4529,7 @@
       </w:r>
       <w:r>
         <w:rPr>
-          <w:rFonts w:ascii="Courier New" w:hAnsi="Courier New"/>
+          <w:rFonts w:ascii="Courier New" w:hAnsi="Courier New" w:eastAsia="Courier New" w:cs="Tahoma"/>
         </w:rPr>
         <w:t>'use client'</w:t>
       </w:r>
@@ -4421,7 +4538,7 @@
       </w:r>
       <w:r>
         <w:rPr>
-          <w:rFonts w:ascii="Courier New" w:hAnsi="Courier New"/>
+          <w:rFonts w:ascii="Courier New" w:hAnsi="Courier New" w:eastAsia="Courier New" w:cs="Tahoma"/>
         </w:rPr>
         <w:t>@/components/Form</w:t>
       </w:r>
@@ -4430,7 +4547,7 @@
       </w:r>
       <w:r>
         <w:rPr>
-          <w:rFonts w:ascii="Courier New" w:hAnsi="Courier New"/>
+          <w:rFonts w:ascii="Courier New" w:hAnsi="Courier New" w:eastAsia="Courier New" w:cs="Tahoma"/>
         </w:rPr>
         <w:t>@/components/Table</w:t>
       </w:r>
@@ -4439,7 +4556,7 @@
       </w:r>
       <w:r>
         <w:rPr>
-          <w:rFonts w:ascii="Courier New" w:hAnsi="Courier New"/>
+          <w:rFonts w:ascii="Courier New" w:hAnsi="Courier New" w:eastAsia="Courier New" w:cs="Tahoma"/>
         </w:rPr>
         <w:t>permissionStore</w:t>
       </w:r>
@@ -4448,7 +4565,7 @@
       </w:r>
       <w:r>
         <w:rPr>
-          <w:rFonts w:ascii="Courier New" w:hAnsi="Courier New"/>
+          <w:rFonts w:ascii="Courier New" w:hAnsi="Courier New" w:eastAsia="Courier New" w:cs="Tahoma"/>
         </w:rPr>
         <w:t>@/lib/apiClient</w:t>
       </w:r>
@@ -4466,7 +4583,7 @@
       </w:r>
       <w:r>
         <w:rPr>
-          <w:rFonts w:ascii="Courier New" w:hAnsi="Courier New"/>
+          <w:rFonts w:ascii="Courier New" w:hAnsi="Courier New" w:eastAsia="Courier New" w:cs="Tahoma"/>
         </w:rPr>
         <w:t>TODO:</w:t>
       </w:r>
@@ -4491,7 +4608,7 @@
       </w:r>
       <w:r>
         <w:rPr>
-          <w:rFonts w:ascii="Courier New" w:hAnsi="Courier New"/>
+          <w:rFonts w:ascii="Courier New" w:hAnsi="Courier New" w:eastAsia="Courier New" w:cs="Tahoma"/>
         </w:rPr>
         <w:t>srm-sps-spsap-web-frontend</w:t>
       </w:r>
@@ -4500,7 +4617,7 @@
       </w:r>
       <w:r>
         <w:rPr>
-          <w:rFonts w:ascii="Courier New" w:hAnsi="Courier New"/>
+          <w:rFonts w:ascii="Courier New" w:hAnsi="Courier New" w:eastAsia="Courier New" w:cs="Tahoma"/>
         </w:rPr>
         <w:t>sbpm</w:t>
       </w:r>
@@ -4509,7 +4626,7 @@
       </w:r>
       <w:r>
         <w:rPr>
-          <w:rFonts w:ascii="Courier New" w:hAnsi="Courier New"/>
+          <w:rFonts w:ascii="Courier New" w:hAnsi="Courier New" w:eastAsia="Courier New" w:cs="Tahoma"/>
         </w:rPr>
         <w:t>src/app/(main)/sbpgi/*</w:t>
       </w:r>
@@ -4518,7 +4635,7 @@
       </w:r>
       <w:r>
         <w:rPr>
-          <w:rFonts w:ascii="Courier New" w:hAnsi="Courier New"/>
+          <w:rFonts w:ascii="Courier New" w:hAnsi="Courier New" w:eastAsia="Courier New" w:cs="Tahoma"/>
         </w:rPr>
         <w:t>@/*</w:t>
       </w:r>
@@ -4555,7 +4672,7 @@
             <w:r/>
             <w:r>
               <w:rPr>
-                <w:rFonts w:ascii="Arial" w:hAnsi="Arial" w:eastAsia="Arial"/>
+                <w:rFonts w:ascii="Arial" w:hAnsi="Arial" w:eastAsia="Arial" w:cs="Tahoma"/>
                 <w:b/>
                 <w:sz w:val="18"/>
               </w:rPr>
@@ -4577,7 +4694,7 @@
             <w:r/>
             <w:r>
               <w:rPr>
-                <w:rFonts w:ascii="Arial" w:hAnsi="Arial" w:eastAsia="Arial"/>
+                <w:rFonts w:ascii="Arial" w:hAnsi="Arial" w:eastAsia="Arial" w:cs="Tahoma"/>
                 <w:b/>
                 <w:sz w:val="18"/>
               </w:rPr>
@@ -4602,13 +4719,13 @@
             </w:pPr>
             <w:r>
               <w:rPr>
-                <w:rFonts w:ascii="Arial" w:hAnsi="Arial" w:eastAsia="Arial"/>
-                <w:sz w:val="18"/>
-              </w:rPr>
-            </w:r>
-            <w:r>
-              <w:rPr>
-                <w:rFonts w:ascii="Arial" w:hAnsi="Arial" w:eastAsia="Arial"/>
+                <w:rFonts w:ascii="Arial" w:hAnsi="Arial" w:eastAsia="Arial" w:cs="Tahoma"/>
+                <w:sz w:val="18"/>
+              </w:rPr>
+            </w:r>
+            <w:r>
+              <w:rPr>
+                <w:rFonts w:ascii="Arial" w:hAnsi="Arial" w:eastAsia="Arial" w:cs="Tahoma"/>
                 <w:sz w:val="18"/>
               </w:rPr>
               <w:t>src/app/(main)/sbpgi/layout.tsx</w:t>
@@ -4627,13 +4744,13 @@
             </w:pPr>
             <w:r>
               <w:rPr>
-                <w:rFonts w:ascii="Arial" w:hAnsi="Arial" w:eastAsia="Arial"/>
-                <w:sz w:val="18"/>
-              </w:rPr>
-            </w:r>
-            <w:r>
-              <w:rPr>
-                <w:rFonts w:ascii="Arial" w:hAnsi="Arial" w:eastAsia="Arial"/>
+                <w:rFonts w:ascii="Arial" w:hAnsi="Arial" w:eastAsia="Arial" w:cs="Tahoma"/>
+                <w:sz w:val="18"/>
+              </w:rPr>
+            </w:r>
+            <w:r>
+              <w:rPr>
+                <w:rFonts w:ascii="Arial" w:hAnsi="Arial" w:eastAsia="Arial" w:cs="Tahoma"/>
                 <w:sz w:val="18"/>
               </w:rPr>
               <w:t>layout ของโมดูล + prefetch lookup (ไม่สร้าง QueryClient ใหม่)</w:t>
@@ -4657,13 +4774,13 @@
             </w:pPr>
             <w:r>
               <w:rPr>
-                <w:rFonts w:ascii="Arial" w:hAnsi="Arial" w:eastAsia="Arial"/>
-                <w:sz w:val="18"/>
-              </w:rPr>
-            </w:r>
-            <w:r>
-              <w:rPr>
-                <w:rFonts w:ascii="Arial" w:hAnsi="Arial" w:eastAsia="Arial"/>
+                <w:rFonts w:ascii="Arial" w:hAnsi="Arial" w:eastAsia="Arial" w:cs="Tahoma"/>
+                <w:sz w:val="18"/>
+              </w:rPr>
+            </w:r>
+            <w:r>
+              <w:rPr>
+                <w:rFonts w:ascii="Arial" w:hAnsi="Arial" w:eastAsia="Arial" w:cs="Tahoma"/>
                 <w:sz w:val="18"/>
               </w:rPr>
               <w:t>src/constants/sbpgi/routes.ts</w:t>
@@ -4682,13 +4799,13 @@
             </w:pPr>
             <w:r>
               <w:rPr>
-                <w:rFonts w:ascii="Arial" w:hAnsi="Arial" w:eastAsia="Arial"/>
-                <w:sz w:val="18"/>
-              </w:rPr>
-            </w:r>
-            <w:r>
-              <w:rPr>
-                <w:rFonts w:ascii="Arial" w:hAnsi="Arial" w:eastAsia="Arial"/>
+                <w:rFonts w:ascii="Arial" w:hAnsi="Arial" w:eastAsia="Arial" w:cs="Tahoma"/>
+                <w:sz w:val="18"/>
+              </w:rPr>
+            </w:r>
+            <w:r>
+              <w:rPr>
+                <w:rFonts w:ascii="Arial" w:hAnsi="Arial" w:eastAsia="Arial" w:cs="Tahoma"/>
                 <w:sz w:val="18"/>
               </w:rPr>
               <w:t>route registry ของโมดูล (ใช้ร่วมกับ url ที่มาจาก GET /menus)</w:t>
@@ -4712,13 +4829,13 @@
             </w:pPr>
             <w:r>
               <w:rPr>
-                <w:rFonts w:ascii="Arial" w:hAnsi="Arial" w:eastAsia="Arial"/>
-                <w:sz w:val="18"/>
-              </w:rPr>
-            </w:r>
-            <w:r>
-              <w:rPr>
-                <w:rFonts w:ascii="Arial" w:hAnsi="Arial" w:eastAsia="Arial"/>
+                <w:rFonts w:ascii="Arial" w:hAnsi="Arial" w:eastAsia="Arial" w:cs="Tahoma"/>
+                <w:sz w:val="18"/>
+              </w:rPr>
+            </w:r>
+            <w:r>
+              <w:rPr>
+                <w:rFonts w:ascii="Arial" w:hAnsi="Arial" w:eastAsia="Arial" w:cs="Tahoma"/>
                 <w:sz w:val="18"/>
               </w:rPr>
               <w:t>src/services/sbpgi/lookup.service.ts</w:t>
@@ -4737,13 +4854,13 @@
             </w:pPr>
             <w:r>
               <w:rPr>
-                <w:rFonts w:ascii="Arial" w:hAnsi="Arial" w:eastAsia="Arial"/>
-                <w:sz w:val="18"/>
-              </w:rPr>
-            </w:r>
-            <w:r>
-              <w:rPr>
-                <w:rFonts w:ascii="Arial" w:hAnsi="Arial" w:eastAsia="Arial"/>
+                <w:rFonts w:ascii="Arial" w:hAnsi="Arial" w:eastAsia="Arial" w:cs="Tahoma"/>
+                <w:sz w:val="18"/>
+              </w:rPr>
+            </w:r>
+            <w:r>
+              <w:rPr>
+                <w:rFonts w:ascii="Arial" w:hAnsi="Arial" w:eastAsia="Arial" w:cs="Tahoma"/>
                 <w:sz w:val="18"/>
               </w:rPr>
               <w:t>service — เรียก BFF ผ่าน apiClient (GET)</w:t>
@@ -4767,13 +4884,13 @@
             </w:pPr>
             <w:r>
               <w:rPr>
-                <w:rFonts w:ascii="Arial" w:hAnsi="Arial" w:eastAsia="Arial"/>
-                <w:sz w:val="18"/>
-              </w:rPr>
-            </w:r>
-            <w:r>
-              <w:rPr>
-                <w:rFonts w:ascii="Arial" w:hAnsi="Arial" w:eastAsia="Arial"/>
+                <w:rFonts w:ascii="Arial" w:hAnsi="Arial" w:eastAsia="Arial" w:cs="Tahoma"/>
+                <w:sz w:val="18"/>
+              </w:rPr>
+            </w:r>
+            <w:r>
+              <w:rPr>
+                <w:rFonts w:ascii="Arial" w:hAnsi="Arial" w:eastAsia="Arial" w:cs="Tahoma"/>
                 <w:sz w:val="18"/>
               </w:rPr>
               <w:t>src/hooks/sbpgi/lookup.query.ts</w:t>
@@ -4792,13 +4909,13 @@
             </w:pPr>
             <w:r>
               <w:rPr>
-                <w:rFonts w:ascii="Arial" w:hAnsi="Arial" w:eastAsia="Arial"/>
-                <w:sz w:val="18"/>
-              </w:rPr>
-            </w:r>
-            <w:r>
-              <w:rPr>
-                <w:rFonts w:ascii="Arial" w:hAnsi="Arial" w:eastAsia="Arial"/>
+                <w:rFonts w:ascii="Arial" w:hAnsi="Arial" w:eastAsia="Arial" w:cs="Tahoma"/>
+                <w:sz w:val="18"/>
+              </w:rPr>
+            </w:r>
+            <w:r>
+              <w:rPr>
+                <w:rFonts w:ascii="Arial" w:hAnsi="Arial" w:eastAsia="Arial" w:cs="Tahoma"/>
                 <w:sz w:val="18"/>
               </w:rPr>
               <w:t>hook — query key factory + useQuery/useMutation + invalidate</w:t>
@@ -4822,13 +4939,13 @@
             </w:pPr>
             <w:r>
               <w:rPr>
-                <w:rFonts w:ascii="Arial" w:hAnsi="Arial" w:eastAsia="Arial"/>
-                <w:sz w:val="18"/>
-              </w:rPr>
-            </w:r>
-            <w:r>
-              <w:rPr>
-                <w:rFonts w:ascii="Arial" w:hAnsi="Arial" w:eastAsia="Arial"/>
+                <w:rFonts w:ascii="Arial" w:hAnsi="Arial" w:eastAsia="Arial" w:cs="Tahoma"/>
+                <w:sz w:val="18"/>
+              </w:rPr>
+            </w:r>
+            <w:r>
+              <w:rPr>
+                <w:rFonts w:ascii="Arial" w:hAnsi="Arial" w:eastAsia="Arial" w:cs="Tahoma"/>
                 <w:sz w:val="18"/>
               </w:rPr>
               <w:t>src/types/sbpgi/lookup.ts</w:t>
@@ -4847,13 +4964,13 @@
             </w:pPr>
             <w:r>
               <w:rPr>
-                <w:rFonts w:ascii="Arial" w:hAnsi="Arial" w:eastAsia="Arial"/>
-                <w:sz w:val="18"/>
-              </w:rPr>
-            </w:r>
-            <w:r>
-              <w:rPr>
-                <w:rFonts w:ascii="Arial" w:hAnsi="Arial" w:eastAsia="Arial"/>
+                <w:rFonts w:ascii="Arial" w:hAnsi="Arial" w:eastAsia="Arial" w:cs="Tahoma"/>
+                <w:sz w:val="18"/>
+              </w:rPr>
+            </w:r>
+            <w:r>
+              <w:rPr>
+                <w:rFonts w:ascii="Arial" w:hAnsi="Arial" w:eastAsia="Arial" w:cs="Tahoma"/>
                 <w:sz w:val="18"/>
               </w:rPr>
               <w:t>types — request/response ตาม API contract ของเอกสารนี้</w:t>
@@ -4881,7 +4998,7 @@
       </w:pPr>
       <w:r>
         <w:rPr>
-          <w:rFonts w:ascii="Courier New" w:hAnsi="Courier New"/>
+          <w:rFonts w:ascii="Courier New" w:hAnsi="Courier New" w:eastAsia="Courier New" w:cs="Tahoma"/>
           <w:sz w:val="16"/>
         </w:rPr>
         <w:t>'use client';</w:t>
@@ -4949,7 +5066,7 @@
       </w:r>
       <w:r>
         <w:rPr>
-          <w:rFonts w:ascii="Courier New" w:hAnsi="Courier New"/>
+          <w:rFonts w:ascii="Courier New" w:hAnsi="Courier New" w:eastAsia="Courier New" w:cs="Tahoma"/>
         </w:rPr>
         <w:t>src/services/sbpgi/lookup.service.ts</w:t>
       </w:r>
@@ -4967,7 +5084,7 @@
       </w:r>
       <w:r>
         <w:rPr>
-          <w:rFonts w:ascii="Courier New" w:hAnsi="Courier New"/>
+          <w:rFonts w:ascii="Courier New" w:hAnsi="Courier New" w:eastAsia="Courier New" w:cs="Tahoma"/>
         </w:rPr>
         <w:t>lookup</w:t>
       </w:r>
@@ -4991,7 +5108,7 @@
       </w:pPr>
       <w:r>
         <w:rPr>
-          <w:rFonts w:ascii="Courier New" w:hAnsi="Courier New"/>
+          <w:rFonts w:ascii="Courier New" w:hAnsi="Courier New" w:eastAsia="Courier New" w:cs="Tahoma"/>
           <w:sz w:val="16"/>
         </w:rPr>
         <w:t>// src/services/sbpgi/lookup.service.ts</w:t>
@@ -5042,7 +5159,7 @@
       </w:r>
       <w:r>
         <w:rPr>
-          <w:rFonts w:ascii="Courier New" w:hAnsi="Courier New"/>
+          <w:rFonts w:ascii="Courier New" w:hAnsi="Courier New" w:eastAsia="Courier New" w:cs="Tahoma"/>
         </w:rPr>
         <w:t>src/types/sbpgi/lookup.ts</w:t>
       </w:r>
@@ -5060,7 +5177,7 @@
       </w:r>
       <w:r>
         <w:rPr>
-          <w:rFonts w:ascii="Courier New" w:hAnsi="Courier New"/>
+          <w:rFonts w:ascii="Courier New" w:hAnsi="Courier New" w:eastAsia="Courier New" w:cs="Tahoma"/>
         </w:rPr>
         <w:t>lookup</w:t>
       </w:r>
@@ -5084,7 +5201,7 @@
       </w:pPr>
       <w:r>
         <w:rPr>
-          <w:rFonts w:ascii="Courier New" w:hAnsi="Courier New"/>
+          <w:rFonts w:ascii="Courier New" w:hAnsi="Courier New" w:eastAsia="Courier New" w:cs="Tahoma"/>
           <w:sz w:val="16"/>
         </w:rPr>
         <w:t>// src/types/sbpgi/lookup.ts — ตรงกับตาราง API ในเอกสารนี้</w:t>
@@ -5128,7 +5245,7 @@
       </w:r>
       <w:r>
         <w:rPr>
-          <w:rFonts w:ascii="Courier New" w:hAnsi="Courier New"/>
+          <w:rFonts w:ascii="Courier New" w:hAnsi="Courier New" w:eastAsia="Courier New" w:cs="Tahoma"/>
         </w:rPr>
         <w:t>src/hooks/sbpgi/lookup.query.ts</w:t>
       </w:r>
@@ -5146,7 +5263,7 @@
       </w:r>
       <w:r>
         <w:rPr>
-          <w:rFonts w:ascii="Courier New" w:hAnsi="Courier New"/>
+          <w:rFonts w:ascii="Courier New" w:hAnsi="Courier New" w:eastAsia="Courier New" w:cs="Tahoma"/>
         </w:rPr>
         <w:t>lookup</w:t>
       </w:r>
@@ -5170,7 +5287,7 @@
       </w:pPr>
       <w:r>
         <w:rPr>
-          <w:rFonts w:ascii="Courier New" w:hAnsi="Courier New"/>
+          <w:rFonts w:ascii="Courier New" w:hAnsi="Courier New" w:eastAsia="Courier New" w:cs="Tahoma"/>
           <w:sz w:val="16"/>
         </w:rPr>
         <w:t>// src/hooks/sbpgi/lookup.query.ts</w:t>
@@ -5216,7 +5333,7 @@
       </w:r>
       <w:r>
         <w:rPr>
-          <w:rFonts w:ascii="Courier New" w:hAnsi="Courier New"/>
+          <w:rFonts w:ascii="Courier New" w:hAnsi="Courier New" w:eastAsia="Courier New" w:cs="Tahoma"/>
         </w:rPr>
         <w:t>permissionStore.hasPermission(url, 'canView'|'canManage'|'canExport'|'canOther')</w:t>
       </w:r>
@@ -5225,7 +5342,7 @@
       </w:r>
       <w:r>
         <w:rPr>
-          <w:rFonts w:ascii="Courier New" w:hAnsi="Courier New"/>
+          <w:rFonts w:ascii="Courier New" w:hAnsi="Courier New" w:eastAsia="Courier New" w:cs="Tahoma"/>
         </w:rPr>
         <w:t>&lt;AccessDenied /&gt;</w:t>
       </w:r>
@@ -5243,7 +5360,7 @@
       </w:r>
       <w:r>
         <w:rPr>
-          <w:rFonts w:ascii="Courier New" w:hAnsi="Courier New"/>
+          <w:rFonts w:ascii="Courier New" w:hAnsi="Courier New" w:eastAsia="Courier New" w:cs="Tahoma"/>
         </w:rPr>
         <w:t>GET /menus</w:t>
       </w:r>
@@ -5252,7 +5369,7 @@
       </w:r>
       <w:r>
         <w:rPr>
-          <w:rFonts w:ascii="Courier New" w:hAnsi="Courier New"/>
+          <w:rFonts w:ascii="Courier New" w:hAnsi="Courier New" w:eastAsia="Courier New" w:cs="Tahoma"/>
         </w:rPr>
         <w:t>GET /groups/current-user/permissions</w:t>
       </w:r>
@@ -5270,7 +5387,7 @@
       </w:r>
       <w:r>
         <w:rPr>
-          <w:rFonts w:ascii="Courier New" w:hAnsi="Courier New"/>
+          <w:rFonts w:ascii="Courier New" w:hAnsi="Courier New" w:eastAsia="Courier New" w:cs="Tahoma"/>
         </w:rPr>
         <w:t>withCredentials: true</w:t>
       </w:r>
@@ -5297,7 +5414,7 @@
       </w:r>
       <w:r>
         <w:rPr>
-          <w:rFonts w:ascii="Courier New" w:hAnsi="Courier New"/>
+          <w:rFonts w:ascii="Courier New" w:hAnsi="Courier New" w:eastAsia="Courier New" w:cs="Tahoma"/>
         </w:rPr>
         <w:t>error.message</w:t>
       </w:r>
@@ -5345,7 +5462,7 @@
             <w:r/>
             <w:r>
               <w:rPr>
-                <w:rFonts w:ascii="Arial" w:hAnsi="Arial" w:eastAsia="Arial"/>
+                <w:rFonts w:ascii="Arial" w:hAnsi="Arial" w:eastAsia="Arial" w:cs="Tahoma"/>
                 <w:b/>
                 <w:sz w:val="18"/>
               </w:rPr>
@@ -5367,7 +5484,7 @@
             <w:r/>
             <w:r>
               <w:rPr>
-                <w:rFonts w:ascii="Arial" w:hAnsi="Arial" w:eastAsia="Arial"/>
+                <w:rFonts w:ascii="Arial" w:hAnsi="Arial" w:eastAsia="Arial" w:cs="Tahoma"/>
                 <w:b/>
                 <w:sz w:val="18"/>
               </w:rPr>
@@ -5392,13 +5509,13 @@
             </w:pPr>
             <w:r>
               <w:rPr>
-                <w:rFonts w:ascii="Arial" w:hAnsi="Arial" w:eastAsia="Arial"/>
-                <w:sz w:val="18"/>
-              </w:rPr>
-            </w:r>
-            <w:r>
-              <w:rPr>
-                <w:rFonts w:ascii="Arial" w:hAnsi="Arial" w:eastAsia="Arial"/>
+                <w:rFonts w:ascii="Arial" w:hAnsi="Arial" w:eastAsia="Arial" w:cs="Tahoma"/>
+                <w:sz w:val="18"/>
+              </w:rPr>
+            </w:r>
+            <w:r>
+              <w:rPr>
+                <w:rFonts w:ascii="Arial" w:hAnsi="Arial" w:eastAsia="Arial" w:cs="Tahoma"/>
                 <w:sz w:val="18"/>
               </w:rPr>
               <w:t>1</w:t>
@@ -5417,13 +5534,13 @@
             </w:pPr>
             <w:r>
               <w:rPr>
-                <w:rFonts w:ascii="Arial" w:hAnsi="Arial" w:eastAsia="Arial"/>
-                <w:sz w:val="18"/>
-              </w:rPr>
-            </w:r>
-            <w:r>
-              <w:rPr>
-                <w:rFonts w:ascii="Arial" w:hAnsi="Arial" w:eastAsia="Arial"/>
+                <w:rFonts w:ascii="Arial" w:hAnsi="Arial" w:eastAsia="Arial" w:cs="Tahoma"/>
+                <w:sz w:val="18"/>
+              </w:rPr>
+            </w:r>
+            <w:r>
+              <w:rPr>
+                <w:rFonts w:ascii="Arial" w:hAnsi="Arial" w:eastAsia="Arial" w:cs="Tahoma"/>
                 <w:sz w:val="18"/>
               </w:rPr>
               <w:t>Initialize app config</w:t>
@@ -5447,13 +5564,13 @@
             </w:pPr>
             <w:r>
               <w:rPr>
-                <w:rFonts w:ascii="Arial" w:hAnsi="Arial" w:eastAsia="Arial"/>
-                <w:sz w:val="18"/>
-              </w:rPr>
-            </w:r>
-            <w:r>
-              <w:rPr>
-                <w:rFonts w:ascii="Arial" w:hAnsi="Arial" w:eastAsia="Arial"/>
+                <w:rFonts w:ascii="Arial" w:hAnsi="Arial" w:eastAsia="Arial" w:cs="Tahoma"/>
+                <w:sz w:val="18"/>
+              </w:rPr>
+            </w:r>
+            <w:r>
+              <w:rPr>
+                <w:rFonts w:ascii="Arial" w:hAnsi="Arial" w:eastAsia="Arial" w:cs="Tahoma"/>
                 <w:sz w:val="18"/>
               </w:rPr>
               <w:t>2</w:t>
@@ -5472,13 +5589,13 @@
             </w:pPr>
             <w:r>
               <w:rPr>
-                <w:rFonts w:ascii="Arial" w:hAnsi="Arial" w:eastAsia="Arial"/>
-                <w:sz w:val="18"/>
-              </w:rPr>
-            </w:r>
-            <w:r>
-              <w:rPr>
-                <w:rFonts w:ascii="Arial" w:hAnsi="Arial" w:eastAsia="Arial"/>
+                <w:rFonts w:ascii="Arial" w:hAnsi="Arial" w:eastAsia="Arial" w:cs="Tahoma"/>
+                <w:sz w:val="18"/>
+              </w:rPr>
+            </w:r>
+            <w:r>
+              <w:rPr>
+                <w:rFonts w:ascii="Arial" w:hAnsi="Arial" w:eastAsia="Arial" w:cs="Tahoma"/>
                 <w:sz w:val="18"/>
               </w:rPr>
               <w:t>Register SBP Mall routes</w:t>
@@ -5502,13 +5619,13 @@
             </w:pPr>
             <w:r>
               <w:rPr>
-                <w:rFonts w:ascii="Arial" w:hAnsi="Arial" w:eastAsia="Arial"/>
-                <w:sz w:val="18"/>
-              </w:rPr>
-            </w:r>
-            <w:r>
-              <w:rPr>
-                <w:rFonts w:ascii="Arial" w:hAnsi="Arial" w:eastAsia="Arial"/>
+                <w:rFonts w:ascii="Arial" w:hAnsi="Arial" w:eastAsia="Arial" w:cs="Tahoma"/>
+                <w:sz w:val="18"/>
+              </w:rPr>
+            </w:r>
+            <w:r>
+              <w:rPr>
+                <w:rFonts w:ascii="Arial" w:hAnsi="Arial" w:eastAsia="Arial" w:cs="Tahoma"/>
                 <w:sz w:val="18"/>
               </w:rPr>
               <w:t>3</w:t>
@@ -5527,13 +5644,13 @@
             </w:pPr>
             <w:r>
               <w:rPr>
-                <w:rFonts w:ascii="Arial" w:hAnsi="Arial" w:eastAsia="Arial"/>
-                <w:sz w:val="18"/>
-              </w:rPr>
-            </w:r>
-            <w:r>
-              <w:rPr>
-                <w:rFonts w:ascii="Arial" w:hAnsi="Arial" w:eastAsia="Arial"/>
+                <w:rFonts w:ascii="Arial" w:hAnsi="Arial" w:eastAsia="Arial" w:cs="Tahoma"/>
+                <w:sz w:val="18"/>
+              </w:rPr>
+            </w:r>
+            <w:r>
+              <w:rPr>
+                <w:rFonts w:ascii="Arial" w:hAnsi="Arial" w:eastAsia="Arial" w:cs="Tahoma"/>
                 <w:sz w:val="18"/>
               </w:rPr>
               <w:t>Create shared API client</w:t>
@@ -5557,13 +5674,13 @@
             </w:pPr>
             <w:r>
               <w:rPr>
-                <w:rFonts w:ascii="Arial" w:hAnsi="Arial" w:eastAsia="Arial"/>
-                <w:sz w:val="18"/>
-              </w:rPr>
-            </w:r>
-            <w:r>
-              <w:rPr>
-                <w:rFonts w:ascii="Arial" w:hAnsi="Arial" w:eastAsia="Arial"/>
+                <w:rFonts w:ascii="Arial" w:hAnsi="Arial" w:eastAsia="Arial" w:cs="Tahoma"/>
+                <w:sz w:val="18"/>
+              </w:rPr>
+            </w:r>
+            <w:r>
+              <w:rPr>
+                <w:rFonts w:ascii="Arial" w:hAnsi="Arial" w:eastAsia="Arial" w:cs="Tahoma"/>
                 <w:sz w:val="18"/>
               </w:rPr>
               <w:t>4</w:t>
@@ -5582,13 +5699,13 @@
             </w:pPr>
             <w:r>
               <w:rPr>
-                <w:rFonts w:ascii="Arial" w:hAnsi="Arial" w:eastAsia="Arial"/>
-                <w:sz w:val="18"/>
-              </w:rPr>
-            </w:r>
-            <w:r>
-              <w:rPr>
-                <w:rFonts w:ascii="Arial" w:hAnsi="Arial" w:eastAsia="Arial"/>
+                <w:rFonts w:ascii="Arial" w:hAnsi="Arial" w:eastAsia="Arial" w:cs="Tahoma"/>
+                <w:sz w:val="18"/>
+              </w:rPr>
+            </w:r>
+            <w:r>
+              <w:rPr>
+                <w:rFonts w:ascii="Arial" w:hAnsi="Arial" w:eastAsia="Arial" w:cs="Tahoma"/>
                 <w:sz w:val="18"/>
               </w:rPr>
               <w:t>Prepare constants/formatters</w:t>
@@ -5612,13 +5729,13 @@
             </w:pPr>
             <w:r>
               <w:rPr>
-                <w:rFonts w:ascii="Arial" w:hAnsi="Arial" w:eastAsia="Arial"/>
-                <w:sz w:val="18"/>
-              </w:rPr>
-            </w:r>
-            <w:r>
-              <w:rPr>
-                <w:rFonts w:ascii="Arial" w:hAnsi="Arial" w:eastAsia="Arial"/>
+                <w:rFonts w:ascii="Arial" w:hAnsi="Arial" w:eastAsia="Arial" w:cs="Tahoma"/>
+                <w:sz w:val="18"/>
+              </w:rPr>
+            </w:r>
+            <w:r>
+              <w:rPr>
+                <w:rFonts w:ascii="Arial" w:hAnsi="Arial" w:eastAsia="Arial" w:cs="Tahoma"/>
                 <w:sz w:val="18"/>
               </w:rPr>
               <w:t>5</w:t>
@@ -5637,13 +5754,13 @@
             </w:pPr>
             <w:r>
               <w:rPr>
-                <w:rFonts w:ascii="Arial" w:hAnsi="Arial" w:eastAsia="Arial"/>
-                <w:sz w:val="18"/>
-              </w:rPr>
-            </w:r>
-            <w:r>
-              <w:rPr>
-                <w:rFonts w:ascii="Arial" w:hAnsi="Arial" w:eastAsia="Arial"/>
+                <w:rFonts w:ascii="Arial" w:hAnsi="Arial" w:eastAsia="Arial" w:cs="Tahoma"/>
+                <w:sz w:val="18"/>
+              </w:rPr>
+            </w:r>
+            <w:r>
+              <w:rPr>
+                <w:rFonts w:ascii="Arial" w:hAnsi="Arial" w:eastAsia="Arial" w:cs="Tahoma"/>
                 <w:sz w:val="18"/>
               </w:rPr>
               <w:t>Wire shared UI primitives</w:t>
@@ -5749,7 +5866,7 @@
             <w:r/>
             <w:r>
               <w:rPr>
-                <w:rFonts w:ascii="Arial" w:hAnsi="Arial" w:eastAsia="Arial"/>
+                <w:rFonts w:ascii="Arial" w:hAnsi="Arial" w:eastAsia="Arial" w:cs="Tahoma"/>
                 <w:b/>
                 <w:sz w:val="18"/>
               </w:rPr>
@@ -5771,7 +5888,7 @@
             <w:r/>
             <w:r>
               <w:rPr>
-                <w:rFonts w:ascii="Arial" w:hAnsi="Arial" w:eastAsia="Arial"/>
+                <w:rFonts w:ascii="Arial" w:hAnsi="Arial" w:eastAsia="Arial" w:cs="Tahoma"/>
                 <w:b/>
                 <w:sz w:val="18"/>
               </w:rPr>
@@ -5796,13 +5913,13 @@
             </w:pPr>
             <w:r>
               <w:rPr>
-                <w:rFonts w:ascii="Arial" w:hAnsi="Arial" w:eastAsia="Arial"/>
-                <w:sz w:val="18"/>
-              </w:rPr>
-            </w:r>
-            <w:r>
-              <w:rPr>
-                <w:rFonts w:ascii="Arial" w:hAnsi="Arial" w:eastAsia="Arial"/>
+                <w:rFonts w:ascii="Arial" w:hAnsi="Arial" w:eastAsia="Arial" w:cs="Tahoma"/>
+                <w:sz w:val="18"/>
+              </w:rPr>
+            </w:r>
+            <w:r>
+              <w:rPr>
+                <w:rFonts w:ascii="Arial" w:hAnsi="Arial" w:eastAsia="Arial" w:cs="Tahoma"/>
                 <w:sz w:val="18"/>
               </w:rPr>
               <w:t>1</w:t>
@@ -5821,13 +5938,13 @@
             </w:pPr>
             <w:r>
               <w:rPr>
-                <w:rFonts w:ascii="Arial" w:hAnsi="Arial" w:eastAsia="Arial"/>
-                <w:sz w:val="18"/>
-              </w:rPr>
-            </w:r>
-            <w:r>
-              <w:rPr>
-                <w:rFonts w:ascii="Arial" w:hAnsi="Arial" w:eastAsia="Arial"/>
+                <w:rFonts w:ascii="Arial" w:hAnsi="Arial" w:eastAsia="Arial" w:cs="Tahoma"/>
+                <w:sz w:val="18"/>
+              </w:rPr>
+            </w:r>
+            <w:r>
+              <w:rPr>
+                <w:rFonts w:ascii="Arial" w:hAnsi="Arial" w:eastAsia="Arial" w:cs="Tahoma"/>
                 <w:sz w:val="18"/>
               </w:rPr>
               <w:t>route registration</w:t>
@@ -5851,13 +5968,13 @@
             </w:pPr>
             <w:r>
               <w:rPr>
-                <w:rFonts w:ascii="Arial" w:hAnsi="Arial" w:eastAsia="Arial"/>
-                <w:sz w:val="18"/>
-              </w:rPr>
-            </w:r>
-            <w:r>
-              <w:rPr>
-                <w:rFonts w:ascii="Arial" w:hAnsi="Arial" w:eastAsia="Arial"/>
+                <w:rFonts w:ascii="Arial" w:hAnsi="Arial" w:eastAsia="Arial" w:cs="Tahoma"/>
+                <w:sz w:val="18"/>
+              </w:rPr>
+            </w:r>
+            <w:r>
+              <w:rPr>
+                <w:rFonts w:ascii="Arial" w:hAnsi="Arial" w:eastAsia="Arial" w:cs="Tahoma"/>
                 <w:sz w:val="18"/>
               </w:rPr>
               <w:t>2</w:t>
@@ -5876,13 +5993,13 @@
             </w:pPr>
             <w:r>
               <w:rPr>
-                <w:rFonts w:ascii="Arial" w:hAnsi="Arial" w:eastAsia="Arial"/>
-                <w:sz w:val="18"/>
-              </w:rPr>
-            </w:r>
-            <w:r>
-              <w:rPr>
-                <w:rFonts w:ascii="Arial" w:hAnsi="Arial" w:eastAsia="Arial"/>
+                <w:rFonts w:ascii="Arial" w:hAnsi="Arial" w:eastAsia="Arial" w:cs="Tahoma"/>
+                <w:sz w:val="18"/>
+              </w:rPr>
+            </w:r>
+            <w:r>
+              <w:rPr>
+                <w:rFonts w:ascii="Arial" w:hAnsi="Arial" w:eastAsia="Arial" w:cs="Tahoma"/>
                 <w:sz w:val="18"/>
               </w:rPr>
               <w:t>API base missing</w:t>
@@ -5906,13 +6023,13 @@
             </w:pPr>
             <w:r>
               <w:rPr>
-                <w:rFonts w:ascii="Arial" w:hAnsi="Arial" w:eastAsia="Arial"/>
-                <w:sz w:val="18"/>
-              </w:rPr>
-            </w:r>
-            <w:r>
-              <w:rPr>
-                <w:rFonts w:ascii="Arial" w:hAnsi="Arial" w:eastAsia="Arial"/>
+                <w:rFonts w:ascii="Arial" w:hAnsi="Arial" w:eastAsia="Arial" w:cs="Tahoma"/>
+                <w:sz w:val="18"/>
+              </w:rPr>
+            </w:r>
+            <w:r>
+              <w:rPr>
+                <w:rFonts w:ascii="Arial" w:hAnsi="Arial" w:eastAsia="Arial" w:cs="Tahoma"/>
                 <w:sz w:val="18"/>
               </w:rPr>
               <w:t>3</w:t>
@@ -5931,13 +6048,13 @@
             </w:pPr>
             <w:r>
               <w:rPr>
-                <w:rFonts w:ascii="Arial" w:hAnsi="Arial" w:eastAsia="Arial"/>
-                <w:sz w:val="18"/>
-              </w:rPr>
-            </w:r>
-            <w:r>
-              <w:rPr>
-                <w:rFonts w:ascii="Arial" w:hAnsi="Arial" w:eastAsia="Arial"/>
+                <w:rFonts w:ascii="Arial" w:hAnsi="Arial" w:eastAsia="Arial" w:cs="Tahoma"/>
+                <w:sz w:val="18"/>
+              </w:rPr>
+            </w:r>
+            <w:r>
+              <w:rPr>
+                <w:rFonts w:ascii="Arial" w:hAnsi="Arial" w:eastAsia="Arial" w:cs="Tahoma"/>
                 <w:sz w:val="18"/>
               </w:rPr>
               <w:t>status unknown</w:t>
@@ -5961,13 +6078,13 @@
             </w:pPr>
             <w:r>
               <w:rPr>
-                <w:rFonts w:ascii="Arial" w:hAnsi="Arial" w:eastAsia="Arial"/>
-                <w:sz w:val="18"/>
-              </w:rPr>
-            </w:r>
-            <w:r>
-              <w:rPr>
-                <w:rFonts w:ascii="Arial" w:hAnsi="Arial" w:eastAsia="Arial"/>
+                <w:rFonts w:ascii="Arial" w:hAnsi="Arial" w:eastAsia="Arial" w:cs="Tahoma"/>
+                <w:sz w:val="18"/>
+              </w:rPr>
+            </w:r>
+            <w:r>
+              <w:rPr>
+                <w:rFonts w:ascii="Arial" w:hAnsi="Arial" w:eastAsia="Arial" w:cs="Tahoma"/>
                 <w:sz w:val="18"/>
               </w:rPr>
               <w:t>4</w:t>
@@ -5986,13 +6103,13 @@
             </w:pPr>
             <w:r>
               <w:rPr>
-                <w:rFonts w:ascii="Arial" w:hAnsi="Arial" w:eastAsia="Arial"/>
-                <w:sz w:val="18"/>
-              </w:rPr>
-            </w:r>
-            <w:r>
-              <w:rPr>
-                <w:rFonts w:ascii="Arial" w:hAnsi="Arial" w:eastAsia="Arial"/>
+                <w:rFonts w:ascii="Arial" w:hAnsi="Arial" w:eastAsia="Arial" w:cs="Tahoma"/>
+                <w:sz w:val="18"/>
+              </w:rPr>
+            </w:r>
+            <w:r>
+              <w:rPr>
+                <w:rFonts w:ascii="Arial" w:hAnsi="Arial" w:eastAsia="Arial" w:cs="Tahoma"/>
                 <w:sz w:val="18"/>
               </w:rPr>
               <w:t>mock response compatible</w:t>
@@ -6016,13 +6133,13 @@
             </w:pPr>
             <w:r>
               <w:rPr>
-                <w:rFonts w:ascii="Arial" w:hAnsi="Arial" w:eastAsia="Arial"/>
-                <w:sz w:val="18"/>
-              </w:rPr>
-            </w:r>
-            <w:r>
-              <w:rPr>
-                <w:rFonts w:ascii="Arial" w:hAnsi="Arial" w:eastAsia="Arial"/>
+                <w:rFonts w:ascii="Arial" w:hAnsi="Arial" w:eastAsia="Arial" w:cs="Tahoma"/>
+                <w:sz w:val="18"/>
+              </w:rPr>
+            </w:r>
+            <w:r>
+              <w:rPr>
+                <w:rFonts w:ascii="Arial" w:hAnsi="Arial" w:eastAsia="Arial" w:cs="Tahoma"/>
                 <w:sz w:val="18"/>
               </w:rPr>
               <w:t>5</w:t>
@@ -6041,13 +6158,13 @@
             </w:pPr>
             <w:r>
               <w:rPr>
-                <w:rFonts w:ascii="Arial" w:hAnsi="Arial" w:eastAsia="Arial"/>
-                <w:sz w:val="18"/>
-              </w:rPr>
-            </w:r>
-            <w:r>
-              <w:rPr>
-                <w:rFonts w:ascii="Arial" w:hAnsi="Arial" w:eastAsia="Arial"/>
+                <w:rFonts w:ascii="Arial" w:hAnsi="Arial" w:eastAsia="Arial" w:cs="Tahoma"/>
+                <w:sz w:val="18"/>
+              </w:rPr>
+            </w:r>
+            <w:r>
+              <w:rPr>
+                <w:rFonts w:ascii="Arial" w:hAnsi="Arial" w:eastAsia="Arial" w:cs="Tahoma"/>
                 <w:sz w:val="18"/>
               </w:rPr>
               <w:t>shared formatter output</w:t>
@@ -6056,6 +6173,1198 @@
         </w:tc>
       </w:tr>
     </w:tbl>
+    <w:p/>
+    <w:p>
+      <w:pPr>
+        <w:pStyle w:val="Heading1"/>
+        <w:keepNext/>
+        <w:keepLines/>
+        <w:pageBreakBefore w:val="0"/>
+      </w:pPr>
+      <w:r>
+        <w:t>12. Unit Test Scope</w:t>
+      </w:r>
+    </w:p>
+    <w:p>
+      <w:pPr>
+        <w:keepNext w:val="0"/>
+      </w:pPr>
+      <w:r>
+        <w:rPr>
+          <w:b/>
+        </w:rPr>
+        <w:t>7 ชั่วโมง</w:t>
+      </w:r>
+      <w:r>
+        <w:t xml:space="preserve"> (25% ของ implementation 28 ชั่วโมง) · เครื่องมือ: Jest + React Testing Library + msw (mock API layer)</w:t>
+      </w:r>
+    </w:p>
+    <w:p>
+      <w:r>
+        <w:t xml:space="preserve">หัวข้อนี้คือ </w:t>
+      </w:r>
+      <w:r>
+        <w:rPr>
+          <w:b/>
+        </w:rPr>
+        <w:t>unit test</w:t>
+      </w:r>
+      <w:r>
+        <w:t xml:space="preserve"> ที่ต้องเขียนคู่กับโค้ด — ต่างจาก *Developer Test Checklist* ซึ่งเป็น scenario ระดับ end-to-end/manual ที่ใช้ตอนตรวจรับ · รายการด้านล่าง derive จาก field/validation, acceptance criteria, endpoint และตารางที่เอกสารนี้เขียน</w:t>
+      </w:r>
+    </w:p>
+    <w:tbl>
+      <w:tblPr>
+        <w:tblStyle w:val="TableGrid"/>
+        <w:tblW w:type="auto" w:w="0"/>
+        <w:jc w:val="center"/>
+        <w:tblLook w:firstColumn="1" w:firstRow="1" w:lastColumn="0" w:lastRow="0" w:noHBand="0" w:noVBand="1" w:val="04A0"/>
+      </w:tblPr>
+      <w:tblGrid>
+        <w:gridCol w:w="3360"/>
+        <w:gridCol w:w="3360"/>
+        <w:gridCol w:w="3360"/>
+      </w:tblGrid>
+      <w:tr>
+        <w:trPr>
+          <w:cantSplit/>
+        </w:trPr>
+        <w:tc>
+          <w:tcPr>
+            <w:tcW w:type="dxa" w:w="3360"/>
+            <w:vAlign w:val="center"/>
+            <w:shd w:fill="E8EEF5"/>
+          </w:tcPr>
+          <w:p>
+            <w:pPr>
+              <w:keepLines/>
+              <w:spacing w:after="0"/>
+            </w:pPr>
+            <w:r/>
+            <w:r>
+              <w:rPr>
+                <w:rFonts w:ascii="Arial" w:hAnsi="Arial" w:eastAsia="Arial" w:cs="Tahoma"/>
+                <w:b/>
+                <w:sz w:val="18"/>
+              </w:rPr>
+              <w:t>สิ่งที่ทดสอบ</w:t>
+            </w:r>
+          </w:p>
+        </w:tc>
+        <w:tc>
+          <w:tcPr>
+            <w:tcW w:type="dxa" w:w="3360"/>
+            <w:vAlign w:val="center"/>
+            <w:shd w:fill="E8EEF5"/>
+          </w:tcPr>
+          <w:p>
+            <w:pPr>
+              <w:keepLines/>
+              <w:spacing w:after="0"/>
+            </w:pPr>
+            <w:r/>
+            <w:r>
+              <w:rPr>
+                <w:rFonts w:ascii="Arial" w:hAnsi="Arial" w:eastAsia="Arial" w:cs="Tahoma"/>
+                <w:b/>
+                <w:sz w:val="18"/>
+              </w:rPr>
+              <w:t>ประเภท</w:t>
+            </w:r>
+          </w:p>
+        </w:tc>
+        <w:tc>
+          <w:tcPr>
+            <w:tcW w:type="dxa" w:w="3360"/>
+            <w:vAlign w:val="center"/>
+            <w:shd w:fill="E8EEF5"/>
+          </w:tcPr>
+          <w:p>
+            <w:pPr>
+              <w:keepLines/>
+              <w:spacing w:after="0"/>
+            </w:pPr>
+            <w:r/>
+            <w:r>
+              <w:rPr>
+                <w:rFonts w:ascii="Arial" w:hAnsi="Arial" w:eastAsia="Arial" w:cs="Tahoma"/>
+                <w:b/>
+                <w:sz w:val="18"/>
+              </w:rPr>
+              <w:t>เกณฑ์ผ่าน</w:t>
+            </w:r>
+          </w:p>
+        </w:tc>
+      </w:tr>
+      <w:tr>
+        <w:trPr>
+          <w:cantSplit/>
+        </w:trPr>
+        <w:tc>
+          <w:tcPr>
+            <w:tcW w:type="dxa" w:w="3360"/>
+            <w:vAlign w:val="center"/>
+          </w:tcPr>
+          <w:p>
+            <w:pPr>
+              <w:keepLines/>
+              <w:spacing w:after="0"/>
+            </w:pPr>
+            <w:r>
+              <w:rPr>
+                <w:rFonts w:ascii="Arial" w:hAnsi="Arial" w:eastAsia="Arial" w:cs="Tahoma"/>
+                <w:sz w:val="18"/>
+              </w:rPr>
+            </w:r>
+            <w:r>
+              <w:rPr>
+                <w:rFonts w:ascii="Courier New" w:hAnsi="Courier New" w:eastAsia="Courier New" w:cs="Tahoma"/>
+                <w:sz w:val="18"/>
+              </w:rPr>
+              <w:t>routePath</w:t>
+            </w:r>
+          </w:p>
+        </w:tc>
+        <w:tc>
+          <w:tcPr>
+            <w:tcW w:type="dxa" w:w="3360"/>
+            <w:vAlign w:val="center"/>
+          </w:tcPr>
+          <w:p>
+            <w:pPr>
+              <w:keepLines/>
+              <w:spacing w:after="0"/>
+            </w:pPr>
+            <w:r>
+              <w:rPr>
+                <w:rFonts w:ascii="Arial" w:hAnsi="Arial" w:eastAsia="Arial" w:cs="Tahoma"/>
+                <w:sz w:val="18"/>
+              </w:rPr>
+            </w:r>
+            <w:r>
+              <w:rPr>
+                <w:rFonts w:ascii="Arial" w:hAnsi="Arial" w:eastAsia="Arial" w:cs="Tahoma"/>
+                <w:sz w:val="18"/>
+              </w:rPr>
+              <w:t>validation</w:t>
+            </w:r>
+          </w:p>
+        </w:tc>
+        <w:tc>
+          <w:tcPr>
+            <w:tcW w:type="dxa" w:w="3360"/>
+            <w:vAlign w:val="center"/>
+          </w:tcPr>
+          <w:p>
+            <w:pPr>
+              <w:keepLines/>
+              <w:spacing w:after="0"/>
+            </w:pPr>
+            <w:r>
+              <w:rPr>
+                <w:rFonts w:ascii="Arial" w:hAnsi="Arial" w:eastAsia="Arial" w:cs="Tahoma"/>
+                <w:sz w:val="18"/>
+              </w:rPr>
+            </w:r>
+            <w:r>
+              <w:rPr>
+                <w:rFonts w:ascii="Arial" w:hAnsi="Arial" w:eastAsia="Arial" w:cs="Tahoma"/>
+                <w:sz w:val="18"/>
+              </w:rPr>
+              <w:t>ผ่านเมื่อถูกกฎ / โยน error เมื่อผิด — กฎ: required · รูปแบบ: string</w:t>
+            </w:r>
+          </w:p>
+        </w:tc>
+      </w:tr>
+      <w:tr>
+        <w:trPr>
+          <w:cantSplit/>
+        </w:trPr>
+        <w:tc>
+          <w:tcPr>
+            <w:tcW w:type="dxa" w:w="3360"/>
+            <w:vAlign w:val="center"/>
+          </w:tcPr>
+          <w:p>
+            <w:pPr>
+              <w:keepLines/>
+              <w:spacing w:after="0"/>
+            </w:pPr>
+            <w:r>
+              <w:rPr>
+                <w:rFonts w:ascii="Arial" w:hAnsi="Arial" w:eastAsia="Arial" w:cs="Tahoma"/>
+                <w:sz w:val="18"/>
+              </w:rPr>
+            </w:r>
+            <w:r>
+              <w:rPr>
+                <w:rFonts w:ascii="Courier New" w:hAnsi="Courier New" w:eastAsia="Courier New" w:cs="Tahoma"/>
+                <w:sz w:val="18"/>
+              </w:rPr>
+              <w:t>apiBaseUrl</w:t>
+            </w:r>
+          </w:p>
+        </w:tc>
+        <w:tc>
+          <w:tcPr>
+            <w:tcW w:type="dxa" w:w="3360"/>
+            <w:vAlign w:val="center"/>
+          </w:tcPr>
+          <w:p>
+            <w:pPr>
+              <w:keepLines/>
+              <w:spacing w:after="0"/>
+            </w:pPr>
+            <w:r>
+              <w:rPr>
+                <w:rFonts w:ascii="Arial" w:hAnsi="Arial" w:eastAsia="Arial" w:cs="Tahoma"/>
+                <w:sz w:val="18"/>
+              </w:rPr>
+            </w:r>
+            <w:r>
+              <w:rPr>
+                <w:rFonts w:ascii="Arial" w:hAnsi="Arial" w:eastAsia="Arial" w:cs="Tahoma"/>
+                <w:sz w:val="18"/>
+              </w:rPr>
+              <w:t>validation</w:t>
+            </w:r>
+          </w:p>
+        </w:tc>
+        <w:tc>
+          <w:tcPr>
+            <w:tcW w:type="dxa" w:w="3360"/>
+            <w:vAlign w:val="center"/>
+          </w:tcPr>
+          <w:p>
+            <w:pPr>
+              <w:keepLines/>
+              <w:spacing w:after="0"/>
+            </w:pPr>
+            <w:r>
+              <w:rPr>
+                <w:rFonts w:ascii="Arial" w:hAnsi="Arial" w:eastAsia="Arial" w:cs="Tahoma"/>
+                <w:sz w:val="18"/>
+              </w:rPr>
+            </w:r>
+            <w:r>
+              <w:rPr>
+                <w:rFonts w:ascii="Arial" w:hAnsi="Arial" w:eastAsia="Arial" w:cs="Tahoma"/>
+                <w:sz w:val="18"/>
+              </w:rPr>
+              <w:t>ผ่านเมื่อถูกกฎ / โยน error เมื่อผิด — กฎ: required by env · รูปแบบ: URL</w:t>
+            </w:r>
+          </w:p>
+        </w:tc>
+      </w:tr>
+      <w:tr>
+        <w:trPr>
+          <w:cantSplit/>
+        </w:trPr>
+        <w:tc>
+          <w:tcPr>
+            <w:tcW w:type="dxa" w:w="3360"/>
+            <w:vAlign w:val="center"/>
+          </w:tcPr>
+          <w:p>
+            <w:pPr>
+              <w:keepLines/>
+              <w:spacing w:after="0"/>
+            </w:pPr>
+            <w:r>
+              <w:rPr>
+                <w:rFonts w:ascii="Arial" w:hAnsi="Arial" w:eastAsia="Arial" w:cs="Tahoma"/>
+                <w:sz w:val="18"/>
+              </w:rPr>
+            </w:r>
+            <w:r>
+              <w:rPr>
+                <w:rFonts w:ascii="Courier New" w:hAnsi="Courier New" w:eastAsia="Courier New" w:cs="Tahoma"/>
+                <w:sz w:val="18"/>
+              </w:rPr>
+              <w:t>statusCode</w:t>
+            </w:r>
+          </w:p>
+        </w:tc>
+        <w:tc>
+          <w:tcPr>
+            <w:tcW w:type="dxa" w:w="3360"/>
+            <w:vAlign w:val="center"/>
+          </w:tcPr>
+          <w:p>
+            <w:pPr>
+              <w:keepLines/>
+              <w:spacing w:after="0"/>
+            </w:pPr>
+            <w:r>
+              <w:rPr>
+                <w:rFonts w:ascii="Arial" w:hAnsi="Arial" w:eastAsia="Arial" w:cs="Tahoma"/>
+                <w:sz w:val="18"/>
+              </w:rPr>
+            </w:r>
+            <w:r>
+              <w:rPr>
+                <w:rFonts w:ascii="Arial" w:hAnsi="Arial" w:eastAsia="Arial" w:cs="Tahoma"/>
+                <w:sz w:val="18"/>
+              </w:rPr>
+              <w:t>validation</w:t>
+            </w:r>
+          </w:p>
+        </w:tc>
+        <w:tc>
+          <w:tcPr>
+            <w:tcW w:type="dxa" w:w="3360"/>
+            <w:vAlign w:val="center"/>
+          </w:tcPr>
+          <w:p>
+            <w:pPr>
+              <w:keepLines/>
+              <w:spacing w:after="0"/>
+            </w:pPr>
+            <w:r>
+              <w:rPr>
+                <w:rFonts w:ascii="Arial" w:hAnsi="Arial" w:eastAsia="Arial" w:cs="Tahoma"/>
+                <w:sz w:val="18"/>
+              </w:rPr>
+            </w:r>
+            <w:r>
+              <w:rPr>
+                <w:rFonts w:ascii="Arial" w:hAnsi="Arial" w:eastAsia="Arial" w:cs="Tahoma"/>
+                <w:sz w:val="18"/>
+              </w:rPr>
+              <w:t>ผ่านเมื่อถูกกฎ / โยน error เมื่อผิด — กฎ: must map to status dictionary · รูปแบบ: string</w:t>
+            </w:r>
+          </w:p>
+        </w:tc>
+      </w:tr>
+      <w:tr>
+        <w:trPr>
+          <w:cantSplit/>
+        </w:trPr>
+        <w:tc>
+          <w:tcPr>
+            <w:tcW w:type="dxa" w:w="3360"/>
+            <w:vAlign w:val="center"/>
+          </w:tcPr>
+          <w:p>
+            <w:pPr>
+              <w:keepLines/>
+              <w:spacing w:after="0"/>
+            </w:pPr>
+            <w:r>
+              <w:rPr>
+                <w:rFonts w:ascii="Arial" w:hAnsi="Arial" w:eastAsia="Arial" w:cs="Tahoma"/>
+                <w:sz w:val="18"/>
+              </w:rPr>
+            </w:r>
+            <w:r>
+              <w:rPr>
+                <w:rFonts w:ascii="Courier New" w:hAnsi="Courier New" w:eastAsia="Courier New" w:cs="Tahoma"/>
+                <w:sz w:val="18"/>
+              </w:rPr>
+              <w:t>mockData</w:t>
+            </w:r>
+          </w:p>
+        </w:tc>
+        <w:tc>
+          <w:tcPr>
+            <w:tcW w:type="dxa" w:w="3360"/>
+            <w:vAlign w:val="center"/>
+          </w:tcPr>
+          <w:p>
+            <w:pPr>
+              <w:keepLines/>
+              <w:spacing w:after="0"/>
+            </w:pPr>
+            <w:r>
+              <w:rPr>
+                <w:rFonts w:ascii="Arial" w:hAnsi="Arial" w:eastAsia="Arial" w:cs="Tahoma"/>
+                <w:sz w:val="18"/>
+              </w:rPr>
+            </w:r>
+            <w:r>
+              <w:rPr>
+                <w:rFonts w:ascii="Arial" w:hAnsi="Arial" w:eastAsia="Arial" w:cs="Tahoma"/>
+                <w:sz w:val="18"/>
+              </w:rPr>
+              <w:t>validation</w:t>
+            </w:r>
+          </w:p>
+        </w:tc>
+        <w:tc>
+          <w:tcPr>
+            <w:tcW w:type="dxa" w:w="3360"/>
+            <w:vAlign w:val="center"/>
+          </w:tcPr>
+          <w:p>
+            <w:pPr>
+              <w:keepLines/>
+              <w:spacing w:after="0"/>
+            </w:pPr>
+            <w:r>
+              <w:rPr>
+                <w:rFonts w:ascii="Arial" w:hAnsi="Arial" w:eastAsia="Arial" w:cs="Tahoma"/>
+                <w:sz w:val="18"/>
+              </w:rPr>
+            </w:r>
+            <w:r>
+              <w:rPr>
+                <w:rFonts w:ascii="Arial" w:hAnsi="Arial" w:eastAsia="Arial" w:cs="Tahoma"/>
+                <w:sz w:val="18"/>
+              </w:rPr>
+              <w:t>ผ่านเมื่อถูกกฎ / โยน error เมื่อผิด — กฎ: schema compatible with API response · รูปแบบ: JSON</w:t>
+            </w:r>
+          </w:p>
+        </w:tc>
+      </w:tr>
+      <w:tr>
+        <w:trPr>
+          <w:cantSplit/>
+        </w:trPr>
+        <w:tc>
+          <w:tcPr>
+            <w:tcW w:type="dxa" w:w="3360"/>
+            <w:vAlign w:val="center"/>
+          </w:tcPr>
+          <w:p>
+            <w:pPr>
+              <w:keepLines/>
+              <w:spacing w:after="0"/>
+            </w:pPr>
+            <w:r>
+              <w:rPr>
+                <w:rFonts w:ascii="Arial" w:hAnsi="Arial" w:eastAsia="Arial" w:cs="Tahoma"/>
+                <w:sz w:val="18"/>
+              </w:rPr>
+            </w:r>
+            <w:r>
+              <w:rPr>
+                <w:rFonts w:ascii="Arial" w:hAnsi="Arial" w:eastAsia="Arial" w:cs="Tahoma"/>
+                <w:sz w:val="18"/>
+              </w:rPr>
+              <w:t>business rule</w:t>
+            </w:r>
+          </w:p>
+        </w:tc>
+        <w:tc>
+          <w:tcPr>
+            <w:tcW w:type="dxa" w:w="3360"/>
+            <w:vAlign w:val="center"/>
+          </w:tcPr>
+          <w:p>
+            <w:pPr>
+              <w:keepLines/>
+              <w:spacing w:after="0"/>
+            </w:pPr>
+            <w:r>
+              <w:rPr>
+                <w:rFonts w:ascii="Arial" w:hAnsi="Arial" w:eastAsia="Arial" w:cs="Tahoma"/>
+                <w:sz w:val="18"/>
+              </w:rPr>
+            </w:r>
+            <w:r>
+              <w:rPr>
+                <w:rFonts w:ascii="Arial" w:hAnsi="Arial" w:eastAsia="Arial" w:cs="Tahoma"/>
+                <w:sz w:val="18"/>
+              </w:rPr>
+              <w:t>logic</w:t>
+            </w:r>
+          </w:p>
+        </w:tc>
+        <w:tc>
+          <w:tcPr>
+            <w:tcW w:type="dxa" w:w="3360"/>
+            <w:vAlign w:val="center"/>
+          </w:tcPr>
+          <w:p>
+            <w:pPr>
+              <w:keepLines/>
+              <w:spacing w:after="0"/>
+            </w:pPr>
+            <w:r>
+              <w:rPr>
+                <w:rFonts w:ascii="Arial" w:hAnsi="Arial" w:eastAsia="Arial" w:cs="Tahoma"/>
+                <w:sz w:val="18"/>
+              </w:rPr>
+            </w:r>
+            <w:r>
+              <w:rPr>
+                <w:rFonts w:ascii="Arial" w:hAnsi="Arial" w:eastAsia="Arial" w:cs="Tahoma"/>
+                <w:sz w:val="18"/>
+              </w:rPr>
+              <w:t>ไม่มี screenshot หรือ dashboard behavior ในเอกสารนี้</w:t>
+            </w:r>
+          </w:p>
+        </w:tc>
+      </w:tr>
+      <w:tr>
+        <w:trPr>
+          <w:cantSplit/>
+        </w:trPr>
+        <w:tc>
+          <w:tcPr>
+            <w:tcW w:type="dxa" w:w="3360"/>
+            <w:vAlign w:val="center"/>
+          </w:tcPr>
+          <w:p>
+            <w:pPr>
+              <w:keepLines/>
+              <w:spacing w:after="0"/>
+            </w:pPr>
+            <w:r>
+              <w:rPr>
+                <w:rFonts w:ascii="Arial" w:hAnsi="Arial" w:eastAsia="Arial" w:cs="Tahoma"/>
+                <w:sz w:val="18"/>
+              </w:rPr>
+            </w:r>
+            <w:r>
+              <w:rPr>
+                <w:rFonts w:ascii="Arial" w:hAnsi="Arial" w:eastAsia="Arial" w:cs="Tahoma"/>
+                <w:sz w:val="18"/>
+              </w:rPr>
+              <w:t>business rule</w:t>
+            </w:r>
+          </w:p>
+        </w:tc>
+        <w:tc>
+          <w:tcPr>
+            <w:tcW w:type="dxa" w:w="3360"/>
+            <w:vAlign w:val="center"/>
+          </w:tcPr>
+          <w:p>
+            <w:pPr>
+              <w:keepLines/>
+              <w:spacing w:after="0"/>
+            </w:pPr>
+            <w:r>
+              <w:rPr>
+                <w:rFonts w:ascii="Arial" w:hAnsi="Arial" w:eastAsia="Arial" w:cs="Tahoma"/>
+                <w:sz w:val="18"/>
+              </w:rPr>
+            </w:r>
+            <w:r>
+              <w:rPr>
+                <w:rFonts w:ascii="Arial" w:hAnsi="Arial" w:eastAsia="Arial" w:cs="Tahoma"/>
+                <w:sz w:val="18"/>
+              </w:rPr>
+              <w:t>logic</w:t>
+            </w:r>
+          </w:p>
+        </w:tc>
+        <w:tc>
+          <w:tcPr>
+            <w:tcW w:type="dxa" w:w="3360"/>
+            <w:vAlign w:val="center"/>
+          </w:tcPr>
+          <w:p>
+            <w:pPr>
+              <w:keepLines/>
+              <w:spacing w:after="0"/>
+            </w:pPr>
+            <w:r>
+              <w:rPr>
+                <w:rFonts w:ascii="Arial" w:hAnsi="Arial" w:eastAsia="Arial" w:cs="Tahoma"/>
+                <w:sz w:val="18"/>
+              </w:rPr>
+            </w:r>
+            <w:r>
+              <w:rPr>
+                <w:rFonts w:ascii="Arial" w:hAnsi="Arial" w:eastAsia="Arial" w:cs="Tahoma"/>
+                <w:sz w:val="18"/>
+              </w:rPr>
+              <w:t>ทุก route ถูก register ผ่าน module registry</w:t>
+            </w:r>
+          </w:p>
+        </w:tc>
+      </w:tr>
+      <w:tr>
+        <w:trPr>
+          <w:cantSplit/>
+        </w:trPr>
+        <w:tc>
+          <w:tcPr>
+            <w:tcW w:type="dxa" w:w="3360"/>
+            <w:vAlign w:val="center"/>
+          </w:tcPr>
+          <w:p>
+            <w:pPr>
+              <w:keepLines/>
+              <w:spacing w:after="0"/>
+            </w:pPr>
+            <w:r>
+              <w:rPr>
+                <w:rFonts w:ascii="Arial" w:hAnsi="Arial" w:eastAsia="Arial" w:cs="Tahoma"/>
+                <w:sz w:val="18"/>
+              </w:rPr>
+            </w:r>
+            <w:r>
+              <w:rPr>
+                <w:rFonts w:ascii="Arial" w:hAnsi="Arial" w:eastAsia="Arial" w:cs="Tahoma"/>
+                <w:sz w:val="18"/>
+              </w:rPr>
+              <w:t>business rule</w:t>
+            </w:r>
+          </w:p>
+        </w:tc>
+        <w:tc>
+          <w:tcPr>
+            <w:tcW w:type="dxa" w:w="3360"/>
+            <w:vAlign w:val="center"/>
+          </w:tcPr>
+          <w:p>
+            <w:pPr>
+              <w:keepLines/>
+              <w:spacing w:after="0"/>
+            </w:pPr>
+            <w:r>
+              <w:rPr>
+                <w:rFonts w:ascii="Arial" w:hAnsi="Arial" w:eastAsia="Arial" w:cs="Tahoma"/>
+                <w:sz w:val="18"/>
+              </w:rPr>
+            </w:r>
+            <w:r>
+              <w:rPr>
+                <w:rFonts w:ascii="Arial" w:hAnsi="Arial" w:eastAsia="Arial" w:cs="Tahoma"/>
+                <w:sz w:val="18"/>
+              </w:rPr>
+              <w:t>logic</w:t>
+            </w:r>
+          </w:p>
+        </w:tc>
+        <w:tc>
+          <w:tcPr>
+            <w:tcW w:type="dxa" w:w="3360"/>
+            <w:vAlign w:val="center"/>
+          </w:tcPr>
+          <w:p>
+            <w:pPr>
+              <w:keepLines/>
+              <w:spacing w:after="0"/>
+            </w:pPr>
+            <w:r>
+              <w:rPr>
+                <w:rFonts w:ascii="Arial" w:hAnsi="Arial" w:eastAsia="Arial" w:cs="Tahoma"/>
+                <w:sz w:val="18"/>
+              </w:rPr>
+            </w:r>
+            <w:r>
+              <w:rPr>
+                <w:rFonts w:ascii="Arial" w:hAnsi="Arial" w:eastAsia="Arial" w:cs="Tahoma"/>
+                <w:sz w:val="18"/>
+              </w:rPr>
+              <w:t>API error shape ใช้ร่วมกัน</w:t>
+            </w:r>
+          </w:p>
+        </w:tc>
+      </w:tr>
+      <w:tr>
+        <w:trPr>
+          <w:cantSplit/>
+        </w:trPr>
+        <w:tc>
+          <w:tcPr>
+            <w:tcW w:type="dxa" w:w="3360"/>
+            <w:vAlign w:val="center"/>
+          </w:tcPr>
+          <w:p>
+            <w:pPr>
+              <w:keepLines/>
+              <w:spacing w:after="0"/>
+            </w:pPr>
+            <w:r>
+              <w:rPr>
+                <w:rFonts w:ascii="Arial" w:hAnsi="Arial" w:eastAsia="Arial" w:cs="Tahoma"/>
+                <w:sz w:val="18"/>
+              </w:rPr>
+            </w:r>
+            <w:r>
+              <w:rPr>
+                <w:rFonts w:ascii="Arial" w:hAnsi="Arial" w:eastAsia="Arial" w:cs="Tahoma"/>
+                <w:sz w:val="18"/>
+              </w:rPr>
+              <w:t>business rule</w:t>
+            </w:r>
+          </w:p>
+        </w:tc>
+        <w:tc>
+          <w:tcPr>
+            <w:tcW w:type="dxa" w:w="3360"/>
+            <w:vAlign w:val="center"/>
+          </w:tcPr>
+          <w:p>
+            <w:pPr>
+              <w:keepLines/>
+              <w:spacing w:after="0"/>
+            </w:pPr>
+            <w:r>
+              <w:rPr>
+                <w:rFonts w:ascii="Arial" w:hAnsi="Arial" w:eastAsia="Arial" w:cs="Tahoma"/>
+                <w:sz w:val="18"/>
+              </w:rPr>
+            </w:r>
+            <w:r>
+              <w:rPr>
+                <w:rFonts w:ascii="Arial" w:hAnsi="Arial" w:eastAsia="Arial" w:cs="Tahoma"/>
+                <w:sz w:val="18"/>
+              </w:rPr>
+              <w:t>logic</w:t>
+            </w:r>
+          </w:p>
+        </w:tc>
+        <w:tc>
+          <w:tcPr>
+            <w:tcW w:type="dxa" w:w="3360"/>
+            <w:vAlign w:val="center"/>
+          </w:tcPr>
+          <w:p>
+            <w:pPr>
+              <w:keepLines/>
+              <w:spacing w:after="0"/>
+            </w:pPr>
+            <w:r>
+              <w:rPr>
+                <w:rFonts w:ascii="Arial" w:hAnsi="Arial" w:eastAsia="Arial" w:cs="Tahoma"/>
+                <w:sz w:val="18"/>
+              </w:rPr>
+            </w:r>
+            <w:r>
+              <w:rPr>
+                <w:rFonts w:ascii="Arial" w:hAnsi="Arial" w:eastAsia="Arial" w:cs="Tahoma"/>
+                <w:sz w:val="18"/>
+              </w:rPr>
+              <w:t>ไม่มี dependency กับ Login/Auth ใหม่</w:t>
+            </w:r>
+          </w:p>
+        </w:tc>
+      </w:tr>
+      <w:tr>
+        <w:trPr>
+          <w:cantSplit/>
+        </w:trPr>
+        <w:tc>
+          <w:tcPr>
+            <w:tcW w:type="dxa" w:w="3360"/>
+            <w:vAlign w:val="center"/>
+          </w:tcPr>
+          <w:p>
+            <w:pPr>
+              <w:keepLines/>
+              <w:spacing w:after="0"/>
+            </w:pPr>
+            <w:r>
+              <w:rPr>
+                <w:rFonts w:ascii="Arial" w:hAnsi="Arial" w:eastAsia="Arial" w:cs="Tahoma"/>
+                <w:sz w:val="18"/>
+              </w:rPr>
+            </w:r>
+            <w:r>
+              <w:rPr>
+                <w:rFonts w:ascii="Arial" w:hAnsi="Arial" w:eastAsia="Arial" w:cs="Tahoma"/>
+                <w:sz w:val="18"/>
+              </w:rPr>
+              <w:t>business rule</w:t>
+            </w:r>
+          </w:p>
+        </w:tc>
+        <w:tc>
+          <w:tcPr>
+            <w:tcW w:type="dxa" w:w="3360"/>
+            <w:vAlign w:val="center"/>
+          </w:tcPr>
+          <w:p>
+            <w:pPr>
+              <w:keepLines/>
+              <w:spacing w:after="0"/>
+            </w:pPr>
+            <w:r>
+              <w:rPr>
+                <w:rFonts w:ascii="Arial" w:hAnsi="Arial" w:eastAsia="Arial" w:cs="Tahoma"/>
+                <w:sz w:val="18"/>
+              </w:rPr>
+            </w:r>
+            <w:r>
+              <w:rPr>
+                <w:rFonts w:ascii="Arial" w:hAnsi="Arial" w:eastAsia="Arial" w:cs="Tahoma"/>
+                <w:sz w:val="18"/>
+              </w:rPr>
+              <w:t>logic</w:t>
+            </w:r>
+          </w:p>
+        </w:tc>
+        <w:tc>
+          <w:tcPr>
+            <w:tcW w:type="dxa" w:w="3360"/>
+            <w:vAlign w:val="center"/>
+          </w:tcPr>
+          <w:p>
+            <w:pPr>
+              <w:keepLines/>
+              <w:spacing w:after="0"/>
+            </w:pPr>
+            <w:r>
+              <w:rPr>
+                <w:rFonts w:ascii="Arial" w:hAnsi="Arial" w:eastAsia="Arial" w:cs="Tahoma"/>
+                <w:sz w:val="18"/>
+              </w:rPr>
+            </w:r>
+            <w:r>
+              <w:rPr>
+                <w:rFonts w:ascii="Arial" w:hAnsi="Arial" w:eastAsia="Arial" w:cs="Tahoma"/>
+                <w:sz w:val="18"/>
+              </w:rPr>
+              <w:t>CSS responsive base พร้อม</w:t>
+            </w:r>
+          </w:p>
+        </w:tc>
+      </w:tr>
+      <w:tr>
+        <w:trPr>
+          <w:cantSplit/>
+        </w:trPr>
+        <w:tc>
+          <w:tcPr>
+            <w:tcW w:type="dxa" w:w="3360"/>
+            <w:vAlign w:val="center"/>
+          </w:tcPr>
+          <w:p>
+            <w:pPr>
+              <w:keepLines/>
+              <w:spacing w:after="0"/>
+            </w:pPr>
+            <w:r>
+              <w:rPr>
+                <w:rFonts w:ascii="Arial" w:hAnsi="Arial" w:eastAsia="Arial" w:cs="Tahoma"/>
+                <w:sz w:val="18"/>
+              </w:rPr>
+            </w:r>
+            <w:r>
+              <w:rPr>
+                <w:rFonts w:ascii="Courier New" w:hAnsi="Courier New" w:eastAsia="Courier New" w:cs="Tahoma"/>
+                <w:sz w:val="18"/>
+              </w:rPr>
+              <w:t>GET /api/v1/document-statuses</w:t>
+            </w:r>
+          </w:p>
+        </w:tc>
+        <w:tc>
+          <w:tcPr>
+            <w:tcW w:type="dxa" w:w="3360"/>
+            <w:vAlign w:val="center"/>
+          </w:tcPr>
+          <w:p>
+            <w:pPr>
+              <w:keepLines/>
+              <w:spacing w:after="0"/>
+            </w:pPr>
+            <w:r>
+              <w:rPr>
+                <w:rFonts w:ascii="Arial" w:hAnsi="Arial" w:eastAsia="Arial" w:cs="Tahoma"/>
+                <w:sz w:val="18"/>
+              </w:rPr>
+            </w:r>
+            <w:r>
+              <w:rPr>
+                <w:rFonts w:ascii="Arial" w:hAnsi="Arial" w:eastAsia="Arial" w:cs="Tahoma"/>
+                <w:sz w:val="18"/>
+              </w:rPr>
+              <w:t>api client</w:t>
+            </w:r>
+          </w:p>
+        </w:tc>
+        <w:tc>
+          <w:tcPr>
+            <w:tcW w:type="dxa" w:w="3360"/>
+            <w:vAlign w:val="center"/>
+          </w:tcPr>
+          <w:p>
+            <w:pPr>
+              <w:keepLines/>
+              <w:spacing w:after="0"/>
+            </w:pPr>
+            <w:r>
+              <w:rPr>
+                <w:rFonts w:ascii="Arial" w:hAnsi="Arial" w:eastAsia="Arial" w:cs="Tahoma"/>
+                <w:sz w:val="18"/>
+              </w:rPr>
+            </w:r>
+            <w:r>
+              <w:rPr>
+                <w:rFonts w:ascii="Arial" w:hAnsi="Arial" w:eastAsia="Arial" w:cs="Tahoma"/>
+                <w:sz w:val="18"/>
+              </w:rPr>
+              <w:t>hook/service เรียกเส้นนี้ด้วยพารามิเตอร์ถูกต้อง · map {success:true,data} เป็น state ที่หน้าจอใช้ · เจอ {success:false,error} แล้วแสดงข้อความไทย verbatim (mock ด้วย msw)</w:t>
+            </w:r>
+          </w:p>
+        </w:tc>
+      </w:tr>
+      <w:tr>
+        <w:trPr>
+          <w:cantSplit/>
+        </w:trPr>
+        <w:tc>
+          <w:tcPr>
+            <w:tcW w:type="dxa" w:w="3360"/>
+            <w:vAlign w:val="center"/>
+          </w:tcPr>
+          <w:p>
+            <w:pPr>
+              <w:keepLines/>
+              <w:spacing w:after="0"/>
+            </w:pPr>
+            <w:r>
+              <w:rPr>
+                <w:rFonts w:ascii="Arial" w:hAnsi="Arial" w:eastAsia="Arial" w:cs="Tahoma"/>
+                <w:sz w:val="18"/>
+              </w:rPr>
+            </w:r>
+            <w:r>
+              <w:rPr>
+                <w:rFonts w:ascii="Arial" w:hAnsi="Arial" w:eastAsia="Arial" w:cs="Tahoma"/>
+                <w:sz w:val="18"/>
+              </w:rPr>
+              <w:t>component</w:t>
+            </w:r>
+          </w:p>
+        </w:tc>
+        <w:tc>
+          <w:tcPr>
+            <w:tcW w:type="dxa" w:w="3360"/>
+            <w:vAlign w:val="center"/>
+          </w:tcPr>
+          <w:p>
+            <w:pPr>
+              <w:keepLines/>
+              <w:spacing w:after="0"/>
+            </w:pPr>
+            <w:r>
+              <w:rPr>
+                <w:rFonts w:ascii="Arial" w:hAnsi="Arial" w:eastAsia="Arial" w:cs="Tahoma"/>
+                <w:sz w:val="18"/>
+              </w:rPr>
+            </w:r>
+            <w:r>
+              <w:rPr>
+                <w:rFonts w:ascii="Arial" w:hAnsi="Arial" w:eastAsia="Arial" w:cs="Tahoma"/>
+                <w:sz w:val="18"/>
+              </w:rPr>
+              <w:t>render</w:t>
+            </w:r>
+          </w:p>
+        </w:tc>
+        <w:tc>
+          <w:tcPr>
+            <w:tcW w:type="dxa" w:w="3360"/>
+            <w:vAlign w:val="center"/>
+          </w:tcPr>
+          <w:p>
+            <w:pPr>
+              <w:keepLines/>
+              <w:spacing w:after="0"/>
+            </w:pPr>
+            <w:r>
+              <w:rPr>
+                <w:rFonts w:ascii="Arial" w:hAnsi="Arial" w:eastAsia="Arial" w:cs="Tahoma"/>
+                <w:sz w:val="18"/>
+              </w:rPr>
+            </w:r>
+            <w:r>
+              <w:rPr>
+                <w:rFonts w:ascii="Arial" w:hAnsi="Arial" w:eastAsia="Arial" w:cs="Tahoma"/>
+                <w:sz w:val="18"/>
+              </w:rPr>
+              <w:t>render ด้วย React Testing Library แล้วเห็น element ตาม field/action contract ของเอกสารนี้</w:t>
+            </w:r>
+          </w:p>
+        </w:tc>
+      </w:tr>
+      <w:tr>
+        <w:trPr>
+          <w:cantSplit/>
+        </w:trPr>
+        <w:tc>
+          <w:tcPr>
+            <w:tcW w:type="dxa" w:w="3360"/>
+            <w:vAlign w:val="center"/>
+          </w:tcPr>
+          <w:p>
+            <w:pPr>
+              <w:keepLines/>
+              <w:spacing w:after="0"/>
+            </w:pPr>
+            <w:r>
+              <w:rPr>
+                <w:rFonts w:ascii="Arial" w:hAnsi="Arial" w:eastAsia="Arial" w:cs="Tahoma"/>
+                <w:sz w:val="18"/>
+              </w:rPr>
+            </w:r>
+            <w:r>
+              <w:rPr>
+                <w:rFonts w:ascii="Arial" w:hAnsi="Arial" w:eastAsia="Arial" w:cs="Tahoma"/>
+                <w:sz w:val="18"/>
+              </w:rPr>
+              <w:t>hook/state</w:t>
+            </w:r>
+          </w:p>
+        </w:tc>
+        <w:tc>
+          <w:tcPr>
+            <w:tcW w:type="dxa" w:w="3360"/>
+            <w:vAlign w:val="center"/>
+          </w:tcPr>
+          <w:p>
+            <w:pPr>
+              <w:keepLines/>
+              <w:spacing w:after="0"/>
+            </w:pPr>
+            <w:r>
+              <w:rPr>
+                <w:rFonts w:ascii="Arial" w:hAnsi="Arial" w:eastAsia="Arial" w:cs="Tahoma"/>
+                <w:sz w:val="18"/>
+              </w:rPr>
+            </w:r>
+            <w:r>
+              <w:rPr>
+                <w:rFonts w:ascii="Arial" w:hAnsi="Arial" w:eastAsia="Arial" w:cs="Tahoma"/>
+                <w:sz w:val="18"/>
+              </w:rPr>
+              <w:t>interaction</w:t>
+            </w:r>
+          </w:p>
+        </w:tc>
+        <w:tc>
+          <w:tcPr>
+            <w:tcW w:type="dxa" w:w="3360"/>
+            <w:vAlign w:val="center"/>
+          </w:tcPr>
+          <w:p>
+            <w:pPr>
+              <w:keepLines/>
+              <w:spacing w:after="0"/>
+            </w:pPr>
+            <w:r>
+              <w:rPr>
+                <w:rFonts w:ascii="Arial" w:hAnsi="Arial" w:eastAsia="Arial" w:cs="Tahoma"/>
+                <w:sz w:val="18"/>
+              </w:rPr>
+            </w:r>
+            <w:r>
+              <w:rPr>
+                <w:rFonts w:ascii="Arial" w:hAnsi="Arial" w:eastAsia="Arial" w:cs="Tahoma"/>
+                <w:sz w:val="18"/>
+              </w:rPr>
+              <w:t>ยิง action แล้ว state เปลี่ยนตามที่ระบุ และเรียก API layer ที่ mock ไว้ด้วยพารามิเตอร์ถูกต้อง</w:t>
+            </w:r>
+          </w:p>
+        </w:tc>
+      </w:tr>
+      <w:tr>
+        <w:trPr>
+          <w:cantSplit/>
+        </w:trPr>
+        <w:tc>
+          <w:tcPr>
+            <w:tcW w:type="dxa" w:w="3360"/>
+            <w:vAlign w:val="center"/>
+          </w:tcPr>
+          <w:p>
+            <w:pPr>
+              <w:keepLines/>
+              <w:spacing w:after="0"/>
+            </w:pPr>
+            <w:r>
+              <w:rPr>
+                <w:rFonts w:ascii="Arial" w:hAnsi="Arial" w:eastAsia="Arial" w:cs="Tahoma"/>
+                <w:sz w:val="18"/>
+              </w:rPr>
+            </w:r>
+            <w:r>
+              <w:rPr>
+                <w:rFonts w:ascii="Arial" w:hAnsi="Arial" w:eastAsia="Arial" w:cs="Tahoma"/>
+                <w:sz w:val="18"/>
+              </w:rPr>
+              <w:t>error path</w:t>
+            </w:r>
+          </w:p>
+        </w:tc>
+        <w:tc>
+          <w:tcPr>
+            <w:tcW w:type="dxa" w:w="3360"/>
+            <w:vAlign w:val="center"/>
+          </w:tcPr>
+          <w:p>
+            <w:pPr>
+              <w:keepLines/>
+              <w:spacing w:after="0"/>
+            </w:pPr>
+            <w:r>
+              <w:rPr>
+                <w:rFonts w:ascii="Arial" w:hAnsi="Arial" w:eastAsia="Arial" w:cs="Tahoma"/>
+                <w:sz w:val="18"/>
+              </w:rPr>
+            </w:r>
+            <w:r>
+              <w:rPr>
+                <w:rFonts w:ascii="Arial" w:hAnsi="Arial" w:eastAsia="Arial" w:cs="Tahoma"/>
+                <w:sz w:val="18"/>
+              </w:rPr>
+              <w:t>ui</w:t>
+            </w:r>
+          </w:p>
+        </w:tc>
+        <w:tc>
+          <w:tcPr>
+            <w:tcW w:type="dxa" w:w="3360"/>
+            <w:vAlign w:val="center"/>
+          </w:tcPr>
+          <w:p>
+            <w:pPr>
+              <w:keepLines/>
+              <w:spacing w:after="0"/>
+            </w:pPr>
+            <w:r>
+              <w:rPr>
+                <w:rFonts w:ascii="Arial" w:hAnsi="Arial" w:eastAsia="Arial" w:cs="Tahoma"/>
+                <w:sz w:val="18"/>
+              </w:rPr>
+            </w:r>
+            <w:r>
+              <w:rPr>
+                <w:rFonts w:ascii="Arial" w:hAnsi="Arial" w:eastAsia="Arial" w:cs="Tahoma"/>
+                <w:sz w:val="18"/>
+              </w:rPr>
+              <w:t>API ตอบ error envelope แล้วหน้าจอต้องแสดงข้อความไทย verbatim ไม่ crash</w:t>
+            </w:r>
+          </w:p>
+        </w:tc>
+      </w:tr>
+    </w:tbl>
+    <w:p/>
+    <w:p>
+      <w:pPr>
+        <w:pStyle w:val="ListBullet"/>
+        <w:keepLines/>
+      </w:pPr>
+      <w:r>
+        <w:t>ทุกเคสต้องรันได้โดยไม่ต่อ DB/บริการภายนอกจริง — mock ที่ขอบ repository/client เสมอ</w:t>
+      </w:r>
+    </w:p>
+    <w:p>
+      <w:pPr>
+        <w:pStyle w:val="ListBullet"/>
+        <w:keepLines/>
+      </w:pPr>
+      <w:r>
+        <w:t>ข้อความไทยที่ยืนยันในเทสต้องเป็น verbatim ตาม ข้อกำหนดทางธุรกิจ ห้ามพิมพ์ใหม่</w:t>
+      </w:r>
+    </w:p>
+    <w:p>
+      <w:pPr>
+        <w:pStyle w:val="ListBullet"/>
+        <w:keepLines/>
+      </w:pPr>
+      <w:r>
+        <w:t>เกณฑ์ผ่านของ CI: ทุกเคสในตารางนี้มี test จริงและผ่านทั้งหมด</w:t>
+      </w:r>
+    </w:p>
     <w:sectPr>
       <w:headerReference w:type="default" r:id="rId9"/>
       <w:footerReference w:type="default" r:id="rId10"/>
@@ -6077,7 +7386,7 @@
     </w:pPr>
     <w:r>
       <w:rPr>
-        <w:rFonts w:ascii="Arial" w:hAnsi="Arial"/>
+        <w:rFonts w:ascii="Arial" w:hAnsi="Arial" w:eastAsia="Arial" w:cs="Tahoma"/>
         <w:sz w:val="16"/>
       </w:rPr>
       <w:t xml:space="preserve">หน้า </w:t>
@@ -6096,7 +7405,7 @@
     </w:pPr>
     <w:r>
       <w:rPr>
-        <w:rFonts w:ascii="Arial" w:hAnsi="Arial" w:eastAsia="Arial"/>
+        <w:rFonts w:ascii="Arial" w:hAnsi="Arial" w:eastAsia="Arial" w:cs="Tahoma"/>
         <w:color w:val="66717F"/>
         <w:sz w:val="16"/>
       </w:rPr>
@@ -6470,7 +7779,7 @@
     <w:qFormat/>
     <w:rsid w:val="00FC693F"/>
     <w:rPr>
-      <w:rFonts w:ascii="Arial" w:hAnsi="Arial" w:eastAsia="Arial"/>
+      <w:rFonts w:ascii="Arial" w:hAnsi="Arial" w:eastAsia="Arial" w:cs="Tahoma"/>
       <w:sz w:val="20"/>
     </w:rPr>
   </w:style>
@@ -6533,7 +7842,7 @@
       <w:outlineLvl w:val="0"/>
     </w:pPr>
     <w:rPr>
-      <w:rFonts w:asciiTheme="majorHAnsi" w:eastAsiaTheme="majorEastAsia" w:hAnsiTheme="majorHAnsi" w:cstheme="majorBidi" w:ascii="Arial" w:hAnsi="Arial" w:eastAsia="Arial"/>
+      <w:rFonts w:asciiTheme="majorHAnsi" w:eastAsiaTheme="majorEastAsia" w:hAnsiTheme="majorHAnsi" w:cstheme="majorBidi" w:ascii="Arial" w:hAnsi="Arial" w:eastAsia="Arial" w:cs="Tahoma"/>
       <w:b/>
       <w:bCs/>
       <w:color w:val="1F4D78"/>
@@ -6557,7 +7866,7 @@
       <w:outlineLvl w:val="1"/>
     </w:pPr>
     <w:rPr>
-      <w:rFonts w:asciiTheme="majorHAnsi" w:eastAsiaTheme="majorEastAsia" w:hAnsiTheme="majorHAnsi" w:cstheme="majorBidi" w:ascii="Arial" w:hAnsi="Arial" w:eastAsia="Arial"/>
+      <w:rFonts w:asciiTheme="majorHAnsi" w:eastAsiaTheme="majorEastAsia" w:hAnsiTheme="majorHAnsi" w:cstheme="majorBidi" w:ascii="Arial" w:hAnsi="Arial" w:eastAsia="Arial" w:cs="Tahoma"/>
       <w:b/>
       <w:bCs/>
       <w:color w:val="2E74B5"/>
@@ -6581,7 +7890,7 @@
       <w:outlineLvl w:val="2"/>
     </w:pPr>
     <w:rPr>
-      <w:rFonts w:asciiTheme="majorHAnsi" w:eastAsiaTheme="majorEastAsia" w:hAnsiTheme="majorHAnsi" w:cstheme="majorBidi" w:ascii="Arial" w:hAnsi="Arial" w:eastAsia="Arial"/>
+      <w:rFonts w:asciiTheme="majorHAnsi" w:eastAsiaTheme="majorEastAsia" w:hAnsiTheme="majorHAnsi" w:cstheme="majorBidi" w:ascii="Arial" w:hAnsi="Arial" w:eastAsia="Arial" w:cs="Tahoma"/>
       <w:b/>
       <w:bCs/>
       <w:color w:val="1F4D78"/>
@@ -6605,7 +7914,7 @@
       <w:outlineLvl w:val="3"/>
     </w:pPr>
     <w:rPr>
-      <w:rFonts w:asciiTheme="majorHAnsi" w:eastAsiaTheme="majorEastAsia" w:hAnsiTheme="majorHAnsi" w:cstheme="majorBidi" w:ascii="Arial" w:hAnsi="Arial" w:eastAsia="Arial"/>
+      <w:rFonts w:asciiTheme="majorHAnsi" w:eastAsiaTheme="majorEastAsia" w:hAnsiTheme="majorHAnsi" w:cstheme="majorBidi" w:ascii="Arial" w:hAnsi="Arial" w:eastAsia="Arial" w:cs="Tahoma"/>
       <w:b/>
       <w:bCs/>
       <w:i/>

--- a/LLDD/word/FE/LLDD-FE-Foundation.docx
+++ b/LLDD/word/FE/LLDD-FE-Foundation.docx
@@ -1465,7 +1465,7 @@
                 <w:rFonts w:ascii="Arial" w:hAnsi="Arial" w:eastAsia="Arial" w:cs="Tahoma"/>
                 <w:sz w:val="18"/>
               </w:rPr>
-              <w:t>GET /api/v1/document-statuses</w:t>
+              <w:t>GET /api/v1/sbpgi/lookup/document-statuses</w:t>
             </w:r>
           </w:p>
         </w:tc>
@@ -1575,7 +1575,21 @@
                 <w:rFonts w:ascii="Arial" w:hAnsi="Arial" w:eastAsia="Arial" w:cs="Tahoma"/>
                 <w:sz w:val="18"/>
               </w:rPr>
-              <w:t>Rendered UI state or normalized API response with status/message and audit-ready trace reference.</w:t>
+              <w:t xml:space="preserve">ไม่มีตารางที่เอกสารนี้เขียนเอง — output คือ response ตาม envelope กลาง </w:t>
+            </w:r>
+            <w:r>
+              <w:rPr>
+                <w:rFonts w:ascii="Courier New" w:hAnsi="Courier New" w:eastAsia="Courier New" w:cs="Tahoma"/>
+                <w:sz w:val="18"/>
+              </w:rPr>
+              <w:t>{success, data}</w:t>
+            </w:r>
+            <w:r>
+              <w:rPr>
+                <w:rFonts w:ascii="Arial" w:hAnsi="Arial" w:eastAsia="Arial" w:cs="Tahoma"/>
+                <w:sz w:val="18"/>
+              </w:rPr>
+              <w:t xml:space="preserve"> และร่องรอยที่ตรวจย้อนได้ (log / consideration_logs / workflow_history ของ engine)</w:t>
             </w:r>
           </w:p>
         </w:tc>
@@ -2450,7 +2464,7 @@
                 <w:rFonts w:ascii="Arial" w:hAnsi="Arial" w:eastAsia="Arial" w:cs="Tahoma"/>
                 <w:sz w:val="18"/>
               </w:rPr>
-              <w:t>GET /api/v1/document-statuses</w:t>
+              <w:t>GET /api/v1/sbpgi/lookup/document-statuses</w:t>
             </w:r>
           </w:p>
         </w:tc>
@@ -3680,7 +3694,7 @@
         <w:pageBreakBefore w:val="0"/>
       </w:pPr>
       <w:r>
-        <w:t>GET /api/v1/document-statuses</w:t>
+        <w:t>GET /api/v1/sbpgi/lookup/document-statuses</w:t>
       </w:r>
     </w:p>
     <w:p>
@@ -5012,22 +5026,22 @@
         <w:br/>
         <w:t>import { ReactNode } from 'react';</w:t>
         <w:br/>
-        <w:t>import { useDocumentStatusesQuery } from '@/hooks/sbpgi/lookup.query';</w:t>
+        <w:t>import { useSbpgiLookupDocumentStatusesQuery } from '@/hooks/sbpgi/lookup.query';</w:t>
         <w:br/>
         <w:br/>
         <w:t>/** route registry ของโมดูล — ใช้ประกอบลิงก์ภายใน ส่วนเมนู/สิทธิ์ยังมาจาก GET /menus เท่านั้น */</w:t>
         <w:br/>
         <w:t>export const SBPGI_ROUTES = {</w:t>
         <w:br/>
-        <w:t xml:space="preserve">  waiting: '/sbpgi/documents/waiting',</w:t>
+        <w:t xml:space="preserve">  waiting: '/sbpgi/document/waiting',</w:t>
         <w:br/>
-        <w:t xml:space="preserve">  related: '/sbpgi/documents/related',</w:t>
+        <w:t xml:space="preserve">  related: '/sbpgi/document/related',</w:t>
         <w:br/>
-        <w:t xml:space="preserve">  create: '/sbpgi/documents/create',</w:t>
+        <w:t xml:space="preserve">  create: '/sbpgi/document/create',</w:t>
         <w:br/>
-        <w:t xml:space="preserve">  detail: (docNo: string) =&gt; `/sbpgi/documents/${encodeURIComponent(docNo)}`,</w:t>
+        <w:t xml:space="preserve">  detail: (docNo: string) =&gt; `/sbpgi/document/${encodeURIComponent(docNo)}`,</w:t>
         <w:br/>
-        <w:t xml:space="preserve">  report: '/sbpgi/reports/status-summary',</w:t>
+        <w:t xml:space="preserve">  report: '/sbpgi/report/status-summary',</w:t>
         <w:br/>
         <w:t>} as const;</w:t>
         <w:br/>
@@ -5036,7 +5050,7 @@
         <w:br/>
         <w:t xml:space="preserve">  // prefetch lookup ที่ทุกหน้าในโมดูลใช้ร่วมกัน (master -&gt; staleTime ยาว)</w:t>
         <w:br/>
-        <w:t xml:space="preserve">  useDocumentStatusesQuery();</w:t>
+        <w:t xml:space="preserve">  useSbpgiLookupDocumentStatusesQuery();</w:t>
         <w:br/>
         <w:br/>
         <w:t xml:space="preserve">  // TODO: ใส่ ErrorBoundary ของโมดูล และ empty state เมื่อ permission ยังโหลดไม่เสร็จ</w:t>
@@ -5125,11 +5139,11 @@
         <w:t>import type * as T from '@/types/sbpgi/lookup';</w:t>
         <w:br/>
         <w:br/>
-        <w:t>/** GET /api/v1/document-statuses — โหลดสถานะเอกสารสำหรับ dropdown/badge */</w:t>
+        <w:t>/** GET /api/v1/sbpgi/lookup/document-statuses — โหลดสถานะเอกสารสำหรับ dropdown/badge */</w:t>
         <w:br/>
-        <w:t>export async function getDocumentStatuses(): Promise&lt;T.DocumentStatusesResponse&gt; {</w:t>
+        <w:t>export async function getSbpgiLookupDocumentStatuses(): Promise&lt;T.SbpgiLookupDocumentStatusesResponse&gt; {</w:t>
         <w:br/>
-        <w:t xml:space="preserve">  const { data } = await apiClient.get&lt;ApiResponse&lt;T.DocumentStatusesResponse&gt;&gt;('/document-statuses');</w:t>
+        <w:t xml:space="preserve">  const { data } = await apiClient.get&lt;ApiResponse&lt;T.SbpgiLookupDocumentStatusesResponse&gt;&gt;('/sbpgi/lookup/document-statuses');</w:t>
         <w:br/>
         <w:t xml:space="preserve">  return data.data;</w:t>
         <w:br/>
@@ -5209,9 +5223,9 @@
         <w:t>// วันที่/เดือนเป็น ค.ศ. ทั้ง payload (ISO) และ display — ไม่แปลงเป็น พ.ศ. (มติ 2026-08-06)</w:t>
         <w:br/>
         <w:br/>
-        <w:t>/** GET /api/v1/document-statuses — 1 แถวในตาราง */</w:t>
+        <w:t>/** GET /api/v1/sbpgi/lookup/document-statuses — 1 แถวในตาราง */</w:t>
         <w:br/>
-        <w:t>export interface DocumentStatusesItem {</w:t>
+        <w:t>export interface SbpgiLookupDocumentStatusesItem {</w:t>
         <w:br/>
         <w:t xml:space="preserve">  code: string;</w:t>
         <w:br/>
@@ -5219,7 +5233,7 @@
         <w:br/>
         <w:t>}</w:t>
         <w:br/>
-        <w:t>export interface DocumentStatusesResponse { items: DocumentStatusesItem[]; }</w:t>
+        <w:t>export interface SbpgiLookupDocumentStatusesResponse { items: SbpgiLookupDocumentStatusesItem[]; }</w:t>
         <w:br/>
         <w:br/>
         <w:t>// TODO: ใส่ nullable / required ให้ตรงกับ contract ฉบับล่าสุดของ BE</w:t>
@@ -5303,18 +5317,18 @@
         <w:br/>
         <w:t xml:space="preserve">  all: ['sbpgi', 'lookup'] as const,</w:t>
         <w:br/>
-        <w:t xml:space="preserve">  documentStatuses: () =&gt; [...lookupKeys.all, 'documentStatuses'] as const,</w:t>
+        <w:t xml:space="preserve">  sbpgiLookupDocumentStatuses: () =&gt; [...lookupKeys.all, 'sbpgiLookupDocumentStatuses'] as const,</w:t>
         <w:br/>
         <w:t>};</w:t>
         <w:br/>
         <w:br/>
-        <w:t>export function useDocumentStatusesQuery() {</w:t>
+        <w:t>export function useSbpgiLookupDocumentStatusesQuery() {</w:t>
         <w:br/>
         <w:t xml:space="preserve">  return useQuery({</w:t>
         <w:br/>
-        <w:t xml:space="preserve">    queryKey: lookupKeys.documentStatuses(),</w:t>
+        <w:t xml:space="preserve">    queryKey: lookupKeys.sbpgiLookupDocumentStatuses(),</w:t>
         <w:br/>
-        <w:t xml:space="preserve">    queryFn: () =&gt; api.getDocumentStatuses(),</w:t>
+        <w:t xml:space="preserve">    queryFn: () =&gt; api.getSbpgiLookupDocumentStatuses(),</w:t>
         <w:br/>
         <w:t xml:space="preserve">    staleTime: 30_000, // TODO: ปรับตามความถี่ของข้อมูลหน้านี้</w:t>
         <w:br/>
@@ -7041,7 +7055,7 @@
                 <w:rFonts w:ascii="Courier New" w:hAnsi="Courier New" w:eastAsia="Courier New" w:cs="Tahoma"/>
                 <w:sz w:val="18"/>
               </w:rPr>
-              <w:t>GET /api/v1/document-statuses</w:t>
+              <w:t>GET /api/v1/sbpgi/lookup/document-statuses</w:t>
             </w:r>
           </w:p>
         </w:tc>

--- a/LLDD/word/FE/LLDD-FE-Foundation.docx
+++ b/LLDD/word/FE/LLDD-FE-Foundation.docx
@@ -657,6 +657,448 @@
         <w:t>Common contract reference: ทุกหัวข้อ API/FE ต้องยึด LLDD-BE-API-Common-Contracts.pdf และ LLDD-FE-Integration-Contracts.pdf สำหรับ error/auth/format/pagination/action/RBAC ก่อนลงรายละเอียดเฉพาะหน้าหรือเฉพาะ endpoint</w:t>
       </w:r>
     </w:p>
+    <w:p>
+      <w:pPr>
+        <w:pStyle w:val="Heading2"/>
+        <w:keepNext/>
+        <w:keepLines/>
+        <w:pageBreakBefore w:val="0"/>
+      </w:pPr>
+      <w:r>
+        <w:t>1.1 เอกสาร LLDD ที่เกี่ยวข้อง</w:t>
+      </w:r>
+    </w:p>
+    <w:p>
+      <w:pPr>
+        <w:keepNext w:val="0"/>
+      </w:pPr>
+      <w:r>
+        <w:t>ตารางนี้สร้างจาก endpoint และตารางที่เอกสารฉบับนี้ประกาศไว้จริง — อ่านฉบับที่อยู่ในตารางก่อนลงมือ เพื่อไม่ให้สัญญา request/response หรือชื่อคอลัมน์หลุดจากกัน</w:t>
+      </w:r>
+    </w:p>
+    <w:tbl>
+      <w:tblPr>
+        <w:tblStyle w:val="TableGrid"/>
+        <w:tblW w:type="auto" w:w="0"/>
+        <w:jc w:val="center"/>
+        <w:tblLook w:firstColumn="1" w:firstRow="1" w:lastColumn="0" w:lastRow="0" w:noHBand="0" w:noVBand="1" w:val="04A0"/>
+      </w:tblPr>
+      <w:tblGrid>
+        <w:gridCol w:w="3360"/>
+        <w:gridCol w:w="3360"/>
+        <w:gridCol w:w="3360"/>
+      </w:tblGrid>
+      <w:tr>
+        <w:trPr>
+          <w:cantSplit/>
+        </w:trPr>
+        <w:tc>
+          <w:tcPr>
+            <w:tcW w:type="dxa" w:w="3360"/>
+            <w:vAlign w:val="center"/>
+            <w:shd w:fill="E8EEF5"/>
+          </w:tcPr>
+          <w:p>
+            <w:pPr>
+              <w:keepLines/>
+              <w:spacing w:after="0"/>
+            </w:pPr>
+            <w:r/>
+            <w:r>
+              <w:rPr>
+                <w:rFonts w:ascii="Arial" w:hAnsi="Arial" w:eastAsia="Arial" w:cs="Tahoma"/>
+                <w:b/>
+                <w:sz w:val="18"/>
+              </w:rPr>
+              <w:t>ความสัมพันธ์</w:t>
+            </w:r>
+          </w:p>
+        </w:tc>
+        <w:tc>
+          <w:tcPr>
+            <w:tcW w:type="dxa" w:w="3360"/>
+            <w:vAlign w:val="center"/>
+            <w:shd w:fill="E8EEF5"/>
+          </w:tcPr>
+          <w:p>
+            <w:pPr>
+              <w:keepLines/>
+              <w:spacing w:after="0"/>
+            </w:pPr>
+            <w:r/>
+            <w:r>
+              <w:rPr>
+                <w:rFonts w:ascii="Arial" w:hAnsi="Arial" w:eastAsia="Arial" w:cs="Tahoma"/>
+                <w:b/>
+                <w:sz w:val="18"/>
+              </w:rPr>
+              <w:t>เอกสาร LLDD</w:t>
+            </w:r>
+          </w:p>
+        </w:tc>
+        <w:tc>
+          <w:tcPr>
+            <w:tcW w:type="dxa" w:w="3360"/>
+            <w:vAlign w:val="center"/>
+            <w:shd w:fill="E8EEF5"/>
+          </w:tcPr>
+          <w:p>
+            <w:pPr>
+              <w:keepLines/>
+              <w:spacing w:after="0"/>
+            </w:pPr>
+            <w:r/>
+            <w:r>
+              <w:rPr>
+                <w:rFonts w:ascii="Arial" w:hAnsi="Arial" w:eastAsia="Arial" w:cs="Tahoma"/>
+                <w:b/>
+                <w:sz w:val="18"/>
+              </w:rPr>
+              <w:t>เกี่ยวข้องตรงไหน</w:t>
+            </w:r>
+          </w:p>
+        </w:tc>
+      </w:tr>
+      <w:tr>
+        <w:trPr>
+          <w:cantSplit/>
+        </w:trPr>
+        <w:tc>
+          <w:tcPr>
+            <w:tcW w:type="dxa" w:w="3360"/>
+            <w:vAlign w:val="center"/>
+          </w:tcPr>
+          <w:p>
+            <w:pPr>
+              <w:keepLines/>
+              <w:spacing w:after="0"/>
+            </w:pPr>
+            <w:r>
+              <w:rPr>
+                <w:rFonts w:ascii="Arial" w:hAnsi="Arial" w:eastAsia="Arial" w:cs="Tahoma"/>
+                <w:sz w:val="18"/>
+              </w:rPr>
+            </w:r>
+            <w:r>
+              <w:rPr>
+                <w:rFonts w:ascii="Arial" w:hAnsi="Arial" w:eastAsia="Arial" w:cs="Tahoma"/>
+                <w:sz w:val="18"/>
+              </w:rPr>
+              <w:t>ใช้ endpoint ของ</w:t>
+            </w:r>
+          </w:p>
+        </w:tc>
+        <w:tc>
+          <w:tcPr>
+            <w:tcW w:type="dxa" w:w="3360"/>
+            <w:vAlign w:val="center"/>
+          </w:tcPr>
+          <w:p>
+            <w:pPr>
+              <w:keepLines/>
+              <w:spacing w:after="0"/>
+            </w:pPr>
+            <w:r>
+              <w:rPr>
+                <w:rFonts w:ascii="Arial" w:hAnsi="Arial" w:eastAsia="Arial" w:cs="Tahoma"/>
+                <w:sz w:val="18"/>
+              </w:rPr>
+            </w:r>
+            <w:r>
+              <w:rPr>
+                <w:rFonts w:ascii="Arial" w:hAnsi="Arial" w:eastAsia="Arial" w:cs="Tahoma"/>
+                <w:b/>
+                <w:sz w:val="18"/>
+              </w:rPr>
+              <w:t>LLDD-BE-API-Lookup.pdf</w:t>
+            </w:r>
+          </w:p>
+        </w:tc>
+        <w:tc>
+          <w:tcPr>
+            <w:tcW w:type="dxa" w:w="3360"/>
+            <w:vAlign w:val="center"/>
+          </w:tcPr>
+          <w:p>
+            <w:pPr>
+              <w:keepLines/>
+              <w:spacing w:after="0"/>
+            </w:pPr>
+            <w:r>
+              <w:rPr>
+                <w:rFonts w:ascii="Arial" w:hAnsi="Arial" w:eastAsia="Arial" w:cs="Tahoma"/>
+                <w:sz w:val="18"/>
+              </w:rPr>
+            </w:r>
+            <w:r>
+              <w:rPr>
+                <w:rFonts w:ascii="Courier New" w:hAnsi="Courier New" w:eastAsia="Courier New" w:cs="Tahoma"/>
+                <w:sz w:val="18"/>
+              </w:rPr>
+              <w:t>GET /api/v1/sgi/lookup/document-statuses</w:t>
+            </w:r>
+          </w:p>
+        </w:tc>
+      </w:tr>
+      <w:tr>
+        <w:trPr>
+          <w:cantSplit/>
+        </w:trPr>
+        <w:tc>
+          <w:tcPr>
+            <w:tcW w:type="dxa" w:w="3360"/>
+            <w:vAlign w:val="center"/>
+          </w:tcPr>
+          <w:p>
+            <w:pPr>
+              <w:keepLines/>
+              <w:spacing w:after="0"/>
+            </w:pPr>
+            <w:r>
+              <w:rPr>
+                <w:rFonts w:ascii="Arial" w:hAnsi="Arial" w:eastAsia="Arial" w:cs="Tahoma"/>
+                <w:sz w:val="18"/>
+              </w:rPr>
+            </w:r>
+            <w:r>
+              <w:rPr>
+                <w:rFonts w:ascii="Arial" w:hAnsi="Arial" w:eastAsia="Arial" w:cs="Tahoma"/>
+                <w:sz w:val="18"/>
+              </w:rPr>
+              <w:t>สัญญากลาง</w:t>
+            </w:r>
+          </w:p>
+        </w:tc>
+        <w:tc>
+          <w:tcPr>
+            <w:tcW w:type="dxa" w:w="3360"/>
+            <w:vAlign w:val="center"/>
+          </w:tcPr>
+          <w:p>
+            <w:pPr>
+              <w:keepLines/>
+              <w:spacing w:after="0"/>
+            </w:pPr>
+            <w:r>
+              <w:rPr>
+                <w:rFonts w:ascii="Arial" w:hAnsi="Arial" w:eastAsia="Arial" w:cs="Tahoma"/>
+                <w:sz w:val="18"/>
+              </w:rPr>
+            </w:r>
+            <w:r>
+              <w:rPr>
+                <w:rFonts w:ascii="Arial" w:hAnsi="Arial" w:eastAsia="Arial" w:cs="Tahoma"/>
+                <w:b/>
+                <w:sz w:val="18"/>
+              </w:rPr>
+              <w:t>LLDD-BE-API-Common-Contracts.pdf</w:t>
+            </w:r>
+          </w:p>
+        </w:tc>
+        <w:tc>
+          <w:tcPr>
+            <w:tcW w:type="dxa" w:w="3360"/>
+            <w:vAlign w:val="center"/>
+          </w:tcPr>
+          <w:p>
+            <w:pPr>
+              <w:keepLines/>
+              <w:spacing w:after="0"/>
+            </w:pPr>
+            <w:r>
+              <w:rPr>
+                <w:rFonts w:ascii="Arial" w:hAnsi="Arial" w:eastAsia="Arial" w:cs="Tahoma"/>
+                <w:sz w:val="18"/>
+              </w:rPr>
+            </w:r>
+            <w:r>
+              <w:rPr>
+                <w:rFonts w:ascii="Arial" w:hAnsi="Arial" w:eastAsia="Arial" w:cs="Tahoma"/>
+                <w:sz w:val="18"/>
+              </w:rPr>
+              <w:t xml:space="preserve">envelope </w:t>
+            </w:r>
+            <w:r>
+              <w:rPr>
+                <w:rFonts w:ascii="Courier New" w:hAnsi="Courier New" w:eastAsia="Courier New" w:cs="Tahoma"/>
+                <w:sz w:val="18"/>
+              </w:rPr>
+              <w:t>{success,data}</w:t>
+            </w:r>
+            <w:r>
+              <w:rPr>
+                <w:rFonts w:ascii="Arial" w:hAnsi="Arial" w:eastAsia="Arial" w:cs="Tahoma"/>
+                <w:sz w:val="18"/>
+              </w:rPr>
+              <w:t xml:space="preserve"> · error code · pagination · รูปแบบวันที่/เลขเอกสาร</w:t>
+            </w:r>
+          </w:p>
+        </w:tc>
+      </w:tr>
+      <w:tr>
+        <w:trPr>
+          <w:cantSplit/>
+        </w:trPr>
+        <w:tc>
+          <w:tcPr>
+            <w:tcW w:type="dxa" w:w="3360"/>
+            <w:vAlign w:val="center"/>
+          </w:tcPr>
+          <w:p>
+            <w:pPr>
+              <w:keepLines/>
+              <w:spacing w:after="0"/>
+            </w:pPr>
+            <w:r>
+              <w:rPr>
+                <w:rFonts w:ascii="Arial" w:hAnsi="Arial" w:eastAsia="Arial" w:cs="Tahoma"/>
+                <w:sz w:val="18"/>
+              </w:rPr>
+            </w:r>
+            <w:r>
+              <w:rPr>
+                <w:rFonts w:ascii="Arial" w:hAnsi="Arial" w:eastAsia="Arial" w:cs="Tahoma"/>
+                <w:sz w:val="18"/>
+              </w:rPr>
+              <w:t>สัญญากลาง</w:t>
+            </w:r>
+          </w:p>
+        </w:tc>
+        <w:tc>
+          <w:tcPr>
+            <w:tcW w:type="dxa" w:w="3360"/>
+            <w:vAlign w:val="center"/>
+          </w:tcPr>
+          <w:p>
+            <w:pPr>
+              <w:keepLines/>
+              <w:spacing w:after="0"/>
+            </w:pPr>
+            <w:r>
+              <w:rPr>
+                <w:rFonts w:ascii="Arial" w:hAnsi="Arial" w:eastAsia="Arial" w:cs="Tahoma"/>
+                <w:sz w:val="18"/>
+              </w:rPr>
+            </w:r>
+            <w:r>
+              <w:rPr>
+                <w:rFonts w:ascii="Arial" w:hAnsi="Arial" w:eastAsia="Arial" w:cs="Tahoma"/>
+                <w:b/>
+                <w:sz w:val="18"/>
+              </w:rPr>
+              <w:t>LLDD-FE-Integration-Contracts.pdf</w:t>
+            </w:r>
+          </w:p>
+        </w:tc>
+        <w:tc>
+          <w:tcPr>
+            <w:tcW w:type="dxa" w:w="3360"/>
+            <w:vAlign w:val="center"/>
+          </w:tcPr>
+          <w:p>
+            <w:pPr>
+              <w:keepLines/>
+              <w:spacing w:after="0"/>
+            </w:pPr>
+            <w:r>
+              <w:rPr>
+                <w:rFonts w:ascii="Arial" w:hAnsi="Arial" w:eastAsia="Arial" w:cs="Tahoma"/>
+                <w:sz w:val="18"/>
+              </w:rPr>
+            </w:r>
+            <w:r>
+              <w:rPr>
+                <w:rFonts w:ascii="Arial" w:hAnsi="Arial" w:eastAsia="Arial" w:cs="Tahoma"/>
+                <w:sz w:val="18"/>
+              </w:rPr>
+              <w:t>API client · auth header · error mapping · RBAC/menu gating ฝั่ง FE</w:t>
+            </w:r>
+          </w:p>
+        </w:tc>
+      </w:tr>
+      <w:tr>
+        <w:trPr>
+          <w:cantSplit/>
+        </w:trPr>
+        <w:tc>
+          <w:tcPr>
+            <w:tcW w:type="dxa" w:w="3360"/>
+            <w:vAlign w:val="center"/>
+          </w:tcPr>
+          <w:p>
+            <w:pPr>
+              <w:keepLines/>
+              <w:spacing w:after="0"/>
+            </w:pPr>
+            <w:r>
+              <w:rPr>
+                <w:rFonts w:ascii="Arial" w:hAnsi="Arial" w:eastAsia="Arial" w:cs="Tahoma"/>
+                <w:sz w:val="18"/>
+              </w:rPr>
+            </w:r>
+            <w:r>
+              <w:rPr>
+                <w:rFonts w:ascii="Arial" w:hAnsi="Arial" w:eastAsia="Arial" w:cs="Tahoma"/>
+                <w:sz w:val="18"/>
+              </w:rPr>
+              <w:t>ต้องจบก่อน (ลำดับงาน)</w:t>
+            </w:r>
+          </w:p>
+        </w:tc>
+        <w:tc>
+          <w:tcPr>
+            <w:tcW w:type="dxa" w:w="3360"/>
+            <w:vAlign w:val="center"/>
+          </w:tcPr>
+          <w:p>
+            <w:pPr>
+              <w:keepLines/>
+              <w:spacing w:after="0"/>
+            </w:pPr>
+            <w:r>
+              <w:rPr>
+                <w:rFonts w:ascii="Arial" w:hAnsi="Arial" w:eastAsia="Arial" w:cs="Tahoma"/>
+                <w:sz w:val="18"/>
+              </w:rPr>
+            </w:r>
+            <w:r>
+              <w:rPr>
+                <w:rFonts w:ascii="Arial" w:hAnsi="Arial" w:eastAsia="Arial" w:cs="Tahoma"/>
+                <w:b/>
+                <w:sz w:val="18"/>
+              </w:rPr>
+              <w:t>LLDD-FE-Integration-Contracts.pdf</w:t>
+            </w:r>
+          </w:p>
+        </w:tc>
+        <w:tc>
+          <w:tcPr>
+            <w:tcW w:type="dxa" w:w="3360"/>
+            <w:vAlign w:val="center"/>
+          </w:tcPr>
+          <w:p>
+            <w:pPr>
+              <w:keepLines/>
+              <w:spacing w:after="0"/>
+            </w:pPr>
+            <w:r>
+              <w:rPr>
+                <w:rFonts w:ascii="Arial" w:hAnsi="Arial" w:eastAsia="Arial" w:cs="Tahoma"/>
+                <w:sz w:val="18"/>
+              </w:rPr>
+            </w:r>
+            <w:r>
+              <w:rPr>
+                <w:rFonts w:ascii="Arial" w:hAnsi="Arial" w:eastAsia="Arial" w:cs="Tahoma"/>
+                <w:sz w:val="18"/>
+              </w:rPr>
+              <w:t>เป็นฉบับต้นทางของสัญญา/โครงที่ฉบับนี้อ้าง</w:t>
+            </w:r>
+          </w:p>
+        </w:tc>
+      </w:tr>
+    </w:tbl>
+    <w:p/>
     <w:p>
       <w:pPr>
         <w:pStyle w:val="Heading1"/>
@@ -749,7 +1191,18 @@
         <w:pageBreakBefore w:val="0"/>
       </w:pPr>
       <w:r>
-        <w:t>4. Implementation Flow Diagram (Reference)</w:t>
+        <w:t>4. Implementation Flow &amp; Sequence Diagram (Reference)</w:t>
+      </w:r>
+    </w:p>
+    <w:p>
+      <w:pPr>
+        <w:pStyle w:val="Heading2"/>
+        <w:keepNext/>
+        <w:keepLines/>
+        <w:pageBreakBefore w:val="0"/>
+      </w:pPr>
+      <w:r>
+        <w:t>4.1 Implementation Flow (ลำดับขั้นการทำงาน)</w:t>
       </w:r>
     </w:p>
     <w:p>
@@ -807,6 +1260,78 @@
     </w:p>
     <w:p>
       <w:pPr>
+        <w:pStyle w:val="Heading2"/>
+        <w:keepNext/>
+        <w:keepLines/>
+        <w:pageBreakBefore w:val="0"/>
+      </w:pPr>
+      <w:r>
+        <w:t>4.2 Sequence Diagram (ใครคุยกับใคร ลำดับไหน)</w:t>
+      </w:r>
+    </w:p>
+    <w:p>
+      <w:pPr>
+        <w:keepNext w:val="0"/>
+      </w:pPr>
+      <w:r>
+        <w:t>ผู้แสดงและลำดับข้อความในภาพนี้สร้างจาก endpoint ในหัวข้อ 7 และตารางในหัวข้อ Reference DB Mapping ของเอกสารฉบับนี้เอง จึงตรงกับสัญญาเสมอ</w:t>
+      </w:r>
+    </w:p>
+    <w:p>
+      <w:pPr>
+        <w:keepNext/>
+        <w:jc w:val="center"/>
+      </w:pPr>
+      <w:r>
+        <w:drawing>
+          <wp:inline xmlns:a="http://schemas.openxmlformats.org/drawingml/2006/main" xmlns:pic="http://schemas.openxmlformats.org/drawingml/2006/picture">
+            <wp:extent cx="5669280" cy="2701657"/>
+            <wp:docPr id="2" name="Picture 2"/>
+            <wp:cNvGraphicFramePr>
+              <a:graphicFrameLocks noChangeAspect="1"/>
+            </wp:cNvGraphicFramePr>
+            <a:graphic>
+              <a:graphicData uri="http://schemas.openxmlformats.org/drawingml/2006/picture">
+                <pic:pic>
+                  <pic:nvPicPr>
+                    <pic:cNvPr id="0" name="FE-LLDD-FE-Foundation-sequence.png"/>
+                    <pic:cNvPicPr/>
+                  </pic:nvPicPr>
+                  <pic:blipFill>
+                    <a:blip r:embed="rId12"/>
+                    <a:stretch>
+                      <a:fillRect/>
+                    </a:stretch>
+                  </pic:blipFill>
+                  <pic:spPr>
+                    <a:xfrm>
+                      <a:off x="0" y="0"/>
+                      <a:ext cx="5669280" cy="2701657"/>
+                    </a:xfrm>
+                    <a:prstGeom prst="rect"/>
+                  </pic:spPr>
+                </pic:pic>
+              </a:graphicData>
+            </a:graphic>
+          </wp:inline>
+        </w:drawing>
+      </w:r>
+    </w:p>
+    <w:p>
+      <w:pPr>
+        <w:keepLines/>
+        <w:jc w:val="center"/>
+      </w:pPr>
+      <w:r>
+        <w:rPr>
+          <w:i/>
+          <w:sz w:val="18"/>
+        </w:rPr>
+        <w:t>รูปที่ 2: Sequence diagram: LLDD FE - Application Foundation and Shared UI</w:t>
+      </w:r>
+    </w:p>
+    <w:p>
+      <w:pPr>
         <w:pStyle w:val="Heading1"/>
         <w:keepNext/>
         <w:keepLines/>
@@ -1465,7 +1990,7 @@
                 <w:rFonts w:ascii="Arial" w:hAnsi="Arial" w:eastAsia="Arial" w:cs="Tahoma"/>
                 <w:sz w:val="18"/>
               </w:rPr>
-              <w:t>GET /api/v1/sbpgi/lookup/document-statuses</w:t>
+              <w:t>GET /api/v1/sgi/lookup/document-statuses</w:t>
             </w:r>
           </w:p>
         </w:tc>
@@ -1589,7 +2114,7 @@
                 <w:rFonts w:ascii="Arial" w:hAnsi="Arial" w:eastAsia="Arial" w:cs="Tahoma"/>
                 <w:sz w:val="18"/>
               </w:rPr>
-              <w:t xml:space="preserve"> และร่องรอยที่ตรวจย้อนได้ (log / consideration_logs / workflow_history ของ engine)</w:t>
+              <w:t xml:space="preserve"> และร่องรอยที่ตรวจย้อนได้ (log / sgi_consideration_logs / workflow_history ของ engine)</w:t>
             </w:r>
           </w:p>
         </w:tc>
@@ -2464,7 +2989,7 @@
                 <w:rFonts w:ascii="Arial" w:hAnsi="Arial" w:eastAsia="Arial" w:cs="Tahoma"/>
                 <w:sz w:val="18"/>
               </w:rPr>
-              <w:t>GET /api/v1/sbpgi/lookup/document-statuses</w:t>
+              <w:t>GET /api/v1/sgi/lookup/document-statuses</w:t>
             </w:r>
           </w:p>
         </w:tc>
@@ -3694,7 +4219,7 @@
         <w:pageBreakBefore w:val="0"/>
       </w:pPr>
       <w:r>
-        <w:t>GET /api/v1/sbpgi/lookup/document-statuses</w:t>
+        <w:t>GET /api/v1/sgi/lookup/document-statuses</w:t>
       </w:r>
     </w:p>
     <w:p>
@@ -4636,13 +5161,13 @@
         <w:t>sbpm</w:t>
       </w:r>
       <w:r>
-        <w:t xml:space="preserve">) — โมดูล SBPGI อยู่ใต้ </w:t>
+        <w:t xml:space="preserve">) — โมดูล SGI อยู่ใต้ </w:t>
       </w:r>
       <w:r>
         <w:rPr>
           <w:rFonts w:ascii="Courier New" w:hAnsi="Courier New" w:eastAsia="Courier New" w:cs="Tahoma"/>
         </w:rPr>
-        <w:t>src/app/(main)/sbpgi/*</w:t>
+        <w:t>src/app/(main)/sgi/*</w:t>
       </w:r>
       <w:r>
         <w:t xml:space="preserve"> และ import ผ่าน alias </w:t>
@@ -4742,7 +5267,7 @@
                 <w:rFonts w:ascii="Arial" w:hAnsi="Arial" w:eastAsia="Arial" w:cs="Tahoma"/>
                 <w:sz w:val="18"/>
               </w:rPr>
-              <w:t>src/app/(main)/sbpgi/layout.tsx</w:t>
+              <w:t>src/app/(main)/sgi/layout.tsx</w:t>
             </w:r>
           </w:p>
         </w:tc>
@@ -4797,7 +5322,7 @@
                 <w:rFonts w:ascii="Arial" w:hAnsi="Arial" w:eastAsia="Arial" w:cs="Tahoma"/>
                 <w:sz w:val="18"/>
               </w:rPr>
-              <w:t>src/constants/sbpgi/routes.ts</w:t>
+              <w:t>src/constants/sgi/routes.ts</w:t>
             </w:r>
           </w:p>
         </w:tc>
@@ -4852,7 +5377,7 @@
                 <w:rFonts w:ascii="Arial" w:hAnsi="Arial" w:eastAsia="Arial" w:cs="Tahoma"/>
                 <w:sz w:val="18"/>
               </w:rPr>
-              <w:t>src/services/sbpgi/lookup.service.ts</w:t>
+              <w:t>src/services/sgi/lookup.service.ts</w:t>
             </w:r>
           </w:p>
         </w:tc>
@@ -4907,7 +5432,7 @@
                 <w:rFonts w:ascii="Arial" w:hAnsi="Arial" w:eastAsia="Arial" w:cs="Tahoma"/>
                 <w:sz w:val="18"/>
               </w:rPr>
-              <w:t>src/hooks/sbpgi/lookup.query.ts</w:t>
+              <w:t>src/hooks/sgi/lookup.query.ts</w:t>
             </w:r>
           </w:p>
         </w:tc>
@@ -4962,7 +5487,7 @@
                 <w:rFonts w:ascii="Arial" w:hAnsi="Arial" w:eastAsia="Arial" w:cs="Tahoma"/>
                 <w:sz w:val="18"/>
               </w:rPr>
-              <w:t>src/types/sbpgi/lookup.ts</w:t>
+              <w:t>src/types/sgi/lookup.ts</w:t>
             </w:r>
           </w:p>
         </w:tc>
@@ -5002,7 +5527,7 @@
         <w:pageBreakBefore w:val="0"/>
       </w:pPr>
       <w:r>
-        <w:t>8.2 layout.tsx + route registry ของโมดูล SBPGI</w:t>
+        <w:t>8.2 layout.tsx + route registry ของโมดูล SGI</w:t>
       </w:r>
     </w:p>
     <w:p>
@@ -5017,7 +5542,7 @@
         </w:rPr>
         <w:t>'use client';</w:t>
         <w:br/>
-        <w:t>// src/app/(main)/sbpgi/layout.tsx — โครง layout ของโมดูล SBPGI</w:t>
+        <w:t>// src/app/(main)/sgi/layout.tsx — โครง layout ของโมดูล SGI</w:t>
         <w:br/>
         <w:t>// (main)/layout.tsx เดิมมี AppHeader / AppSider / LottieLoader / QueryClientProvider อยู่แล้ว</w:t>
         <w:br/>
@@ -5026,36 +5551,36 @@
         <w:br/>
         <w:t>import { ReactNode } from 'react';</w:t>
         <w:br/>
-        <w:t>import { useSbpgiLookupDocumentStatusesQuery } from '@/hooks/sbpgi/lookup.query';</w:t>
+        <w:t>import { useSgiLookupDocumentStatusesQuery } from '@/hooks/sgi/lookup.query';</w:t>
         <w:br/>
         <w:br/>
         <w:t>/** route registry ของโมดูล — ใช้ประกอบลิงก์ภายใน ส่วนเมนู/สิทธิ์ยังมาจาก GET /menus เท่านั้น */</w:t>
         <w:br/>
-        <w:t>export const SBPGI_ROUTES = {</w:t>
+        <w:t>export const SGI_ROUTES = {</w:t>
         <w:br/>
-        <w:t xml:space="preserve">  waiting: '/sbpgi/document/waiting',</w:t>
+        <w:t xml:space="preserve">  waiting: '/sgi/document/waiting',</w:t>
         <w:br/>
-        <w:t xml:space="preserve">  related: '/sbpgi/document/related',</w:t>
+        <w:t xml:space="preserve">  related: '/sgi/document/related',</w:t>
         <w:br/>
-        <w:t xml:space="preserve">  create: '/sbpgi/document/create',</w:t>
+        <w:t xml:space="preserve">  create: '/sgi/document/create',</w:t>
         <w:br/>
-        <w:t xml:space="preserve">  detail: (docNo: string) =&gt; `/sbpgi/document/${encodeURIComponent(docNo)}`,</w:t>
+        <w:t xml:space="preserve">  detail: (docNo: string) =&gt; `/sgi/document/${encodeURIComponent(docNo)}`,</w:t>
         <w:br/>
-        <w:t xml:space="preserve">  report: '/sbpgi/report/status-summary',</w:t>
+        <w:t xml:space="preserve">  report: '/sgi/report/status-summary',</w:t>
         <w:br/>
         <w:t>} as const;</w:t>
         <w:br/>
         <w:br/>
-        <w:t>export default function SbpgiLayout({ children }: { children: ReactNode }) {</w:t>
+        <w:t>export default function SgiLayout({ children }: { children: ReactNode }) {</w:t>
         <w:br/>
         <w:t xml:space="preserve">  // prefetch lookup ที่ทุกหน้าในโมดูลใช้ร่วมกัน (master -&gt; staleTime ยาว)</w:t>
         <w:br/>
-        <w:t xml:space="preserve">  useSbpgiLookupDocumentStatusesQuery();</w:t>
+        <w:t xml:space="preserve">  useSgiLookupDocumentStatusesQuery();</w:t>
         <w:br/>
         <w:br/>
         <w:t xml:space="preserve">  // TODO: ใส่ ErrorBoundary ของโมดูล และ empty state เมื่อ permission ยังโหลดไม่เสร็จ</w:t>
         <w:br/>
-        <w:t xml:space="preserve">  return &lt;div className="sbpgi-module"&gt;{children}&lt;/div&gt;;</w:t>
+        <w:t xml:space="preserve">  return &lt;div className="sgi-module"&gt;{children}&lt;/div&gt;;</w:t>
         <w:br/>
         <w:t>}</w:t>
       </w:r>
@@ -5068,7 +5593,7 @@
         <w:pageBreakBefore w:val="0"/>
       </w:pPr>
       <w:r>
-        <w:t>8.3 service — `src/services/sbpgi/lookup.service.ts`</w:t>
+        <w:t>8.3 service — `src/services/sgi/lookup.service.ts`</w:t>
       </w:r>
     </w:p>
     <w:p>
@@ -5082,7 +5607,7 @@
         <w:rPr>
           <w:rFonts w:ascii="Courier New" w:hAnsi="Courier New" w:eastAsia="Courier New" w:cs="Tahoma"/>
         </w:rPr>
-        <w:t>src/services/sbpgi/lookup.service.ts</w:t>
+        <w:t>src/services/sgi/lookup.service.ts</w:t>
       </w:r>
       <w:r>
         <w:t xml:space="preserve"> เป็น </w:t>
@@ -5091,7 +5616,7 @@
         <w:rPr>
           <w:b/>
         </w:rPr>
-        <w:t>ไฟล์ร่วมของโมดูล SBPGI</w:t>
+        <w:t>ไฟล์ร่วมของโมดูล SGI</w:t>
       </w:r>
       <w:r>
         <w:t xml:space="preserve"> (เอกสาร FE หลายฉบับที่ใช้ domain </w:t>
@@ -5125,7 +5650,7 @@
           <w:rFonts w:ascii="Courier New" w:hAnsi="Courier New" w:eastAsia="Courier New" w:cs="Tahoma"/>
           <w:sz w:val="16"/>
         </w:rPr>
-        <w:t>// src/services/sbpgi/lookup.service.ts</w:t>
+        <w:t>// src/services/sgi/lookup.service.ts</w:t>
         <w:br/>
         <w:t>// apiClient = axios instance กลาง (baseURL = bffUrl ซึ่งรวม /api/v1 แล้ว, withCredentials, refresh-token interceptor, global loading)</w:t>
         <w:br/>
@@ -5134,16 +5659,16 @@
         <w:br/>
         <w:t>import apiClient from '@/lib/apiClient';</w:t>
         <w:br/>
-        <w:t>import type { ApiResponse } from '@/types/sbpgi/common';</w:t>
+        <w:t>import type { ApiResponse } from '@/types/sgi/common';</w:t>
         <w:br/>
-        <w:t>import type * as T from '@/types/sbpgi/lookup';</w:t>
+        <w:t>import type * as T from '@/types/sgi/lookup';</w:t>
         <w:br/>
         <w:br/>
-        <w:t>/** GET /api/v1/sbpgi/lookup/document-statuses — โหลดสถานะเอกสารสำหรับ dropdown/badge */</w:t>
+        <w:t>/** GET /api/v1/sgi/lookup/document-statuses — โหลดสถานะเอกสารสำหรับ dropdown/badge */</w:t>
         <w:br/>
-        <w:t>export async function getSbpgiLookupDocumentStatuses(): Promise&lt;T.SbpgiLookupDocumentStatusesResponse&gt; {</w:t>
+        <w:t>export async function getSgiLookupDocumentStatuses(): Promise&lt;T.SgiLookupDocumentStatusesResponse&gt; {</w:t>
         <w:br/>
-        <w:t xml:space="preserve">  const { data } = await apiClient.get&lt;ApiResponse&lt;T.SbpgiLookupDocumentStatusesResponse&gt;&gt;('/sbpgi/lookup/document-statuses');</w:t>
+        <w:t xml:space="preserve">  const { data } = await apiClient.get&lt;ApiResponse&lt;T.SgiLookupDocumentStatusesResponse&gt;&gt;('/sgi/lookup/document-statuses');</w:t>
         <w:br/>
         <w:t xml:space="preserve">  return data.data;</w:t>
         <w:br/>
@@ -5161,7 +5686,7 @@
         <w:pageBreakBefore w:val="0"/>
       </w:pPr>
       <w:r>
-        <w:t>8.4 types — `src/types/sbpgi/lookup.ts`</w:t>
+        <w:t>8.4 types — `src/types/sgi/lookup.ts`</w:t>
       </w:r>
     </w:p>
     <w:p>
@@ -5175,7 +5700,7 @@
         <w:rPr>
           <w:rFonts w:ascii="Courier New" w:hAnsi="Courier New" w:eastAsia="Courier New" w:cs="Tahoma"/>
         </w:rPr>
-        <w:t>src/types/sbpgi/lookup.ts</w:t>
+        <w:t>src/types/sgi/lookup.ts</w:t>
       </w:r>
       <w:r>
         <w:t xml:space="preserve"> เป็น </w:t>
@@ -5184,7 +5709,7 @@
         <w:rPr>
           <w:b/>
         </w:rPr>
-        <w:t>ไฟล์ร่วมของโมดูล SBPGI</w:t>
+        <w:t>ไฟล์ร่วมของโมดูล SGI</w:t>
       </w:r>
       <w:r>
         <w:t xml:space="preserve"> (เอกสาร FE หลายฉบับที่ใช้ domain </w:t>
@@ -5218,14 +5743,14 @@
           <w:rFonts w:ascii="Courier New" w:hAnsi="Courier New" w:eastAsia="Courier New" w:cs="Tahoma"/>
           <w:sz w:val="16"/>
         </w:rPr>
-        <w:t>// src/types/sbpgi/lookup.ts — ตรงกับตาราง API ในเอกสารนี้</w:t>
+        <w:t>// src/types/sgi/lookup.ts — ตรงกับตาราง API ในเอกสารนี้</w:t>
         <w:br/>
         <w:t>// วันที่/เดือนเป็น ค.ศ. ทั้ง payload (ISO) และ display — ไม่แปลงเป็น พ.ศ. (มติ 2026-08-06)</w:t>
         <w:br/>
         <w:br/>
-        <w:t>/** GET /api/v1/sbpgi/lookup/document-statuses — 1 แถวในตาราง */</w:t>
+        <w:t>/** GET /api/v1/sgi/lookup/document-statuses — 1 แถวในตาราง */</w:t>
         <w:br/>
-        <w:t>export interface SbpgiLookupDocumentStatusesItem {</w:t>
+        <w:t>export interface SgiLookupDocumentStatusesItem {</w:t>
         <w:br/>
         <w:t xml:space="preserve">  code: string;</w:t>
         <w:br/>
@@ -5233,7 +5758,7 @@
         <w:br/>
         <w:t>}</w:t>
         <w:br/>
-        <w:t>export interface SbpgiLookupDocumentStatusesResponse { items: SbpgiLookupDocumentStatusesItem[]; }</w:t>
+        <w:t>export interface SgiLookupDocumentStatusesResponse { items: SgiLookupDocumentStatusesItem[]; }</w:t>
         <w:br/>
         <w:br/>
         <w:t>// TODO: ใส่ nullable / required ให้ตรงกับ contract ฉบับล่าสุดของ BE</w:t>
@@ -5247,7 +5772,7 @@
         <w:pageBreakBefore w:val="0"/>
       </w:pPr>
       <w:r>
-        <w:t>8.5 react-query keys + hooks — `src/hooks/sbpgi/lookup.query.ts`</w:t>
+        <w:t>8.5 react-query keys + hooks — `src/hooks/sgi/lookup.query.ts`</w:t>
       </w:r>
     </w:p>
     <w:p>
@@ -5261,7 +5786,7 @@
         <w:rPr>
           <w:rFonts w:ascii="Courier New" w:hAnsi="Courier New" w:eastAsia="Courier New" w:cs="Tahoma"/>
         </w:rPr>
-        <w:t>src/hooks/sbpgi/lookup.query.ts</w:t>
+        <w:t>src/hooks/sgi/lookup.query.ts</w:t>
       </w:r>
       <w:r>
         <w:t xml:space="preserve"> เป็น </w:t>
@@ -5270,7 +5795,7 @@
         <w:rPr>
           <w:b/>
         </w:rPr>
-        <w:t>ไฟล์ร่วมของโมดูล SBPGI</w:t>
+        <w:t>ไฟล์ร่วมของโมดูล SGI</w:t>
       </w:r>
       <w:r>
         <w:t xml:space="preserve"> (เอกสาร FE หลายฉบับที่ใช้ domain </w:t>
@@ -5304,31 +5829,31 @@
           <w:rFonts w:ascii="Courier New" w:hAnsi="Courier New" w:eastAsia="Courier New" w:cs="Tahoma"/>
           <w:sz w:val="16"/>
         </w:rPr>
-        <w:t>// src/hooks/sbpgi/lookup.query.ts</w:t>
+        <w:t>// src/hooks/sgi/lookup.query.ts</w:t>
         <w:br/>
         <w:t>import { useQuery } from '@tanstack/react-query';</w:t>
         <w:br/>
-        <w:t>import * as api from '@/services/sbpgi/lookup.service';</w:t>
+        <w:t>import * as api from '@/services/sgi/lookup.service';</w:t>
         <w:br/>
-        <w:t>import type * as T from '@/types/sbpgi/lookup';</w:t>
+        <w:t>import type * as T from '@/types/sgi/lookup';</w:t>
         <w:br/>
         <w:br/>
         <w:t>export const lookupKeys = {</w:t>
         <w:br/>
-        <w:t xml:space="preserve">  all: ['sbpgi', 'lookup'] as const,</w:t>
+        <w:t xml:space="preserve">  all: ['sgi', 'lookup'] as const,</w:t>
         <w:br/>
-        <w:t xml:space="preserve">  sbpgiLookupDocumentStatuses: () =&gt; [...lookupKeys.all, 'sbpgiLookupDocumentStatuses'] as const,</w:t>
+        <w:t xml:space="preserve">  sgiLookupDocumentStatuses: () =&gt; [...lookupKeys.all, 'sgiLookupDocumentStatuses'] as const,</w:t>
         <w:br/>
         <w:t>};</w:t>
         <w:br/>
         <w:br/>
-        <w:t>export function useSbpgiLookupDocumentStatusesQuery() {</w:t>
+        <w:t>export function useSgiLookupDocumentStatusesQuery() {</w:t>
         <w:br/>
         <w:t xml:space="preserve">  return useQuery({</w:t>
         <w:br/>
-        <w:t xml:space="preserve">    queryKey: lookupKeys.sbpgiLookupDocumentStatuses(),</w:t>
+        <w:t xml:space="preserve">    queryKey: lookupKeys.sgiLookupDocumentStatuses(),</w:t>
         <w:br/>
-        <w:t xml:space="preserve">    queryFn: () =&gt; api.getSbpgiLookupDocumentStatuses(),</w:t>
+        <w:t xml:space="preserve">    queryFn: () =&gt; api.getSgiLookupDocumentStatuses(),</w:t>
         <w:br/>
         <w:t xml:space="preserve">    staleTime: 30_000, // TODO: ปรับตามความถี่ของข้อมูลหน้านี้</w:t>
         <w:br/>
@@ -7055,7 +7580,7 @@
                 <w:rFonts w:ascii="Courier New" w:hAnsi="Courier New" w:eastAsia="Courier New" w:cs="Tahoma"/>
                 <w:sz w:val="18"/>
               </w:rPr>
-              <w:t>GET /api/v1/sbpgi/lookup/document-statuses</w:t>
+              <w:t>GET /api/v1/sgi/lookup/document-statuses</w:t>
             </w:r>
           </w:p>
         </w:tc>
